--- a/exe3/README.docx
+++ b/exe3/README.docx
@@ -1686,23 +1686,7 @@
           <w:rFonts w:ascii="Arial" w:hAnsi="Arial" w:cs="Arial"/>
           <w:color w:val="1F1F1F"/>
         </w:rPr>
-        <w:t>exe3/</w:t>
-      </w:r>
-      <w:proofErr w:type="gramStart"/>
-      <w:r>
-        <w:rPr>
-          <w:rFonts w:ascii="Arial" w:hAnsi="Arial" w:cs="Arial"/>
-          <w:color w:val="1F1F1F"/>
-        </w:rPr>
-        <w:t>clean-text</w:t>
-      </w:r>
-      <w:proofErr w:type="gramEnd"/>
-      <w:r>
-        <w:rPr>
-          <w:rFonts w:ascii="Arial" w:hAnsi="Arial" w:cs="Arial"/>
-          <w:color w:val="1F1F1F"/>
-        </w:rPr>
-        <w:t>/UK</w:t>
+        <w:t>exe3/clean-text/UK</w:t>
       </w:r>
       <w:r>
         <w:rPr>
@@ -1749,31 +1733,7 @@
           <w:rFonts w:ascii="Arial" w:hAnsi="Arial" w:cs="Arial"/>
           <w:color w:val="1F1F1F"/>
         </w:rPr>
-        <w:t>exe3/</w:t>
-      </w:r>
-      <w:proofErr w:type="gramStart"/>
-      <w:r>
-        <w:rPr>
-          <w:rFonts w:ascii="Arial" w:hAnsi="Arial" w:cs="Arial"/>
-          <w:color w:val="1F1F1F"/>
-        </w:rPr>
-        <w:t>clean-text</w:t>
-      </w:r>
-      <w:proofErr w:type="gramEnd"/>
-      <w:r>
-        <w:rPr>
-          <w:rFonts w:ascii="Arial" w:hAnsi="Arial" w:cs="Arial"/>
-          <w:color w:val="1F1F1F"/>
-        </w:rPr>
-        <w:t>/</w:t>
-      </w:r>
-      <w:proofErr w:type="gramStart"/>
-      <w:r>
-        <w:rPr>
-          <w:rFonts w:ascii="Arial" w:hAnsi="Arial" w:cs="Arial"/>
-          <w:color w:val="1F1F1F"/>
-        </w:rPr>
-        <w:t xml:space="preserve">US </w:t>
+        <w:t xml:space="preserve">exe3/clean-text/US </w:t>
       </w:r>
       <w:r>
         <w:rPr>
@@ -1789,16 +1749,7 @@
           <w:color w:val="1F1F1F"/>
           <w:rtl/>
         </w:rPr>
-        <w:t>מכילה</w:t>
-      </w:r>
-      <w:proofErr w:type="gramEnd"/>
-      <w:r>
-        <w:rPr>
-          <w:rFonts w:ascii="Arial" w:hAnsi="Arial" w:cs="Arial"/>
-          <w:color w:val="1F1F1F"/>
-          <w:rtl/>
-        </w:rPr>
-        <w:t xml:space="preserve"> את קבצי הנאומים האמריקאים ללא כותרות טכניות</w:t>
+        <w:t>מכילה את קבצי הנאומים האמריקאים ללא כותרות טכניות</w:t>
       </w:r>
       <w:r>
         <w:rPr>
@@ -1822,7 +1773,7 @@
           <w:rFonts w:eastAsia="Times New Roman"/>
         </w:rPr>
         <w:pict w14:anchorId="5CE92CDF">
-          <v:rect id="_x0000_i1316" style="width:415.3pt;height:4pt;mso-position-horizontal:absolute;mso-position-horizontal-relative:text;mso-position-vertical:absolute;mso-position-vertical-relative:text" o:hralign="center" o:hrstd="t" o:hrnoshade="t" o:hr="t" fillcolor="#adadad [2414]" stroked="f"/>
+          <v:rect id="_x0000_i1027" style="width:415.3pt;height:4pt;mso-position-horizontal:absolute;mso-position-horizontal-relative:text;mso-position-vertical:absolute;mso-position-vertical-relative:text" o:hralign="center" o:hrstd="t" o:hrnoshade="t" o:hr="t" fillcolor="#adadad [2414]" stroked="f"/>
         </w:pict>
       </w:r>
       <w:bookmarkEnd w:id="3"/>
@@ -1842,7 +1793,7 @@
         <w:spacing w:before="0" w:beforeAutospacing="0"/>
         <w:divId w:val="259458589"/>
         <w:rPr>
-          <w:rFonts w:asciiTheme="minorBidi" w:hAnsiTheme="minorBidi" w:cstheme="minorBidi" w:hint="cs"/>
+          <w:rFonts w:asciiTheme="minorBidi" w:hAnsiTheme="minorBidi" w:cstheme="minorBidi"/>
           <w:sz w:val="40"/>
           <w:szCs w:val="40"/>
           <w:rtl/>
@@ -1954,15 +1905,7 @@
           <w:rFonts w:ascii="Helvetica" w:eastAsia="Times New Roman" w:hAnsi="Helvetica" w:cs="Helvetica"/>
           <w:color w:val="333333"/>
         </w:rPr>
-        <w:t>Parent–</w:t>
-      </w:r>
-      <w:proofErr w:type="gramStart"/>
-      <w:r>
-        <w:rPr>
-          <w:rFonts w:ascii="Helvetica" w:eastAsia="Times New Roman" w:hAnsi="Helvetica" w:cs="Helvetica"/>
-          <w:color w:val="333333"/>
-        </w:rPr>
-        <w:t xml:space="preserve">Child </w:t>
+        <w:t xml:space="preserve">Parent–Child </w:t>
       </w:r>
       <w:r>
         <w:rPr>
@@ -1972,14 +1915,12 @@
         </w:rPr>
         <w:t xml:space="preserve"> .</w:t>
       </w:r>
-      <w:proofErr w:type="gramEnd"/>
     </w:p>
     <w:p>
       <w:pPr>
         <w:pStyle w:val="a4"/>
         <w:divId w:val="259458589"/>
         <w:rPr>
-          <w:rFonts w:hint="cs"/>
           <w:rtl/>
         </w:rPr>
       </w:pPr>
@@ -2014,7 +1955,7 @@
         <w:spacing w:before="0" w:beforeAutospacing="0" w:after="0" w:afterAutospacing="0" w:line="360" w:lineRule="auto"/>
         <w:divId w:val="259458589"/>
         <w:rPr>
-          <w:rFonts w:ascii="Arial" w:hAnsi="Arial" w:cs="Arial" w:hint="cs"/>
+          <w:rFonts w:ascii="Arial" w:hAnsi="Arial" w:cs="Arial"/>
           <w:color w:val="1F1F1F"/>
           <w:rtl/>
         </w:rPr>
@@ -2240,25 +2181,7 @@
           <w:color w:val="1F1F1F"/>
           <w:rtl/>
         </w:rPr>
-        <w:t xml:space="preserve">ת משפטים לתוך </w:t>
-      </w:r>
-      <w:proofErr w:type="spellStart"/>
-      <w:r>
-        <w:rPr>
-          <w:rFonts w:ascii="Arial" w:hAnsi="Arial" w:cs="Arial"/>
-          <w:color w:val="1F1F1F"/>
-          <w:rtl/>
-        </w:rPr>
-        <w:t>צ'אנק</w:t>
-      </w:r>
-      <w:proofErr w:type="spellEnd"/>
-      <w:r>
-        <w:rPr>
-          <w:rFonts w:ascii="Arial" w:hAnsi="Arial" w:cs="Arial"/>
-          <w:color w:val="1F1F1F"/>
-          <w:rtl/>
-        </w:rPr>
-        <w:t xml:space="preserve"> נוכחי כל עוד סך המילים לא עולה על המקסימום שהוגדר (660 מילים).</w:t>
+        <w:t>ת משפטים לתוך צ'אנק נוכחי כל עוד סך המילים לא עולה על המקסימום שהוגדר (660 מילים).</w:t>
       </w:r>
     </w:p>
     <w:p>
@@ -2391,25 +2314,7 @@
           <w:color w:val="1F1F1F"/>
           <w:rtl/>
         </w:rPr>
-        <w:t xml:space="preserve"> בודד. כדי למנוע אובדן מידע או לולאה אינסופית (במצב שבו גם </w:t>
-      </w:r>
-      <w:proofErr w:type="spellStart"/>
-      <w:r>
-        <w:rPr>
-          <w:rFonts w:ascii="Arial" w:hAnsi="Arial" w:cs="Arial"/>
-          <w:color w:val="1F1F1F"/>
-          <w:rtl/>
-        </w:rPr>
-        <w:t>צ'אנק</w:t>
-      </w:r>
-      <w:proofErr w:type="spellEnd"/>
-      <w:r>
-        <w:rPr>
-          <w:rFonts w:ascii="Arial" w:hAnsi="Arial" w:cs="Arial"/>
-          <w:color w:val="1F1F1F"/>
-          <w:rtl/>
-        </w:rPr>
-        <w:t xml:space="preserve"> ריק לא יכול להכיל את המשפט), הוטמע מנגנון גיבוי:</w:t>
+        <w:t xml:space="preserve"> בודד. כדי למנוע אובדן מידע או לולאה אינסופית (במצב שבו גם צ'אנק ריק לא יכול להכיל את המשפט), הוטמע מנגנון גיבוי:</w:t>
       </w:r>
     </w:p>
     <w:p>
@@ -2571,25 +2476,7 @@
           <w:color w:val="1F1F1F"/>
           <w:rtl/>
         </w:rPr>
-        <w:t xml:space="preserve"> המכילה קבצי טקסט עבור כל </w:t>
-      </w:r>
-      <w:proofErr w:type="spellStart"/>
-      <w:r>
-        <w:rPr>
-          <w:rFonts w:ascii="Arial" w:hAnsi="Arial" w:cs="Arial"/>
-          <w:color w:val="1F1F1F"/>
-          <w:rtl/>
-        </w:rPr>
-        <w:t>צ'אנק</w:t>
-      </w:r>
-      <w:proofErr w:type="spellEnd"/>
-      <w:r>
-        <w:rPr>
-          <w:rFonts w:ascii="Arial" w:hAnsi="Arial" w:cs="Arial"/>
-          <w:color w:val="1F1F1F"/>
-          <w:rtl/>
-        </w:rPr>
-        <w:t xml:space="preserve">, וקובץ אינדקס </w:t>
+        <w:t xml:space="preserve"> המכילה קבצי טקסט עבור כל צ'אנק, וקובץ אינדקס </w:t>
       </w:r>
       <w:proofErr w:type="spellStart"/>
       <w:r>
@@ -2647,7 +2534,7 @@
           <w:color w:val="333333"/>
         </w:rPr>
         <w:pict w14:anchorId="08FB7DCC">
-          <v:rect id="_x0000_i1318" style="width:415.3pt;height:1pt;mso-position-horizontal:absolute;mso-position-horizontal-relative:text;mso-position-vertical:absolute;mso-position-vertical-relative:text" o:hralign="center" o:hrstd="t" o:hrnoshade="t" o:hr="t" fillcolor="#d0d0d0 [2894]" stroked="f"/>
+          <v:rect id="_x0000_i1028" style="width:415.3pt;height:1pt;mso-position-horizontal:absolute;mso-position-horizontal-relative:text;mso-position-vertical:absolute;mso-position-vertical-relative:text" o:hralign="center" o:hrstd="t" o:hrnoshade="t" o:hr="t" fillcolor="#d0d0d0 [2894]" stroked="f"/>
         </w:pict>
       </w:r>
     </w:p>
@@ -2838,7 +2725,7 @@
         <w:spacing w:before="0" w:beforeAutospacing="0" w:after="0" w:afterAutospacing="0" w:line="360" w:lineRule="auto"/>
         <w:divId w:val="259458589"/>
         <w:rPr>
-          <w:rFonts w:ascii="Arial" w:hAnsi="Arial" w:cs="Arial" w:hint="cs"/>
+          <w:rFonts w:ascii="Arial" w:hAnsi="Arial" w:cs="Arial"/>
           <w:color w:val="1F1F1F"/>
           <w:rtl/>
         </w:rPr>
@@ -3039,25 +2926,7 @@
           <w:color w:val="1F1F1F"/>
           <w:rtl/>
         </w:rPr>
-        <w:t xml:space="preserve"> הקוד עובר על כל </w:t>
-      </w:r>
-      <w:proofErr w:type="spellStart"/>
-      <w:r>
-        <w:rPr>
-          <w:rFonts w:ascii="Arial" w:hAnsi="Arial" w:cs="Arial"/>
-          <w:color w:val="1F1F1F"/>
-          <w:rtl/>
-        </w:rPr>
-        <w:t>צ'אנק</w:t>
-      </w:r>
-      <w:proofErr w:type="spellEnd"/>
-      <w:r>
-        <w:rPr>
-          <w:rFonts w:ascii="Arial" w:hAnsi="Arial" w:cs="Arial"/>
-          <w:color w:val="1F1F1F"/>
-          <w:rtl/>
-        </w:rPr>
-        <w:t xml:space="preserve"> "אבא" ומחלק אותו </w:t>
+        <w:t xml:space="preserve"> הקוד עובר על כל צ'אנק "אבא" ומחלק אותו </w:t>
       </w:r>
       <w:proofErr w:type="spellStart"/>
       <w:r>
@@ -3111,25 +2980,7 @@
           <w:color w:val="1F1F1F"/>
           <w:rtl/>
         </w:rPr>
-        <w:t xml:space="preserve"> כל </w:t>
-      </w:r>
-      <w:proofErr w:type="spellStart"/>
-      <w:r>
-        <w:rPr>
-          <w:rFonts w:ascii="Arial" w:hAnsi="Arial" w:cs="Arial"/>
-          <w:color w:val="1F1F1F"/>
-          <w:rtl/>
-        </w:rPr>
-        <w:t>צ'אנק</w:t>
-      </w:r>
-      <w:proofErr w:type="spellEnd"/>
-      <w:r>
-        <w:rPr>
-          <w:rFonts w:ascii="Arial" w:hAnsi="Arial" w:cs="Arial"/>
-          <w:color w:val="1F1F1F"/>
-          <w:rtl/>
-        </w:rPr>
-        <w:t xml:space="preserve"> "ילד" נשמר עם מצביע לטקסט המלא של ה"אבא" ממנו הוא נגזר. המערכת שומרת את הילדים כקבצים פיזיים לצורך יצירת ה-</w:t>
+        <w:t xml:space="preserve"> כל צ'אנק "ילד" נשמר עם מצביע לטקסט המלא של ה"אבא" ממנו הוא נגזר. המערכת שומרת את הילדים כקבצים פיזיים לצורך יצירת ה-</w:t>
       </w:r>
       <w:r>
         <w:rPr>
@@ -3329,7 +3180,7 @@
         <w:spacing w:after="120"/>
         <w:divId w:val="259458589"/>
         <w:rPr>
-          <w:rFonts w:ascii="Arial" w:hAnsi="Arial" w:cs="Arial" w:hint="cs"/>
+          <w:rFonts w:ascii="Arial" w:hAnsi="Arial" w:cs="Arial"/>
           <w:color w:val="1F1F1F"/>
         </w:rPr>
       </w:pPr>
@@ -3338,7 +3189,7 @@
           <w:rFonts w:eastAsia="Times New Roman"/>
         </w:rPr>
         <w:pict w14:anchorId="65BC0AB0">
-          <v:rect id="_x0000_i1320" style="width:415.3pt;height:4pt;mso-position-horizontal:absolute;mso-position-horizontal-relative:text;mso-position-vertical:absolute;mso-position-vertical-relative:text" o:hralign="center" o:hrstd="t" o:hrnoshade="t" o:hr="t" fillcolor="#adadad [2414]" stroked="f"/>
+          <v:rect id="_x0000_i1029" style="width:415.3pt;height:4pt;mso-position-horizontal:absolute;mso-position-horizontal-relative:text;mso-position-vertical:absolute;mso-position-vertical-relative:text" o:hralign="center" o:hrstd="t" o:hrnoshade="t" o:hr="t" fillcolor="#adadad [2414]" stroked="f"/>
         </w:pict>
       </w:r>
     </w:p>
@@ -3388,7 +3239,6 @@
           <w:rFonts w:asciiTheme="minorBidi" w:eastAsia="Times New Roman" w:hAnsiTheme="minorBidi" w:cstheme="minorBidi"/>
           <w:sz w:val="40"/>
           <w:szCs w:val="40"/>
-          <w:rtl/>
         </w:rPr>
       </w:pPr>
       <w:r>
@@ -3401,15 +3251,15 @@
         <w:lastRenderedPageBreak/>
         <w:t xml:space="preserve">שלב 3 – </w:t>
       </w:r>
+      <w:bookmarkEnd w:id="7"/>
       <w:r>
         <w:rPr>
           <w:rFonts w:asciiTheme="minorBidi" w:eastAsia="Times New Roman" w:hAnsiTheme="minorBidi" w:cstheme="minorBidi"/>
           <w:sz w:val="40"/>
           <w:szCs w:val="40"/>
         </w:rPr>
-        <w:t>Clustering - Unsupervised Learning</w:t>
-      </w:r>
-      <w:bookmarkEnd w:id="7"/>
+        <w:t>Embedding</w:t>
+      </w:r>
     </w:p>
     <w:p>
       <w:pPr>
@@ -3439,18 +3289,76 @@
         <w:spacing w:line="360" w:lineRule="auto"/>
         <w:divId w:val="259458589"/>
         <w:rPr>
+          <w:rFonts w:ascii="Helvetica" w:eastAsia="Times New Roman" w:hAnsi="Helvetica" w:cs="Helvetica" w:hint="cs"/>
+          <w:color w:val="333333"/>
+          <w:rtl/>
+        </w:rPr>
+      </w:pPr>
+      <w:r>
+        <w:rPr>
+          <w:rFonts w:ascii="Helvetica" w:eastAsia="Times New Roman" w:hAnsi="Helvetica" w:cs="Helvetica" w:hint="cs"/>
+          <w:color w:val="333333"/>
+          <w:rtl/>
+        </w:rPr>
+        <w:t xml:space="preserve">המרת </w:t>
+      </w:r>
+      <w:proofErr w:type="spellStart"/>
+      <w:r>
+        <w:rPr>
+          <w:rFonts w:ascii="Helvetica" w:eastAsia="Times New Roman" w:hAnsi="Helvetica" w:cs="Helvetica" w:hint="cs"/>
+          <w:color w:val="333333"/>
+          <w:rtl/>
+        </w:rPr>
+        <w:t>הצ'אנקים</w:t>
+      </w:r>
+      <w:proofErr w:type="spellEnd"/>
+      <w:r>
+        <w:rPr>
+          <w:rFonts w:ascii="Helvetica" w:eastAsia="Times New Roman" w:hAnsi="Helvetica" w:cs="Helvetica" w:hint="cs"/>
+          <w:color w:val="333333"/>
+          <w:rtl/>
+        </w:rPr>
+        <w:t xml:space="preserve"> לייצוגים </w:t>
+      </w:r>
+      <w:proofErr w:type="spellStart"/>
+      <w:r>
+        <w:rPr>
+          <w:rFonts w:ascii="Helvetica" w:eastAsia="Times New Roman" w:hAnsi="Helvetica" w:cs="Helvetica" w:hint="cs"/>
+          <w:color w:val="333333"/>
+          <w:rtl/>
+        </w:rPr>
+        <w:t>וקטוריים</w:t>
+      </w:r>
+      <w:proofErr w:type="spellEnd"/>
+      <w:r>
+        <w:rPr>
+          <w:rFonts w:ascii="Helvetica" w:eastAsia="Times New Roman" w:hAnsi="Helvetica" w:cs="Helvetica" w:hint="cs"/>
+          <w:color w:val="333333"/>
+          <w:rtl/>
+        </w:rPr>
+        <w:t xml:space="preserve"> ב2 שיטות: </w:t>
+      </w:r>
+      <w:r>
+        <w:rPr>
           <w:rFonts w:ascii="Helvetica" w:eastAsia="Times New Roman" w:hAnsi="Helvetica" w:cs="Helvetica"/>
           <w:color w:val="333333"/>
-          <w:rtl/>
-        </w:rPr>
-      </w:pPr>
+        </w:rPr>
+        <w:t>bm25</w:t>
+      </w:r>
+      <w:r>
+        <w:rPr>
+          <w:rFonts w:ascii="Helvetica" w:eastAsia="Times New Roman" w:hAnsi="Helvetica" w:cs="Helvetica" w:hint="cs"/>
+          <w:color w:val="333333"/>
+          <w:rtl/>
+        </w:rPr>
+        <w:t xml:space="preserve"> ומודל </w:t>
+      </w:r>
       <w:r>
         <w:rPr>
           <w:rFonts w:ascii="Helvetica" w:eastAsia="Times New Roman" w:hAnsi="Helvetica" w:cs="Helvetica"/>
           <w:color w:val="333333"/>
-          <w:rtl/>
-        </w:rPr>
-        <w:t>לבצע חלוקה של המסמכים לאשכולות באופן לא מפוקח</w:t>
+        </w:rPr>
+        <w:t>sentence transformer</w:t>
       </w:r>
       <w:r>
         <w:rPr>
@@ -3458,77 +3366,30 @@
           <w:color w:val="333333"/>
           <w:rtl/>
         </w:rPr>
-        <w:t>,</w:t>
-      </w:r>
-      <w:r>
-        <w:rPr>
-          <w:rFonts w:ascii="Helvetica" w:eastAsia="Times New Roman" w:hAnsi="Helvetica" w:cs="Helvetica"/>
-          <w:color w:val="333333"/>
-          <w:rtl/>
-        </w:rPr>
-        <w:t xml:space="preserve"> כלומר מבלי לחשוף למודל את התוויות האמיתיות (</w:t>
-      </w:r>
-      <w:r>
-        <w:rPr>
-          <w:rFonts w:ascii="Helvetica" w:eastAsia="Times New Roman" w:hAnsi="Helvetica" w:cs="Helvetica"/>
-          <w:color w:val="333333"/>
-        </w:rPr>
-        <w:t>UK/US</w:t>
-      </w:r>
-      <w:r>
-        <w:rPr>
-          <w:rFonts w:ascii="Helvetica" w:eastAsia="Times New Roman" w:hAnsi="Helvetica" w:cs="Helvetica"/>
-          <w:color w:val="333333"/>
-          <w:rtl/>
-        </w:rPr>
-        <w:t>)</w:t>
-      </w:r>
-      <w:r>
-        <w:rPr>
-          <w:rFonts w:ascii="Helvetica" w:eastAsia="Times New Roman" w:hAnsi="Helvetica" w:cs="Helvetica" w:hint="cs"/>
-          <w:color w:val="333333"/>
-          <w:rtl/>
-        </w:rPr>
-        <w:t xml:space="preserve"> כדי</w:t>
-      </w:r>
-      <w:r>
-        <w:rPr>
-          <w:rFonts w:ascii="Helvetica" w:eastAsia="Times New Roman" w:hAnsi="Helvetica" w:cs="Helvetica"/>
-          <w:color w:val="333333"/>
-          <w:rtl/>
-        </w:rPr>
-        <w:t xml:space="preserve"> לבחון האם האלגוריתמים מסוגלים לזהות באופן עצמאי את ההפרדה בין שני הפרלמנטים</w:t>
-      </w:r>
-      <w:r>
-        <w:rPr>
-          <w:rFonts w:ascii="Helvetica" w:eastAsia="Times New Roman" w:hAnsi="Helvetica" w:cs="Helvetica" w:hint="cs"/>
-          <w:color w:val="333333"/>
-          <w:rtl/>
-        </w:rPr>
-        <w:t xml:space="preserve"> </w:t>
-      </w:r>
-      <w:r>
-        <w:rPr>
-          <w:rFonts w:ascii="Helvetica" w:eastAsia="Times New Roman" w:hAnsi="Helvetica" w:cs="Helvetica"/>
-          <w:color w:val="333333"/>
-          <w:rtl/>
-        </w:rPr>
-        <w:t>בהתבסס על וקטורי ה-</w:t>
-      </w:r>
-      <w:r>
-        <w:rPr>
-          <w:rFonts w:ascii="Helvetica" w:eastAsia="Times New Roman" w:hAnsi="Helvetica" w:cs="Helvetica"/>
-          <w:color w:val="333333"/>
-        </w:rPr>
-        <w:t>TF-IDF (BM25)</w:t>
-      </w:r>
-      <w:r>
-        <w:rPr>
-          <w:rFonts w:ascii="Helvetica" w:eastAsia="Times New Roman" w:hAnsi="Helvetica" w:cs="Helvetica"/>
-          <w:color w:val="333333"/>
-          <w:rtl/>
-        </w:rPr>
-        <w:t xml:space="preserve"> שבנינו.</w:t>
+        <w:t>.</w:t>
+      </w:r>
+    </w:p>
+    <w:p>
+      <w:pPr>
+        <w:pStyle w:val="a4"/>
+        <w:divId w:val="259458589"/>
+        <w:rPr>
+          <w:rFonts w:eastAsia="Times New Roman"/>
+          <w:rtl/>
+        </w:rPr>
+      </w:pPr>
+      <w:r>
+        <w:rPr>
+          <w:rFonts w:eastAsia="Times New Roman"/>
+          <w:rtl/>
+        </w:rPr>
+        <w:t xml:space="preserve">שלב 3.1 – ייצוג באמצעות </w:t>
+      </w:r>
+      <w:r>
+        <w:rPr>
+          <w:rFonts w:eastAsia="Times New Roman"/>
+        </w:rPr>
+        <w:t>BM25</w:t>
       </w:r>
     </w:p>
     <w:p>
@@ -3539,9 +3400,19 @@
         <w:rPr>
           <w:rFonts w:ascii="Helvetica" w:eastAsia="Times New Roman" w:hAnsi="Helvetica" w:cs="Helvetica"/>
           <w:color w:val="333333"/>
-          <w:rtl/>
-        </w:rPr>
-      </w:pPr>
+          <w:u w:val="single"/>
+          <w:rtl/>
+        </w:rPr>
+      </w:pPr>
+      <w:r>
+        <w:rPr>
+          <w:rFonts w:ascii="Helvetica" w:eastAsia="Times New Roman" w:hAnsi="Helvetica" w:cs="Helvetica"/>
+          <w:color w:val="333333"/>
+          <w:u w:val="single"/>
+          <w:rtl/>
+        </w:rPr>
+        <w:t>ביצוע</w:t>
+      </w:r>
     </w:p>
     <w:p>
       <w:pPr>
@@ -3560,474 +3431,43 @@
           <w:color w:val="333333"/>
           <w:rtl/>
         </w:rPr>
-        <w:t>שיטת הערכה והדמיה:</w:t>
+        <w:t>נכתב סקריפט (</w:t>
+      </w:r>
+      <w:r>
+        <w:rPr>
+          <w:rStyle w:val="a9"/>
+        </w:rPr>
+        <w:t>stage2a_bm25.py</w:t>
+      </w:r>
+      <w:r>
+        <w:rPr>
+          <w:rFonts w:ascii="Helvetica" w:eastAsia="Times New Roman" w:hAnsi="Helvetica" w:cs="Helvetica"/>
+          <w:color w:val="333333"/>
+          <w:rtl/>
+        </w:rPr>
+        <w:t xml:space="preserve">) לחישוב מדד </w:t>
+      </w:r>
+      <w:r>
+        <w:rPr>
+          <w:rFonts w:ascii="Helvetica" w:eastAsia="Times New Roman" w:hAnsi="Helvetica" w:cs="Helvetica"/>
+          <w:color w:val="333333"/>
+        </w:rPr>
+        <w:t>BM25</w:t>
+      </w:r>
+      <w:r>
+        <w:rPr>
+          <w:rFonts w:ascii="Helvetica" w:eastAsia="Times New Roman" w:hAnsi="Helvetica" w:cs="Helvetica"/>
+          <w:color w:val="333333"/>
+          <w:rtl/>
+        </w:rPr>
+        <w:t xml:space="preserve"> באופן וקטורי יעיל:</w:t>
       </w:r>
     </w:p>
     <w:p>
       <w:pPr>
-        <w:bidi/>
-        <w:spacing w:line="360" w:lineRule="auto"/>
-        <w:divId w:val="259458589"/>
-        <w:rPr>
-          <w:rFonts w:ascii="Helvetica" w:eastAsia="Times New Roman" w:hAnsi="Helvetica" w:cs="Helvetica"/>
-          <w:color w:val="333333"/>
-          <w:rtl/>
-        </w:rPr>
-      </w:pPr>
-      <w:r>
-        <w:rPr>
-          <w:rFonts w:ascii="Helvetica" w:eastAsia="Times New Roman" w:hAnsi="Helvetica" w:cs="Helvetica"/>
-          <w:color w:val="333333"/>
-          <w:rtl/>
-        </w:rPr>
-        <w:t>מכיוון שמדובר בלמידה לא מפוקחת, האלגוריתמים מעניקים למסמכים תוויות שרירותיות (למשל: אשכול 0, אשכול 1) שאינן תואמות בהכרח ל-0 ו-1 של התיוג המקורי.</w:t>
-      </w:r>
-    </w:p>
-    <w:p>
-      <w:pPr>
-        <w:bidi/>
-        <w:spacing w:line="360" w:lineRule="auto"/>
-        <w:divId w:val="259458589"/>
-        <w:rPr>
-          <w:rFonts w:ascii="Helvetica" w:eastAsia="Times New Roman" w:hAnsi="Helvetica" w:cs="Helvetica"/>
-          <w:color w:val="333333"/>
-          <w:rtl/>
-        </w:rPr>
-      </w:pPr>
-      <w:r>
-        <w:rPr>
-          <w:rFonts w:ascii="Helvetica" w:eastAsia="Times New Roman" w:hAnsi="Helvetica" w:cs="Helvetica"/>
-          <w:color w:val="333333"/>
-          <w:rtl/>
-        </w:rPr>
-        <w:t>כדי להעריך את הביצועים (</w:t>
-      </w:r>
-      <w:r>
-        <w:rPr>
-          <w:rFonts w:ascii="Helvetica" w:eastAsia="Times New Roman" w:hAnsi="Helvetica" w:cs="Helvetica"/>
-          <w:color w:val="333333"/>
-        </w:rPr>
-        <w:t>Accuracy, Precision, Recall, F1</w:t>
-      </w:r>
-      <w:r>
-        <w:rPr>
-          <w:rFonts w:ascii="Helvetica" w:eastAsia="Times New Roman" w:hAnsi="Helvetica" w:cs="Helvetica"/>
-          <w:color w:val="333333"/>
-          <w:rtl/>
-        </w:rPr>
-        <w:t>), ביצענו מיפוי (</w:t>
-      </w:r>
-      <w:r>
-        <w:rPr>
-          <w:rFonts w:ascii="Helvetica" w:eastAsia="Times New Roman" w:hAnsi="Helvetica" w:cs="Helvetica"/>
-          <w:color w:val="333333"/>
-        </w:rPr>
-        <w:t>Mapping</w:t>
-      </w:r>
-      <w:r>
-        <w:rPr>
-          <w:rFonts w:ascii="Helvetica" w:eastAsia="Times New Roman" w:hAnsi="Helvetica" w:cs="Helvetica"/>
-          <w:color w:val="333333"/>
-          <w:rtl/>
-        </w:rPr>
-        <w:t>): עבור כל אשכול שנוצר, בדקנו מהו הרוב השולט בו (</w:t>
-      </w:r>
-      <w:r>
-        <w:rPr>
-          <w:rFonts w:ascii="Helvetica" w:eastAsia="Times New Roman" w:hAnsi="Helvetica" w:cs="Helvetica"/>
-          <w:color w:val="333333"/>
-        </w:rPr>
-        <w:t>UK</w:t>
-      </w:r>
-      <w:r>
-        <w:rPr>
-          <w:rFonts w:ascii="Helvetica" w:eastAsia="Times New Roman" w:hAnsi="Helvetica" w:cs="Helvetica"/>
-          <w:color w:val="333333"/>
-          <w:rtl/>
-        </w:rPr>
-        <w:t xml:space="preserve"> או </w:t>
-      </w:r>
-      <w:r>
-        <w:rPr>
-          <w:rFonts w:ascii="Helvetica" w:eastAsia="Times New Roman" w:hAnsi="Helvetica" w:cs="Helvetica"/>
-          <w:color w:val="333333"/>
-        </w:rPr>
-        <w:t>US</w:t>
-      </w:r>
-      <w:r>
-        <w:rPr>
-          <w:rFonts w:ascii="Helvetica" w:eastAsia="Times New Roman" w:hAnsi="Helvetica" w:cs="Helvetica"/>
-          <w:color w:val="333333"/>
-          <w:rtl/>
-        </w:rPr>
-        <w:t>) ותייגנו את כל האשכול בהתאם.</w:t>
-      </w:r>
-    </w:p>
-    <w:p>
-      <w:pPr>
-        <w:bidi/>
-        <w:spacing w:line="360" w:lineRule="auto"/>
-        <w:divId w:val="259458589"/>
-        <w:rPr>
-          <w:rFonts w:ascii="Helvetica" w:eastAsia="Times New Roman" w:hAnsi="Helvetica" w:cs="Helvetica"/>
-          <w:color w:val="333333"/>
-          <w:rtl/>
-        </w:rPr>
-      </w:pPr>
-      <w:r>
-        <w:rPr>
-          <w:rFonts w:ascii="Helvetica" w:eastAsia="Times New Roman" w:hAnsi="Helvetica" w:cs="Helvetica"/>
-          <w:color w:val="333333"/>
-          <w:rtl/>
-        </w:rPr>
-        <w:t>לצורך ויזואליזציה, השתמשנו ב-</w:t>
-      </w:r>
-      <w:r>
-        <w:rPr>
-          <w:rFonts w:ascii="Helvetica" w:eastAsia="Times New Roman" w:hAnsi="Helvetica" w:cs="Helvetica"/>
-          <w:color w:val="333333"/>
-        </w:rPr>
-        <w:t xml:space="preserve">UMAP </w:t>
-      </w:r>
-      <w:r>
-        <w:rPr>
-          <w:rFonts w:ascii="Helvetica" w:eastAsia="Times New Roman" w:hAnsi="Helvetica" w:cs="Helvetica"/>
-          <w:color w:val="333333"/>
-          <w:sz w:val="20"/>
-          <w:szCs w:val="20"/>
-        </w:rPr>
-        <w:t>(Uniform Manifold Approximation and Projection)</w:t>
-      </w:r>
-      <w:r>
-        <w:rPr>
-          <w:rFonts w:ascii="Helvetica" w:eastAsia="Times New Roman" w:hAnsi="Helvetica" w:cs="Helvetica"/>
-          <w:color w:val="333333"/>
-          <w:rtl/>
-        </w:rPr>
-        <w:t xml:space="preserve">. נבחרה שיטה זו על פני </w:t>
-      </w:r>
-      <w:r>
-        <w:rPr>
-          <w:rFonts w:ascii="Helvetica" w:eastAsia="Times New Roman" w:hAnsi="Helvetica" w:cs="Helvetica"/>
-          <w:color w:val="333333"/>
-        </w:rPr>
-        <w:t>t-SNE</w:t>
-      </w:r>
-      <w:r>
-        <w:rPr>
-          <w:rFonts w:ascii="Helvetica" w:eastAsia="Times New Roman" w:hAnsi="Helvetica" w:cs="Helvetica"/>
-          <w:color w:val="333333"/>
-          <w:rtl/>
-        </w:rPr>
-        <w:t xml:space="preserve"> או </w:t>
-      </w:r>
-      <w:r>
-        <w:rPr>
-          <w:rFonts w:ascii="Helvetica" w:eastAsia="Times New Roman" w:hAnsi="Helvetica" w:cs="Helvetica"/>
-          <w:color w:val="333333"/>
-        </w:rPr>
-        <w:t>PCA</w:t>
-      </w:r>
-      <w:r>
-        <w:rPr>
-          <w:rFonts w:ascii="Helvetica" w:eastAsia="Times New Roman" w:hAnsi="Helvetica" w:cs="Helvetica"/>
-          <w:color w:val="333333"/>
-          <w:rtl/>
-        </w:rPr>
-        <w:t xml:space="preserve"> מכיוון ש-</w:t>
-      </w:r>
-      <w:r>
-        <w:rPr>
-          <w:rFonts w:ascii="Helvetica" w:eastAsia="Times New Roman" w:hAnsi="Helvetica" w:cs="Helvetica"/>
-          <w:color w:val="333333"/>
-        </w:rPr>
-        <w:t>UMAP</w:t>
-      </w:r>
-      <w:r>
-        <w:rPr>
-          <w:rFonts w:ascii="Helvetica" w:eastAsia="Times New Roman" w:hAnsi="Helvetica" w:cs="Helvetica"/>
-          <w:color w:val="333333"/>
-          <w:rtl/>
-        </w:rPr>
-        <w:t xml:space="preserve"> מצליח לשמר טוב יותר את המבנה הגלובלי של הנתונים תוך כדי הפרדה ברורה של קבוצות מקומיות, והוא יעיל חישובית עבור כמות גדולה של מסמכים </w:t>
-      </w:r>
-      <w:proofErr w:type="spellStart"/>
-      <w:r>
-        <w:rPr>
-          <w:rFonts w:ascii="Helvetica" w:eastAsia="Times New Roman" w:hAnsi="Helvetica" w:cs="Helvetica"/>
-          <w:color w:val="333333"/>
-          <w:rtl/>
-        </w:rPr>
-        <w:t>ומימדים</w:t>
-      </w:r>
-      <w:proofErr w:type="spellEnd"/>
-      <w:r>
-        <w:rPr>
-          <w:rFonts w:ascii="Helvetica" w:eastAsia="Times New Roman" w:hAnsi="Helvetica" w:cs="Helvetica"/>
-          <w:color w:val="333333"/>
-          <w:rtl/>
-        </w:rPr>
-        <w:t>.</w:t>
-      </w:r>
-    </w:p>
-    <w:p>
-      <w:pPr>
-        <w:bidi/>
-        <w:spacing w:line="360" w:lineRule="auto"/>
-        <w:divId w:val="259458589"/>
-        <w:rPr>
-          <w:rFonts w:ascii="Helvetica" w:eastAsia="Times New Roman" w:hAnsi="Helvetica" w:cs="Helvetica"/>
-          <w:color w:val="333333"/>
-          <w:rtl/>
-        </w:rPr>
-      </w:pPr>
-      <w:r>
-        <w:rPr>
-          <w:rFonts w:ascii="Helvetica" w:eastAsia="Times New Roman" w:hAnsi="Helvetica" w:cs="Helvetica"/>
-          <w:color w:val="333333"/>
-        </w:rPr>
-        <w:pict w14:anchorId="29A1111B">
-          <v:rect id="_x0000_i1029" style="width:415.3pt;height:1pt;mso-position-horizontal:absolute;mso-position-horizontal-relative:text;mso-position-vertical:absolute;mso-position-vertical-relative:text" o:hralign="center" o:hrstd="t" o:hrnoshade="t" o:hr="t" fillcolor="#d0d0d0 [2894]" stroked="f"/>
-        </w:pict>
-      </w:r>
-    </w:p>
-    <w:p>
-      <w:pPr>
-        <w:rPr>
-          <w:rFonts w:asciiTheme="minorBidi" w:eastAsia="Times New Roman" w:hAnsiTheme="minorBidi" w:cstheme="minorBidi"/>
-          <w:b/>
-          <w:bCs/>
-          <w:sz w:val="32"/>
-          <w:szCs w:val="32"/>
-          <w:bdr w:val="none" w:sz="0" w:space="0" w:color="auto" w:frame="1"/>
-          <w:rtl/>
-        </w:rPr>
-      </w:pPr>
-      <w:r>
-        <w:rPr>
-          <w:rFonts w:eastAsia="Times New Roman"/>
-          <w:rtl/>
-        </w:rPr>
-        <w:br w:type="page"/>
-      </w:r>
-    </w:p>
-    <w:p>
-      <w:pPr>
-        <w:pStyle w:val="a4"/>
-        <w:divId w:val="259458589"/>
-        <w:rPr>
-          <w:rFonts w:eastAsia="Times New Roman"/>
-          <w:rtl/>
-        </w:rPr>
-      </w:pPr>
-      <w:bookmarkStart w:id="8" w:name="_Toc216115244"/>
-      <w:r>
-        <w:rPr>
-          <w:rFonts w:eastAsia="Times New Roman"/>
-          <w:rtl/>
-        </w:rPr>
-        <w:lastRenderedPageBreak/>
-        <w:t xml:space="preserve">שלב 3.1 – </w:t>
-      </w:r>
-      <w:r>
-        <w:rPr>
-          <w:rFonts w:eastAsia="Times New Roman"/>
-        </w:rPr>
-        <w:t>K-Means</w:t>
-      </w:r>
-      <w:bookmarkEnd w:id="8"/>
-    </w:p>
-    <w:p>
-      <w:pPr>
-        <w:bidi/>
-        <w:spacing w:line="360" w:lineRule="auto"/>
-        <w:divId w:val="259458589"/>
-        <w:rPr>
-          <w:rFonts w:ascii="Helvetica" w:eastAsia="Times New Roman" w:hAnsi="Helvetica" w:cs="Helvetica"/>
-          <w:color w:val="333333"/>
-          <w:u w:val="single"/>
-          <w:rtl/>
-        </w:rPr>
-      </w:pPr>
-      <w:r>
-        <w:rPr>
-          <w:rFonts w:ascii="Helvetica" w:eastAsia="Times New Roman" w:hAnsi="Helvetica" w:cs="Helvetica"/>
-          <w:color w:val="333333"/>
-          <w:u w:val="single"/>
-          <w:rtl/>
-        </w:rPr>
-        <w:t>ביצוע</w:t>
-      </w:r>
-    </w:p>
-    <w:p>
-      <w:pPr>
-        <w:bidi/>
-        <w:spacing w:line="360" w:lineRule="auto"/>
-        <w:divId w:val="259458589"/>
-        <w:rPr>
-          <w:rFonts w:ascii="Helvetica" w:eastAsia="Times New Roman" w:hAnsi="Helvetica" w:cs="Helvetica"/>
-          <w:color w:val="333333"/>
-          <w:rtl/>
-        </w:rPr>
-      </w:pPr>
-      <w:r>
-        <w:rPr>
-          <w:rFonts w:ascii="Helvetica" w:eastAsia="Times New Roman" w:hAnsi="Helvetica" w:cs="Helvetica"/>
-          <w:color w:val="333333"/>
-          <w:rtl/>
-        </w:rPr>
-        <w:t>נכתב סקריפט (</w:t>
-      </w:r>
-      <w:r>
-        <w:rPr>
-          <w:rStyle w:val="a9"/>
-        </w:rPr>
-        <w:t>stage_</w:t>
-      </w:r>
-      <w:r>
-        <w:rPr>
-          <w:rStyle w:val="a9"/>
-        </w:rPr>
-        <w:t>2a</w:t>
-      </w:r>
-      <w:r>
-        <w:rPr>
-          <w:rStyle w:val="a9"/>
-        </w:rPr>
-        <w:t>_</w:t>
-      </w:r>
-      <w:r>
-        <w:rPr>
-          <w:rStyle w:val="a9"/>
-        </w:rPr>
-        <w:t>kmeans</w:t>
-      </w:r>
-      <w:r>
-        <w:rPr>
-          <w:rStyle w:val="a9"/>
-        </w:rPr>
-        <w:t>.py</w:t>
-      </w:r>
-      <w:r>
-        <w:rPr>
-          <w:rFonts w:ascii="Helvetica" w:eastAsia="Times New Roman" w:hAnsi="Helvetica" w:cs="Helvetica"/>
-          <w:color w:val="333333"/>
-          <w:rtl/>
-        </w:rPr>
-        <w:t xml:space="preserve">) </w:t>
-      </w:r>
-      <w:r>
-        <w:rPr>
-          <w:rFonts w:ascii="Helvetica" w:eastAsia="Times New Roman" w:hAnsi="Helvetica" w:cs="Helvetica" w:hint="cs"/>
-          <w:color w:val="333333"/>
-          <w:rtl/>
-        </w:rPr>
-        <w:t>שמריץ</w:t>
-      </w:r>
-      <w:r>
-        <w:rPr>
-          <w:rFonts w:ascii="Helvetica" w:eastAsia="Times New Roman" w:hAnsi="Helvetica" w:cs="Helvetica"/>
-          <w:color w:val="333333"/>
-          <w:rtl/>
-        </w:rPr>
-        <w:t xml:space="preserve"> אלגוריתם </w:t>
-      </w:r>
-      <w:r>
-        <w:rPr>
-          <w:rFonts w:ascii="Helvetica" w:eastAsia="Times New Roman" w:hAnsi="Helvetica" w:cs="Helvetica"/>
-          <w:color w:val="333333"/>
-        </w:rPr>
-        <w:t>K-Means</w:t>
-      </w:r>
-      <w:r>
-        <w:rPr>
-          <w:rFonts w:ascii="Helvetica" w:eastAsia="Times New Roman" w:hAnsi="Helvetica" w:cs="Helvetica"/>
-          <w:color w:val="333333"/>
-          <w:rtl/>
-        </w:rPr>
-        <w:t xml:space="preserve"> עם הפרמטר</w:t>
-      </w:r>
-      <w:r>
-        <w:rPr>
-          <w:rFonts w:ascii="Helvetica" w:eastAsia="Times New Roman" w:hAnsi="Helvetica" w:cs="Helvetica"/>
-          <w:color w:val="333333"/>
-          <w:shd w:val="clear" w:color="auto" w:fill="A5C9EB" w:themeFill="text2" w:themeFillTint="40"/>
-        </w:rPr>
-        <w:t>k=2</w:t>
-      </w:r>
-      <w:r>
-        <w:rPr>
-          <w:rFonts w:ascii="Helvetica" w:eastAsia="Times New Roman" w:hAnsi="Helvetica" w:cs="Helvetica"/>
-          <w:color w:val="333333"/>
-        </w:rPr>
-        <w:t xml:space="preserve"> </w:t>
-      </w:r>
-      <w:r>
-        <w:rPr>
-          <w:rFonts w:ascii="Helvetica" w:eastAsia="Times New Roman" w:hAnsi="Helvetica" w:cs="Helvetica"/>
-          <w:color w:val="333333"/>
-          <w:rtl/>
-        </w:rPr>
-        <w:t xml:space="preserve"> (בהתאם להנחה שישנם שני מקורות נתונים עיקריים: ארה"ב ובריטניה). האלגוריתם מנסה למצוא שני מרכזים </w:t>
-      </w:r>
-      <w:r>
-        <w:rPr>
-          <w:rFonts w:ascii="Helvetica" w:eastAsia="Times New Roman" w:hAnsi="Helvetica" w:cs="Helvetica" w:hint="cs"/>
-          <w:color w:val="333333"/>
-          <w:rtl/>
-        </w:rPr>
-        <w:t>ו</w:t>
-      </w:r>
-      <w:r>
-        <w:rPr>
-          <w:rFonts w:ascii="Helvetica" w:eastAsia="Times New Roman" w:hAnsi="Helvetica" w:cs="Helvetica"/>
-          <w:color w:val="333333"/>
-          <w:rtl/>
-        </w:rPr>
-        <w:t>לשייך כל מסמך למרכז הקרוב אליו ביותר.</w:t>
-      </w:r>
-    </w:p>
-    <w:p>
-      <w:pPr>
-        <w:bidi/>
-        <w:spacing w:line="360" w:lineRule="auto"/>
-        <w:divId w:val="259458589"/>
-        <w:rPr>
-          <w:rFonts w:ascii="Helvetica" w:eastAsia="Times New Roman" w:hAnsi="Helvetica" w:cs="Helvetica"/>
-          <w:color w:val="333333"/>
-          <w:u w:val="single"/>
-          <w:rtl/>
-        </w:rPr>
-      </w:pPr>
-    </w:p>
-    <w:p>
-      <w:pPr>
-        <w:bidi/>
-        <w:spacing w:line="360" w:lineRule="auto"/>
-        <w:divId w:val="259458589"/>
-        <w:rPr>
-          <w:rFonts w:ascii="Helvetica" w:eastAsia="Times New Roman" w:hAnsi="Helvetica" w:cs="Helvetica"/>
-          <w:color w:val="333333"/>
-          <w:u w:val="single"/>
-          <w:rtl/>
-        </w:rPr>
-      </w:pPr>
-      <w:r>
-        <w:rPr>
-          <w:rFonts w:ascii="Helvetica" w:eastAsia="Times New Roman" w:hAnsi="Helvetica" w:cs="Helvetica"/>
-          <w:color w:val="333333"/>
-          <w:u w:val="single"/>
-          <w:rtl/>
-        </w:rPr>
-        <w:t>תוצאות</w:t>
-      </w:r>
-    </w:p>
-    <w:p>
-      <w:pPr>
-        <w:pStyle w:val="aa"/>
         <w:numPr>
           <w:ilvl w:val="0"/>
-          <w:numId w:val="27"/>
+          <w:numId w:val="43"/>
         </w:numPr>
         <w:bidi/>
         <w:spacing w:line="360" w:lineRule="auto"/>
@@ -4044,7 +3484,24 @@
           <w:color w:val="333333"/>
           <w:rtl/>
         </w:rPr>
-        <w:t>לאחר המיפוי לתוויות האמת, התקבלו התוצאות הבאות:</w:t>
+        <w:t>שימוש ב-</w:t>
+      </w:r>
+      <w:proofErr w:type="spellStart"/>
+      <w:r>
+        <w:rPr>
+          <w:rFonts w:ascii="Helvetica" w:eastAsia="Times New Roman" w:hAnsi="Helvetica" w:cs="Helvetica"/>
+          <w:color w:val="333333"/>
+        </w:rPr>
+        <w:t>CountVectorizer</w:t>
+      </w:r>
+      <w:proofErr w:type="spellEnd"/>
+      <w:r>
+        <w:rPr>
+          <w:rFonts w:ascii="Helvetica" w:eastAsia="Times New Roman" w:hAnsi="Helvetica" w:cs="Helvetica"/>
+          <w:color w:val="333333"/>
+          <w:rtl/>
+        </w:rPr>
+        <w:t xml:space="preserve"> ליצירת מטריצת שכיחויות (</w:t>
       </w:r>
       <w:r>
         <w:rPr>
@@ -4052,190 +3509,68 @@
           <w:color w:val="333333"/>
           <w:rtl/>
         </w:rPr>
-        <w:t xml:space="preserve"> </w:t>
+        <w:t xml:space="preserve">חישוב </w:t>
+      </w:r>
+      <w:r>
+        <w:rPr>
+          <w:rFonts w:ascii="Helvetica" w:eastAsia="Times New Roman" w:hAnsi="Helvetica" w:cs="Helvetica"/>
+          <w:color w:val="333333"/>
+        </w:rPr>
+        <w:t>tf</w:t>
+      </w:r>
+      <w:r>
+        <w:rPr>
+          <w:rFonts w:ascii="Helvetica" w:eastAsia="Times New Roman" w:hAnsi="Helvetica" w:cs="Helvetica"/>
+          <w:color w:val="333333"/>
+          <w:rtl/>
+        </w:rPr>
+        <w:t xml:space="preserve">) דלילה, תוך סינון </w:t>
+      </w:r>
+      <w:r>
+        <w:rPr>
+          <w:rFonts w:ascii="Helvetica" w:eastAsia="Times New Roman" w:hAnsi="Helvetica" w:cs="Helvetica"/>
+          <w:color w:val="333333"/>
+        </w:rPr>
+        <w:t>Stopwords</w:t>
+      </w:r>
+      <w:r>
+        <w:rPr>
+          <w:rFonts w:ascii="Helvetica" w:eastAsia="Times New Roman" w:hAnsi="Helvetica" w:cs="Helvetica"/>
+          <w:color w:val="333333"/>
+          <w:rtl/>
+        </w:rPr>
+        <w:t xml:space="preserve"> ומילים נדירות מאוד (</w:t>
+      </w:r>
+      <w:proofErr w:type="spellStart"/>
+      <w:r>
+        <w:rPr>
+          <w:rFonts w:ascii="Helvetica" w:eastAsia="Times New Roman" w:hAnsi="Helvetica" w:cs="Helvetica"/>
+          <w:color w:val="333333"/>
+        </w:rPr>
+        <w:t>min_df</w:t>
+      </w:r>
+      <w:proofErr w:type="spellEnd"/>
+      <w:r>
+        <w:rPr>
+          <w:rFonts w:ascii="Helvetica" w:eastAsia="Times New Roman" w:hAnsi="Helvetica" w:cs="Helvetica"/>
+          <w:color w:val="333333"/>
+        </w:rPr>
+        <w:t>=5</w:t>
+      </w:r>
+      <w:r>
+        <w:rPr>
+          <w:rFonts w:ascii="Helvetica" w:eastAsia="Times New Roman" w:hAnsi="Helvetica" w:cs="Helvetica"/>
+          <w:color w:val="333333"/>
+          <w:rtl/>
+        </w:rPr>
+        <w:t>).</w:t>
       </w:r>
     </w:p>
     <w:p>
       <w:pPr>
-        <w:spacing w:line="360" w:lineRule="auto"/>
-        <w:divId w:val="259458589"/>
-        <w:rPr>
-          <w:rFonts w:ascii="Helvetica" w:eastAsia="Times New Roman" w:hAnsi="Helvetica" w:cs="Helvetica"/>
-          <w:color w:val="333333"/>
-        </w:rPr>
-      </w:pPr>
-      <w:r>
-        <w:rPr>
-          <w:rFonts w:ascii="Helvetica" w:eastAsia="Times New Roman" w:hAnsi="Helvetica" w:cs="Helvetica"/>
-          <w:b/>
-          <w:bCs/>
-          <w:color w:val="333333"/>
-        </w:rPr>
-        <w:t>Accuracy</w:t>
-      </w:r>
-      <w:r>
-        <w:rPr>
-          <w:rFonts w:ascii="Helvetica" w:eastAsia="Times New Roman" w:hAnsi="Helvetica" w:cs="Helvetica"/>
-          <w:color w:val="333333"/>
-        </w:rPr>
-        <w:t>: 1.0</w:t>
-      </w:r>
-    </w:p>
-    <w:p>
-      <w:pPr>
-        <w:spacing w:line="360" w:lineRule="auto"/>
-        <w:divId w:val="259458589"/>
-        <w:rPr>
-          <w:rFonts w:ascii="Helvetica" w:eastAsia="Times New Roman" w:hAnsi="Helvetica" w:cs="Helvetica"/>
-          <w:color w:val="333333"/>
-        </w:rPr>
-      </w:pPr>
-      <w:r>
-        <w:rPr>
-          <w:rFonts w:ascii="Helvetica" w:eastAsia="Times New Roman" w:hAnsi="Helvetica" w:cs="Helvetica"/>
-          <w:noProof/>
-          <w:color w:val="333333"/>
-          <w:rtl/>
-        </w:rPr>
-        <w:drawing>
-          <wp:anchor distT="0" distB="0" distL="114300" distR="114300" simplePos="0" relativeHeight="251646976" behindDoc="0" locked="0" layoutInCell="1" allowOverlap="1" wp14:anchorId="66E7DEC6" wp14:editId="068ED8BF">
-            <wp:simplePos x="0" y="0"/>
-            <wp:positionH relativeFrom="margin">
-              <wp:posOffset>2179320</wp:posOffset>
-            </wp:positionH>
-            <wp:positionV relativeFrom="paragraph">
-              <wp:posOffset>3810</wp:posOffset>
-            </wp:positionV>
-            <wp:extent cx="2227478" cy="441960"/>
-            <wp:effectExtent l="0" t="0" r="1905" b="0"/>
-            <wp:wrapSquare wrapText="bothSides"/>
-            <wp:docPr id="2118949452" name="תמונה 1" descr="תמונה שמכילה טקסט, גופן, צילום מסך, גרפיקה&#10;&#10;תוכן בינה מלאכותית גנרטיבית עשוי להיות שגוי."/>
-            <wp:cNvGraphicFramePr>
-              <a:graphicFrameLocks xmlns:a="http://schemas.openxmlformats.org/drawingml/2006/main" noChangeAspect="1"/>
-            </wp:cNvGraphicFramePr>
-            <a:graphic xmlns:a="http://schemas.openxmlformats.org/drawingml/2006/main">
-              <a:graphicData uri="http://schemas.openxmlformats.org/drawingml/2006/picture">
-                <pic:pic xmlns:pic="http://schemas.openxmlformats.org/drawingml/2006/picture">
-                  <pic:nvPicPr>
-                    <pic:cNvPr id="2118949452" name="תמונה 1" descr="תמונה שמכילה טקסט, גופן, צילום מסך, גרפיקה&#10;&#10;תוכן בינה מלאכותית גנרטיבית עשוי להיות שגוי."/>
-                    <pic:cNvPicPr/>
-                  </pic:nvPicPr>
-                  <pic:blipFill>
-                    <a:blip r:embed="rId6">
-                      <a:extLst>
-                        <a:ext uri="{28A0092B-C50C-407E-A947-70E740481C1C}">
-                          <a14:useLocalDpi xmlns:a14="http://schemas.microsoft.com/office/drawing/2010/main" val="0"/>
-                        </a:ext>
-                      </a:extLst>
-                    </a:blip>
-                    <a:stretch>
-                      <a:fillRect/>
-                    </a:stretch>
-                  </pic:blipFill>
-                  <pic:spPr>
-                    <a:xfrm>
-                      <a:off x="0" y="0"/>
-                      <a:ext cx="2227478" cy="441960"/>
-                    </a:xfrm>
-                    <a:prstGeom prst="rect">
-                      <a:avLst/>
-                    </a:prstGeom>
-                  </pic:spPr>
-                </pic:pic>
-              </a:graphicData>
-            </a:graphic>
-            <wp14:sizeRelH relativeFrom="margin">
-              <wp14:pctWidth>0</wp14:pctWidth>
-            </wp14:sizeRelH>
-            <wp14:sizeRelV relativeFrom="margin">
-              <wp14:pctHeight>0</wp14:pctHeight>
-            </wp14:sizeRelV>
-          </wp:anchor>
-        </w:drawing>
-      </w:r>
-      <w:r>
-        <w:rPr>
-          <w:rFonts w:ascii="Helvetica" w:eastAsia="Times New Roman" w:hAnsi="Helvetica" w:cs="Helvetica"/>
-          <w:b/>
-          <w:bCs/>
-          <w:color w:val="333333"/>
-        </w:rPr>
-        <w:t>Precision:</w:t>
-      </w:r>
-      <w:r>
-        <w:rPr>
-          <w:rFonts w:ascii="Helvetica" w:eastAsia="Times New Roman" w:hAnsi="Helvetica" w:cs="Helvetica"/>
-          <w:color w:val="333333"/>
-        </w:rPr>
-        <w:t xml:space="preserve"> 1.0</w:t>
-      </w:r>
-    </w:p>
-    <w:p>
-      <w:pPr>
-        <w:spacing w:line="360" w:lineRule="auto"/>
-        <w:divId w:val="259458589"/>
-        <w:rPr>
-          <w:rFonts w:ascii="Helvetica" w:eastAsia="Times New Roman" w:hAnsi="Helvetica" w:cs="Helvetica"/>
-          <w:color w:val="333333"/>
-        </w:rPr>
-      </w:pPr>
-      <w:r>
-        <w:rPr>
-          <w:rFonts w:ascii="Helvetica" w:eastAsia="Times New Roman" w:hAnsi="Helvetica" w:cs="Helvetica"/>
-          <w:b/>
-          <w:bCs/>
-          <w:color w:val="333333"/>
-        </w:rPr>
-        <w:t>Recall:</w:t>
-      </w:r>
-      <w:r>
-        <w:rPr>
-          <w:rFonts w:ascii="Helvetica" w:eastAsia="Times New Roman" w:hAnsi="Helvetica" w:cs="Helvetica"/>
-          <w:color w:val="333333"/>
-        </w:rPr>
-        <w:t xml:space="preserve"> 1.0</w:t>
-      </w:r>
-    </w:p>
-    <w:p>
-      <w:pPr>
-        <w:spacing w:line="360" w:lineRule="auto"/>
-        <w:divId w:val="259458589"/>
-        <w:rPr>
-          <w:rFonts w:ascii="Helvetica" w:eastAsia="Times New Roman" w:hAnsi="Helvetica" w:cs="Helvetica"/>
-          <w:color w:val="333333"/>
-        </w:rPr>
-      </w:pPr>
-      <w:r>
-        <w:rPr>
-          <w:rFonts w:ascii="Helvetica" w:eastAsia="Times New Roman" w:hAnsi="Helvetica" w:cs="Helvetica"/>
-          <w:b/>
-          <w:bCs/>
-          <w:color w:val="333333"/>
-        </w:rPr>
-        <w:t>F1:</w:t>
-      </w:r>
-      <w:r>
-        <w:rPr>
-          <w:rFonts w:ascii="Helvetica" w:eastAsia="Times New Roman" w:hAnsi="Helvetica" w:cs="Helvetica"/>
-          <w:color w:val="333333"/>
-        </w:rPr>
-        <w:t xml:space="preserve"> 1.0</w:t>
-      </w:r>
-      <w:r>
-        <w:rPr>
-          <w:rFonts w:ascii="Helvetica" w:eastAsia="Times New Roman" w:hAnsi="Helvetica" w:cs="Helvetica"/>
-          <w:color w:val="333333"/>
-          <w:rtl/>
-        </w:rPr>
-        <w:t xml:space="preserve"> </w:t>
-      </w:r>
-    </w:p>
-    <w:p>
-      <w:pPr>
-        <w:pStyle w:val="aa"/>
         <w:numPr>
           <w:ilvl w:val="0"/>
-          <w:numId w:val="27"/>
+          <w:numId w:val="43"/>
         </w:numPr>
         <w:bidi/>
         <w:spacing w:line="360" w:lineRule="auto"/>
@@ -4243,620 +3578,87 @@
         <w:rPr>
           <w:rFonts w:ascii="Helvetica" w:eastAsia="Times New Roman" w:hAnsi="Helvetica" w:cs="Helvetica"/>
           <w:color w:val="333333"/>
-        </w:rPr>
-      </w:pPr>
-      <w:r>
-        <w:rPr>
-          <w:rFonts w:ascii="Helvetica" w:eastAsia="Times New Roman" w:hAnsi="Helvetica" w:cs="Helvetica" w:hint="cs"/>
-          <w:noProof/>
-          <w:color w:val="333333"/>
-          <w:rtl/>
-          <w:lang w:val="he-IL"/>
-        </w:rPr>
-        <mc:AlternateContent>
-          <mc:Choice Requires="wpg">
-            <w:drawing>
-              <wp:anchor distT="0" distB="0" distL="114300" distR="114300" simplePos="0" relativeHeight="251651072" behindDoc="0" locked="0" layoutInCell="1" allowOverlap="1" wp14:anchorId="23F32424" wp14:editId="30EE9B54">
-                <wp:simplePos x="0" y="0"/>
-                <wp:positionH relativeFrom="column">
-                  <wp:posOffset>1524000</wp:posOffset>
-                </wp:positionH>
-                <wp:positionV relativeFrom="paragraph">
-                  <wp:posOffset>312420</wp:posOffset>
-                </wp:positionV>
-                <wp:extent cx="3704590" cy="2593340"/>
-                <wp:effectExtent l="0" t="0" r="0" b="0"/>
-                <wp:wrapTopAndBottom/>
-                <wp:docPr id="1630806083" name="קבוצה 14"/>
-                <wp:cNvGraphicFramePr/>
-                <a:graphic xmlns:a="http://schemas.openxmlformats.org/drawingml/2006/main">
-                  <a:graphicData uri="http://schemas.microsoft.com/office/word/2010/wordprocessingGroup">
-                    <wpg:wgp>
-                      <wpg:cNvGrpSpPr/>
-                      <wpg:grpSpPr>
-                        <a:xfrm>
-                          <a:off x="0" y="0"/>
-                          <a:ext cx="3704590" cy="2593340"/>
-                          <a:chOff x="0" y="0"/>
-                          <a:chExt cx="3704590" cy="2593340"/>
-                        </a:xfrm>
-                      </wpg:grpSpPr>
-                      <pic:pic xmlns:pic="http://schemas.openxmlformats.org/drawingml/2006/picture">
-                        <pic:nvPicPr>
-                          <pic:cNvPr id="509618589" name="תמונה 1" descr="תמונה שמכילה טקסט, צילום מסך&#10;&#10;תוכן בינה מלאכותית גנרטיבית עשוי להיות שגוי."/>
-                          <pic:cNvPicPr>
-                            <a:picLocks noChangeAspect="1"/>
-                          </pic:cNvPicPr>
-                        </pic:nvPicPr>
-                        <pic:blipFill>
-                          <a:blip r:embed="rId7" cstate="print">
-                            <a:extLst>
-                              <a:ext uri="{28A0092B-C50C-407E-A947-70E740481C1C}">
-                                <a14:useLocalDpi xmlns:a14="http://schemas.microsoft.com/office/drawing/2010/main" val="0"/>
-                              </a:ext>
-                            </a:extLst>
-                          </a:blip>
-                          <a:srcRect/>
-                          <a:stretch>
-                            <a:fillRect/>
-                          </a:stretch>
-                        </pic:blipFill>
-                        <pic:spPr bwMode="auto">
-                          <a:xfrm>
-                            <a:off x="0" y="0"/>
-                            <a:ext cx="3704590" cy="2593340"/>
-                          </a:xfrm>
-                          <a:prstGeom prst="rect">
-                            <a:avLst/>
-                          </a:prstGeom>
-                          <a:noFill/>
-                          <a:ln>
-                            <a:noFill/>
-                          </a:ln>
-                        </pic:spPr>
-                      </pic:pic>
-                      <wps:wsp>
-                        <wps:cNvPr id="1170522322" name="תיבת טקסט 2"/>
-                        <wps:cNvSpPr txBox="1">
-                          <a:spLocks noChangeArrowheads="1"/>
-                        </wps:cNvSpPr>
-                        <wps:spPr bwMode="auto">
-                          <a:xfrm flipH="1">
-                            <a:off x="541020" y="1783080"/>
-                            <a:ext cx="666750" cy="482600"/>
-                          </a:xfrm>
-                          <a:prstGeom prst="rect">
-                            <a:avLst/>
-                          </a:prstGeom>
-                          <a:solidFill>
-                            <a:srgbClr val="FFFFFF"/>
-                          </a:solidFill>
-                          <a:ln w="9525">
-                            <a:solidFill>
-                              <a:srgbClr val="000000"/>
-                            </a:solidFill>
-                            <a:miter lim="800000"/>
-                            <a:headEnd/>
-                            <a:tailEnd/>
-                          </a:ln>
-                        </wps:spPr>
-                        <wps:txbx>
-                          <w:txbxContent>
-                            <w:p>
-                              <w:pPr>
-                                <w:rPr>
-                                  <w:b/>
-                                  <w:bCs/>
-                                  <w:color w:val="0038A8"/>
-                                </w:rPr>
-                              </w:pPr>
-                              <w:r>
-                                <w:rPr>
-                                  <w:b/>
-                                  <w:bCs/>
-                                  <w:color w:val="0038A8"/>
-                                </w:rPr>
-                                <w:t>Uk = 0</w:t>
-                              </w:r>
-                            </w:p>
-                            <w:p>
-                              <w:pPr>
-                                <w:rPr>
-                                  <w:b/>
-                                  <w:bCs/>
-                                  <w:color w:val="C00000"/>
-                                </w:rPr>
-                              </w:pPr>
-                              <w:r>
-                                <w:rPr>
-                                  <w:b/>
-                                  <w:bCs/>
-                                  <w:color w:val="C00000"/>
-                                </w:rPr>
-                                <w:t>Us = 1</w:t>
-                              </w:r>
-                            </w:p>
-                          </w:txbxContent>
-                        </wps:txbx>
-                        <wps:bodyPr rot="0" vert="horz" wrap="square" lIns="91440" tIns="45720" rIns="91440" bIns="45720" anchor="t" anchorCtr="0">
-                          <a:noAutofit/>
-                        </wps:bodyPr>
-                      </wps:wsp>
-                    </wpg:wgp>
-                  </a:graphicData>
-                </a:graphic>
-              </wp:anchor>
-            </w:drawing>
-          </mc:Choice>
-          <mc:Fallback>
-            <w:pict>
-              <v:group w14:anchorId="23F32424" id="קבוצה 14" o:spid="_x0000_s1026" style="position:absolute;left:0;text-align:left;margin-left:120pt;margin-top:24.6pt;width:291.7pt;height:204.2pt;z-index:251651072" coordsize="37045,25933" o:gfxdata="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">
-                <v:shapetype id="_x0000_t75" coordsize="21600,21600" o:spt="75" o:preferrelative="t" path="m@4@5l@4@11@9@11@9@5xe" filled="f" stroked="f">
-                  <v:stroke joinstyle="miter"/>
-                  <v:formulas>
-                    <v:f eqn="if lineDrawn pixelLineWidth 0"/>
-                    <v:f eqn="sum @0 1 0"/>
-                    <v:f eqn="sum 0 0 @1"/>
-                    <v:f eqn="prod @2 1 2"/>
-                    <v:f eqn="prod @3 21600 pixelWidth"/>
-                    <v:f eqn="prod @3 21600 pixelHeight"/>
-                    <v:f eqn="sum @0 0 1"/>
-                    <v:f eqn="prod @6 1 2"/>
-                    <v:f eqn="prod @7 21600 pixelWidth"/>
-                    <v:f eqn="sum @8 21600 0"/>
-                    <v:f eqn="prod @7 21600 pixelHeight"/>
-                    <v:f eqn="sum @10 21600 0"/>
-                  </v:formulas>
-                  <v:path o:extrusionok="f" gradientshapeok="t" o:connecttype="rect"/>
-                  <o:lock v:ext="edit" aspectratio="t"/>
-                </v:shapetype>
-                <v:shape id="תמונה 1" o:spid="_x0000_s1027" type="#_x0000_t75" alt="תמונה שמכילה טקסט, צילום מסך&#10;&#10;תוכן בינה מלאכותית גנרטיבית עשוי להיות שגוי." style="position:absolute;width:37045;height:25933;visibility:visible;mso-wrap-style:square" o:gfxdata="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">
-                  <v:imagedata r:id="rId8" o:title="תמונה שמכילה טקסט, צילום מסך&#10;&#10;תוכן בינה מלאכותית גנרטיבית עשוי להיות שגוי"/>
-                </v:shape>
-                <v:shapetype id="_x0000_t202" coordsize="21600,21600" o:spt="202" path="m,l,21600r21600,l21600,xe">
-                  <v:stroke joinstyle="miter"/>
-                  <v:path gradientshapeok="t" o:connecttype="rect"/>
-                </v:shapetype>
-                <v:shape id="_x0000_s1028" type="#_x0000_t202" style="position:absolute;left:5410;top:17830;width:6667;height:4826;flip:x;visibility:visible;mso-wrap-style:square;v-text-anchor:top" o:gfxdata="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">
-                  <v:textbox>
-                    <w:txbxContent>
-                      <w:p>
-                        <w:pPr>
-                          <w:rPr>
-                            <w:b/>
-                            <w:bCs/>
-                            <w:color w:val="0038A8"/>
-                          </w:rPr>
-                        </w:pPr>
-                        <w:r>
-                          <w:rPr>
-                            <w:b/>
-                            <w:bCs/>
-                            <w:color w:val="0038A8"/>
-                          </w:rPr>
-                          <w:t>Uk = 0</w:t>
-                        </w:r>
-                      </w:p>
-                      <w:p>
-                        <w:pPr>
-                          <w:rPr>
-                            <w:b/>
-                            <w:bCs/>
-                            <w:color w:val="C00000"/>
-                          </w:rPr>
-                        </w:pPr>
-                        <w:r>
-                          <w:rPr>
-                            <w:b/>
-                            <w:bCs/>
-                            <w:color w:val="C00000"/>
-                          </w:rPr>
-                          <w:t>Us = 1</w:t>
-                        </w:r>
-                      </w:p>
-                    </w:txbxContent>
-                  </v:textbox>
-                </v:shape>
-                <w10:wrap type="topAndBottom"/>
-              </v:group>
-            </w:pict>
-          </mc:Fallback>
-        </mc:AlternateContent>
-      </w:r>
-      <w:r>
-        <w:rPr>
-          <w:rFonts w:ascii="Helvetica" w:eastAsia="Times New Roman" w:hAnsi="Helvetica" w:cs="Helvetica" w:hint="cs"/>
-          <w:color w:val="333333"/>
-          <w:rtl/>
-        </w:rPr>
-        <w:t xml:space="preserve">תצוגה ויזואלית לאחר הפחתת מימדים ע"י </w:t>
-      </w:r>
+          <w:rtl/>
+        </w:rPr>
+      </w:pPr>
       <w:r>
         <w:rPr>
           <w:rFonts w:ascii="Helvetica" w:eastAsia="Times New Roman" w:hAnsi="Helvetica" w:cs="Helvetica"/>
           <w:color w:val="333333"/>
-        </w:rPr>
-        <w:t>UMAP</w:t>
-      </w:r>
-      <w:r>
-        <w:rPr>
-          <w:rFonts w:ascii="Helvetica" w:eastAsia="Times New Roman" w:hAnsi="Helvetica" w:cs="Helvetica" w:hint="cs"/>
-          <w:color w:val="333333"/>
-          <w:rtl/>
-        </w:rPr>
-        <w:t>:</w:t>
+          <w:rtl/>
+        </w:rPr>
+        <w:t xml:space="preserve">במקום להשתמש בספרייה מוכנה כמו </w:t>
+      </w:r>
+      <w:r>
+        <w:rPr>
+          <w:rFonts w:ascii="Helvetica" w:eastAsia="Times New Roman" w:hAnsi="Helvetica" w:cs="Helvetica"/>
+          <w:color w:val="333333"/>
+        </w:rPr>
+        <w:t>rank_bm25</w:t>
+      </w:r>
+      <w:r>
+        <w:rPr>
+          <w:rFonts w:ascii="Helvetica" w:eastAsia="Times New Roman" w:hAnsi="Helvetica" w:cs="Helvetica"/>
+          <w:color w:val="333333"/>
+          <w:rtl/>
+        </w:rPr>
+        <w:t xml:space="preserve"> שעובדת לאט על כמות גדולה של מידע, מומשה פונקציה עצמאית </w:t>
+      </w:r>
+      <w:r>
+        <w:rPr>
+          <w:rFonts w:ascii="Helvetica" w:eastAsia="Times New Roman" w:hAnsi="Helvetica" w:cs="Helvetica"/>
+          <w:color w:val="333333"/>
+        </w:rPr>
+        <w:t>bm25_matrix</w:t>
+      </w:r>
+      <w:r>
+        <w:rPr>
+          <w:rFonts w:ascii="Helvetica" w:eastAsia="Times New Roman" w:hAnsi="Helvetica" w:cs="Helvetica"/>
+          <w:color w:val="333333"/>
+          <w:rtl/>
+        </w:rPr>
+        <w:t xml:space="preserve"> המבצעת את החישוב המתמטי על המטריצה הדלילה כולה בבת-אחת באמצעות </w:t>
+      </w:r>
+      <w:proofErr w:type="spellStart"/>
+      <w:r>
+        <w:rPr>
+          <w:rFonts w:ascii="Helvetica" w:eastAsia="Times New Roman" w:hAnsi="Helvetica" w:cs="Helvetica"/>
+          <w:color w:val="333333"/>
+        </w:rPr>
+        <w:t>numpy</w:t>
+      </w:r>
+      <w:proofErr w:type="spellEnd"/>
+      <w:r>
+        <w:rPr>
+          <w:rFonts w:ascii="Helvetica" w:eastAsia="Times New Roman" w:hAnsi="Helvetica" w:cs="Helvetica"/>
+          <w:color w:val="333333"/>
+          <w:rtl/>
+        </w:rPr>
+        <w:t xml:space="preserve"> ו-</w:t>
+      </w:r>
+      <w:proofErr w:type="spellStart"/>
+      <w:r>
+        <w:rPr>
+          <w:rFonts w:ascii="Helvetica" w:eastAsia="Times New Roman" w:hAnsi="Helvetica" w:cs="Helvetica"/>
+          <w:color w:val="333333"/>
+        </w:rPr>
+        <w:t>scipy</w:t>
+      </w:r>
+      <w:proofErr w:type="spellEnd"/>
+      <w:r>
+        <w:rPr>
+          <w:rFonts w:ascii="Helvetica" w:eastAsia="Times New Roman" w:hAnsi="Helvetica" w:cs="Helvetica"/>
+          <w:color w:val="333333"/>
+          <w:rtl/>
+        </w:rPr>
+        <w:t>.</w:t>
       </w:r>
     </w:p>
     <w:p>
       <w:pPr>
-        <w:bidi/>
-        <w:spacing w:line="360" w:lineRule="auto"/>
-        <w:divId w:val="259458589"/>
-        <w:rPr>
-          <w:rFonts w:ascii="Helvetica" w:eastAsia="Times New Roman" w:hAnsi="Helvetica" w:cs="Helvetica"/>
-          <w:color w:val="333333"/>
-          <w:rtl/>
-        </w:rPr>
-      </w:pPr>
-      <w:r>
-        <w:rPr>
-          <w:rFonts w:ascii="Helvetica" w:eastAsia="Times New Roman" w:hAnsi="Helvetica" w:cs="Helvetica"/>
-          <w:color w:val="333333"/>
-        </w:rPr>
-        <w:pict w14:anchorId="41C7BAEF">
-          <v:rect id="_x0000_i1030" style="width:415.3pt;height:1pt;mso-position-horizontal:absolute;mso-position-horizontal-relative:text;mso-position-vertical:absolute;mso-position-vertical-relative:text" o:hralign="center" o:hrstd="t" o:hrnoshade="t" o:hr="t" fillcolor="#d0d0d0 [2894]" stroked="f"/>
-        </w:pict>
-      </w:r>
-    </w:p>
-    <w:p>
-      <w:pPr>
-        <w:pStyle w:val="a4"/>
-        <w:divId w:val="259458589"/>
-        <w:rPr>
-          <w:rFonts w:eastAsia="Times New Roman"/>
-          <w:rtl/>
-        </w:rPr>
-      </w:pPr>
-      <w:bookmarkStart w:id="9" w:name="_Toc216115245"/>
-      <w:r>
-        <w:rPr>
-          <w:rFonts w:eastAsia="Times New Roman"/>
-          <w:rtl/>
-        </w:rPr>
-        <w:t xml:space="preserve">שלב 3.2 – </w:t>
-      </w:r>
-      <w:r>
-        <w:rPr>
-          <w:rFonts w:eastAsia="Times New Roman"/>
-        </w:rPr>
-        <w:t>DBSCAN</w:t>
-      </w:r>
-      <w:bookmarkEnd w:id="9"/>
-      <w:r>
-        <w:rPr>
-          <w:rFonts w:eastAsia="Times New Roman"/>
-        </w:rPr>
-        <w:t xml:space="preserve"> </w:t>
-      </w:r>
-    </w:p>
-    <w:p>
-      <w:pPr>
-        <w:bidi/>
-        <w:spacing w:line="360" w:lineRule="auto"/>
-        <w:divId w:val="259458589"/>
-        <w:rPr>
-          <w:rFonts w:ascii="Helvetica" w:eastAsia="Times New Roman" w:hAnsi="Helvetica" w:cs="Helvetica"/>
-          <w:color w:val="333333"/>
-          <w:u w:val="single"/>
-          <w:rtl/>
-        </w:rPr>
-      </w:pPr>
-      <w:r>
-        <w:rPr>
-          <w:rFonts w:ascii="Helvetica" w:eastAsia="Times New Roman" w:hAnsi="Helvetica" w:cs="Helvetica"/>
-          <w:color w:val="333333"/>
-          <w:u w:val="single"/>
-          <w:rtl/>
-        </w:rPr>
-        <w:t>ביצוע</w:t>
-      </w:r>
-    </w:p>
-    <w:p>
-      <w:pPr>
-        <w:bidi/>
-        <w:spacing w:line="360" w:lineRule="auto"/>
-        <w:divId w:val="259458589"/>
-        <w:rPr>
-          <w:rFonts w:ascii="Helvetica" w:eastAsia="Times New Roman" w:hAnsi="Helvetica" w:cs="Helvetica"/>
-          <w:color w:val="333333"/>
-          <w:rtl/>
-        </w:rPr>
-      </w:pPr>
-      <w:r>
-        <w:rPr>
-          <w:rFonts w:ascii="Helvetica" w:eastAsia="Times New Roman" w:hAnsi="Helvetica" w:cs="Helvetica"/>
-          <w:color w:val="333333"/>
-          <w:rtl/>
-        </w:rPr>
-        <w:t>נכתב סקריפט (</w:t>
-      </w:r>
-      <w:r>
-        <w:rPr>
-          <w:rStyle w:val="a9"/>
-        </w:rPr>
-        <w:t>stage_</w:t>
-      </w:r>
-      <w:r>
-        <w:rPr>
-          <w:rStyle w:val="a9"/>
-        </w:rPr>
-        <w:t>2b</w:t>
-      </w:r>
-      <w:r>
-        <w:rPr>
-          <w:rStyle w:val="a9"/>
-        </w:rPr>
-        <w:t>_</w:t>
-      </w:r>
-      <w:r>
-        <w:rPr>
-          <w:rStyle w:val="a9"/>
-        </w:rPr>
-        <w:t>dbscan</w:t>
-      </w:r>
-      <w:r>
-        <w:rPr>
-          <w:rStyle w:val="a9"/>
-        </w:rPr>
-        <w:t>.py</w:t>
-      </w:r>
-      <w:r>
-        <w:rPr>
-          <w:rFonts w:ascii="Helvetica" w:eastAsia="Times New Roman" w:hAnsi="Helvetica" w:cs="Helvetica"/>
-          <w:color w:val="333333"/>
-          <w:rtl/>
-        </w:rPr>
-        <w:t xml:space="preserve">) </w:t>
-      </w:r>
-      <w:r>
-        <w:rPr>
-          <w:rFonts w:ascii="Helvetica" w:eastAsia="Times New Roman" w:hAnsi="Helvetica" w:cs="Helvetica" w:hint="cs"/>
-          <w:color w:val="333333"/>
-          <w:rtl/>
-        </w:rPr>
-        <w:t xml:space="preserve">שמריץ את האלגוריתם </w:t>
-      </w:r>
-      <w:r>
-        <w:rPr>
-          <w:rFonts w:ascii="Helvetica" w:eastAsia="Times New Roman" w:hAnsi="Helvetica" w:cs="Helvetica"/>
-          <w:color w:val="333333"/>
-        </w:rPr>
-        <w:t xml:space="preserve"> </w:t>
-      </w:r>
-      <w:r>
-        <w:rPr>
-          <w:rFonts w:ascii="Helvetica" w:eastAsia="Times New Roman" w:hAnsi="Helvetica" w:cs="Helvetica"/>
-          <w:color w:val="333333"/>
-        </w:rPr>
-        <w:t>DBSCAN</w:t>
-      </w:r>
-      <w:r>
-        <w:rPr>
-          <w:rFonts w:ascii="Helvetica" w:eastAsia="Times New Roman" w:hAnsi="Helvetica" w:cs="Helvetica" w:hint="cs"/>
-          <w:color w:val="333333"/>
-          <w:rtl/>
-        </w:rPr>
-        <w:t xml:space="preserve"> ש</w:t>
-      </w:r>
-      <w:r>
-        <w:rPr>
-          <w:rFonts w:ascii="Helvetica" w:eastAsia="Times New Roman" w:hAnsi="Helvetica" w:cs="Helvetica"/>
-          <w:color w:val="333333"/>
-          <w:rtl/>
-        </w:rPr>
-        <w:t>הוא אלגוריתם מבוסס צפיפות הדורש שני פרמטרים קריטיים: מרחק מקסימלי לשכן (</w:t>
-      </w:r>
-      <w:r>
-        <w:rPr>
-          <w:rFonts w:ascii="Helvetica" w:eastAsia="Times New Roman" w:hAnsi="Helvetica" w:cs="Helvetica"/>
-          <w:color w:val="333333"/>
-        </w:rPr>
-        <w:t>eps</w:t>
-      </w:r>
-      <w:r>
-        <w:rPr>
-          <w:rFonts w:ascii="Helvetica" w:eastAsia="Times New Roman" w:hAnsi="Helvetica" w:cs="Helvetica"/>
-          <w:color w:val="333333"/>
-          <w:rtl/>
-        </w:rPr>
-        <w:t>) ומספר מינימלי של נקודות ליצירת אשכול (</w:t>
-      </w:r>
-      <w:proofErr w:type="spellStart"/>
-      <w:r>
-        <w:rPr>
-          <w:rFonts w:ascii="Helvetica" w:eastAsia="Times New Roman" w:hAnsi="Helvetica" w:cs="Helvetica"/>
-          <w:color w:val="333333"/>
-        </w:rPr>
-        <w:t>min_samples</w:t>
-      </w:r>
-      <w:proofErr w:type="spellEnd"/>
-      <w:r>
-        <w:rPr>
-          <w:rFonts w:ascii="Helvetica" w:eastAsia="Times New Roman" w:hAnsi="Helvetica" w:cs="Helvetica"/>
-          <w:color w:val="333333"/>
-          <w:rtl/>
-        </w:rPr>
-        <w:t>). מכיוון שמדובר בטקסט, השתמשנו במרחק קוסינוס (</w:t>
-      </w:r>
-      <w:r>
-        <w:rPr>
-          <w:rFonts w:ascii="Helvetica" w:eastAsia="Times New Roman" w:hAnsi="Helvetica" w:cs="Helvetica"/>
-          <w:color w:val="333333"/>
-        </w:rPr>
-        <w:t>Cosine Distance</w:t>
-      </w:r>
-      <w:r>
-        <w:rPr>
-          <w:rFonts w:ascii="Helvetica" w:eastAsia="Times New Roman" w:hAnsi="Helvetica" w:cs="Helvetica"/>
-          <w:color w:val="333333"/>
-          <w:rtl/>
-        </w:rPr>
-        <w:t xml:space="preserve">) ולא במרחק </w:t>
-      </w:r>
-      <w:proofErr w:type="spellStart"/>
-      <w:r>
-        <w:rPr>
-          <w:rFonts w:ascii="Helvetica" w:eastAsia="Times New Roman" w:hAnsi="Helvetica" w:cs="Helvetica"/>
-          <w:color w:val="333333"/>
-          <w:rtl/>
-        </w:rPr>
-        <w:t>אוקלידי</w:t>
-      </w:r>
-      <w:proofErr w:type="spellEnd"/>
-      <w:r>
-        <w:rPr>
-          <w:rFonts w:ascii="Helvetica" w:eastAsia="Times New Roman" w:hAnsi="Helvetica" w:cs="Helvetica"/>
-          <w:color w:val="333333"/>
-          <w:rtl/>
-        </w:rPr>
-        <w:t>.</w:t>
-      </w:r>
-    </w:p>
-    <w:p>
-      <w:pPr>
-        <w:bidi/>
-        <w:spacing w:line="360" w:lineRule="auto"/>
-        <w:divId w:val="259458589"/>
-        <w:rPr>
-          <w:rFonts w:ascii="Helvetica" w:eastAsia="Times New Roman" w:hAnsi="Helvetica" w:cs="Helvetica"/>
-          <w:color w:val="333333"/>
-          <w:rtl/>
-        </w:rPr>
-      </w:pPr>
-      <w:r>
-        <w:rPr>
-          <w:rFonts w:ascii="Helvetica" w:eastAsia="Times New Roman" w:hAnsi="Helvetica" w:cs="Helvetica"/>
-          <w:color w:val="333333"/>
-          <w:rtl/>
-        </w:rPr>
-        <w:t xml:space="preserve">בחירת </w:t>
-      </w:r>
-      <w:proofErr w:type="spellStart"/>
-      <w:r>
-        <w:rPr>
-          <w:rFonts w:ascii="Helvetica" w:eastAsia="Times New Roman" w:hAnsi="Helvetica" w:cs="Helvetica"/>
-          <w:color w:val="333333"/>
-          <w:rtl/>
-        </w:rPr>
-        <w:t>ההייפר</w:t>
-      </w:r>
-      <w:proofErr w:type="spellEnd"/>
-      <w:r>
-        <w:rPr>
-          <w:rFonts w:ascii="Helvetica" w:eastAsia="Times New Roman" w:hAnsi="Helvetica" w:cs="Helvetica"/>
-          <w:color w:val="333333"/>
-          <w:rtl/>
-        </w:rPr>
-        <w:t>-פרמטרים</w:t>
-      </w:r>
-      <w:r>
-        <w:rPr>
-          <w:rFonts w:ascii="Helvetica" w:eastAsia="Times New Roman" w:hAnsi="Helvetica" w:cs="Helvetica" w:hint="cs"/>
-          <w:color w:val="333333"/>
-          <w:rtl/>
-        </w:rPr>
-        <w:t xml:space="preserve"> (לפי </w:t>
-      </w:r>
-      <w:proofErr w:type="spellStart"/>
-      <w:r>
-        <w:rPr>
-          <w:rFonts w:ascii="Helvetica" w:eastAsia="Times New Roman" w:hAnsi="Helvetica" w:cs="Helvetica" w:hint="cs"/>
-          <w:color w:val="333333"/>
-          <w:rtl/>
-        </w:rPr>
-        <w:t>יוריסטיקות</w:t>
-      </w:r>
-      <w:proofErr w:type="spellEnd"/>
-      <w:r>
-        <w:rPr>
-          <w:rFonts w:ascii="Helvetica" w:eastAsia="Times New Roman" w:hAnsi="Helvetica" w:cs="Helvetica" w:hint="cs"/>
-          <w:color w:val="333333"/>
-          <w:rtl/>
-        </w:rPr>
-        <w:t>)</w:t>
-      </w:r>
-      <w:r>
-        <w:rPr>
-          <w:rFonts w:ascii="Helvetica" w:eastAsia="Times New Roman" w:hAnsi="Helvetica" w:cs="Helvetica"/>
-          <w:color w:val="333333"/>
-          <w:rtl/>
-        </w:rPr>
-        <w:t>:</w:t>
-      </w:r>
-    </w:p>
-    <w:p>
-      <w:pPr>
-        <w:bidi/>
-        <w:spacing w:line="360" w:lineRule="auto"/>
-        <w:divId w:val="259458589"/>
-        <w:rPr>
-          <w:rFonts w:ascii="Helvetica" w:eastAsia="Times New Roman" w:hAnsi="Helvetica" w:cs="Helvetica"/>
-          <w:color w:val="333333"/>
-          <w:rtl/>
-        </w:rPr>
-      </w:pPr>
-      <w:r>
-        <w:rPr>
-          <w:rFonts w:ascii="Helvetica" w:eastAsia="Times New Roman" w:hAnsi="Helvetica" w:cs="Helvetica"/>
-          <w:color w:val="333333"/>
-          <w:rtl/>
-        </w:rPr>
-        <w:t>כדי לקבוע את ערך ה-</w:t>
-      </w:r>
-      <w:r>
-        <w:rPr>
-          <w:rFonts w:ascii="Helvetica" w:eastAsia="Times New Roman" w:hAnsi="Helvetica" w:cs="Helvetica"/>
-          <w:color w:val="333333"/>
-        </w:rPr>
-        <w:t>eps</w:t>
-      </w:r>
-      <w:r>
-        <w:rPr>
-          <w:rFonts w:ascii="Helvetica" w:eastAsia="Times New Roman" w:hAnsi="Helvetica" w:cs="Helvetica"/>
-          <w:color w:val="333333"/>
-          <w:rtl/>
-        </w:rPr>
-        <w:t xml:space="preserve"> האופטימלי, השתמשנו בשיטת </w:t>
-      </w:r>
-      <w:r>
-        <w:rPr>
-          <w:rFonts w:ascii="Helvetica" w:eastAsia="Times New Roman" w:hAnsi="Helvetica" w:cs="Helvetica"/>
-          <w:color w:val="333333"/>
-        </w:rPr>
-        <w:t>k-distance graph</w:t>
-      </w:r>
-      <w:r>
-        <w:rPr>
-          <w:rFonts w:ascii="Helvetica" w:eastAsia="Times New Roman" w:hAnsi="Helvetica" w:cs="Helvetica"/>
-          <w:color w:val="333333"/>
-          <w:rtl/>
-        </w:rPr>
-        <w:t xml:space="preserve"> </w:t>
-      </w:r>
-      <w:r>
-        <w:rPr>
-          <w:rFonts w:ascii="Helvetica" w:eastAsia="Times New Roman" w:hAnsi="Helvetica" w:cs="Helvetica" w:hint="cs"/>
-          <w:color w:val="333333"/>
-          <w:rtl/>
-        </w:rPr>
-        <w:t>:</w:t>
-      </w:r>
-    </w:p>
-    <w:p>
-      <w:pPr>
         <w:numPr>
           <w:ilvl w:val="0"/>
-          <w:numId w:val="24"/>
+          <w:numId w:val="43"/>
         </w:numPr>
         <w:bidi/>
         <w:spacing w:line="360" w:lineRule="auto"/>
@@ -4873,64 +3675,161 @@
           <w:color w:val="333333"/>
           <w:rtl/>
         </w:rPr>
-        <w:lastRenderedPageBreak/>
-        <w:t>חישבנו עבור כל מסמך את המרחק לשכן ה-</w:t>
+        <w:t>נעשה שימוש ב</w:t>
+      </w:r>
+      <w:r>
+        <w:rPr>
+          <w:rFonts w:ascii="Helvetica" w:eastAsia="Times New Roman" w:hAnsi="Helvetica" w:cs="Helvetica" w:hint="cs"/>
+          <w:color w:val="333333"/>
+          <w:rtl/>
+        </w:rPr>
+        <w:t xml:space="preserve">פרמטרים </w:t>
       </w:r>
       <w:r>
         <w:rPr>
           <w:rFonts w:ascii="Helvetica" w:eastAsia="Times New Roman" w:hAnsi="Helvetica" w:cs="Helvetica"/>
           <w:color w:val="333333"/>
-        </w:rPr>
-        <w:t>k</w:t>
+          <w:rtl/>
+        </w:rPr>
+        <w:t>המקובלים</w:t>
       </w:r>
       <w:r>
         <w:rPr>
           <w:rFonts w:ascii="Helvetica" w:eastAsia="Times New Roman" w:hAnsi="Helvetica" w:cs="Helvetica"/>
           <w:color w:val="333333"/>
-          <w:rtl/>
-        </w:rPr>
-        <w:t xml:space="preserve"> הקרוב ביותר שלו (כאשר </w:t>
+          <w:shd w:val="clear" w:color="auto" w:fill="A5C9EB" w:themeFill="text2" w:themeFillTint="40"/>
+        </w:rPr>
+        <w:t>k1=1.5</w:t>
       </w:r>
       <w:r>
         <w:rPr>
           <w:rFonts w:ascii="Helvetica" w:eastAsia="Times New Roman" w:hAnsi="Helvetica" w:cs="Helvetica"/>
           <w:color w:val="333333"/>
+        </w:rPr>
+        <w:t xml:space="preserve"> </w:t>
+      </w:r>
+      <w:r>
+        <w:rPr>
+          <w:rFonts w:ascii="Helvetica" w:eastAsia="Times New Roman" w:hAnsi="Helvetica" w:cs="Helvetica" w:hint="cs"/>
+          <w:color w:val="333333"/>
+          <w:rtl/>
+        </w:rPr>
+        <w:t xml:space="preserve"> </w:t>
+      </w:r>
+      <w:r>
+        <w:rPr>
+          <w:rFonts w:ascii="Helvetica" w:eastAsia="Times New Roman" w:hAnsi="Helvetica" w:cs="Helvetica"/>
+          <w:color w:val="333333"/>
+          <w:rtl/>
+        </w:rPr>
+        <w:t xml:space="preserve"> ו-</w:t>
+      </w:r>
+      <w:r>
+        <w:rPr>
+          <w:rFonts w:ascii="Helvetica" w:eastAsia="Times New Roman" w:hAnsi="Helvetica" w:cs="Helvetica"/>
+          <w:color w:val="333333"/>
           <w:shd w:val="clear" w:color="auto" w:fill="A5C9EB" w:themeFill="text2" w:themeFillTint="40"/>
         </w:rPr>
-        <w:t>k=</w:t>
-      </w:r>
-      <w:proofErr w:type="spellStart"/>
+        <w:t>b=0.75</w:t>
+      </w:r>
       <w:r>
         <w:rPr>
           <w:rFonts w:ascii="Helvetica" w:eastAsia="Times New Roman" w:hAnsi="Helvetica" w:cs="Helvetica"/>
           <w:color w:val="333333"/>
-          <w:shd w:val="clear" w:color="auto" w:fill="A5C9EB" w:themeFill="text2" w:themeFillTint="40"/>
-        </w:rPr>
-        <w:t>min_samples</w:t>
-      </w:r>
-      <w:proofErr w:type="spellEnd"/>
-      <w:r>
-        <w:rPr>
-          <w:rFonts w:ascii="Helvetica" w:eastAsia="Times New Roman" w:hAnsi="Helvetica" w:cs="Helvetica"/>
-          <w:color w:val="333333"/>
-          <w:shd w:val="clear" w:color="auto" w:fill="A5C9EB" w:themeFill="text2" w:themeFillTint="40"/>
-        </w:rPr>
-        <w:t>=20</w:t>
-      </w:r>
-      <w:r>
-        <w:rPr>
-          <w:rFonts w:ascii="Helvetica" w:eastAsia="Times New Roman" w:hAnsi="Helvetica" w:cs="Helvetica"/>
-          <w:color w:val="333333"/>
-          <w:rtl/>
-        </w:rPr>
-        <w:t>).</w:t>
+          <w:rtl/>
+        </w:rPr>
+        <w:t xml:space="preserve"> .</w:t>
       </w:r>
     </w:p>
     <w:p>
       <w:pPr>
+        <w:bidi/>
+        <w:spacing w:line="360" w:lineRule="auto"/>
+        <w:divId w:val="259458589"/>
+        <w:rPr>
+          <w:rFonts w:ascii="Helvetica" w:eastAsia="Times New Roman" w:hAnsi="Helvetica" w:cs="Helvetica"/>
+          <w:color w:val="333333"/>
+          <w:u w:val="single"/>
+          <w:rtl/>
+        </w:rPr>
+      </w:pPr>
+    </w:p>
+    <w:p>
+      <w:pPr>
+        <w:bidi/>
+        <w:spacing w:line="360" w:lineRule="auto"/>
+        <w:divId w:val="259458589"/>
+        <w:rPr>
+          <w:rFonts w:ascii="Helvetica" w:eastAsia="Times New Roman" w:hAnsi="Helvetica" w:cs="Helvetica"/>
+          <w:color w:val="333333"/>
+          <w:u w:val="single"/>
+          <w:rtl/>
+        </w:rPr>
+      </w:pPr>
+      <w:r>
+        <w:rPr>
+          <w:rFonts w:ascii="Helvetica" w:eastAsia="Times New Roman" w:hAnsi="Helvetica" w:cs="Helvetica"/>
+          <w:color w:val="333333"/>
+          <w:u w:val="single"/>
+          <w:rtl/>
+        </w:rPr>
+        <w:t xml:space="preserve">תוצאות </w:t>
+      </w:r>
+    </w:p>
+    <w:p>
+      <w:pPr>
+        <w:bidi/>
+        <w:spacing w:line="360" w:lineRule="auto"/>
+        <w:divId w:val="259458589"/>
+        <w:rPr>
+          <w:rFonts w:ascii="Helvetica" w:eastAsia="Times New Roman" w:hAnsi="Helvetica" w:cs="Helvetica"/>
+          <w:color w:val="333333"/>
+        </w:rPr>
+      </w:pPr>
+      <w:r>
+        <w:rPr>
+          <w:rFonts w:ascii="Helvetica" w:eastAsia="Times New Roman" w:hAnsi="Helvetica" w:cs="Helvetica"/>
+          <w:color w:val="333333"/>
+          <w:rtl/>
+        </w:rPr>
+        <w:t xml:space="preserve">התקבלה ספרייה בשם </w:t>
+      </w:r>
+      <w:r>
+        <w:rPr>
+          <w:rFonts w:ascii="Helvetica" w:eastAsia="Times New Roman" w:hAnsi="Helvetica" w:cs="Helvetica"/>
+          <w:color w:val="333333"/>
+        </w:rPr>
+        <w:t xml:space="preserve">exe3/bm25_vectors </w:t>
+      </w:r>
+      <w:r>
+        <w:rPr>
+          <w:rFonts w:ascii="Helvetica" w:eastAsia="Times New Roman" w:hAnsi="Helvetica" w:cs="Helvetica" w:hint="cs"/>
+          <w:color w:val="333333"/>
+          <w:rtl/>
+        </w:rPr>
+        <w:t xml:space="preserve"> </w:t>
+      </w:r>
+      <w:r>
+        <w:rPr>
+          <w:rFonts w:ascii="Helvetica" w:eastAsia="Times New Roman" w:hAnsi="Helvetica" w:cs="Helvetica"/>
+          <w:color w:val="333333"/>
+          <w:rtl/>
+        </w:rPr>
+        <w:t>המכילה את הקבצים הבאים</w:t>
+      </w:r>
+      <w:r>
+        <w:rPr>
+          <w:rFonts w:ascii="Helvetica" w:eastAsia="Times New Roman" w:hAnsi="Helvetica" w:cs="Helvetica"/>
+          <w:color w:val="333333"/>
+        </w:rPr>
+        <w:t>:</w:t>
+      </w:r>
+    </w:p>
+    <w:p>
+      <w:pPr>
         <w:numPr>
           <w:ilvl w:val="0"/>
-          <w:numId w:val="24"/>
+          <w:numId w:val="46"/>
         </w:numPr>
         <w:bidi/>
         <w:spacing w:line="360" w:lineRule="auto"/>
@@ -4938,23 +3837,90 @@
         <w:rPr>
           <w:rFonts w:ascii="Helvetica" w:eastAsia="Times New Roman" w:hAnsi="Helvetica" w:cs="Helvetica"/>
           <w:color w:val="333333"/>
-          <w:rtl/>
         </w:rPr>
       </w:pPr>
       <w:r>
         <w:rPr>
           <w:rFonts w:ascii="Helvetica" w:eastAsia="Times New Roman" w:hAnsi="Helvetica" w:cs="Helvetica"/>
           <w:color w:val="333333"/>
-          <w:rtl/>
-        </w:rPr>
-        <w:t>סידרנו את המסמכים לפי המרחק הזה ושרטטנו גרף.</w:t>
+        </w:rPr>
+        <w:t xml:space="preserve"> :</w:t>
+      </w:r>
+      <w:r>
+        <w:rPr>
+          <w:rFonts w:ascii="Helvetica" w:eastAsia="Times New Roman" w:hAnsi="Helvetica" w:cs="Helvetica"/>
+          <w:b/>
+          <w:bCs/>
+          <w:color w:val="333333"/>
+        </w:rPr>
+        <w:t xml:space="preserve"> bm25_vectors.npz</w:t>
+      </w:r>
+      <w:r>
+        <w:rPr>
+          <w:rFonts w:ascii="Helvetica" w:eastAsia="Times New Roman" w:hAnsi="Helvetica" w:cs="Helvetica"/>
+          <w:color w:val="333333"/>
+        </w:rPr>
+        <w:t xml:space="preserve"> </w:t>
+      </w:r>
+      <w:r>
+        <w:rPr>
+          <w:rFonts w:ascii="Helvetica" w:eastAsia="Times New Roman" w:hAnsi="Helvetica" w:cs="Helvetica"/>
+          <w:color w:val="333333"/>
+          <w:rtl/>
+        </w:rPr>
+        <w:t>מטריצה דלילה</w:t>
+      </w:r>
+      <w:r>
+        <w:rPr>
+          <w:rFonts w:ascii="Helvetica" w:eastAsia="Times New Roman" w:hAnsi="Helvetica" w:cs="Helvetica" w:hint="cs"/>
+          <w:color w:val="333333"/>
+          <w:rtl/>
+        </w:rPr>
+        <w:t xml:space="preserve"> </w:t>
+      </w:r>
+      <w:r>
+        <w:rPr>
+          <w:rFonts w:ascii="Helvetica" w:eastAsia="Times New Roman" w:hAnsi="Helvetica" w:cs="Helvetica"/>
+          <w:color w:val="333333"/>
+          <w:rtl/>
+        </w:rPr>
+        <w:t>המכילה את ציוני ה</w:t>
+      </w:r>
+      <w:r>
+        <w:rPr>
+          <w:rFonts w:ascii="Helvetica" w:eastAsia="Times New Roman" w:hAnsi="Helvetica" w:cs="Helvetica"/>
+          <w:color w:val="333333"/>
+        </w:rPr>
+        <w:t>-</w:t>
+      </w:r>
+      <w:r>
+        <w:rPr>
+          <w:rFonts w:ascii="Helvetica" w:eastAsia="Times New Roman" w:hAnsi="Helvetica" w:cs="Helvetica"/>
+          <w:color w:val="333333"/>
+        </w:rPr>
+        <w:t xml:space="preserve"> </w:t>
+      </w:r>
+      <w:r>
+        <w:rPr>
+          <w:rFonts w:ascii="Helvetica" w:eastAsia="Times New Roman" w:hAnsi="Helvetica" w:cs="Helvetica"/>
+          <w:color w:val="333333"/>
+        </w:rPr>
+        <w:t xml:space="preserve">BM25 </w:t>
+      </w:r>
+      <w:r>
+        <w:rPr>
+          <w:rFonts w:ascii="Helvetica" w:eastAsia="Times New Roman" w:hAnsi="Helvetica" w:cs="Helvetica"/>
+          <w:color w:val="333333"/>
+          <w:rtl/>
+        </w:rPr>
+        <w:t xml:space="preserve">המחושבים לכל מילה בכל צ'אנק. </w:t>
       </w:r>
     </w:p>
     <w:p>
       <w:pPr>
         <w:numPr>
           <w:ilvl w:val="0"/>
-          <w:numId w:val="24"/>
+          <w:numId w:val="46"/>
         </w:numPr>
         <w:bidi/>
         <w:spacing w:line="360" w:lineRule="auto"/>
@@ -4962,172 +3928,95 @@
         <w:rPr>
           <w:rFonts w:ascii="Helvetica" w:eastAsia="Times New Roman" w:hAnsi="Helvetica" w:cs="Helvetica"/>
           <w:color w:val="333333"/>
-          <w:rtl/>
         </w:rPr>
       </w:pPr>
       <w:r>
         <w:rPr>
           <w:rFonts w:ascii="Helvetica" w:eastAsia="Times New Roman" w:hAnsi="Helvetica" w:cs="Helvetica"/>
-          <w:color w:val="333333"/>
-          <w:rtl/>
-        </w:rPr>
-        <w:t>נקודת ה"ברך" (</w:t>
+          <w:b/>
+          <w:bCs/>
+          <w:color w:val="333333"/>
+        </w:rPr>
+        <w:t>bm25_vector_</w:t>
       </w:r>
       <w:r>
         <w:rPr>
           <w:rFonts w:ascii="Helvetica" w:eastAsia="Times New Roman" w:hAnsi="Helvetica" w:cs="Helvetica"/>
-          <w:color w:val="333333"/>
-        </w:rPr>
-        <w:t>Elbow/Knee</w:t>
+          <w:b/>
+          <w:bCs/>
+          <w:color w:val="333333"/>
+        </w:rPr>
+        <w:t>vocabulary.</w:t>
       </w:r>
       <w:r>
         <w:rPr>
           <w:rFonts w:ascii="Helvetica" w:eastAsia="Times New Roman" w:hAnsi="Helvetica" w:cs="Helvetica"/>
-          <w:color w:val="333333"/>
-          <w:rtl/>
-        </w:rPr>
-        <w:t>) בגרף מציינת את המעבר בין אזורים צפופים (אשכולות) לבין רעש.</w:t>
+          <w:b/>
+          <w:bCs/>
+          <w:color w:val="333333"/>
+        </w:rPr>
+        <w:t>j</w:t>
+      </w:r>
+      <w:r>
+        <w:rPr>
+          <w:rFonts w:ascii="Helvetica" w:eastAsia="Times New Roman" w:hAnsi="Helvetica" w:cs="Helvetica"/>
+          <w:b/>
+          <w:bCs/>
+          <w:color w:val="333333"/>
+        </w:rPr>
+        <w:t>son</w:t>
+      </w:r>
+      <w:r>
+        <w:rPr>
+          <w:rFonts w:ascii="Helvetica" w:eastAsia="Times New Roman" w:hAnsi="Helvetica" w:cs="Helvetica" w:hint="cs"/>
+          <w:color w:val="333333"/>
+          <w:rtl/>
+        </w:rPr>
+        <w:t>:</w:t>
+      </w:r>
+      <w:r>
+        <w:rPr>
+          <w:rFonts w:ascii="Helvetica" w:eastAsia="Times New Roman" w:hAnsi="Helvetica" w:cs="Helvetica"/>
+          <w:color w:val="333333"/>
+        </w:rPr>
+        <w:t xml:space="preserve"> </w:t>
+      </w:r>
+      <w:r>
+        <w:rPr>
+          <w:rFonts w:ascii="Helvetica" w:eastAsia="Times New Roman" w:hAnsi="Helvetica" w:cs="Helvetica"/>
+          <w:color w:val="333333"/>
+          <w:rtl/>
+        </w:rPr>
+        <w:t>קובץ</w:t>
+      </w:r>
+      <w:r>
+        <w:rPr>
+          <w:rFonts w:ascii="Helvetica" w:eastAsia="Times New Roman" w:hAnsi="Helvetica" w:cs="Helvetica"/>
+          <w:color w:val="333333"/>
+        </w:rPr>
+        <w:t xml:space="preserve"> JSON </w:t>
+      </w:r>
+      <w:r>
+        <w:rPr>
+          <w:rFonts w:ascii="Helvetica" w:eastAsia="Times New Roman" w:hAnsi="Helvetica" w:cs="Helvetica"/>
+          <w:color w:val="333333"/>
+          <w:rtl/>
+        </w:rPr>
+        <w:t>המכיל מילון הממפה בין כל מילה באוצר המילים לבין אינדקס העמודה שלה במטריצה</w:t>
+      </w:r>
+      <w:r>
+        <w:rPr>
+          <w:rFonts w:ascii="Helvetica" w:eastAsia="Times New Roman" w:hAnsi="Helvetica" w:cs="Helvetica"/>
+          <w:color w:val="333333"/>
+        </w:rPr>
+        <w:t>.</w:t>
       </w:r>
     </w:p>
     <w:p>
       <w:pPr>
-        <w:bidi/>
-        <w:spacing w:line="360" w:lineRule="auto"/>
-        <w:divId w:val="259458589"/>
-        <w:rPr>
-          <w:rFonts w:ascii="Helvetica" w:eastAsia="Times New Roman" w:hAnsi="Helvetica" w:cs="Helvetica"/>
-          <w:color w:val="333333"/>
-          <w:rtl/>
-        </w:rPr>
-      </w:pPr>
-      <w:r>
-        <w:rPr>
-          <w:rFonts w:ascii="Helvetica" w:eastAsia="Times New Roman" w:hAnsi="Helvetica" w:cs="Helvetica"/>
-          <w:color w:val="333333"/>
-          <w:rtl/>
-        </w:rPr>
-        <w:t xml:space="preserve">על בסיס הגרף, נבחר ערך </w:t>
-      </w:r>
-      <w:r>
-        <w:rPr>
-          <w:rFonts w:ascii="Helvetica" w:eastAsia="Times New Roman" w:hAnsi="Helvetica" w:cs="Helvetica"/>
-          <w:color w:val="333333"/>
-          <w:shd w:val="clear" w:color="auto" w:fill="A5C9EB" w:themeFill="text2" w:themeFillTint="40"/>
-        </w:rPr>
-        <w:t>eps=0.84</w:t>
-      </w:r>
-      <w:r>
-        <w:rPr>
-          <w:rFonts w:ascii="Helvetica" w:eastAsia="Times New Roman" w:hAnsi="Helvetica" w:cs="Helvetica"/>
-          <w:color w:val="333333"/>
-          <w:rtl/>
-        </w:rPr>
-        <w:t xml:space="preserve">. </w:t>
-      </w:r>
-      <w:r>
-        <w:rPr>
-          <w:rFonts w:ascii="Helvetica" w:eastAsia="Times New Roman" w:hAnsi="Helvetica" w:cs="Helvetica" w:hint="cs"/>
-          <w:color w:val="333333"/>
-          <w:rtl/>
-        </w:rPr>
-        <w:t xml:space="preserve">ולאחר ניסוי וטעיה </w:t>
-      </w:r>
-      <w:r>
-        <w:rPr>
-          <w:rFonts w:ascii="Helvetica" w:eastAsia="Times New Roman" w:hAnsi="Helvetica" w:cs="Helvetica"/>
-          <w:color w:val="333333"/>
-          <w:rtl/>
-        </w:rPr>
-        <w:t>נבחר</w:t>
-      </w:r>
-      <w:proofErr w:type="spellStart"/>
-      <w:r>
-        <w:rPr>
-          <w:rFonts w:ascii="Helvetica" w:eastAsia="Times New Roman" w:hAnsi="Helvetica" w:cs="Helvetica"/>
-          <w:color w:val="333333"/>
-        </w:rPr>
-        <w:t>min_samples</w:t>
-      </w:r>
-      <w:proofErr w:type="spellEnd"/>
-      <w:r>
-        <w:rPr>
-          <w:rFonts w:ascii="Helvetica" w:eastAsia="Times New Roman" w:hAnsi="Helvetica" w:cs="Helvetica"/>
-          <w:color w:val="333333"/>
-        </w:rPr>
-        <w:t>=20</w:t>
-      </w:r>
-      <w:r>
-        <w:rPr>
-          <w:rFonts w:ascii="Helvetica" w:eastAsia="Times New Roman" w:hAnsi="Helvetica" w:cs="Helvetica"/>
-          <w:color w:val="333333"/>
-        </w:rPr>
-        <w:t xml:space="preserve"> </w:t>
-      </w:r>
-      <w:r>
-        <w:rPr>
-          <w:rFonts w:ascii="Helvetica" w:eastAsia="Times New Roman" w:hAnsi="Helvetica" w:cs="Helvetica"/>
-          <w:color w:val="333333"/>
-          <w:rtl/>
-        </w:rPr>
-        <w:t xml:space="preserve"> כדי להימנע מיצירת אשכולות זעירים ולא משמעותיים </w:t>
-      </w:r>
-      <w:r>
-        <w:rPr>
-          <w:rFonts w:ascii="Helvetica" w:eastAsia="Times New Roman" w:hAnsi="Helvetica" w:cs="Helvetica" w:hint="cs"/>
-          <w:color w:val="333333"/>
-          <w:rtl/>
-        </w:rPr>
-        <w:t>(הרי ידוע שבסופו של דבר אמורים להיות 2 אשכולות)</w:t>
-      </w:r>
-      <w:r>
-        <w:rPr>
-          <w:rFonts w:ascii="Helvetica" w:eastAsia="Times New Roman" w:hAnsi="Helvetica" w:cs="Helvetica"/>
-          <w:color w:val="333333"/>
-          <w:rtl/>
-        </w:rPr>
-        <w:t>.</w:t>
-      </w:r>
-    </w:p>
-    <w:p>
-      <w:pPr>
-        <w:bidi/>
-        <w:spacing w:line="360" w:lineRule="auto"/>
-        <w:divId w:val="259458589"/>
-        <w:rPr>
-          <w:rFonts w:ascii="Helvetica" w:eastAsia="Times New Roman" w:hAnsi="Helvetica" w:cs="Helvetica"/>
-          <w:color w:val="333333"/>
-          <w:rtl/>
-        </w:rPr>
-      </w:pPr>
-    </w:p>
-    <w:p>
-      <w:pPr>
-        <w:bidi/>
-        <w:spacing w:line="360" w:lineRule="auto"/>
-        <w:divId w:val="259458589"/>
-        <w:rPr>
-          <w:rFonts w:ascii="Helvetica" w:eastAsia="Times New Roman" w:hAnsi="Helvetica" w:cs="Helvetica"/>
-          <w:color w:val="333333"/>
-          <w:u w:val="single"/>
-          <w:rtl/>
-        </w:rPr>
-      </w:pPr>
-      <w:r>
-        <w:rPr>
-          <w:rFonts w:ascii="Helvetica" w:eastAsia="Times New Roman" w:hAnsi="Helvetica" w:cs="Helvetica"/>
-          <w:color w:val="333333"/>
-          <w:u w:val="single"/>
-          <w:rtl/>
-        </w:rPr>
-        <w:t>תוצאות</w:t>
-      </w:r>
-    </w:p>
-    <w:p>
-      <w:pPr>
-        <w:pStyle w:val="aa"/>
         <w:numPr>
           <w:ilvl w:val="0"/>
-          <w:numId w:val="26"/>
+          <w:numId w:val="46"/>
         </w:numPr>
         <w:bidi/>
         <w:spacing w:line="360" w:lineRule="auto"/>
@@ -5135,109 +4024,81 @@
         <w:rPr>
           <w:rFonts w:ascii="Helvetica" w:eastAsia="Times New Roman" w:hAnsi="Helvetica" w:cs="Helvetica"/>
           <w:color w:val="333333"/>
-          <w:rtl/>
-        </w:rPr>
-      </w:pPr>
+        </w:rPr>
+      </w:pPr>
+      <w:r>
+        <w:rPr>
+          <w:rFonts w:ascii="Helvetica" w:eastAsia="Times New Roman" w:hAnsi="Helvetica" w:cs="Helvetica"/>
+          <w:b/>
+          <w:bCs/>
+          <w:color w:val="333333"/>
+        </w:rPr>
+        <w:t>bm25_vectors_</w:t>
+      </w:r>
+      <w:r>
+        <w:rPr>
+          <w:rFonts w:ascii="Helvetica" w:eastAsia="Times New Roman" w:hAnsi="Helvetica" w:cs="Helvetica"/>
+          <w:b/>
+          <w:bCs/>
+          <w:color w:val="333333"/>
+        </w:rPr>
+        <w:t>files.json</w:t>
+      </w:r>
+      <w:r>
+        <w:rPr>
+          <w:rFonts w:ascii="Helvetica" w:eastAsia="Times New Roman" w:hAnsi="Helvetica" w:cs="Helvetica"/>
+          <w:color w:val="333333"/>
+        </w:rPr>
+        <w:t xml:space="preserve"> </w:t>
+      </w:r>
       <w:r>
         <w:rPr>
           <w:rFonts w:ascii="Helvetica" w:eastAsia="Times New Roman" w:hAnsi="Helvetica" w:cs="Helvetica" w:hint="cs"/>
-          <w:noProof/>
-          <w:color w:val="333333"/>
-          <w:rtl/>
-          <w:lang w:val="he-IL"/>
-        </w:rPr>
-        <mc:AlternateContent>
-          <mc:Choice Requires="wpg">
-            <w:drawing>
-              <wp:anchor distT="0" distB="0" distL="114300" distR="114300" simplePos="0" relativeHeight="251654144" behindDoc="0" locked="0" layoutInCell="1" allowOverlap="1" wp14:anchorId="6877AD67" wp14:editId="4514257A">
-                <wp:simplePos x="0" y="0"/>
-                <wp:positionH relativeFrom="column">
-                  <wp:posOffset>2637106</wp:posOffset>
-                </wp:positionH>
-                <wp:positionV relativeFrom="paragraph">
-                  <wp:posOffset>297424</wp:posOffset>
-                </wp:positionV>
-                <wp:extent cx="2368550" cy="1774825"/>
-                <wp:effectExtent l="0" t="0" r="0" b="0"/>
-                <wp:wrapTopAndBottom/>
-                <wp:docPr id="1273932873" name="קבוצה 4"/>
-                <wp:cNvGraphicFramePr/>
-                <a:graphic xmlns:a="http://schemas.openxmlformats.org/drawingml/2006/main">
-                  <a:graphicData uri="http://schemas.microsoft.com/office/word/2010/wordprocessingGroup">
-                    <wpg:wgp>
-                      <wpg:cNvGrpSpPr/>
-                      <wpg:grpSpPr>
-                        <a:xfrm>
-                          <a:off x="0" y="0"/>
-                          <a:ext cx="2368550" cy="1774825"/>
-                          <a:chOff x="0" y="0"/>
-                          <a:chExt cx="2368550" cy="1774825"/>
-                        </a:xfrm>
-                      </wpg:grpSpPr>
-                      <pic:pic xmlns:pic="http://schemas.openxmlformats.org/drawingml/2006/picture">
-                        <pic:nvPicPr>
-                          <pic:cNvPr id="180460400" name="תמונה 2"/>
-                          <pic:cNvPicPr>
-                            <a:picLocks noChangeAspect="1"/>
-                          </pic:cNvPicPr>
-                        </pic:nvPicPr>
-                        <pic:blipFill>
-                          <a:blip r:embed="rId9" cstate="print">
-                            <a:extLst>
-                              <a:ext uri="{28A0092B-C50C-407E-A947-70E740481C1C}">
-                                <a14:useLocalDpi xmlns:a14="http://schemas.microsoft.com/office/drawing/2010/main" val="0"/>
-                              </a:ext>
-                            </a:extLst>
-                          </a:blip>
-                          <a:srcRect/>
-                          <a:stretch>
-                            <a:fillRect/>
-                          </a:stretch>
-                        </pic:blipFill>
-                        <pic:spPr bwMode="auto">
-                          <a:xfrm>
-                            <a:off x="0" y="0"/>
-                            <a:ext cx="2368550" cy="1774825"/>
-                          </a:xfrm>
-                          <a:prstGeom prst="rect">
-                            <a:avLst/>
-                          </a:prstGeom>
-                          <a:noFill/>
-                          <a:ln>
-                            <a:noFill/>
-                          </a:ln>
-                        </pic:spPr>
-                      </pic:pic>
-                      <w14:contentPart bwMode="auto" r:id="rId10">
-                        <w14:nvContentPartPr>
-                          <w14:cNvPr id="1196000166" name="דיו 3"/>
-                          <w14:cNvContentPartPr/>
-                        </w14:nvContentPartPr>
-                        <w14:xfrm>
-                          <a:off x="537552" y="885874"/>
-                          <a:ext cx="38880" cy="32400"/>
-                        </w14:xfrm>
-                      </w14:contentPart>
-                    </wpg:wgp>
-                  </a:graphicData>
-                </a:graphic>
-              </wp:anchor>
-            </w:drawing>
-          </mc:Choice>
-          <mc:Fallback>
-            <w:pict>
-              <v:group w14:anchorId="49124331" id="קבוצה 4" o:spid="_x0000_s1026" style="position:absolute;left:0;text-align:left;margin-left:207.65pt;margin-top:23.4pt;width:186.5pt;height:139.75pt;z-index:251654144" coordsize="23685,17748" o:gfxdata="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">
-                <v:shape id="תמונה 2" o:spid="_x0000_s1027" type="#_x0000_t75" style="position:absolute;width:23685;height:17748;visibility:visible;mso-wrap-style:square" o:gfxdata="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">
-                  <v:imagedata r:id="rId12" o:title=""/>
-                </v:shape>
-                <v:shape id="דיו 3" o:spid="_x0000_s1028" type="#_x0000_t75" style="position:absolute;left:5284;top:8768;width:567;height:501;visibility:visible;mso-wrap-style:square" o:gfxdata="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">
-                  <v:imagedata r:id="rId13" o:title=""/>
-                </v:shape>
-                <w10:wrap type="topAndBottom"/>
-              </v:group>
-            </w:pict>
-          </mc:Fallback>
-        </mc:AlternateContent>
+          <w:color w:val="333333"/>
+          <w:rtl/>
+        </w:rPr>
+        <w:t xml:space="preserve">: </w:t>
+      </w:r>
+      <w:r>
+        <w:rPr>
+          <w:rFonts w:ascii="Helvetica" w:eastAsia="Times New Roman" w:hAnsi="Helvetica" w:cs="Helvetica"/>
+          <w:color w:val="333333"/>
+          <w:rtl/>
+        </w:rPr>
+        <w:t>קובץ</w:t>
+      </w:r>
+      <w:r>
+        <w:rPr>
+          <w:rFonts w:ascii="Helvetica" w:eastAsia="Times New Roman" w:hAnsi="Helvetica" w:cs="Helvetica"/>
+          <w:color w:val="333333"/>
+        </w:rPr>
+        <w:t xml:space="preserve"> JSON </w:t>
+      </w:r>
+      <w:r>
+        <w:rPr>
+          <w:rFonts w:ascii="Helvetica" w:eastAsia="Times New Roman" w:hAnsi="Helvetica" w:cs="Helvetica"/>
+          <w:color w:val="333333"/>
+          <w:rtl/>
+        </w:rPr>
+        <w:t xml:space="preserve">המכיל רשימה מסודרת של נתיבי קבצי </w:t>
+      </w:r>
+      <w:proofErr w:type="spellStart"/>
+      <w:r>
+        <w:rPr>
+          <w:rFonts w:ascii="Helvetica" w:eastAsia="Times New Roman" w:hAnsi="Helvetica" w:cs="Helvetica"/>
+          <w:color w:val="333333"/>
+          <w:rtl/>
+        </w:rPr>
+        <w:t>הצ'אנקים</w:t>
+      </w:r>
+      <w:proofErr w:type="spellEnd"/>
+      <w:r>
+        <w:rPr>
+          <w:rFonts w:ascii="Helvetica" w:eastAsia="Times New Roman" w:hAnsi="Helvetica" w:cs="Helvetica"/>
+          <w:color w:val="333333"/>
+          <w:rtl/>
+        </w:rPr>
+        <w:t xml:space="preserve"> המקוריים. סדר הרשימה תואם בדיוק לסדר השורות במטריצה </w:t>
       </w:r>
       <w:r>
         <w:rPr>
@@ -5245,7 +4106,7 @@
           <w:color w:val="333333"/>
           <w:rtl/>
         </w:rPr>
-        <w:t xml:space="preserve">הגרף שלפיו נקבע ערך האפסילון: </w:t>
+        <w:t>.</w:t>
       </w:r>
     </w:p>
     <w:p>
@@ -5258,13 +4119,275 @@
           <w:color w:val="333333"/>
         </w:rPr>
       </w:pPr>
+      <w:r>
+        <w:rPr>
+          <w:rFonts w:ascii="Helvetica" w:eastAsia="Times New Roman" w:hAnsi="Helvetica" w:cs="Helvetica"/>
+          <w:color w:val="333333"/>
+        </w:rPr>
+        <w:pict w14:anchorId="6D0CF0FB">
+          <v:rect id="_x0000_i1054" style="width:415.3pt;height:1pt;mso-position-horizontal:absolute;mso-position-horizontal-relative:text;mso-position-vertical:absolute;mso-position-vertical-relative:text" o:hralign="center" o:hrstd="t" o:hrnoshade="t" o:hr="t" fillcolor="#d0d0d0 [2894]" stroked="f"/>
+        </w:pict>
+      </w:r>
     </w:p>
     <w:p>
       <w:pPr>
-        <w:pStyle w:val="aa"/>
+        <w:pStyle w:val="a4"/>
+        <w:divId w:val="259458589"/>
+        <w:rPr>
+          <w:rFonts w:eastAsia="Times New Roman" w:hint="cs"/>
+          <w:rtl/>
+        </w:rPr>
+      </w:pPr>
+      <w:r>
+        <w:rPr>
+          <w:rFonts w:eastAsia="Times New Roman"/>
+          <w:rtl/>
+        </w:rPr>
+        <w:t xml:space="preserve">שלב 3.2 – ייצוג </w:t>
+      </w:r>
+      <w:r>
+        <w:rPr>
+          <w:rFonts w:eastAsia="Times New Roman" w:hint="cs"/>
+          <w:rtl/>
+        </w:rPr>
+        <w:t xml:space="preserve">באמצעות </w:t>
+      </w:r>
+      <w:r>
+        <w:rPr>
+          <w:rFonts w:eastAsia="Times New Roman"/>
+        </w:rPr>
+        <w:t>Sentence-Transformers / Bi-Encoder</w:t>
+      </w:r>
+    </w:p>
+    <w:p>
+      <w:pPr>
+        <w:bidi/>
+        <w:spacing w:line="360" w:lineRule="auto"/>
+        <w:divId w:val="259458589"/>
+        <w:rPr>
+          <w:rFonts w:ascii="Helvetica" w:eastAsia="Times New Roman" w:hAnsi="Helvetica" w:cs="Helvetica"/>
+          <w:color w:val="333333"/>
+          <w:rtl/>
+        </w:rPr>
+      </w:pPr>
+      <w:r>
+        <w:rPr>
+          <w:rFonts w:ascii="Helvetica" w:eastAsia="Times New Roman" w:hAnsi="Helvetica" w:cs="Helvetica" w:hint="cs"/>
+          <w:color w:val="333333"/>
+          <w:rtl/>
+        </w:rPr>
+        <w:t>בחרנו ב</w:t>
+      </w:r>
+      <w:r>
+        <w:rPr>
+          <w:rFonts w:ascii="Helvetica" w:eastAsia="Times New Roman" w:hAnsi="Helvetica" w:cs="Helvetica"/>
+          <w:color w:val="333333"/>
+        </w:rPr>
+        <w:t>Sentence-Transformers</w:t>
+      </w:r>
+      <w:r>
+        <w:rPr>
+          <w:rFonts w:ascii="Helvetica" w:eastAsia="Times New Roman" w:hAnsi="Helvetica" w:cs="Helvetica" w:hint="cs"/>
+          <w:color w:val="333333"/>
+          <w:rtl/>
+        </w:rPr>
+        <w:t xml:space="preserve"> כי מאפשר הרצה מקומית ושליטה בתהליך הטוקניזציה ומספק יחס ביצועים-מהירות </w:t>
+      </w:r>
+      <w:proofErr w:type="spellStart"/>
+      <w:r>
+        <w:rPr>
+          <w:rFonts w:ascii="Helvetica" w:eastAsia="Times New Roman" w:hAnsi="Helvetica" w:cs="Helvetica" w:hint="cs"/>
+          <w:color w:val="333333"/>
+          <w:rtl/>
+        </w:rPr>
+        <w:t>טוב.</w:t>
+      </w:r>
+      <w:proofErr w:type="spellEnd"/>
+    </w:p>
+    <w:p>
+      <w:pPr>
+        <w:bidi/>
+        <w:spacing w:line="360" w:lineRule="auto"/>
+        <w:divId w:val="259458589"/>
+        <w:rPr>
+          <w:rFonts w:ascii="Helvetica" w:eastAsia="Times New Roman" w:hAnsi="Helvetica" w:cs="Helvetica"/>
+          <w:color w:val="333333"/>
+          <w:rtl/>
+        </w:rPr>
+      </w:pPr>
+      <w:r>
+        <w:rPr>
+          <w:rFonts w:ascii="Helvetica" w:eastAsia="Times New Roman" w:hAnsi="Helvetica" w:cs="Helvetica" w:hint="cs"/>
+          <w:color w:val="333333"/>
+          <w:rtl/>
+        </w:rPr>
+        <w:t xml:space="preserve">בחרנו במודל </w:t>
+      </w:r>
+      <w:r>
+        <w:rPr>
+          <w:rFonts w:ascii="Helvetica" w:eastAsia="Times New Roman" w:hAnsi="Helvetica" w:cs="Helvetica"/>
+          <w:color w:val="333333"/>
+        </w:rPr>
+        <w:t>E5</w:t>
+      </w:r>
+      <w:r>
+        <w:rPr>
+          <w:rFonts w:ascii="Helvetica" w:eastAsia="Times New Roman" w:hAnsi="Helvetica" w:cs="Helvetica"/>
+          <w:b/>
+          <w:bCs/>
+          <w:color w:val="333333"/>
+        </w:rPr>
+        <w:t xml:space="preserve"> </w:t>
+      </w:r>
+      <w:r>
+        <w:rPr>
+          <w:rFonts w:ascii="Helvetica" w:eastAsia="Times New Roman" w:hAnsi="Helvetica" w:cs="Helvetica" w:hint="cs"/>
+          <w:b/>
+          <w:bCs/>
+          <w:color w:val="333333"/>
+          <w:rtl/>
+        </w:rPr>
+        <w:t xml:space="preserve"> </w:t>
+      </w:r>
+      <w:r>
+        <w:rPr>
+          <w:rFonts w:ascii="Helvetica" w:eastAsia="Times New Roman" w:hAnsi="Helvetica" w:cs="Helvetica" w:hint="cs"/>
+          <w:color w:val="333333"/>
+          <w:rtl/>
+        </w:rPr>
+        <w:t>(</w:t>
+      </w:r>
+      <w:r>
+        <w:rPr>
+          <w:rFonts w:ascii="Helvetica" w:eastAsia="Times New Roman" w:hAnsi="Helvetica" w:cs="Helvetica"/>
+          <w:color w:val="333333"/>
+        </w:rPr>
+        <w:t>multilingual-e5-base</w:t>
+      </w:r>
+      <w:r>
+        <w:rPr>
+          <w:rFonts w:ascii="Helvetica" w:eastAsia="Times New Roman" w:hAnsi="Helvetica" w:cs="Helvetica" w:hint="cs"/>
+          <w:color w:val="333333"/>
+          <w:rtl/>
+        </w:rPr>
+        <w:t xml:space="preserve">)כי אומן </w:t>
+      </w:r>
+      <w:r>
+        <w:rPr>
+          <w:rFonts w:ascii="Helvetica" w:eastAsia="Times New Roman" w:hAnsi="Helvetica" w:cs="Helvetica"/>
+          <w:color w:val="333333"/>
+          <w:rtl/>
+        </w:rPr>
+        <w:t>על צמדי שאילתה-פסקה, מה שהופך אותו למדויק יותר במציאת הקשר סמנטי בין שאלות לתשובות. כמו כן, הוא נוח יותר לשימוש מ-</w:t>
+      </w:r>
+      <w:r>
+        <w:rPr>
+          <w:rFonts w:ascii="Helvetica" w:eastAsia="Times New Roman" w:hAnsi="Helvetica" w:cs="Helvetica"/>
+          <w:color w:val="333333"/>
+        </w:rPr>
+        <w:t>Instructor</w:t>
+      </w:r>
+      <w:r>
+        <w:rPr>
+          <w:rFonts w:ascii="Helvetica" w:eastAsia="Times New Roman" w:hAnsi="Helvetica" w:cs="Helvetica"/>
+          <w:color w:val="333333"/>
+          <w:rtl/>
+        </w:rPr>
+        <w:t xml:space="preserve"> הדורש הגדרת הוראות (</w:t>
+      </w:r>
+      <w:r>
+        <w:rPr>
+          <w:rFonts w:ascii="Helvetica" w:eastAsia="Times New Roman" w:hAnsi="Helvetica" w:cs="Helvetica"/>
+          <w:color w:val="333333"/>
+        </w:rPr>
+        <w:t>instructions</w:t>
+      </w:r>
+      <w:r>
+        <w:rPr>
+          <w:rFonts w:ascii="Helvetica" w:eastAsia="Times New Roman" w:hAnsi="Helvetica" w:cs="Helvetica"/>
+          <w:color w:val="333333"/>
+          <w:rtl/>
+        </w:rPr>
+        <w:t>) ספציפיות לכל משימה.</w:t>
+      </w:r>
+    </w:p>
+    <w:p>
+      <w:pPr>
+        <w:bidi/>
+        <w:spacing w:line="360" w:lineRule="auto"/>
+        <w:divId w:val="259458589"/>
+        <w:rPr>
+          <w:rFonts w:ascii="Helvetica" w:eastAsia="Times New Roman" w:hAnsi="Helvetica" w:cs="Helvetica"/>
+          <w:color w:val="333333"/>
+          <w:rtl/>
+        </w:rPr>
+      </w:pPr>
+    </w:p>
+    <w:p>
+      <w:pPr>
+        <w:bidi/>
+        <w:spacing w:line="360" w:lineRule="auto"/>
+        <w:divId w:val="259458589"/>
+        <w:rPr>
+          <w:rFonts w:ascii="Helvetica" w:eastAsia="Times New Roman" w:hAnsi="Helvetica" w:cs="Helvetica"/>
+          <w:color w:val="333333"/>
+          <w:u w:val="single"/>
+          <w:rtl/>
+        </w:rPr>
+      </w:pPr>
+      <w:r>
+        <w:rPr>
+          <w:rFonts w:ascii="Helvetica" w:eastAsia="Times New Roman" w:hAnsi="Helvetica" w:cs="Helvetica"/>
+          <w:color w:val="333333"/>
+          <w:u w:val="single"/>
+          <w:rtl/>
+        </w:rPr>
+        <w:lastRenderedPageBreak/>
+        <w:t>ביצוע</w:t>
+      </w:r>
+    </w:p>
+    <w:p>
+      <w:pPr>
+        <w:bidi/>
+        <w:spacing w:line="360" w:lineRule="auto"/>
+        <w:divId w:val="259458589"/>
+        <w:rPr>
+          <w:rFonts w:ascii="Helvetica" w:eastAsia="Times New Roman" w:hAnsi="Helvetica" w:cs="Helvetica"/>
+          <w:color w:val="333333"/>
+          <w:rtl/>
+        </w:rPr>
+      </w:pPr>
+      <w:r>
+        <w:rPr>
+          <w:rFonts w:ascii="Helvetica" w:eastAsia="Times New Roman" w:hAnsi="Helvetica" w:cs="Helvetica"/>
+          <w:color w:val="333333"/>
+          <w:rtl/>
+        </w:rPr>
+        <w:t>נכתב קוד המשתמש ב-</w:t>
+      </w:r>
+      <w:proofErr w:type="spellStart"/>
+      <w:r>
+        <w:rPr>
+          <w:rFonts w:ascii="Helvetica" w:eastAsia="Times New Roman" w:hAnsi="Helvetica" w:cs="Helvetica"/>
+          <w:color w:val="333333"/>
+        </w:rPr>
+        <w:t>SentenceTransformer</w:t>
+      </w:r>
+      <w:proofErr w:type="spellEnd"/>
+      <w:r>
+        <w:rPr>
+          <w:rFonts w:ascii="Helvetica" w:eastAsia="Times New Roman" w:hAnsi="Helvetica" w:cs="Helvetica"/>
+          <w:color w:val="333333"/>
+          <w:rtl/>
+        </w:rPr>
+        <w:t xml:space="preserve"> לביצוע הפעולות הבאות:</w:t>
+      </w:r>
+    </w:p>
+    <w:p>
+      <w:pPr>
         <w:numPr>
           <w:ilvl w:val="0"/>
-          <w:numId w:val="26"/>
+          <w:numId w:val="45"/>
         </w:numPr>
         <w:bidi/>
         <w:spacing w:line="360" w:lineRule="auto"/>
@@ -5272,14 +4395,24 @@
         <w:rPr>
           <w:rFonts w:ascii="Helvetica" w:eastAsia="Times New Roman" w:hAnsi="Helvetica" w:cs="Helvetica"/>
           <w:color w:val="333333"/>
+          <w:rtl/>
         </w:rPr>
       </w:pPr>
       <w:r>
         <w:rPr>
           <w:rFonts w:ascii="Helvetica" w:eastAsia="Times New Roman" w:hAnsi="Helvetica" w:cs="Helvetica"/>
           <w:color w:val="333333"/>
-        </w:rPr>
-        <w:t>DBSCAN</w:t>
+          <w:rtl/>
+        </w:rPr>
+        <w:t>התמודדות עם מגבלת טוקנים</w:t>
+      </w:r>
+      <w:r>
+        <w:rPr>
+          <w:rFonts w:ascii="Helvetica" w:eastAsia="Times New Roman" w:hAnsi="Helvetica" w:cs="Helvetica" w:hint="cs"/>
+          <w:color w:val="333333"/>
+          <w:rtl/>
+        </w:rPr>
+        <w:t>-</w:t>
       </w:r>
       <w:r>
         <w:rPr>
@@ -5287,15 +4420,24 @@
           <w:color w:val="333333"/>
           <w:rtl/>
         </w:rPr>
-        <w:t xml:space="preserve"> מזהה גם </w:t>
-      </w:r>
+        <w:t xml:space="preserve"> המודל מוגבל ל-512 טוקנים. פונקציית העזר </w:t>
+      </w:r>
+      <w:proofErr w:type="spellStart"/>
+      <w:r>
+        <w:rPr>
+          <w:rStyle w:val="a7"/>
+          <w:shd w:val="clear" w:color="auto" w:fill="C1E4F5" w:themeFill="accent1" w:themeFillTint="33"/>
+        </w:rPr>
+        <w:t>generate_embeddings</w:t>
+      </w:r>
+      <w:proofErr w:type="spellEnd"/>
       <w:r>
         <w:rPr>
           <w:rFonts w:ascii="Helvetica" w:eastAsia="Times New Roman" w:hAnsi="Helvetica" w:cs="Helvetica"/>
           <w:color w:val="333333"/>
           <w:rtl/>
         </w:rPr>
-        <w:t xml:space="preserve">נקודות שאינן שייכות לאף </w:t>
+        <w:t xml:space="preserve"> בודקת כל צ'אנק</w:t>
       </w:r>
       <w:r>
         <w:rPr>
@@ -5303,7 +4445,7 @@
           <w:color w:val="333333"/>
           <w:rtl/>
         </w:rPr>
-        <w:t>אשכול (</w:t>
+        <w:t xml:space="preserve">- </w:t>
       </w:r>
       <w:r>
         <w:rPr>
@@ -5311,26 +4453,68 @@
           <w:color w:val="333333"/>
           <w:rtl/>
         </w:rPr>
-        <w:t>"רעש").</w:t>
+        <w:t>אם הוא חורג מהאורך המותר, הוא מחולק לתתי-</w:t>
+      </w:r>
+      <w:proofErr w:type="spellStart"/>
+      <w:r>
+        <w:rPr>
+          <w:rFonts w:ascii="Helvetica" w:eastAsia="Times New Roman" w:hAnsi="Helvetica" w:cs="Helvetica"/>
+          <w:color w:val="333333"/>
+          <w:rtl/>
+        </w:rPr>
+        <w:t>צ'אנקים</w:t>
+      </w:r>
+      <w:proofErr w:type="spellEnd"/>
+      <w:r>
+        <w:rPr>
+          <w:rFonts w:ascii="Helvetica" w:eastAsia="Times New Roman" w:hAnsi="Helvetica" w:cs="Helvetica"/>
+          <w:color w:val="333333"/>
+          <w:rtl/>
+        </w:rPr>
+        <w:t xml:space="preserve">, כל אחד מקודד בנפרד, </w:t>
+      </w:r>
+      <w:proofErr w:type="spellStart"/>
+      <w:r>
+        <w:rPr>
+          <w:rFonts w:ascii="Helvetica" w:eastAsia="Times New Roman" w:hAnsi="Helvetica" w:cs="Helvetica"/>
+          <w:color w:val="333333"/>
+          <w:rtl/>
+        </w:rPr>
+        <w:t>והוקטור</w:t>
+      </w:r>
+      <w:proofErr w:type="spellEnd"/>
+      <w:r>
+        <w:rPr>
+          <w:rFonts w:ascii="Helvetica" w:eastAsia="Times New Roman" w:hAnsi="Helvetica" w:cs="Helvetica"/>
+          <w:color w:val="333333"/>
+          <w:rtl/>
+        </w:rPr>
+        <w:t xml:space="preserve"> הסופי של </w:t>
+      </w:r>
+      <w:proofErr w:type="spellStart"/>
+      <w:r>
+        <w:rPr>
+          <w:rFonts w:ascii="Helvetica" w:eastAsia="Times New Roman" w:hAnsi="Helvetica" w:cs="Helvetica"/>
+          <w:color w:val="333333"/>
+          <w:rtl/>
+        </w:rPr>
+        <w:t>הצ'אנק</w:t>
+      </w:r>
+      <w:proofErr w:type="spellEnd"/>
+      <w:r>
+        <w:rPr>
+          <w:rFonts w:ascii="Helvetica" w:eastAsia="Times New Roman" w:hAnsi="Helvetica" w:cs="Helvetica"/>
+          <w:color w:val="333333"/>
+          <w:rtl/>
+        </w:rPr>
+        <w:t xml:space="preserve"> הוא הממוצע של וקטורי החלקים.</w:t>
       </w:r>
     </w:p>
     <w:p>
       <w:pPr>
-        <w:pStyle w:val="aa"/>
-        <w:divId w:val="259458589"/>
-        <w:rPr>
-          <w:rFonts w:ascii="Helvetica" w:eastAsia="Times New Roman" w:hAnsi="Helvetica" w:cs="Helvetica"/>
-          <w:color w:val="333333"/>
-          <w:rtl/>
-        </w:rPr>
-      </w:pPr>
-    </w:p>
-    <w:p>
-      <w:pPr>
-        <w:pStyle w:val="aa"/>
         <w:numPr>
           <w:ilvl w:val="0"/>
-          <w:numId w:val="26"/>
+          <w:numId w:val="45"/>
         </w:numPr>
         <w:bidi/>
         <w:spacing w:line="360" w:lineRule="auto"/>
@@ -5338,6 +4522,7 @@
         <w:rPr>
           <w:rFonts w:ascii="Helvetica" w:eastAsia="Times New Roman" w:hAnsi="Helvetica" w:cs="Helvetica"/>
           <w:color w:val="333333"/>
+          <w:rtl/>
         </w:rPr>
       </w:pPr>
       <w:r>
@@ -5346,7 +4531,7 @@
           <w:color w:val="333333"/>
           <w:rtl/>
         </w:rPr>
-        <w:t>לאחר המיפוי לתוויות האמת, התקבלו התוצאות הבאות:</w:t>
+        <w:t>יצירת הוקטורים</w:t>
       </w:r>
       <w:r>
         <w:rPr>
@@ -5354,411 +4539,40 @@
           <w:color w:val="333333"/>
           <w:rtl/>
         </w:rPr>
-        <w:t xml:space="preserve"> </w:t>
+        <w:t>-</w:t>
+      </w:r>
+      <w:r>
+        <w:rPr>
+          <w:rFonts w:ascii="Helvetica" w:eastAsia="Times New Roman" w:hAnsi="Helvetica" w:cs="Helvetica"/>
+          <w:color w:val="333333"/>
+          <w:rtl/>
+        </w:rPr>
+        <w:t xml:space="preserve"> הוקטורים חושבו לכל </w:t>
+      </w:r>
+      <w:proofErr w:type="spellStart"/>
+      <w:r>
+        <w:rPr>
+          <w:rFonts w:ascii="Helvetica" w:eastAsia="Times New Roman" w:hAnsi="Helvetica" w:cs="Helvetica"/>
+          <w:color w:val="333333"/>
+          <w:rtl/>
+        </w:rPr>
+        <w:t>הצ'אנקים</w:t>
+      </w:r>
+      <w:proofErr w:type="spellEnd"/>
+      <w:r>
+        <w:rPr>
+          <w:rFonts w:ascii="Helvetica" w:eastAsia="Times New Roman" w:hAnsi="Helvetica" w:cs="Helvetica" w:hint="cs"/>
+          <w:color w:val="333333"/>
+          <w:rtl/>
+        </w:rPr>
+        <w:t>.</w:t>
       </w:r>
     </w:p>
     <w:p>
       <w:pPr>
-        <w:pStyle w:val="aa"/>
-        <w:divId w:val="259458589"/>
-        <w:rPr>
-          <w:rFonts w:ascii="Helvetica" w:eastAsia="Times New Roman" w:hAnsi="Helvetica" w:cs="Helvetica"/>
-          <w:color w:val="333333"/>
-          <w:rtl/>
-        </w:rPr>
-      </w:pPr>
-    </w:p>
-    <w:p>
-      <w:pPr>
-        <w:spacing w:line="360" w:lineRule="auto"/>
-        <w:divId w:val="259458589"/>
-        <w:rPr>
-          <w:rFonts w:ascii="Helvetica" w:eastAsia="Times New Roman" w:hAnsi="Helvetica" w:cs="Helvetica"/>
-          <w:color w:val="333333"/>
-        </w:rPr>
-      </w:pPr>
-      <w:r>
-        <w:rPr>
-          <w:rFonts w:ascii="Helvetica" w:eastAsia="Times New Roman" w:hAnsi="Helvetica" w:cs="Helvetica"/>
-          <w:b/>
-          <w:bCs/>
-          <w:noProof/>
-          <w:color w:val="333333"/>
-        </w:rPr>
-        <mc:AlternateContent>
-          <mc:Choice Requires="wpg">
-            <w:drawing>
-              <wp:anchor distT="0" distB="0" distL="114300" distR="114300" simplePos="0" relativeHeight="251659264" behindDoc="0" locked="0" layoutInCell="1" allowOverlap="1" wp14:anchorId="3B449A1A" wp14:editId="4A57FC47">
-                <wp:simplePos x="0" y="0"/>
-                <wp:positionH relativeFrom="column">
-                  <wp:posOffset>2176670</wp:posOffset>
-                </wp:positionH>
-                <wp:positionV relativeFrom="paragraph">
-                  <wp:posOffset>3285</wp:posOffset>
-                </wp:positionV>
-                <wp:extent cx="2049862" cy="935990"/>
-                <wp:effectExtent l="0" t="0" r="7620" b="0"/>
-                <wp:wrapNone/>
-                <wp:docPr id="372705508" name="קבוצה 6"/>
-                <wp:cNvGraphicFramePr/>
-                <a:graphic xmlns:a="http://schemas.openxmlformats.org/drawingml/2006/main">
-                  <a:graphicData uri="http://schemas.microsoft.com/office/word/2010/wordprocessingGroup">
-                    <wpg:wgp>
-                      <wpg:cNvGrpSpPr/>
-                      <wpg:grpSpPr>
-                        <a:xfrm>
-                          <a:off x="0" y="0"/>
-                          <a:ext cx="2049862" cy="935990"/>
-                          <a:chOff x="-49695" y="0"/>
-                          <a:chExt cx="2049862" cy="935990"/>
-                        </a:xfrm>
-                      </wpg:grpSpPr>
-                      <pic:pic xmlns:pic="http://schemas.openxmlformats.org/drawingml/2006/picture">
-                        <pic:nvPicPr>
-                          <pic:cNvPr id="52930618" name="תמונה 1" descr="תמונה שמכילה טקסט, צילום מסך, גופן, מספר&#10;&#10;תוכן בינה מלאכותית גנרטיבית עשוי להיות שגוי."/>
-                          <pic:cNvPicPr>
-                            <a:picLocks noChangeAspect="1"/>
-                          </pic:cNvPicPr>
-                        </pic:nvPicPr>
-                        <pic:blipFill>
-                          <a:blip r:embed="rId14">
-                            <a:extLst>
-                              <a:ext uri="{28A0092B-C50C-407E-A947-70E740481C1C}">
-                                <a14:useLocalDpi xmlns:a14="http://schemas.microsoft.com/office/drawing/2010/main" val="0"/>
-                              </a:ext>
-                            </a:extLst>
-                          </a:blip>
-                          <a:stretch>
-                            <a:fillRect/>
-                          </a:stretch>
-                        </pic:blipFill>
-                        <pic:spPr>
-                          <a:xfrm>
-                            <a:off x="318052" y="0"/>
-                            <a:ext cx="1682115" cy="935990"/>
-                          </a:xfrm>
-                          <a:prstGeom prst="rect">
-                            <a:avLst/>
-                          </a:prstGeom>
-                        </pic:spPr>
-                      </pic:pic>
-                      <wps:wsp>
-                        <wps:cNvPr id="1475135410" name="תיבת טקסט 2"/>
-                        <wps:cNvSpPr txBox="1">
-                          <a:spLocks noChangeArrowheads="1"/>
-                        </wps:cNvSpPr>
-                        <wps:spPr bwMode="auto">
-                          <a:xfrm flipH="1">
-                            <a:off x="-49695" y="536713"/>
-                            <a:ext cx="431225" cy="244475"/>
-                          </a:xfrm>
-                          <a:prstGeom prst="rect">
-                            <a:avLst/>
-                          </a:prstGeom>
-                          <a:noFill/>
-                          <a:ln w="9525">
-                            <a:noFill/>
-                            <a:miter lim="800000"/>
-                            <a:headEnd/>
-                            <a:tailEnd/>
-                          </a:ln>
-                        </wps:spPr>
-                        <wps:txbx>
-                          <w:txbxContent>
-                            <w:p>
-                              <w:pPr>
-                                <w:rPr>
-                                  <w:b/>
-                                  <w:bCs/>
-                                  <w:sz w:val="18"/>
-                                  <w:szCs w:val="18"/>
-                                  <w14:textOutline w14:w="9525" w14:cap="rnd" w14:cmpd="sng" w14:algn="ctr">
-                                    <w14:noFill/>
-                                    <w14:prstDash w14:val="solid"/>
-                                    <w14:bevel/>
-                                  </w14:textOutline>
-                                </w:rPr>
-                              </w:pPr>
-                              <w:r>
-                                <w:rPr>
-                                  <w:rFonts w:hint="cs"/>
-                                  <w:b/>
-                                  <w:bCs/>
-                                  <w:sz w:val="18"/>
-                                  <w:szCs w:val="18"/>
-                                  <w:rtl/>
-                                  <w14:textOutline w14:w="9525" w14:cap="rnd" w14:cmpd="sng" w14:algn="ctr">
-                                    <w14:noFill/>
-                                    <w14:prstDash w14:val="solid"/>
-                                    <w14:bevel/>
-                                  </w14:textOutline>
-                                </w:rPr>
-                                <w:t>רעש</w:t>
-                              </w:r>
-                            </w:p>
-                          </w:txbxContent>
-                        </wps:txbx>
-                        <wps:bodyPr rot="0" vert="horz" wrap="square" lIns="91440" tIns="45720" rIns="91440" bIns="45720" anchor="t" anchorCtr="0">
-                          <a:noAutofit/>
-                        </wps:bodyPr>
-                      </wps:wsp>
-                      <wps:wsp>
-                        <wps:cNvPr id="582409699" name="חץ: ימינה 5"/>
-                        <wps:cNvSpPr/>
-                        <wps:spPr>
-                          <a:xfrm>
-                            <a:off x="301487" y="635277"/>
-                            <a:ext cx="56322" cy="45719"/>
-                          </a:xfrm>
-                          <a:prstGeom prst="rightArrow">
-                            <a:avLst/>
-                          </a:prstGeom>
-                          <a:solidFill>
-                            <a:schemeClr val="tx1"/>
-                          </a:solidFill>
-                          <a:ln w="6350">
-                            <a:solidFill>
-                              <a:schemeClr val="bg1">
-                                <a:lumMod val="95000"/>
-                              </a:schemeClr>
-                            </a:solidFill>
-                          </a:ln>
-                        </wps:spPr>
-                        <wps:style>
-                          <a:lnRef idx="2">
-                            <a:schemeClr val="accent1">
-                              <a:shade val="15000"/>
-                            </a:schemeClr>
-                          </a:lnRef>
-                          <a:fillRef idx="1">
-                            <a:schemeClr val="accent1"/>
-                          </a:fillRef>
-                          <a:effectRef idx="0">
-                            <a:schemeClr val="accent1"/>
-                          </a:effectRef>
-                          <a:fontRef idx="minor">
-                            <a:schemeClr val="lt1"/>
-                          </a:fontRef>
-                        </wps:style>
-                        <wps:bodyPr rot="0" spcFirstLastPara="0" vertOverflow="overflow" horzOverflow="overflow" vert="horz" wrap="square" lIns="91440" tIns="45720" rIns="91440" bIns="45720" numCol="1" spcCol="0" rtlCol="1" fromWordArt="0" anchor="ctr" anchorCtr="0" forceAA="0" compatLnSpc="1">
-                          <a:prstTxWarp prst="textNoShape">
-                            <a:avLst/>
-                          </a:prstTxWarp>
-                          <a:noAutofit/>
-                        </wps:bodyPr>
-                      </wps:wsp>
-                    </wpg:wgp>
-                  </a:graphicData>
-                </a:graphic>
-                <wp14:sizeRelH relativeFrom="margin">
-                  <wp14:pctWidth>0</wp14:pctWidth>
-                </wp14:sizeRelH>
-              </wp:anchor>
-            </w:drawing>
-          </mc:Choice>
-          <mc:Fallback>
-            <w:pict>
-              <v:group w14:anchorId="3B449A1A" id="קבוצה 6" o:spid="_x0000_s1029" style="position:absolute;margin-left:171.4pt;margin-top:.25pt;width:161.4pt;height:73.7pt;z-index:251659264;mso-width-relative:margin" coordorigin="-496" coordsize="20498,9359" o:gfxdata="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">
-                <v:shape id="תמונה 1" o:spid="_x0000_s1030" type="#_x0000_t75" alt="תמונה שמכילה טקסט, צילום מסך, גופן, מספר&#10;&#10;תוכן בינה מלאכותית גנרטיבית עשוי להיות שגוי." style="position:absolute;left:3180;width:16821;height:9359;visibility:visible;mso-wrap-style:square" o:gfxdata="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">
-                  <v:imagedata r:id="rId15" o:title="תמונה שמכילה טקסט, צילום מסך, גופן, מספר&#10;&#10;תוכן בינה מלאכותית גנרטיבית עשוי להיות שגוי"/>
-                </v:shape>
-                <v:shape id="_x0000_s1031" type="#_x0000_t202" style="position:absolute;left:-496;top:5367;width:4311;height:2444;flip:x;visibility:visible;mso-wrap-style:square;v-text-anchor:top" o:gfxdata="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" filled="f" stroked="f">
-                  <v:textbox>
-                    <w:txbxContent>
-                      <w:p>
-                        <w:pPr>
-                          <w:rPr>
-                            <w:b/>
-                            <w:bCs/>
-                            <w:sz w:val="18"/>
-                            <w:szCs w:val="18"/>
-                            <w14:textOutline w14:w="9525" w14:cap="rnd" w14:cmpd="sng" w14:algn="ctr">
-                              <w14:noFill/>
-                              <w14:prstDash w14:val="solid"/>
-                              <w14:bevel/>
-                            </w14:textOutline>
-                          </w:rPr>
-                        </w:pPr>
-                        <w:r>
-                          <w:rPr>
-                            <w:rFonts w:hint="cs"/>
-                            <w:b/>
-                            <w:bCs/>
-                            <w:sz w:val="18"/>
-                            <w:szCs w:val="18"/>
-                            <w:rtl/>
-                            <w14:textOutline w14:w="9525" w14:cap="rnd" w14:cmpd="sng" w14:algn="ctr">
-                              <w14:noFill/>
-                              <w14:prstDash w14:val="solid"/>
-                              <w14:bevel/>
-                            </w14:textOutline>
-                          </w:rPr>
-                          <w:t>רעש</w:t>
-                        </w:r>
-                      </w:p>
-                    </w:txbxContent>
-                  </v:textbox>
-                </v:shape>
-                <v:shapetype id="_x0000_t13" coordsize="21600,21600" o:spt="13" adj="16200,5400" path="m@0,l@0@1,0@1,0@2@0@2@0,21600,21600,10800xe">
-                  <v:stroke joinstyle="miter"/>
-                  <v:formulas>
-                    <v:f eqn="val #0"/>
-                    <v:f eqn="val #1"/>
-                    <v:f eqn="sum height 0 #1"/>
-                    <v:f eqn="sum 10800 0 #1"/>
-                    <v:f eqn="sum width 0 #0"/>
-                    <v:f eqn="prod @4 @3 10800"/>
-                    <v:f eqn="sum width 0 @5"/>
-                  </v:formulas>
-                  <v:path o:connecttype="custom" o:connectlocs="@0,0;0,10800;@0,21600;21600,10800" o:connectangles="270,180,90,0" textboxrect="0,@1,@6,@2"/>
-                  <v:handles>
-                    <v:h position="#0,#1" xrange="0,21600" yrange="0,10800"/>
-                  </v:handles>
-                </v:shapetype>
-                <v:shape id="חץ: ימינה 5" o:spid="_x0000_s1032" type="#_x0000_t13" style="position:absolute;left:3014;top:6352;width:564;height:457;visibility:visible;mso-wrap-style:square;v-text-anchor:middle" o:gfxdata="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" adj="12833" fillcolor="black [3213]" strokecolor="#f2f2f2 [3052]" strokeweight=".5pt"/>
-              </v:group>
-            </w:pict>
-          </mc:Fallback>
-        </mc:AlternateContent>
-      </w:r>
-      <w:r>
-        <w:rPr>
-          <w:rFonts w:ascii="Helvetica" w:eastAsia="Times New Roman" w:hAnsi="Helvetica" w:cs="Helvetica"/>
-          <w:b/>
-          <w:bCs/>
-          <w:color w:val="333333"/>
-        </w:rPr>
-        <w:t>Accuracy</w:t>
-      </w:r>
-      <w:r>
-        <w:rPr>
-          <w:rFonts w:ascii="Helvetica" w:eastAsia="Times New Roman" w:hAnsi="Helvetica" w:cs="Helvetica"/>
-          <w:color w:val="333333"/>
-        </w:rPr>
-        <w:t xml:space="preserve">: </w:t>
-      </w:r>
-      <w:r>
-        <w:rPr>
-          <w:rFonts w:ascii="Helvetica" w:eastAsia="Times New Roman" w:hAnsi="Helvetica" w:cs="Helvetica"/>
-          <w:color w:val="333333"/>
-        </w:rPr>
-        <w:t>0.6357</w:t>
-      </w:r>
-    </w:p>
-    <w:p>
-      <w:pPr>
-        <w:spacing w:line="360" w:lineRule="auto"/>
-        <w:divId w:val="259458589"/>
-        <w:rPr>
-          <w:rFonts w:ascii="Helvetica" w:eastAsia="Times New Roman" w:hAnsi="Helvetica" w:cs="Helvetica"/>
-          <w:color w:val="333333"/>
-        </w:rPr>
-      </w:pPr>
-      <w:r>
-        <w:rPr>
-          <w:rFonts w:ascii="Helvetica" w:eastAsia="Times New Roman" w:hAnsi="Helvetica" w:cs="Helvetica"/>
-          <w:b/>
-          <w:bCs/>
-          <w:color w:val="333333"/>
-        </w:rPr>
-        <w:t>Precision:</w:t>
-      </w:r>
-      <w:r>
-        <w:rPr>
-          <w:rFonts w:ascii="Helvetica" w:eastAsia="Times New Roman" w:hAnsi="Helvetica" w:cs="Helvetica"/>
-          <w:color w:val="333333"/>
-        </w:rPr>
-        <w:t xml:space="preserve"> </w:t>
-      </w:r>
-      <w:r>
-        <w:rPr>
-          <w:rFonts w:ascii="Helvetica" w:eastAsia="Times New Roman" w:hAnsi="Helvetica" w:cs="Helvetica"/>
-          <w:color w:val="333333"/>
-        </w:rPr>
-        <w:t>0.6667</w:t>
-      </w:r>
-    </w:p>
-    <w:p>
-      <w:pPr>
-        <w:spacing w:line="360" w:lineRule="auto"/>
-        <w:divId w:val="259458589"/>
-        <w:rPr>
-          <w:rFonts w:ascii="Helvetica" w:eastAsia="Times New Roman" w:hAnsi="Helvetica" w:cs="Helvetica"/>
-          <w:color w:val="333333"/>
-        </w:rPr>
-      </w:pPr>
-      <w:r>
-        <w:rPr>
-          <w:rFonts w:ascii="Helvetica" w:eastAsia="Times New Roman" w:hAnsi="Helvetica" w:cs="Helvetica"/>
-          <w:b/>
-          <w:bCs/>
-          <w:color w:val="333333"/>
-        </w:rPr>
-        <w:t>Recall:</w:t>
-      </w:r>
-      <w:r>
-        <w:rPr>
-          <w:rFonts w:ascii="Helvetica" w:eastAsia="Times New Roman" w:hAnsi="Helvetica" w:cs="Helvetica"/>
-          <w:color w:val="333333"/>
-        </w:rPr>
-        <w:t xml:space="preserve"> </w:t>
-      </w:r>
-      <w:r>
-        <w:rPr>
-          <w:rFonts w:ascii="Helvetica" w:eastAsia="Times New Roman" w:hAnsi="Helvetica" w:cs="Helvetica"/>
-          <w:color w:val="333333"/>
-        </w:rPr>
-        <w:t>0.4343</w:t>
-      </w:r>
-    </w:p>
-    <w:p>
-      <w:pPr>
-        <w:spacing w:line="360" w:lineRule="auto"/>
-        <w:divId w:val="259458589"/>
-        <w:rPr>
-          <w:rFonts w:ascii="Helvetica" w:eastAsia="Times New Roman" w:hAnsi="Helvetica" w:cs="Helvetica"/>
-          <w:color w:val="333333"/>
-          <w:rtl/>
-        </w:rPr>
-      </w:pPr>
-      <w:r>
-        <w:rPr>
-          <w:rFonts w:ascii="Helvetica" w:eastAsia="Times New Roman" w:hAnsi="Helvetica" w:cs="Helvetica"/>
-          <w:b/>
-          <w:bCs/>
-          <w:color w:val="333333"/>
-        </w:rPr>
-        <w:t>F1:</w:t>
-      </w:r>
-      <w:r>
-        <w:rPr>
-          <w:rFonts w:ascii="Helvetica" w:eastAsia="Times New Roman" w:hAnsi="Helvetica" w:cs="Helvetica"/>
-          <w:color w:val="333333"/>
-        </w:rPr>
-        <w:t xml:space="preserve"> </w:t>
-      </w:r>
-      <w:r>
-        <w:rPr>
-          <w:rFonts w:ascii="Helvetica" w:eastAsia="Times New Roman" w:hAnsi="Helvetica" w:cs="Helvetica"/>
-          <w:color w:val="333333"/>
-        </w:rPr>
-        <w:t>0.4883</w:t>
-      </w:r>
-      <w:r>
-        <w:rPr>
-          <w:rFonts w:ascii="Helvetica" w:eastAsia="Times New Roman" w:hAnsi="Helvetica" w:cs="Helvetica"/>
-          <w:color w:val="333333"/>
-          <w:rtl/>
-        </w:rPr>
-        <w:t xml:space="preserve"> </w:t>
-      </w:r>
-    </w:p>
-    <w:p>
-      <w:pPr>
-        <w:pStyle w:val="aa"/>
         <w:numPr>
           <w:ilvl w:val="0"/>
-          <w:numId w:val="26"/>
+          <w:numId w:val="45"/>
         </w:numPr>
         <w:bidi/>
         <w:spacing w:line="360" w:lineRule="auto"/>
@@ -5766,266 +4580,83 @@
         <w:rPr>
           <w:rFonts w:ascii="Helvetica" w:eastAsia="Times New Roman" w:hAnsi="Helvetica" w:cs="Helvetica"/>
           <w:color w:val="333333"/>
-        </w:rPr>
-      </w:pPr>
-      <w:r>
-        <w:rPr>
-          <w:rFonts w:ascii="Helvetica" w:eastAsia="Times New Roman" w:hAnsi="Helvetica" w:cs="Helvetica" w:hint="cs"/>
-          <w:noProof/>
-          <w:color w:val="333333"/>
-          <w:rtl/>
-          <w:lang w:val="he-IL"/>
-        </w:rPr>
-        <w:lastRenderedPageBreak/>
-        <mc:AlternateContent>
-          <mc:Choice Requires="wpg">
-            <w:drawing>
-              <wp:anchor distT="0" distB="0" distL="114300" distR="114300" simplePos="0" relativeHeight="251663360" behindDoc="0" locked="0" layoutInCell="1" allowOverlap="1" wp14:anchorId="474DA959" wp14:editId="2C760331">
-                <wp:simplePos x="0" y="0"/>
-                <wp:positionH relativeFrom="column">
-                  <wp:posOffset>2042160</wp:posOffset>
-                </wp:positionH>
-                <wp:positionV relativeFrom="paragraph">
-                  <wp:posOffset>281940</wp:posOffset>
-                </wp:positionV>
-                <wp:extent cx="3169920" cy="2415540"/>
-                <wp:effectExtent l="0" t="0" r="0" b="3810"/>
-                <wp:wrapTopAndBottom/>
-                <wp:docPr id="242502688" name="קבוצה 8"/>
-                <wp:cNvGraphicFramePr/>
-                <a:graphic xmlns:a="http://schemas.openxmlformats.org/drawingml/2006/main">
-                  <a:graphicData uri="http://schemas.microsoft.com/office/word/2010/wordprocessingGroup">
-                    <wpg:wgp>
-                      <wpg:cNvGrpSpPr/>
-                      <wpg:grpSpPr>
-                        <a:xfrm>
-                          <a:off x="0" y="0"/>
-                          <a:ext cx="3169920" cy="2415540"/>
-                          <a:chOff x="0" y="0"/>
-                          <a:chExt cx="3663950" cy="2564130"/>
-                        </a:xfrm>
-                      </wpg:grpSpPr>
-                      <pic:pic xmlns:pic="http://schemas.openxmlformats.org/drawingml/2006/picture">
-                        <pic:nvPicPr>
-                          <pic:cNvPr id="571965068" name="תמונה 7"/>
-                          <pic:cNvPicPr>
-                            <a:picLocks noChangeAspect="1"/>
-                          </pic:cNvPicPr>
-                        </pic:nvPicPr>
-                        <pic:blipFill>
-                          <a:blip r:embed="rId16" cstate="print">
-                            <a:extLst>
-                              <a:ext uri="{28A0092B-C50C-407E-A947-70E740481C1C}">
-                                <a14:useLocalDpi xmlns:a14="http://schemas.microsoft.com/office/drawing/2010/main" val="0"/>
-                              </a:ext>
-                            </a:extLst>
-                          </a:blip>
-                          <a:srcRect/>
-                          <a:stretch>
-                            <a:fillRect/>
-                          </a:stretch>
-                        </pic:blipFill>
-                        <pic:spPr bwMode="auto">
-                          <a:xfrm>
-                            <a:off x="0" y="0"/>
-                            <a:ext cx="3663950" cy="2564130"/>
-                          </a:xfrm>
-                          <a:prstGeom prst="rect">
-                            <a:avLst/>
-                          </a:prstGeom>
-                          <a:noFill/>
-                          <a:ln>
-                            <a:noFill/>
-                          </a:ln>
-                        </pic:spPr>
-                      </pic:pic>
-                      <wps:wsp>
-                        <wps:cNvPr id="209248609" name="תיבת טקסט 2"/>
-                        <wps:cNvSpPr txBox="1">
-                          <a:spLocks noChangeArrowheads="1"/>
-                        </wps:cNvSpPr>
-                        <wps:spPr bwMode="auto">
-                          <a:xfrm flipH="1">
-                            <a:off x="543560" y="1564640"/>
-                            <a:ext cx="871855" cy="647700"/>
-                          </a:xfrm>
-                          <a:prstGeom prst="rect">
-                            <a:avLst/>
-                          </a:prstGeom>
-                          <a:solidFill>
-                            <a:srgbClr val="FFFFFF"/>
-                          </a:solidFill>
-                          <a:ln w="9525">
-                            <a:solidFill>
-                              <a:srgbClr val="000000"/>
-                            </a:solidFill>
-                            <a:miter lim="800000"/>
-                            <a:headEnd/>
-                            <a:tailEnd/>
-                          </a:ln>
-                        </wps:spPr>
-                        <wps:txbx>
-                          <w:txbxContent>
-                            <w:p>
-                              <w:pPr>
-                                <w:rPr>
-                                  <w:b/>
-                                  <w:bCs/>
-                                  <w:color w:val="A6A6A6" w:themeColor="background1" w:themeShade="A6"/>
-                                </w:rPr>
-                              </w:pPr>
-                              <w:r>
-                                <w:rPr>
-                                  <w:b/>
-                                  <w:bCs/>
-                                  <w:color w:val="A6A6A6" w:themeColor="background1" w:themeShade="A6"/>
-                                </w:rPr>
-                                <w:t>Uk = 0</w:t>
-                              </w:r>
-                            </w:p>
-                            <w:p>
-                              <w:pPr>
-                                <w:rPr>
-                                  <w:b/>
-                                  <w:bCs/>
-                                  <w:color w:val="C00000"/>
-                                </w:rPr>
-                              </w:pPr>
-                              <w:r>
-                                <w:rPr>
-                                  <w:b/>
-                                  <w:bCs/>
-                                  <w:color w:val="C00000"/>
-                                </w:rPr>
-                                <w:t>Us = 1</w:t>
-                              </w:r>
-                            </w:p>
-                            <w:p>
-                              <w:pPr>
-                                <w:rPr>
-                                  <w:b/>
-                                  <w:bCs/>
-                                  <w:color w:val="0038A8"/>
-                                </w:rPr>
-                              </w:pPr>
-                              <w:r>
-                                <w:rPr>
-                                  <w:b/>
-                                  <w:bCs/>
-                                  <w:color w:val="0038A8"/>
-                                </w:rPr>
-                                <w:t>Noise = -1</w:t>
-                              </w:r>
-                            </w:p>
-                          </w:txbxContent>
-                        </wps:txbx>
-                        <wps:bodyPr rot="0" vert="horz" wrap="square" lIns="91440" tIns="45720" rIns="91440" bIns="45720" anchor="t" anchorCtr="0">
-                          <a:noAutofit/>
-                        </wps:bodyPr>
-                      </wps:wsp>
-                    </wpg:wgp>
-                  </a:graphicData>
-                </a:graphic>
-                <wp14:sizeRelH relativeFrom="margin">
-                  <wp14:pctWidth>0</wp14:pctWidth>
-                </wp14:sizeRelH>
-                <wp14:sizeRelV relativeFrom="margin">
-                  <wp14:pctHeight>0</wp14:pctHeight>
-                </wp14:sizeRelV>
-              </wp:anchor>
-            </w:drawing>
-          </mc:Choice>
-          <mc:Fallback>
-            <w:pict>
-              <v:group w14:anchorId="474DA959" id="קבוצה 8" o:spid="_x0000_s1033" style="position:absolute;left:0;text-align:left;margin-left:160.8pt;margin-top:22.2pt;width:249.6pt;height:190.2pt;z-index:251663360;mso-width-relative:margin;mso-height-relative:margin" coordsize="36639,25641" o:gfxdata="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">
-                <v:shape id="תמונה 7" o:spid="_x0000_s1034" type="#_x0000_t75" style="position:absolute;width:36639;height:25641;visibility:visible;mso-wrap-style:square" o:gfxdata="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">
-                  <v:imagedata r:id="rId17" o:title=""/>
-                </v:shape>
-                <v:shape id="_x0000_s1035" type="#_x0000_t202" style="position:absolute;left:5435;top:15646;width:8719;height:6477;flip:x;visibility:visible;mso-wrap-style:square;v-text-anchor:top" o:gfxdata="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">
-                  <v:textbox>
-                    <w:txbxContent>
-                      <w:p>
-                        <w:pPr>
-                          <w:rPr>
-                            <w:b/>
-                            <w:bCs/>
-                            <w:color w:val="A6A6A6" w:themeColor="background1" w:themeShade="A6"/>
-                          </w:rPr>
-                        </w:pPr>
-                        <w:r>
-                          <w:rPr>
-                            <w:b/>
-                            <w:bCs/>
-                            <w:color w:val="A6A6A6" w:themeColor="background1" w:themeShade="A6"/>
-                          </w:rPr>
-                          <w:t>Uk = 0</w:t>
-                        </w:r>
-                      </w:p>
-                      <w:p>
-                        <w:pPr>
-                          <w:rPr>
-                            <w:b/>
-                            <w:bCs/>
-                            <w:color w:val="C00000"/>
-                          </w:rPr>
-                        </w:pPr>
-                        <w:r>
-                          <w:rPr>
-                            <w:b/>
-                            <w:bCs/>
-                            <w:color w:val="C00000"/>
-                          </w:rPr>
-                          <w:t>Us = 1</w:t>
-                        </w:r>
-                      </w:p>
-                      <w:p>
-                        <w:pPr>
-                          <w:rPr>
-                            <w:b/>
-                            <w:bCs/>
-                            <w:color w:val="0038A8"/>
-                          </w:rPr>
-                        </w:pPr>
-                        <w:r>
-                          <w:rPr>
-                            <w:b/>
-                            <w:bCs/>
-                            <w:color w:val="0038A8"/>
-                          </w:rPr>
-                          <w:t>Noise = -1</w:t>
-                        </w:r>
-                      </w:p>
-                    </w:txbxContent>
-                  </v:textbox>
-                </v:shape>
-                <w10:wrap type="topAndBottom"/>
-              </v:group>
-            </w:pict>
-          </mc:Fallback>
-        </mc:AlternateContent>
-      </w:r>
-      <w:r>
-        <w:rPr>
-          <w:rFonts w:ascii="Helvetica" w:eastAsia="Times New Roman" w:hAnsi="Helvetica" w:cs="Helvetica" w:hint="cs"/>
-          <w:color w:val="333333"/>
-          <w:rtl/>
-        </w:rPr>
-        <w:t xml:space="preserve">תצוגה ויזואלית לאחר הפחתת מימדים ע"י </w:t>
-      </w:r>
+          <w:rtl/>
+        </w:rPr>
+      </w:pPr>
       <w:r>
         <w:rPr>
           <w:rFonts w:ascii="Helvetica" w:eastAsia="Times New Roman" w:hAnsi="Helvetica" w:cs="Helvetica"/>
           <w:color w:val="333333"/>
-        </w:rPr>
-        <w:t>UMAP</w:t>
-      </w:r>
-      <w:r>
-        <w:rPr>
-          <w:rFonts w:ascii="Helvetica" w:eastAsia="Times New Roman" w:hAnsi="Helvetica" w:cs="Helvetica" w:hint="cs"/>
-          <w:color w:val="333333"/>
-          <w:rtl/>
-        </w:rPr>
-        <w:t>:</w:t>
+          <w:rtl/>
+        </w:rPr>
+        <w:t xml:space="preserve">למרות </w:t>
+      </w:r>
+      <w:proofErr w:type="spellStart"/>
+      <w:r>
+        <w:rPr>
+          <w:rFonts w:ascii="Helvetica" w:eastAsia="Times New Roman" w:hAnsi="Helvetica" w:cs="Helvetica"/>
+          <w:color w:val="333333"/>
+          <w:rtl/>
+        </w:rPr>
+        <w:t>שהוקטורים</w:t>
+      </w:r>
+      <w:proofErr w:type="spellEnd"/>
+      <w:r>
+        <w:rPr>
+          <w:rFonts w:ascii="Helvetica" w:eastAsia="Times New Roman" w:hAnsi="Helvetica" w:cs="Helvetica"/>
+          <w:color w:val="333333"/>
+          <w:rtl/>
+        </w:rPr>
+        <w:t xml:space="preserve"> צפופים, הם הומרו למטריצת </w:t>
+      </w:r>
+      <w:proofErr w:type="spellStart"/>
+      <w:r>
+        <w:rPr>
+          <w:rFonts w:ascii="Helvetica" w:eastAsia="Times New Roman" w:hAnsi="Helvetica" w:cs="Helvetica"/>
+          <w:color w:val="333333"/>
+        </w:rPr>
+        <w:t>csr_matrix</w:t>
+      </w:r>
+      <w:proofErr w:type="spellEnd"/>
+      <w:r>
+        <w:rPr>
+          <w:rFonts w:ascii="Helvetica" w:eastAsia="Times New Roman" w:hAnsi="Helvetica" w:cs="Helvetica"/>
+          <w:color w:val="333333"/>
+          <w:rtl/>
+        </w:rPr>
+        <w:t xml:space="preserve"> ונשמרו בפורמט מכווץ (.</w:t>
+      </w:r>
+      <w:proofErr w:type="spellStart"/>
+      <w:r>
+        <w:rPr>
+          <w:rFonts w:ascii="Helvetica" w:eastAsia="Times New Roman" w:hAnsi="Helvetica" w:cs="Helvetica"/>
+          <w:color w:val="333333"/>
+        </w:rPr>
+        <w:t>npz</w:t>
+      </w:r>
+      <w:proofErr w:type="spellEnd"/>
+      <w:r>
+        <w:rPr>
+          <w:rFonts w:ascii="Helvetica" w:eastAsia="Times New Roman" w:hAnsi="Helvetica" w:cs="Helvetica"/>
+          <w:color w:val="333333"/>
+          <w:rtl/>
+        </w:rPr>
+        <w:t>) כדי לשמור על אחידות עם מבנה הנתונים של שלב ה-</w:t>
+      </w:r>
+      <w:r>
+        <w:rPr>
+          <w:rFonts w:ascii="Helvetica" w:eastAsia="Times New Roman" w:hAnsi="Helvetica" w:cs="Helvetica"/>
+          <w:color w:val="333333"/>
+        </w:rPr>
+        <w:t>BM25</w:t>
+      </w:r>
+      <w:r>
+        <w:rPr>
+          <w:rFonts w:ascii="Helvetica" w:eastAsia="Times New Roman" w:hAnsi="Helvetica" w:cs="Helvetica"/>
+          <w:color w:val="333333"/>
+          <w:rtl/>
+        </w:rPr>
+        <w:t xml:space="preserve"> ולחסוך במקום אחסון.</w:t>
       </w:r>
     </w:p>
     <w:p>
@@ -6036,57 +4667,10 @@
         <w:rPr>
           <w:rFonts w:ascii="Helvetica" w:eastAsia="Times New Roman" w:hAnsi="Helvetica" w:cs="Helvetica"/>
           <w:color w:val="333333"/>
-          <w:rtl/>
-        </w:rPr>
-      </w:pPr>
-      <w:r>
-        <w:rPr>
-          <w:rFonts w:ascii="Helvetica" w:eastAsia="Times New Roman" w:hAnsi="Helvetica" w:cs="Helvetica"/>
-          <w:color w:val="333333"/>
-        </w:rPr>
-        <w:pict w14:anchorId="55EC0BF3">
-          <v:rect id="_x0000_i1031" style="width:415.3pt;height:1pt;mso-position-horizontal:absolute;mso-position-horizontal-relative:text;mso-position-vertical:absolute;mso-position-vertical-relative:text" o:hralign="center" o:hrstd="t" o:hrnoshade="t" o:hr="t" fillcolor="#d0d0d0 [2894]" stroked="f"/>
-        </w:pict>
-      </w:r>
-    </w:p>
-    <w:p>
-      <w:pPr>
-        <w:pStyle w:val="a4"/>
-        <w:divId w:val="259458589"/>
-        <w:rPr>
-          <w:rFonts w:eastAsia="Times New Roman"/>
-          <w:rtl/>
-        </w:rPr>
-      </w:pPr>
-      <w:bookmarkStart w:id="10" w:name="_Toc216115246"/>
-      <w:r>
-        <w:rPr>
-          <w:rFonts w:eastAsia="Times New Roman"/>
-          <w:rtl/>
-        </w:rPr>
-        <w:t xml:space="preserve">שלב 3.3 – </w:t>
-      </w:r>
-      <w:r>
-        <w:rPr>
-          <w:rFonts w:eastAsia="Times New Roman"/>
-        </w:rPr>
-        <w:t>HDBSCAN (</w:t>
-      </w:r>
-      <w:r>
-        <w:rPr>
-          <w:rFonts w:eastAsia="Times New Roman"/>
-          <w:sz w:val="36"/>
-          <w:szCs w:val="36"/>
-        </w:rPr>
-        <w:t>Hierarchical DBSCAN</w:t>
-      </w:r>
-      <w:r>
-        <w:rPr>
-          <w:rFonts w:eastAsia="Times New Roman"/>
-        </w:rPr>
-        <w:t>)</w:t>
-      </w:r>
-      <w:bookmarkEnd w:id="10"/>
+          <w:u w:val="single"/>
+          <w:rtl/>
+        </w:rPr>
+      </w:pPr>
     </w:p>
     <w:p>
       <w:pPr>
@@ -6107,7 +4691,7 @@
           <w:u w:val="single"/>
           <w:rtl/>
         </w:rPr>
-        <w:t>ביצוע</w:t>
+        <w:t>תוצאות</w:t>
       </w:r>
     </w:p>
     <w:p>
@@ -6118,7 +4702,6 @@
         <w:rPr>
           <w:rFonts w:ascii="Helvetica" w:eastAsia="Times New Roman" w:hAnsi="Helvetica" w:cs="Helvetica"/>
           <w:color w:val="333333"/>
-          <w:rtl/>
         </w:rPr>
       </w:pPr>
       <w:r>
@@ -6127,239 +4710,52 @@
           <w:color w:val="333333"/>
           <w:rtl/>
         </w:rPr>
-        <w:t>נכתב סקריפט (</w:t>
-      </w:r>
-      <w:r>
-        <w:rPr>
-          <w:rStyle w:val="a9"/>
-        </w:rPr>
-        <w:t>stage_2c_hdbscan.py</w:t>
+        <w:t xml:space="preserve">התקבלה ספרייה בשם </w:t>
       </w:r>
       <w:r>
         <w:rPr>
           <w:rFonts w:ascii="Helvetica" w:eastAsia="Times New Roman" w:hAnsi="Helvetica" w:cs="Helvetica"/>
           <w:color w:val="333333"/>
-          <w:rtl/>
-        </w:rPr>
-        <w:t>)</w:t>
-      </w:r>
-      <w:r>
-        <w:rPr>
-          <w:rFonts w:ascii="Helvetica" w:eastAsia="Times New Roman" w:hAnsi="Helvetica" w:cs="Helvetica" w:hint="cs"/>
-          <w:color w:val="333333"/>
-          <w:rtl/>
-        </w:rPr>
-        <w:t xml:space="preserve"> שמריץ את האלגוריתם </w:t>
-      </w:r>
+        </w:rPr>
+        <w:t>exe3/</w:t>
+      </w:r>
+      <w:proofErr w:type="spellStart"/>
       <w:r>
         <w:rPr>
           <w:rFonts w:ascii="Helvetica" w:eastAsia="Times New Roman" w:hAnsi="Helvetica" w:cs="Helvetica"/>
           <w:color w:val="333333"/>
         </w:rPr>
-        <w:t>HDBSCAN</w:t>
-      </w:r>
+        <w:t>st_vectors</w:t>
+      </w:r>
+      <w:proofErr w:type="spellEnd"/>
       <w:r>
         <w:rPr>
           <w:rFonts w:ascii="Helvetica" w:eastAsia="Times New Roman" w:hAnsi="Helvetica" w:cs="Helvetica"/>
           <w:color w:val="333333"/>
-          <w:rtl/>
         </w:rPr>
         <w:t xml:space="preserve"> </w:t>
       </w:r>
       <w:r>
         <w:rPr>
-          <w:rFonts w:ascii="Helvetica" w:eastAsia="Times New Roman" w:hAnsi="Helvetica" w:cs="Helvetica" w:hint="cs"/>
-          <w:color w:val="333333"/>
-          <w:rtl/>
-        </w:rPr>
-        <w:t>ו</w:t>
-      </w:r>
-      <w:r>
-        <w:rPr>
           <w:rFonts w:ascii="Helvetica" w:eastAsia="Times New Roman" w:hAnsi="Helvetica" w:cs="Helvetica"/>
           <w:color w:val="333333"/>
           <w:rtl/>
         </w:rPr>
-        <w:t xml:space="preserve">הוא שיפור של </w:t>
+        <w:t>המכילה את הקבצים הבאים</w:t>
       </w:r>
       <w:r>
         <w:rPr>
           <w:rFonts w:ascii="Helvetica" w:eastAsia="Times New Roman" w:hAnsi="Helvetica" w:cs="Helvetica"/>
           <w:color w:val="333333"/>
         </w:rPr>
-        <w:t>DBSCAN</w:t>
-      </w:r>
-      <w:r>
-        <w:rPr>
-          <w:rFonts w:ascii="Helvetica" w:eastAsia="Times New Roman" w:hAnsi="Helvetica" w:cs="Helvetica"/>
-          <w:color w:val="333333"/>
-          <w:rtl/>
-        </w:rPr>
-        <w:t xml:space="preserve"> שאינו דורש את בחירת הפרמטר </w:t>
-      </w:r>
-      <w:r>
-        <w:rPr>
-          <w:rFonts w:ascii="Helvetica" w:eastAsia="Times New Roman" w:hAnsi="Helvetica" w:cs="Helvetica"/>
-          <w:color w:val="333333"/>
-        </w:rPr>
-        <w:t>eps</w:t>
-      </w:r>
-      <w:r>
-        <w:rPr>
-          <w:rFonts w:ascii="Helvetica" w:eastAsia="Times New Roman" w:hAnsi="Helvetica" w:cs="Helvetica"/>
-          <w:color w:val="333333"/>
-          <w:rtl/>
-        </w:rPr>
-        <w:t xml:space="preserve">, אלא יודע להתמודד עם אשכולות </w:t>
-      </w:r>
-      <w:proofErr w:type="spellStart"/>
-      <w:r>
-        <w:rPr>
-          <w:rFonts w:ascii="Helvetica" w:eastAsia="Times New Roman" w:hAnsi="Helvetica" w:cs="Helvetica"/>
-          <w:color w:val="333333"/>
-          <w:rtl/>
-        </w:rPr>
-        <w:t>בצפיפויות</w:t>
-      </w:r>
-      <w:proofErr w:type="spellEnd"/>
-      <w:r>
-        <w:rPr>
-          <w:rFonts w:ascii="Helvetica" w:eastAsia="Times New Roman" w:hAnsi="Helvetica" w:cs="Helvetica"/>
-          <w:color w:val="333333"/>
-          <w:rtl/>
-        </w:rPr>
-        <w:t xml:space="preserve"> משתנות. האלגוריתם בונה היררכיה של אשכולות ומחליט היכן "לחתוך" את העץ כדי לקבל את האשכולות היציבים ביותר.</w:t>
+        <w:t>:</w:t>
       </w:r>
     </w:p>
     <w:p>
       <w:pPr>
-        <w:bidi/>
-        <w:spacing w:line="360" w:lineRule="auto"/>
-        <w:divId w:val="259458589"/>
-        <w:rPr>
-          <w:rFonts w:ascii="Helvetica" w:eastAsia="Times New Roman" w:hAnsi="Helvetica" w:cs="Helvetica"/>
-          <w:color w:val="333333"/>
-          <w:rtl/>
-        </w:rPr>
-      </w:pPr>
-      <w:r>
-        <w:rPr>
-          <w:rFonts w:ascii="Helvetica" w:eastAsia="Times New Roman" w:hAnsi="Helvetica" w:cs="Helvetica" w:hint="cs"/>
-          <w:color w:val="333333"/>
-          <w:rtl/>
-        </w:rPr>
-        <w:t xml:space="preserve">חישבנו מראש </w:t>
-      </w:r>
-      <w:r>
-        <w:rPr>
-          <w:rFonts w:ascii="Helvetica" w:eastAsia="Times New Roman" w:hAnsi="Helvetica" w:cs="Helvetica"/>
-          <w:color w:val="333333"/>
-          <w:rtl/>
-        </w:rPr>
-        <w:t>מטריצת מרחקים</w:t>
-      </w:r>
-      <w:r>
-        <w:rPr>
-          <w:rFonts w:ascii="Helvetica" w:eastAsia="Times New Roman" w:hAnsi="Helvetica" w:cs="Helvetica" w:hint="cs"/>
-          <w:color w:val="333333"/>
-          <w:rtl/>
-        </w:rPr>
-        <w:t xml:space="preserve"> והשתמשנו בה</w:t>
-      </w:r>
-      <w:r>
-        <w:rPr>
-          <w:rFonts w:ascii="Helvetica" w:eastAsia="Times New Roman" w:hAnsi="Helvetica" w:cs="Helvetica"/>
-          <w:color w:val="333333"/>
-          <w:rtl/>
-        </w:rPr>
-        <w:t xml:space="preserve"> </w:t>
-      </w:r>
-      <w:r>
-        <w:rPr>
-          <w:rFonts w:ascii="Helvetica" w:eastAsia="Times New Roman" w:hAnsi="Helvetica" w:cs="Helvetica" w:hint="cs"/>
-          <w:color w:val="333333"/>
-          <w:rtl/>
-        </w:rPr>
-        <w:t>(לפי דמיון קוסינוס</w:t>
-      </w:r>
-      <w:r>
-        <w:rPr>
-          <w:rFonts w:ascii="Helvetica" w:eastAsia="Times New Roman" w:hAnsi="Helvetica" w:cs="Helvetica"/>
-          <w:color w:val="333333"/>
-          <w:rtl/>
-        </w:rPr>
-        <w:t>).</w:t>
-      </w:r>
-    </w:p>
-    <w:p>
-      <w:pPr>
-        <w:bidi/>
-        <w:spacing w:line="360" w:lineRule="auto"/>
-        <w:divId w:val="259458589"/>
-        <w:rPr>
-          <w:rFonts w:ascii="Helvetica" w:eastAsia="Times New Roman" w:hAnsi="Helvetica" w:cs="Helvetica"/>
-          <w:color w:val="333333"/>
-          <w:rtl/>
-        </w:rPr>
-      </w:pPr>
-      <w:r>
-        <w:rPr>
-          <w:rFonts w:ascii="Helvetica" w:eastAsia="Times New Roman" w:hAnsi="Helvetica" w:cs="Helvetica"/>
-          <w:b/>
-          <w:bCs/>
-          <w:color w:val="333333"/>
-          <w:rtl/>
-        </w:rPr>
-        <w:t xml:space="preserve">בחירת </w:t>
-      </w:r>
-      <w:proofErr w:type="spellStart"/>
-      <w:r>
-        <w:rPr>
-          <w:rFonts w:ascii="Helvetica" w:eastAsia="Times New Roman" w:hAnsi="Helvetica" w:cs="Helvetica"/>
-          <w:b/>
-          <w:bCs/>
-          <w:color w:val="333333"/>
-          <w:rtl/>
-        </w:rPr>
-        <w:t>ההייפר</w:t>
-      </w:r>
-      <w:proofErr w:type="spellEnd"/>
-      <w:r>
-        <w:rPr>
-          <w:rFonts w:ascii="Helvetica" w:eastAsia="Times New Roman" w:hAnsi="Helvetica" w:cs="Helvetica"/>
-          <w:b/>
-          <w:bCs/>
-          <w:color w:val="333333"/>
-          <w:rtl/>
-        </w:rPr>
-        <w:t>-פרמטרים</w:t>
-      </w:r>
-      <w:r>
-        <w:rPr>
-          <w:rFonts w:ascii="Helvetica" w:eastAsia="Times New Roman" w:hAnsi="Helvetica" w:cs="Helvetica" w:hint="cs"/>
-          <w:b/>
-          <w:bCs/>
-          <w:color w:val="333333"/>
-          <w:rtl/>
-        </w:rPr>
-        <w:t xml:space="preserve"> (לפי ניסוי וטעיה ובדיקה באינטרנט)</w:t>
-      </w:r>
-      <w:r>
-        <w:rPr>
-          <w:rFonts w:ascii="Helvetica" w:eastAsia="Times New Roman" w:hAnsi="Helvetica" w:cs="Helvetica"/>
-          <w:b/>
-          <w:bCs/>
-          <w:color w:val="333333"/>
-          <w:rtl/>
-        </w:rPr>
-        <w:t>:</w:t>
-      </w:r>
-    </w:p>
-    <w:p>
-      <w:pPr>
         <w:numPr>
           <w:ilvl w:val="0"/>
-          <w:numId w:val="25"/>
+          <w:numId w:val="47"/>
         </w:numPr>
         <w:bidi/>
         <w:spacing w:line="360" w:lineRule="auto"/>
@@ -6367,26 +4763,42 @@
         <w:rPr>
           <w:rFonts w:ascii="Helvetica" w:eastAsia="Times New Roman" w:hAnsi="Helvetica" w:cs="Helvetica"/>
           <w:color w:val="333333"/>
-          <w:rtl/>
-        </w:rPr>
-      </w:pPr>
+        </w:rPr>
+      </w:pPr>
+      <w:r>
+        <w:rPr>
+          <w:rFonts w:ascii="Helvetica" w:eastAsia="Times New Roman" w:hAnsi="Helvetica" w:cs="Helvetica"/>
+          <w:b/>
+          <w:bCs/>
+          <w:color w:val="333333"/>
+        </w:rPr>
+        <w:t xml:space="preserve"> </w:t>
+      </w:r>
       <w:proofErr w:type="spellStart"/>
       <w:r>
         <w:rPr>
           <w:rFonts w:ascii="Helvetica" w:eastAsia="Times New Roman" w:hAnsi="Helvetica" w:cs="Helvetica"/>
-          <w:color w:val="333333"/>
-          <w:shd w:val="clear" w:color="auto" w:fill="E2F2FA"/>
-        </w:rPr>
-        <w:t>min_cluster_size</w:t>
+          <w:b/>
+          <w:bCs/>
+          <w:color w:val="333333"/>
+        </w:rPr>
+        <w:t>embeddings_sparse.npz</w:t>
       </w:r>
       <w:proofErr w:type="spellEnd"/>
       <w:r>
         <w:rPr>
+          <w:rFonts w:ascii="Helvetica" w:eastAsia="Times New Roman" w:hAnsi="Helvetica" w:cs="Helvetica" w:hint="cs"/>
+          <w:color w:val="333333"/>
+          <w:rtl/>
+        </w:rPr>
+        <w:t>:</w:t>
+      </w:r>
+      <w:r>
+        <w:rPr>
           <w:rFonts w:ascii="Helvetica" w:eastAsia="Times New Roman" w:hAnsi="Helvetica" w:cs="Helvetica"/>
           <w:color w:val="333333"/>
-          <w:shd w:val="clear" w:color="auto" w:fill="E2F2FA"/>
-        </w:rPr>
-        <w:t>=30</w:t>
+        </w:rPr>
+        <w:t xml:space="preserve"> </w:t>
       </w:r>
       <w:r>
         <w:rPr>
@@ -6394,14 +4806,59 @@
           <w:color w:val="333333"/>
           <w:rtl/>
         </w:rPr>
-        <w:t>: הוגדר שקבוצה חייבת להכיל לפחות 30 מסמכים כדי להיחשב כאשכול עצמאי, מתוך מטרה למצוא נושאים רחבים ולא נישות קטנות מדי.</w:t>
+        <w:t>קובץ המכיל את מטריצת הוקטורים</w:t>
+      </w:r>
+      <w:r>
+        <w:rPr>
+          <w:rFonts w:ascii="Helvetica" w:eastAsia="Times New Roman" w:hAnsi="Helvetica" w:cs="Helvetica"/>
+          <w:color w:val="333333"/>
+        </w:rPr>
+        <w:t xml:space="preserve"> </w:t>
+      </w:r>
+      <w:r>
+        <w:rPr>
+          <w:rFonts w:ascii="Helvetica" w:eastAsia="Times New Roman" w:hAnsi="Helvetica" w:cs="Helvetica"/>
+          <w:color w:val="333333"/>
+          <w:rtl/>
+        </w:rPr>
+        <w:t>שנוצרו על ידי מודל ה</w:t>
+      </w:r>
+      <w:r>
+        <w:rPr>
+          <w:rFonts w:ascii="Helvetica" w:eastAsia="Times New Roman" w:hAnsi="Helvetica" w:cs="Helvetica"/>
+          <w:color w:val="333333"/>
+        </w:rPr>
+        <w:t>E5</w:t>
+      </w:r>
+      <w:r>
+        <w:rPr>
+          <w:rFonts w:ascii="Helvetica" w:eastAsia="Times New Roman" w:hAnsi="Helvetica" w:cs="Helvetica" w:hint="cs"/>
+          <w:color w:val="333333"/>
+          <w:rtl/>
+        </w:rPr>
+        <w:t xml:space="preserve"> </w:t>
+      </w:r>
+      <w:r>
+        <w:rPr>
+          <w:rFonts w:ascii="Helvetica" w:eastAsia="Times New Roman" w:hAnsi="Helvetica" w:cs="Helvetica"/>
+          <w:color w:val="333333"/>
+          <w:rtl/>
+        </w:rPr>
+        <w:t>שמורה בפורמט דליל וקומפקטי</w:t>
+      </w:r>
+      <w:r>
+        <w:rPr>
+          <w:rFonts w:ascii="Helvetica" w:eastAsia="Times New Roman" w:hAnsi="Helvetica" w:cs="Helvetica"/>
+          <w:color w:val="333333"/>
+        </w:rPr>
+        <w:t>.</w:t>
       </w:r>
     </w:p>
     <w:p>
       <w:pPr>
         <w:numPr>
           <w:ilvl w:val="0"/>
-          <w:numId w:val="25"/>
+          <w:numId w:val="47"/>
         </w:numPr>
         <w:bidi/>
         <w:spacing w:line="360" w:lineRule="auto"/>
@@ -6409,26 +4866,35 @@
         <w:rPr>
           <w:rFonts w:ascii="Helvetica" w:eastAsia="Times New Roman" w:hAnsi="Helvetica" w:cs="Helvetica"/>
           <w:color w:val="333333"/>
-          <w:rtl/>
-        </w:rPr>
-      </w:pPr>
-      <w:proofErr w:type="spellStart"/>
+        </w:rPr>
+      </w:pPr>
       <w:r>
         <w:rPr>
           <w:rFonts w:ascii="Helvetica" w:eastAsia="Times New Roman" w:hAnsi="Helvetica" w:cs="Helvetica"/>
-          <w:color w:val="333333"/>
-          <w:shd w:val="clear" w:color="auto" w:fill="E2F2FA"/>
-        </w:rPr>
-        <w:t>min_samples</w:t>
-      </w:r>
-      <w:proofErr w:type="spellEnd"/>
+          <w:b/>
+          <w:bCs/>
+          <w:color w:val="333333"/>
+        </w:rPr>
+        <w:t>filenames.txt</w:t>
+      </w:r>
+      <w:r>
+        <w:rPr>
+          <w:rFonts w:ascii="Helvetica" w:eastAsia="Times New Roman" w:hAnsi="Helvetica" w:cs="Helvetica" w:hint="cs"/>
+          <w:b/>
+          <w:bCs/>
+          <w:color w:val="333333"/>
+          <w:rtl/>
+        </w:rPr>
+        <w:t>:</w:t>
+      </w:r>
       <w:r>
         <w:rPr>
           <w:rFonts w:ascii="Helvetica" w:eastAsia="Times New Roman" w:hAnsi="Helvetica" w:cs="Helvetica"/>
-          <w:color w:val="333333"/>
-          <w:shd w:val="clear" w:color="auto" w:fill="E2F2FA"/>
-        </w:rPr>
-        <w:t>=5</w:t>
+          <w:b/>
+          <w:bCs/>
+          <w:color w:val="333333"/>
+        </w:rPr>
+        <w:t xml:space="preserve"> </w:t>
       </w:r>
       <w:r>
         <w:rPr>
@@ -6436,7 +4902,14 @@
           <w:color w:val="333333"/>
           <w:rtl/>
         </w:rPr>
-        <w:t>: רגישות לרעש מקומי.</w:t>
+        <w:t>קובץ טקסט המכיל את רשימת נתיבי הקבצים המעובדים (שורה לכל קובץ), בסדר התואם לשורות המטריצה, לצורך זיהוי המסמך באחזור</w:t>
+      </w:r>
+      <w:r>
+        <w:rPr>
+          <w:rFonts w:ascii="Helvetica" w:eastAsia="Times New Roman" w:hAnsi="Helvetica" w:cs="Helvetica"/>
+          <w:color w:val="333333"/>
+        </w:rPr>
+        <w:t>.</w:t>
       </w:r>
     </w:p>
     <w:p>
@@ -6447,289 +4920,26 @@
         <w:rPr>
           <w:rFonts w:ascii="Helvetica" w:eastAsia="Times New Roman" w:hAnsi="Helvetica" w:cs="Helvetica"/>
           <w:color w:val="333333"/>
-          <w:u w:val="single"/>
-          <w:rtl/>
-        </w:rPr>
-      </w:pPr>
-      <w:r>
-        <w:rPr>
-          <w:rFonts w:ascii="Helvetica" w:eastAsia="Times New Roman" w:hAnsi="Helvetica" w:cs="Helvetica"/>
-          <w:color w:val="333333"/>
-          <w:u w:val="single"/>
-          <w:rtl/>
-        </w:rPr>
-        <w:t>תוצאות</w:t>
+          <w:rtl/>
+        </w:rPr>
+      </w:pPr>
+      <w:r>
+        <w:rPr>
+          <w:rFonts w:eastAsia="Times New Roman"/>
+        </w:rPr>
+        <w:pict w14:anchorId="78FCD9FC">
+          <v:rect id="_x0000_i1056" style="width:415.3pt;height:4pt;mso-position-horizontal:absolute;mso-position-horizontal-relative:text;mso-position-vertical:absolute;mso-position-vertical-relative:text" o:hralign="center" o:hrstd="t" o:hrnoshade="t" o:hr="t" fillcolor="#adadad [2414]" stroked="f"/>
+        </w:pict>
       </w:r>
     </w:p>
     <w:p>
       <w:pPr>
-        <w:pStyle w:val="aa"/>
-        <w:numPr>
-          <w:ilvl w:val="0"/>
-          <w:numId w:val="26"/>
-        </w:numPr>
-        <w:bidi/>
-        <w:spacing w:line="360" w:lineRule="auto"/>
-        <w:divId w:val="259458589"/>
-        <w:rPr>
-          <w:rFonts w:ascii="Helvetica" w:eastAsia="Times New Roman" w:hAnsi="Helvetica" w:cs="Helvetica"/>
-          <w:color w:val="333333"/>
-        </w:rPr>
-      </w:pPr>
-      <w:r>
-        <w:rPr>
-          <w:rFonts w:ascii="Helvetica" w:eastAsia="Times New Roman" w:hAnsi="Helvetica" w:cs="Helvetica"/>
-          <w:color w:val="333333"/>
-        </w:rPr>
-        <w:t>H</w:t>
-      </w:r>
-      <w:r>
-        <w:rPr>
-          <w:rFonts w:ascii="Helvetica" w:eastAsia="Times New Roman" w:hAnsi="Helvetica" w:cs="Helvetica"/>
-          <w:color w:val="333333"/>
-        </w:rPr>
-        <w:t>DBSCAN</w:t>
-      </w:r>
-      <w:r>
-        <w:rPr>
-          <w:rFonts w:ascii="Helvetica" w:eastAsia="Times New Roman" w:hAnsi="Helvetica" w:cs="Helvetica"/>
-          <w:color w:val="333333"/>
-          <w:rtl/>
-        </w:rPr>
-        <w:t xml:space="preserve"> מזהה גם נקודות שאינן שייכות לאף </w:t>
-      </w:r>
-      <w:r>
-        <w:rPr>
-          <w:rFonts w:ascii="Helvetica" w:eastAsia="Times New Roman" w:hAnsi="Helvetica" w:cs="Helvetica" w:hint="cs"/>
-          <w:color w:val="333333"/>
-          <w:rtl/>
-        </w:rPr>
-        <w:t>אשכול (</w:t>
-      </w:r>
-      <w:r>
-        <w:rPr>
-          <w:rFonts w:ascii="Helvetica" w:eastAsia="Times New Roman" w:hAnsi="Helvetica" w:cs="Helvetica"/>
-          <w:color w:val="333333"/>
-          <w:rtl/>
-        </w:rPr>
-        <w:t>"רעש").</w:t>
-      </w:r>
-    </w:p>
-    <w:p>
-      <w:pPr>
-        <w:pStyle w:val="aa"/>
-        <w:divId w:val="259458589"/>
-        <w:rPr>
-          <w:rFonts w:ascii="Helvetica" w:eastAsia="Times New Roman" w:hAnsi="Helvetica" w:cs="Helvetica"/>
-          <w:color w:val="333333"/>
-          <w:rtl/>
-        </w:rPr>
-      </w:pPr>
-    </w:p>
-    <w:p>
-      <w:pPr>
-        <w:pStyle w:val="aa"/>
-        <w:numPr>
-          <w:ilvl w:val="0"/>
-          <w:numId w:val="26"/>
-        </w:numPr>
-        <w:bidi/>
-        <w:spacing w:line="360" w:lineRule="auto"/>
-        <w:divId w:val="259458589"/>
-        <w:rPr>
-          <w:rFonts w:ascii="Helvetica" w:eastAsia="Times New Roman" w:hAnsi="Helvetica" w:cs="Helvetica"/>
-          <w:color w:val="333333"/>
-        </w:rPr>
-      </w:pPr>
-      <w:r>
-        <w:rPr>
-          <w:rFonts w:ascii="Helvetica" w:eastAsia="Times New Roman" w:hAnsi="Helvetica" w:cs="Helvetica"/>
-          <w:color w:val="333333"/>
-          <w:rtl/>
-        </w:rPr>
-        <w:t>לאחר המיפוי לתוויות האמת, התקבלו התוצאות הבאות:</w:t>
-      </w:r>
-      <w:r>
-        <w:rPr>
-          <w:rFonts w:ascii="Helvetica" w:eastAsia="Times New Roman" w:hAnsi="Helvetica" w:cs="Helvetica" w:hint="cs"/>
-          <w:color w:val="333333"/>
-          <w:rtl/>
-        </w:rPr>
-        <w:t xml:space="preserve"> </w:t>
-      </w:r>
-    </w:p>
-    <w:p>
-      <w:pPr>
-        <w:pStyle w:val="aa"/>
-        <w:divId w:val="259458589"/>
-        <w:rPr>
-          <w:rFonts w:ascii="Helvetica" w:eastAsia="Times New Roman" w:hAnsi="Helvetica" w:cs="Helvetica"/>
-          <w:color w:val="333333"/>
-          <w:rtl/>
-        </w:rPr>
-      </w:pPr>
-    </w:p>
-    <w:p>
-      <w:pPr>
-        <w:spacing w:line="360" w:lineRule="auto"/>
-        <w:divId w:val="259458589"/>
-        <w:rPr>
-          <w:rFonts w:ascii="Helvetica" w:eastAsia="Times New Roman" w:hAnsi="Helvetica" w:cs="Helvetica"/>
-          <w:color w:val="333333"/>
-        </w:rPr>
-      </w:pPr>
-      <w:r>
-        <w:rPr>
-          <w:rFonts w:ascii="Helvetica" w:eastAsia="Times New Roman" w:hAnsi="Helvetica" w:cs="Helvetica" w:hint="cs"/>
-          <w:noProof/>
-          <w:color w:val="333333"/>
-          <w:rtl/>
-          <w:lang w:val="he-IL"/>
-        </w:rPr>
-        <mc:AlternateContent>
-          <mc:Choice Requires="wpg">
-            <w:drawing>
-              <wp:anchor distT="0" distB="0" distL="114300" distR="114300" simplePos="0" relativeHeight="251672576" behindDoc="0" locked="0" layoutInCell="1" allowOverlap="1" wp14:anchorId="307FABFA" wp14:editId="31D52479">
-                <wp:simplePos x="0" y="0"/>
-                <wp:positionH relativeFrom="margin">
-                  <wp:posOffset>2240280</wp:posOffset>
-                </wp:positionH>
-                <wp:positionV relativeFrom="paragraph">
-                  <wp:posOffset>6985</wp:posOffset>
-                </wp:positionV>
-                <wp:extent cx="2407920" cy="838200"/>
-                <wp:effectExtent l="0" t="0" r="0" b="0"/>
-                <wp:wrapSquare wrapText="bothSides"/>
-                <wp:docPr id="1939033821" name="קבוצה 9"/>
-                <wp:cNvGraphicFramePr/>
-                <a:graphic xmlns:a="http://schemas.openxmlformats.org/drawingml/2006/main">
-                  <a:graphicData uri="http://schemas.microsoft.com/office/word/2010/wordprocessingGroup">
-                    <wpg:wgp>
-                      <wpg:cNvGrpSpPr/>
-                      <wpg:grpSpPr>
-                        <a:xfrm>
-                          <a:off x="0" y="0"/>
-                          <a:ext cx="2407920" cy="838200"/>
-                          <a:chOff x="0" y="0"/>
-                          <a:chExt cx="2635885" cy="937895"/>
-                        </a:xfrm>
-                      </wpg:grpSpPr>
-                      <pic:pic xmlns:pic="http://schemas.openxmlformats.org/drawingml/2006/picture">
-                        <pic:nvPicPr>
-                          <pic:cNvPr id="1909460830" name="תמונה 1" descr="תמונה שמכילה טקסט, גופן, צילום מסך&#10;&#10;תוכן בינה מלאכותית גנרטיבית עשוי להיות שגוי."/>
-                          <pic:cNvPicPr>
-                            <a:picLocks noChangeAspect="1"/>
-                          </pic:cNvPicPr>
-                        </pic:nvPicPr>
-                        <pic:blipFill>
-                          <a:blip r:embed="rId18">
-                            <a:extLst>
-                              <a:ext uri="{28A0092B-C50C-407E-A947-70E740481C1C}">
-                                <a14:useLocalDpi xmlns:a14="http://schemas.microsoft.com/office/drawing/2010/main" val="0"/>
-                              </a:ext>
-                            </a:extLst>
-                          </a:blip>
-                          <a:stretch>
-                            <a:fillRect/>
-                          </a:stretch>
-                        </pic:blipFill>
-                        <pic:spPr>
-                          <a:xfrm>
-                            <a:off x="0" y="0"/>
-                            <a:ext cx="2635885" cy="545465"/>
-                          </a:xfrm>
-                          <a:prstGeom prst="rect">
-                            <a:avLst/>
-                          </a:prstGeom>
-                        </pic:spPr>
-                      </pic:pic>
-                      <pic:pic xmlns:pic="http://schemas.openxmlformats.org/drawingml/2006/picture">
-                        <pic:nvPicPr>
-                          <pic:cNvPr id="388539837" name="תמונה 1" descr="תמונה שמכילה טקסט, גופן, צילום מסך&#10;&#10;תוכן בינה מלאכותית גנרטיבית עשוי להיות שגוי."/>
-                          <pic:cNvPicPr>
-                            <a:picLocks noChangeAspect="1"/>
-                          </pic:cNvPicPr>
-                        </pic:nvPicPr>
-                        <pic:blipFill>
-                          <a:blip r:embed="rId19">
-                            <a:extLst>
-                              <a:ext uri="{28A0092B-C50C-407E-A947-70E740481C1C}">
-                                <a14:useLocalDpi xmlns:a14="http://schemas.microsoft.com/office/drawing/2010/main" val="0"/>
-                              </a:ext>
-                            </a:extLst>
-                          </a:blip>
-                          <a:stretch>
-                            <a:fillRect/>
-                          </a:stretch>
-                        </pic:blipFill>
-                        <pic:spPr>
-                          <a:xfrm>
-                            <a:off x="0" y="533400"/>
-                            <a:ext cx="2635885" cy="404495"/>
-                          </a:xfrm>
-                          <a:prstGeom prst="rect">
-                            <a:avLst/>
-                          </a:prstGeom>
-                        </pic:spPr>
-                      </pic:pic>
-                    </wpg:wgp>
-                  </a:graphicData>
-                </a:graphic>
-                <wp14:sizeRelH relativeFrom="margin">
-                  <wp14:pctWidth>0</wp14:pctWidth>
-                </wp14:sizeRelH>
-                <wp14:sizeRelV relativeFrom="margin">
-                  <wp14:pctHeight>0</wp14:pctHeight>
-                </wp14:sizeRelV>
-              </wp:anchor>
-            </w:drawing>
-          </mc:Choice>
-          <mc:Fallback>
-            <w:pict>
-              <v:group w14:anchorId="45F89A37" id="קבוצה 9" o:spid="_x0000_s1026" style="position:absolute;left:0;text-align:left;margin-left:176.4pt;margin-top:.55pt;width:189.6pt;height:66pt;z-index:251672576;mso-position-horizontal-relative:margin;mso-width-relative:margin;mso-height-relative:margin" coordsize="26358,9378" o:gfxdata="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">
-                <v:shape id="תמונה 1" o:spid="_x0000_s1027" type="#_x0000_t75" alt="תמונה שמכילה טקסט, גופן, צילום מסך&#10;&#10;תוכן בינה מלאכותית גנרטיבית עשוי להיות שגוי." style="position:absolute;width:26358;height:5454;visibility:visible;mso-wrap-style:square" o:gfxdata="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">
-                  <v:imagedata r:id="rId20" o:title="תמונה שמכילה טקסט, גופן, צילום מסך&#10;&#10;תוכן בינה מלאכותית גנרטיבית עשוי להיות שגוי"/>
-                </v:shape>
-                <v:shape id="תמונה 1" o:spid="_x0000_s1028" type="#_x0000_t75" alt="תמונה שמכילה טקסט, גופן, צילום מסך&#10;&#10;תוכן בינה מלאכותית גנרטיבית עשוי להיות שגוי." style="position:absolute;top:5334;width:26358;height:4044;visibility:visible;mso-wrap-style:square" o:gfxdata="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">
-                  <v:imagedata r:id="rId21" o:title="תמונה שמכילה טקסט, גופן, צילום מסך&#10;&#10;תוכן בינה מלאכותית גנרטיבית עשוי להיות שגוי"/>
-                </v:shape>
-                <w10:wrap type="square" anchorx="margin"/>
-              </v:group>
-            </w:pict>
-          </mc:Fallback>
-        </mc:AlternateContent>
-      </w:r>
-      <w:r>
         <w:rPr>
           <w:rFonts w:ascii="Helvetica" w:eastAsia="Times New Roman" w:hAnsi="Helvetica" w:cs="Helvetica"/>
           <w:b/>
           <w:bCs/>
           <w:color w:val="333333"/>
-        </w:rPr>
-        <w:t>Accuracy</w:t>
-      </w:r>
-      <w:r>
-        <w:rPr>
-          <w:rFonts w:ascii="Helvetica" w:eastAsia="Times New Roman" w:hAnsi="Helvetica" w:cs="Helvetica"/>
-          <w:color w:val="333333"/>
-        </w:rPr>
-        <w:t xml:space="preserve">: </w:t>
-      </w:r>
-      <w:r>
-        <w:rPr>
-          <w:rFonts w:ascii="Helvetica" w:eastAsia="Times New Roman" w:hAnsi="Helvetica" w:cs="Helvetica"/>
-          <w:color w:val="333333"/>
-        </w:rPr>
-        <w:t>1.0</w:t>
-      </w:r>
-    </w:p>
-    <w:p>
-      <w:pPr>
-        <w:spacing w:line="360" w:lineRule="auto"/>
-        <w:divId w:val="259458589"/>
-        <w:rPr>
-          <w:rFonts w:ascii="Helvetica" w:eastAsia="Times New Roman" w:hAnsi="Helvetica" w:cs="Helvetica"/>
-          <w:color w:val="333333"/>
+          <w:rtl/>
         </w:rPr>
       </w:pPr>
       <w:r>
@@ -6738,1303 +4948,37 @@
           <w:b/>
           <w:bCs/>
           <w:color w:val="333333"/>
-        </w:rPr>
-        <w:t>Precision:</w:t>
-      </w:r>
-      <w:r>
-        <w:rPr>
-          <w:rFonts w:ascii="Helvetica" w:eastAsia="Times New Roman" w:hAnsi="Helvetica" w:cs="Helvetica"/>
-          <w:color w:val="333333"/>
-        </w:rPr>
-        <w:t xml:space="preserve"> </w:t>
-      </w:r>
-      <w:r>
-        <w:rPr>
-          <w:rFonts w:ascii="Helvetica" w:eastAsia="Times New Roman" w:hAnsi="Helvetica" w:cs="Helvetica"/>
-          <w:color w:val="333333"/>
-        </w:rPr>
-        <w:t>1.0</w:t>
+          <w:rtl/>
+        </w:rPr>
+        <w:br w:type="page"/>
       </w:r>
     </w:p>
     <w:p>
       <w:pPr>
-        <w:spacing w:line="360" w:lineRule="auto"/>
+        <w:pStyle w:val="ab"/>
         <w:divId w:val="259458589"/>
         <w:rPr>
-          <w:rFonts w:ascii="Helvetica" w:eastAsia="Times New Roman" w:hAnsi="Helvetica" w:cs="Helvetica"/>
-          <w:color w:val="333333"/>
-        </w:rPr>
-      </w:pPr>
-      <w:r>
-        <w:rPr>
-          <w:rFonts w:ascii="Helvetica" w:eastAsia="Times New Roman" w:hAnsi="Helvetica" w:cs="Helvetica"/>
-          <w:b/>
-          <w:bCs/>
-          <w:color w:val="333333"/>
-        </w:rPr>
-        <w:t>Recall:</w:t>
-      </w:r>
-      <w:r>
-        <w:rPr>
-          <w:rFonts w:ascii="Helvetica" w:eastAsia="Times New Roman" w:hAnsi="Helvetica" w:cs="Helvetica"/>
-          <w:color w:val="333333"/>
-        </w:rPr>
-        <w:t xml:space="preserve"> </w:t>
-      </w:r>
-      <w:r>
-        <w:rPr>
-          <w:rFonts w:ascii="Helvetica" w:eastAsia="Times New Roman" w:hAnsi="Helvetica" w:cs="Helvetica"/>
-          <w:color w:val="333333"/>
-        </w:rPr>
-        <w:t>1.0</w:t>
-      </w:r>
-    </w:p>
-    <w:p>
-      <w:pPr>
-        <w:spacing w:line="360" w:lineRule="auto"/>
-        <w:divId w:val="259458589"/>
-        <w:rPr>
-          <w:rFonts w:ascii="Helvetica" w:eastAsia="Times New Roman" w:hAnsi="Helvetica" w:cs="Helvetica"/>
-          <w:color w:val="333333"/>
-        </w:rPr>
-      </w:pPr>
-      <w:r>
-        <w:rPr>
-          <w:rFonts w:ascii="Helvetica" w:eastAsia="Times New Roman" w:hAnsi="Helvetica" w:cs="Helvetica"/>
-          <w:b/>
-          <w:bCs/>
-          <w:color w:val="333333"/>
-        </w:rPr>
-        <w:t>F1:</w:t>
-      </w:r>
-      <w:r>
-        <w:rPr>
-          <w:rFonts w:ascii="Helvetica" w:eastAsia="Times New Roman" w:hAnsi="Helvetica" w:cs="Helvetica"/>
-          <w:color w:val="333333"/>
-        </w:rPr>
-        <w:t xml:space="preserve"> </w:t>
-      </w:r>
-      <w:r>
-        <w:rPr>
-          <w:rFonts w:ascii="Helvetica" w:eastAsia="Times New Roman" w:hAnsi="Helvetica" w:cs="Helvetica"/>
-          <w:color w:val="333333"/>
-        </w:rPr>
-        <w:t>1.0</w:t>
-      </w:r>
-    </w:p>
-    <w:p>
-      <w:pPr>
-        <w:pStyle w:val="aa"/>
-        <w:numPr>
-          <w:ilvl w:val="0"/>
-          <w:numId w:val="26"/>
-        </w:numPr>
-        <w:bidi/>
-        <w:spacing w:line="360" w:lineRule="auto"/>
-        <w:divId w:val="259458589"/>
-        <w:rPr>
-          <w:rFonts w:ascii="Helvetica" w:eastAsia="Times New Roman" w:hAnsi="Helvetica" w:cs="Helvetica"/>
-          <w:color w:val="333333"/>
-        </w:rPr>
-      </w:pPr>
-      <w:r>
-        <w:rPr>
-          <w:rFonts w:ascii="Helvetica" w:eastAsia="Times New Roman" w:hAnsi="Helvetica" w:cs="Helvetica" w:hint="cs"/>
-          <w:noProof/>
-          <w:color w:val="333333"/>
-          <w:rtl/>
-          <w:lang w:val="he-IL"/>
+          <w:rtl/>
+        </w:rPr>
+      </w:pPr>
+      <w:bookmarkStart w:id="8" w:name="_Toc216115248"/>
+      <w:r>
+        <w:rPr>
+          <w:rtl/>
         </w:rPr>
         <w:lastRenderedPageBreak/>
-        <mc:AlternateContent>
-          <mc:Choice Requires="wpg">
-            <w:drawing>
-              <wp:anchor distT="0" distB="0" distL="114300" distR="114300" simplePos="0" relativeHeight="251669504" behindDoc="0" locked="0" layoutInCell="1" allowOverlap="1" wp14:anchorId="22DB4049" wp14:editId="466528A5">
-                <wp:simplePos x="0" y="0"/>
-                <wp:positionH relativeFrom="column">
-                  <wp:posOffset>1498600</wp:posOffset>
-                </wp:positionH>
-                <wp:positionV relativeFrom="paragraph">
-                  <wp:posOffset>221615</wp:posOffset>
-                </wp:positionV>
-                <wp:extent cx="3559175" cy="2491740"/>
-                <wp:effectExtent l="0" t="0" r="3175" b="3810"/>
-                <wp:wrapTopAndBottom/>
-                <wp:docPr id="567411965" name="קבוצה 12"/>
-                <wp:cNvGraphicFramePr/>
-                <a:graphic xmlns:a="http://schemas.openxmlformats.org/drawingml/2006/main">
-                  <a:graphicData uri="http://schemas.microsoft.com/office/word/2010/wordprocessingGroup">
-                    <wpg:wgp>
-                      <wpg:cNvGrpSpPr/>
-                      <wpg:grpSpPr>
-                        <a:xfrm>
-                          <a:off x="0" y="0"/>
-                          <a:ext cx="3559175" cy="2491740"/>
-                          <a:chOff x="0" y="0"/>
-                          <a:chExt cx="3559175" cy="2491740"/>
-                        </a:xfrm>
-                      </wpg:grpSpPr>
-                      <pic:pic xmlns:pic="http://schemas.openxmlformats.org/drawingml/2006/picture">
-                        <pic:nvPicPr>
-                          <pic:cNvPr id="280227388" name="תמונה 11" descr="תמונה שמכילה טקסט, צילום מסך, תרשים&#10;&#10;תוכן בינה מלאכותית גנרטיבית עשוי להיות שגוי."/>
-                          <pic:cNvPicPr>
-                            <a:picLocks noChangeAspect="1"/>
-                          </pic:cNvPicPr>
-                        </pic:nvPicPr>
-                        <pic:blipFill>
-                          <a:blip r:embed="rId22" cstate="print">
-                            <a:extLst>
-                              <a:ext uri="{28A0092B-C50C-407E-A947-70E740481C1C}">
-                                <a14:useLocalDpi xmlns:a14="http://schemas.microsoft.com/office/drawing/2010/main" val="0"/>
-                              </a:ext>
-                            </a:extLst>
-                          </a:blip>
-                          <a:srcRect/>
-                          <a:stretch>
-                            <a:fillRect/>
-                          </a:stretch>
-                        </pic:blipFill>
-                        <pic:spPr bwMode="auto">
-                          <a:xfrm>
-                            <a:off x="0" y="0"/>
-                            <a:ext cx="3559175" cy="2491740"/>
-                          </a:xfrm>
-                          <a:prstGeom prst="rect">
-                            <a:avLst/>
-                          </a:prstGeom>
-                          <a:noFill/>
-                          <a:ln>
-                            <a:noFill/>
-                          </a:ln>
-                        </pic:spPr>
-                      </pic:pic>
-                      <wps:wsp>
-                        <wps:cNvPr id="1193913405" name="תיבת טקסט 2"/>
-                        <wps:cNvSpPr txBox="1">
-                          <a:spLocks noChangeArrowheads="1"/>
-                        </wps:cNvSpPr>
-                        <wps:spPr bwMode="auto">
-                          <a:xfrm flipH="1">
-                            <a:off x="553720" y="1498600"/>
-                            <a:ext cx="871855" cy="647700"/>
-                          </a:xfrm>
-                          <a:prstGeom prst="rect">
-                            <a:avLst/>
-                          </a:prstGeom>
-                          <a:solidFill>
-                            <a:srgbClr val="FFFFFF"/>
-                          </a:solidFill>
-                          <a:ln w="9525">
-                            <a:solidFill>
-                              <a:srgbClr val="000000"/>
-                            </a:solidFill>
-                            <a:miter lim="800000"/>
-                            <a:headEnd/>
-                            <a:tailEnd/>
-                          </a:ln>
-                        </wps:spPr>
-                        <wps:txbx>
-                          <w:txbxContent>
-                            <w:p>
-                              <w:pPr>
-                                <w:rPr>
-                                  <w:b/>
-                                  <w:bCs/>
-                                  <w:color w:val="A6A6A6" w:themeColor="background1" w:themeShade="A6"/>
-                                </w:rPr>
-                              </w:pPr>
-                              <w:r>
-                                <w:rPr>
-                                  <w:b/>
-                                  <w:bCs/>
-                                  <w:color w:val="A6A6A6" w:themeColor="background1" w:themeShade="A6"/>
-                                </w:rPr>
-                                <w:t>Uk = 0</w:t>
-                              </w:r>
-                            </w:p>
-                            <w:p>
-                              <w:pPr>
-                                <w:rPr>
-                                  <w:b/>
-                                  <w:bCs/>
-                                  <w:color w:val="C00000"/>
-                                </w:rPr>
-                              </w:pPr>
-                              <w:r>
-                                <w:rPr>
-                                  <w:b/>
-                                  <w:bCs/>
-                                  <w:color w:val="C00000"/>
-                                </w:rPr>
-                                <w:t>Us = 1</w:t>
-                              </w:r>
-                            </w:p>
-                            <w:p>
-                              <w:pPr>
-                                <w:rPr>
-                                  <w:b/>
-                                  <w:bCs/>
-                                  <w:color w:val="0038A8"/>
-                                </w:rPr>
-                              </w:pPr>
-                              <w:r>
-                                <w:rPr>
-                                  <w:b/>
-                                  <w:bCs/>
-                                  <w:color w:val="0038A8"/>
-                                </w:rPr>
-                                <w:t>Noise = -1</w:t>
-                              </w:r>
-                            </w:p>
-                          </w:txbxContent>
-                        </wps:txbx>
-                        <wps:bodyPr rot="0" vert="horz" wrap="square" lIns="91440" tIns="45720" rIns="91440" bIns="45720" anchor="t" anchorCtr="0">
-                          <a:noAutofit/>
-                        </wps:bodyPr>
-                      </wps:wsp>
-                    </wpg:wgp>
-                  </a:graphicData>
-                </a:graphic>
-              </wp:anchor>
-            </w:drawing>
-          </mc:Choice>
-          <mc:Fallback>
-            <w:pict>
-              <v:group w14:anchorId="22DB4049" id="קבוצה 12" o:spid="_x0000_s1036" style="position:absolute;left:0;text-align:left;margin-left:118pt;margin-top:17.45pt;width:280.25pt;height:196.2pt;z-index:251669504" coordsize="35591,24917" o:gfxdata="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">
-                <v:shape id="תמונה 11" o:spid="_x0000_s1037" type="#_x0000_t75" alt="תמונה שמכילה טקסט, צילום מסך, תרשים&#10;&#10;תוכן בינה מלאכותית גנרטיבית עשוי להיות שגוי." style="position:absolute;width:35591;height:24917;visibility:visible;mso-wrap-style:square" o:gfxdata="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">
-                  <v:imagedata r:id="rId23" o:title="תמונה שמכילה טקסט, צילום מסך, תרשים&#10;&#10;תוכן בינה מלאכותית גנרטיבית עשוי להיות שגוי"/>
-                </v:shape>
-                <v:shape id="_x0000_s1038" type="#_x0000_t202" style="position:absolute;left:5537;top:14986;width:8718;height:6477;flip:x;visibility:visible;mso-wrap-style:square;v-text-anchor:top" o:gfxdata="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">
-                  <v:textbox>
-                    <w:txbxContent>
-                      <w:p>
-                        <w:pPr>
-                          <w:rPr>
-                            <w:b/>
-                            <w:bCs/>
-                            <w:color w:val="A6A6A6" w:themeColor="background1" w:themeShade="A6"/>
-                          </w:rPr>
-                        </w:pPr>
-                        <w:r>
-                          <w:rPr>
-                            <w:b/>
-                            <w:bCs/>
-                            <w:color w:val="A6A6A6" w:themeColor="background1" w:themeShade="A6"/>
-                          </w:rPr>
-                          <w:t>Uk = 0</w:t>
-                        </w:r>
-                      </w:p>
-                      <w:p>
-                        <w:pPr>
-                          <w:rPr>
-                            <w:b/>
-                            <w:bCs/>
-                            <w:color w:val="C00000"/>
-                          </w:rPr>
-                        </w:pPr>
-                        <w:r>
-                          <w:rPr>
-                            <w:b/>
-                            <w:bCs/>
-                            <w:color w:val="C00000"/>
-                          </w:rPr>
-                          <w:t>Us = 1</w:t>
-                        </w:r>
-                      </w:p>
-                      <w:p>
-                        <w:pPr>
-                          <w:rPr>
-                            <w:b/>
-                            <w:bCs/>
-                            <w:color w:val="0038A8"/>
-                          </w:rPr>
-                        </w:pPr>
-                        <w:r>
-                          <w:rPr>
-                            <w:b/>
-                            <w:bCs/>
-                            <w:color w:val="0038A8"/>
-                          </w:rPr>
-                          <w:t>Noise = -1</w:t>
-                        </w:r>
-                      </w:p>
-                    </w:txbxContent>
-                  </v:textbox>
-                </v:shape>
-                <w10:wrap type="topAndBottom"/>
-              </v:group>
-            </w:pict>
-          </mc:Fallback>
-        </mc:AlternateContent>
-      </w:r>
-      <w:r>
-        <w:rPr>
-          <w:rFonts w:ascii="Helvetica" w:eastAsia="Times New Roman" w:hAnsi="Helvetica" w:cs="Helvetica" w:hint="cs"/>
-          <w:color w:val="333333"/>
-          <w:rtl/>
-        </w:rPr>
-        <w:t xml:space="preserve">תצוגה ויזואלית לאחר הפחתת מימדים ע"י </w:t>
-      </w:r>
-      <w:r>
-        <w:rPr>
-          <w:rFonts w:ascii="Helvetica" w:eastAsia="Times New Roman" w:hAnsi="Helvetica" w:cs="Helvetica"/>
-          <w:color w:val="333333"/>
-        </w:rPr>
-        <w:t>UMAP</w:t>
-      </w:r>
-      <w:r>
-        <w:rPr>
-          <w:rFonts w:ascii="Helvetica" w:eastAsia="Times New Roman" w:hAnsi="Helvetica" w:cs="Helvetica" w:hint="cs"/>
-          <w:color w:val="333333"/>
-          <w:rtl/>
-        </w:rPr>
-        <w:t xml:space="preserve">: </w:t>
-      </w:r>
-    </w:p>
-    <w:p>
-      <w:pPr>
-        <w:bidi/>
-        <w:spacing w:line="360" w:lineRule="auto"/>
-        <w:divId w:val="259458589"/>
-        <w:rPr>
-          <w:rFonts w:ascii="Helvetica" w:eastAsia="Times New Roman" w:hAnsi="Helvetica" w:cs="Helvetica"/>
-          <w:color w:val="333333"/>
-          <w:rtl/>
-        </w:rPr>
-      </w:pPr>
-      <w:r>
-        <w:rPr>
-          <w:rFonts w:ascii="Helvetica" w:eastAsia="Times New Roman" w:hAnsi="Helvetica" w:cs="Helvetica"/>
-          <w:color w:val="333333"/>
-        </w:rPr>
-        <w:pict w14:anchorId="066392B2">
-          <v:rect id="_x0000_i1032" style="width:415.3pt;height:1pt;mso-position-horizontal:absolute;mso-position-horizontal-relative:text;mso-position-vertical:absolute;mso-position-vertical-relative:text" o:hralign="center" o:hrstd="t" o:hrnoshade="t" o:hr="t" fillcolor="#d0d0d0 [2894]" stroked="f"/>
-        </w:pict>
-      </w:r>
-    </w:p>
-    <w:p>
-      <w:pPr>
-        <w:pStyle w:val="a4"/>
-        <w:divId w:val="259458589"/>
-        <w:rPr>
-          <w:rFonts w:eastAsia="Times New Roman"/>
-          <w:rtl/>
-        </w:rPr>
-      </w:pPr>
-      <w:bookmarkStart w:id="11" w:name="_Toc216115247"/>
-      <w:r>
-        <w:rPr>
-          <w:rFonts w:eastAsia="Times New Roman"/>
-          <w:rtl/>
-        </w:rPr>
-        <w:t xml:space="preserve">שלב 3.4 – </w:t>
-      </w:r>
-      <w:r>
-        <w:rPr>
-          <w:rFonts w:eastAsia="Times New Roman"/>
-        </w:rPr>
-        <w:t>Gaussian Mixture Models (GMM)</w:t>
-      </w:r>
-      <w:bookmarkEnd w:id="11"/>
-    </w:p>
-    <w:p>
-      <w:pPr>
-        <w:bidi/>
-        <w:spacing w:line="360" w:lineRule="auto"/>
-        <w:divId w:val="259458589"/>
-        <w:rPr>
-          <w:rFonts w:ascii="Helvetica" w:eastAsia="Times New Roman" w:hAnsi="Helvetica" w:cs="Helvetica"/>
-          <w:color w:val="333333"/>
-          <w:u w:val="single"/>
-          <w:rtl/>
-        </w:rPr>
-      </w:pPr>
-      <w:r>
-        <w:rPr>
-          <w:rFonts w:ascii="Helvetica" w:eastAsia="Times New Roman" w:hAnsi="Helvetica" w:cs="Helvetica"/>
-          <w:color w:val="333333"/>
-          <w:u w:val="single"/>
-          <w:rtl/>
-        </w:rPr>
-        <w:t>ביצוע</w:t>
-      </w:r>
-    </w:p>
-    <w:p>
-      <w:pPr>
-        <w:bidi/>
-        <w:spacing w:line="360" w:lineRule="auto"/>
-        <w:divId w:val="259458589"/>
-        <w:rPr>
-          <w:rFonts w:ascii="Helvetica" w:eastAsia="Times New Roman" w:hAnsi="Helvetica" w:cs="Helvetica"/>
-          <w:color w:val="333333"/>
-          <w:rtl/>
-        </w:rPr>
-      </w:pPr>
-      <w:r>
-        <w:rPr>
-          <w:rFonts w:ascii="Helvetica" w:eastAsia="Times New Roman" w:hAnsi="Helvetica" w:cs="Helvetica"/>
-          <w:color w:val="333333"/>
-          <w:rtl/>
-        </w:rPr>
-        <w:t>נכתב סקריפט (</w:t>
-      </w:r>
-      <w:r>
-        <w:rPr>
-          <w:rStyle w:val="a9"/>
-        </w:rPr>
-        <w:t>stage_</w:t>
-      </w:r>
-      <w:r>
-        <w:rPr>
-          <w:rStyle w:val="a9"/>
-        </w:rPr>
-        <w:t>2d</w:t>
-      </w:r>
-      <w:r>
-        <w:rPr>
-          <w:rStyle w:val="a9"/>
-        </w:rPr>
-        <w:t>_tfidf.py</w:t>
-      </w:r>
-      <w:r>
-        <w:rPr>
-          <w:rFonts w:ascii="Helvetica" w:eastAsia="Times New Roman" w:hAnsi="Helvetica" w:cs="Helvetica"/>
-          <w:color w:val="333333"/>
-          <w:rtl/>
-        </w:rPr>
-        <w:t xml:space="preserve">) </w:t>
-      </w:r>
-      <w:r>
-        <w:rPr>
-          <w:rFonts w:ascii="Helvetica" w:eastAsia="Times New Roman" w:hAnsi="Helvetica" w:cs="Helvetica" w:hint="cs"/>
-          <w:color w:val="333333"/>
-          <w:rtl/>
-        </w:rPr>
-        <w:t xml:space="preserve">שמריץ </w:t>
-      </w:r>
-      <w:r>
-        <w:rPr>
-          <w:rFonts w:ascii="Helvetica" w:eastAsia="Times New Roman" w:hAnsi="Helvetica" w:cs="Helvetica"/>
-          <w:color w:val="333333"/>
-          <w:rtl/>
-        </w:rPr>
-        <w:t xml:space="preserve">מודל </w:t>
-      </w:r>
-      <w:r>
-        <w:rPr>
-          <w:rFonts w:ascii="Helvetica" w:eastAsia="Times New Roman" w:hAnsi="Helvetica" w:cs="Helvetica"/>
-          <w:color w:val="333333"/>
-        </w:rPr>
-        <w:t>GMM</w:t>
-      </w:r>
-      <w:r>
-        <w:rPr>
-          <w:rFonts w:ascii="Helvetica" w:eastAsia="Times New Roman" w:hAnsi="Helvetica" w:cs="Helvetica"/>
-          <w:color w:val="333333"/>
-          <w:rtl/>
-        </w:rPr>
-        <w:t xml:space="preserve"> </w:t>
-      </w:r>
-      <w:r>
-        <w:rPr>
-          <w:rFonts w:ascii="Helvetica" w:eastAsia="Times New Roman" w:hAnsi="Helvetica" w:cs="Helvetica" w:hint="cs"/>
-          <w:color w:val="333333"/>
-          <w:rtl/>
-        </w:rPr>
-        <w:t>ש</w:t>
-      </w:r>
-      <w:r>
-        <w:rPr>
-          <w:rFonts w:ascii="Helvetica" w:eastAsia="Times New Roman" w:hAnsi="Helvetica" w:cs="Helvetica"/>
-          <w:color w:val="333333"/>
-          <w:rtl/>
-        </w:rPr>
-        <w:t xml:space="preserve">מניח שהנתונים נוצרו מאוסף של התפלגויות </w:t>
-      </w:r>
-      <w:proofErr w:type="spellStart"/>
-      <w:r>
-        <w:rPr>
-          <w:rFonts w:ascii="Helvetica" w:eastAsia="Times New Roman" w:hAnsi="Helvetica" w:cs="Helvetica"/>
-          <w:color w:val="333333"/>
-          <w:rtl/>
-        </w:rPr>
-        <w:t>גאוסיאניות</w:t>
-      </w:r>
-      <w:proofErr w:type="spellEnd"/>
-      <w:r>
-        <w:rPr>
-          <w:rFonts w:ascii="Helvetica" w:eastAsia="Times New Roman" w:hAnsi="Helvetica" w:cs="Helvetica"/>
-          <w:color w:val="333333"/>
-          <w:rtl/>
-        </w:rPr>
-        <w:t xml:space="preserve">. עם זאת, </w:t>
-      </w:r>
-      <w:r>
-        <w:rPr>
-          <w:rFonts w:ascii="Helvetica" w:eastAsia="Times New Roman" w:hAnsi="Helvetica" w:cs="Helvetica"/>
-          <w:color w:val="333333"/>
-        </w:rPr>
-        <w:t>GMM</w:t>
-      </w:r>
-      <w:r>
-        <w:rPr>
-          <w:rFonts w:ascii="Helvetica" w:eastAsia="Times New Roman" w:hAnsi="Helvetica" w:cs="Helvetica"/>
-          <w:color w:val="333333"/>
-          <w:rtl/>
-        </w:rPr>
-        <w:t xml:space="preserve"> מתקשה להתמודד עם וקטורים דלילים במימד גבוה (כמו ה-</w:t>
-      </w:r>
-      <w:r>
-        <w:rPr>
-          <w:rFonts w:ascii="Helvetica" w:eastAsia="Times New Roman" w:hAnsi="Helvetica" w:cs="Helvetica"/>
-          <w:color w:val="333333"/>
-        </w:rPr>
-        <w:t>TF-IDF</w:t>
-      </w:r>
-      <w:r>
-        <w:rPr>
-          <w:rFonts w:ascii="Helvetica" w:eastAsia="Times New Roman" w:hAnsi="Helvetica" w:cs="Helvetica"/>
-          <w:color w:val="333333"/>
-          <w:rtl/>
-        </w:rPr>
-        <w:t xml:space="preserve"> שלנו שיש בו </w:t>
-      </w:r>
-      <w:r>
-        <w:rPr>
-          <w:rFonts w:ascii="Helvetica" w:eastAsia="Times New Roman" w:hAnsi="Helvetica" w:cs="Helvetica" w:hint="cs"/>
-          <w:color w:val="333333"/>
-          <w:rtl/>
-        </w:rPr>
-        <w:t>מעל עשרת אלפים מימדים</w:t>
-      </w:r>
-      <w:r>
-        <w:rPr>
-          <w:rFonts w:ascii="Helvetica" w:eastAsia="Times New Roman" w:hAnsi="Helvetica" w:cs="Helvetica"/>
-          <w:color w:val="333333"/>
-          <w:rtl/>
-        </w:rPr>
-        <w:t>), מה שגורם לבעיות התכנסות וחישוב.</w:t>
-      </w:r>
-    </w:p>
-    <w:p>
-      <w:pPr>
-        <w:bidi/>
-        <w:spacing w:line="360" w:lineRule="auto"/>
-        <w:divId w:val="259458589"/>
-        <w:rPr>
-          <w:rFonts w:ascii="Helvetica" w:eastAsia="Times New Roman" w:hAnsi="Helvetica" w:cs="Helvetica"/>
-          <w:color w:val="333333"/>
-          <w:rtl/>
-        </w:rPr>
-      </w:pPr>
-      <w:r>
-        <w:rPr>
-          <w:rFonts w:ascii="Helvetica" w:eastAsia="Times New Roman" w:hAnsi="Helvetica" w:cs="Helvetica"/>
-          <w:color w:val="333333"/>
-          <w:rtl/>
-        </w:rPr>
-        <w:t>פתרון:</w:t>
-      </w:r>
-    </w:p>
-    <w:p>
-      <w:pPr>
-        <w:bidi/>
-        <w:spacing w:line="360" w:lineRule="auto"/>
-        <w:divId w:val="259458589"/>
-        <w:rPr>
-          <w:rFonts w:ascii="Helvetica" w:eastAsia="Times New Roman" w:hAnsi="Helvetica" w:cs="Helvetica"/>
-          <w:color w:val="333333"/>
-          <w:rtl/>
-        </w:rPr>
-      </w:pPr>
-      <w:r>
-        <w:rPr>
-          <w:rFonts w:ascii="Helvetica" w:eastAsia="Times New Roman" w:hAnsi="Helvetica" w:cs="Helvetica"/>
-          <w:color w:val="333333"/>
-          <w:rtl/>
-        </w:rPr>
-        <w:t>לפני הרצת ה-</w:t>
-      </w:r>
-      <w:r>
-        <w:rPr>
-          <w:rFonts w:ascii="Helvetica" w:eastAsia="Times New Roman" w:hAnsi="Helvetica" w:cs="Helvetica"/>
-          <w:color w:val="333333"/>
-        </w:rPr>
-        <w:t>GMM</w:t>
-      </w:r>
-      <w:r>
-        <w:rPr>
-          <w:rFonts w:ascii="Helvetica" w:eastAsia="Times New Roman" w:hAnsi="Helvetica" w:cs="Helvetica"/>
-          <w:color w:val="333333"/>
-          <w:rtl/>
-        </w:rPr>
-        <w:t>, ביצענו הפחתת ממדים באמצעות</w:t>
-      </w:r>
-      <w:proofErr w:type="spellStart"/>
-      <w:r>
-        <w:rPr>
-          <w:rFonts w:ascii="Helvetica" w:eastAsia="Times New Roman" w:hAnsi="Helvetica" w:cs="Helvetica"/>
-          <w:color w:val="333333"/>
-        </w:rPr>
-        <w:t>TruncatedSVD</w:t>
-      </w:r>
-      <w:proofErr w:type="spellEnd"/>
-      <w:r>
-        <w:rPr>
-          <w:rFonts w:ascii="Helvetica" w:eastAsia="Times New Roman" w:hAnsi="Helvetica" w:cs="Helvetica"/>
-          <w:color w:val="333333"/>
-          <w:sz w:val="16"/>
-          <w:szCs w:val="16"/>
-        </w:rPr>
-        <w:t xml:space="preserve"> </w:t>
-      </w:r>
-      <w:r>
-        <w:rPr>
-          <w:rFonts w:ascii="Helvetica" w:eastAsia="Times New Roman" w:hAnsi="Helvetica" w:cs="Helvetica"/>
-          <w:color w:val="333333"/>
-          <w:sz w:val="16"/>
-          <w:szCs w:val="16"/>
-          <w:rtl/>
-        </w:rPr>
-        <w:t xml:space="preserve"> </w:t>
-      </w:r>
-      <w:r>
-        <w:rPr>
-          <w:rFonts w:ascii="Helvetica" w:eastAsia="Times New Roman" w:hAnsi="Helvetica" w:cs="Helvetica"/>
-          <w:color w:val="333333"/>
-          <w:rtl/>
-        </w:rPr>
-        <w:t xml:space="preserve">ל-100 מימדים. פעולה זו דוחסת את המידע הסמנטי לוקטור צפוף וקטן יותר, ומאפשרת למודל </w:t>
-      </w:r>
-      <w:proofErr w:type="spellStart"/>
-      <w:r>
-        <w:rPr>
-          <w:rFonts w:ascii="Helvetica" w:eastAsia="Times New Roman" w:hAnsi="Helvetica" w:cs="Helvetica"/>
-          <w:color w:val="333333"/>
-          <w:rtl/>
-        </w:rPr>
-        <w:t>הגאוסיאני</w:t>
-      </w:r>
-      <w:proofErr w:type="spellEnd"/>
-      <w:r>
-        <w:rPr>
-          <w:rFonts w:ascii="Helvetica" w:eastAsia="Times New Roman" w:hAnsi="Helvetica" w:cs="Helvetica"/>
-          <w:color w:val="333333"/>
-          <w:rtl/>
-        </w:rPr>
-        <w:t xml:space="preserve"> לפעול בצורה תקינה.</w:t>
-      </w:r>
-    </w:p>
-    <w:p>
-      <w:pPr>
-        <w:bidi/>
-        <w:spacing w:line="360" w:lineRule="auto"/>
-        <w:divId w:val="259458589"/>
-        <w:rPr>
-          <w:rFonts w:ascii="Helvetica" w:eastAsia="Times New Roman" w:hAnsi="Helvetica" w:cs="Helvetica"/>
-          <w:color w:val="333333"/>
-          <w:rtl/>
-        </w:rPr>
-      </w:pPr>
-      <w:r>
-        <w:rPr>
-          <w:rFonts w:ascii="Helvetica" w:eastAsia="Times New Roman" w:hAnsi="Helvetica" w:cs="Helvetica"/>
-          <w:color w:val="333333"/>
-          <w:rtl/>
-        </w:rPr>
-        <w:t xml:space="preserve">הוגדר </w:t>
-      </w:r>
-      <w:proofErr w:type="spellStart"/>
-      <w:r>
-        <w:rPr>
-          <w:rFonts w:ascii="Helvetica" w:eastAsia="Times New Roman" w:hAnsi="Helvetica" w:cs="Helvetica"/>
-          <w:color w:val="333333"/>
-          <w:shd w:val="clear" w:color="auto" w:fill="E2F2FA"/>
-        </w:rPr>
-        <w:t>n_components</w:t>
-      </w:r>
-      <w:proofErr w:type="spellEnd"/>
-      <w:r>
-        <w:rPr>
-          <w:rFonts w:ascii="Helvetica" w:eastAsia="Times New Roman" w:hAnsi="Helvetica" w:cs="Helvetica"/>
-          <w:color w:val="333333"/>
-          <w:shd w:val="clear" w:color="auto" w:fill="E2F2FA"/>
-        </w:rPr>
-        <w:t>=2</w:t>
-      </w:r>
-      <w:r>
-        <w:rPr>
-          <w:rFonts w:ascii="Helvetica" w:eastAsia="Times New Roman" w:hAnsi="Helvetica" w:cs="Helvetica"/>
-          <w:color w:val="333333"/>
-          <w:rtl/>
-        </w:rPr>
-        <w:t xml:space="preserve"> בניסיון להפריד בין שני הפרלמנטים</w:t>
-      </w:r>
-      <w:r>
-        <w:rPr>
-          <w:rFonts w:ascii="Helvetica" w:eastAsia="Times New Roman" w:hAnsi="Helvetica" w:cs="Helvetica" w:hint="cs"/>
-          <w:color w:val="333333"/>
-          <w:rtl/>
-        </w:rPr>
-        <w:t xml:space="preserve"> (בדומה ל</w:t>
-      </w:r>
-      <w:proofErr w:type="spellStart"/>
-      <w:r>
-        <w:rPr>
-          <w:rFonts w:ascii="Helvetica" w:eastAsia="Times New Roman" w:hAnsi="Helvetica" w:cs="Helvetica"/>
-          <w:color w:val="333333"/>
-        </w:rPr>
-        <w:t>kmeans</w:t>
-      </w:r>
-      <w:proofErr w:type="spellEnd"/>
-      <w:r>
-        <w:rPr>
-          <w:rFonts w:ascii="Helvetica" w:eastAsia="Times New Roman" w:hAnsi="Helvetica" w:cs="Helvetica" w:hint="cs"/>
-          <w:color w:val="333333"/>
+        <w:t>שלב 4 – סיווג מסמכים (</w:t>
+      </w:r>
+      <w:r>
+        <w:t>Supervised Learning</w:t>
+      </w:r>
+      <w:r>
+        <w:rPr>
           <w:rtl/>
         </w:rPr>
         <w:t>)</w:t>
       </w:r>
-      <w:r>
-        <w:rPr>
-          <w:rFonts w:ascii="Helvetica" w:eastAsia="Times New Roman" w:hAnsi="Helvetica" w:cs="Helvetica"/>
-          <w:color w:val="333333"/>
-          <w:rtl/>
-        </w:rPr>
-        <w:t>.</w:t>
-      </w:r>
-    </w:p>
-    <w:p>
-      <w:pPr>
-        <w:bidi/>
-        <w:spacing w:line="360" w:lineRule="auto"/>
-        <w:divId w:val="259458589"/>
-        <w:rPr>
-          <w:rFonts w:ascii="Helvetica" w:eastAsia="Times New Roman" w:hAnsi="Helvetica" w:cs="Helvetica"/>
-          <w:color w:val="333333"/>
-          <w:u w:val="single"/>
-          <w:rtl/>
-        </w:rPr>
-      </w:pPr>
-    </w:p>
-    <w:p>
-      <w:pPr>
-        <w:bidi/>
-        <w:spacing w:line="360" w:lineRule="auto"/>
-        <w:divId w:val="259458589"/>
-        <w:rPr>
-          <w:rFonts w:ascii="Helvetica" w:eastAsia="Times New Roman" w:hAnsi="Helvetica" w:cs="Helvetica"/>
-          <w:color w:val="333333"/>
-          <w:u w:val="single"/>
-          <w:rtl/>
-        </w:rPr>
-      </w:pPr>
-      <w:r>
-        <w:rPr>
-          <w:rFonts w:ascii="Helvetica" w:eastAsia="Times New Roman" w:hAnsi="Helvetica" w:cs="Helvetica"/>
-          <w:color w:val="333333"/>
-          <w:u w:val="single"/>
-          <w:rtl/>
-        </w:rPr>
-        <w:t>תוצאות</w:t>
-      </w:r>
-    </w:p>
-    <w:p>
-      <w:pPr>
-        <w:pStyle w:val="aa"/>
-        <w:numPr>
-          <w:ilvl w:val="0"/>
-          <w:numId w:val="26"/>
-        </w:numPr>
-        <w:bidi/>
-        <w:spacing w:line="360" w:lineRule="auto"/>
-        <w:divId w:val="259458589"/>
-        <w:rPr>
-          <w:rFonts w:ascii="Helvetica" w:eastAsia="Times New Roman" w:hAnsi="Helvetica" w:cs="Helvetica"/>
-          <w:color w:val="333333"/>
-        </w:rPr>
-      </w:pPr>
-      <w:r>
-        <w:rPr>
-          <w:rFonts w:ascii="Helvetica" w:eastAsia="Times New Roman" w:hAnsi="Helvetica" w:cs="Helvetica"/>
-          <w:color w:val="333333"/>
-          <w:rtl/>
-        </w:rPr>
-        <w:t>לאחר המיפוי לתוויות האמת, התקבלו התוצאות הבאות:</w:t>
-      </w:r>
-      <w:r>
-        <w:rPr>
-          <w:rFonts w:ascii="Helvetica" w:eastAsia="Times New Roman" w:hAnsi="Helvetica" w:cs="Helvetica" w:hint="cs"/>
-          <w:color w:val="333333"/>
-          <w:rtl/>
-        </w:rPr>
-        <w:t xml:space="preserve"> </w:t>
-      </w:r>
-    </w:p>
-    <w:p>
-      <w:pPr>
-        <w:pStyle w:val="aa"/>
-        <w:divId w:val="259458589"/>
-        <w:rPr>
-          <w:rFonts w:ascii="Helvetica" w:eastAsia="Times New Roman" w:hAnsi="Helvetica" w:cs="Helvetica"/>
-          <w:color w:val="333333"/>
-          <w:rtl/>
-        </w:rPr>
-      </w:pPr>
-    </w:p>
-    <w:p>
-      <w:pPr>
-        <w:spacing w:line="360" w:lineRule="auto"/>
-        <w:divId w:val="259458589"/>
-        <w:rPr>
-          <w:rFonts w:ascii="Helvetica" w:eastAsia="Times New Roman" w:hAnsi="Helvetica" w:cs="Helvetica"/>
-          <w:color w:val="333333"/>
-        </w:rPr>
-      </w:pPr>
-      <w:r>
-        <w:rPr>
-          <w:rFonts w:ascii="Helvetica" w:eastAsia="Times New Roman" w:hAnsi="Helvetica" w:cs="Helvetica"/>
-          <w:b/>
-          <w:bCs/>
-          <w:color w:val="333333"/>
-        </w:rPr>
-        <w:t>Accuracy</w:t>
-      </w:r>
-      <w:r>
-        <w:rPr>
-          <w:rFonts w:ascii="Helvetica" w:eastAsia="Times New Roman" w:hAnsi="Helvetica" w:cs="Helvetica"/>
-          <w:color w:val="333333"/>
-        </w:rPr>
-        <w:t xml:space="preserve">: </w:t>
-      </w:r>
-      <w:r>
-        <w:rPr>
-          <w:rFonts w:ascii="Helvetica" w:eastAsia="Times New Roman" w:hAnsi="Helvetica" w:cs="Helvetica"/>
-          <w:color w:val="333333"/>
-        </w:rPr>
-        <w:t>1.0</w:t>
-      </w:r>
-    </w:p>
-    <w:p>
-      <w:pPr>
-        <w:spacing w:line="360" w:lineRule="auto"/>
-        <w:divId w:val="259458589"/>
-        <w:rPr>
-          <w:rFonts w:ascii="Helvetica" w:eastAsia="Times New Roman" w:hAnsi="Helvetica" w:cs="Helvetica"/>
-          <w:color w:val="333333"/>
-        </w:rPr>
-      </w:pPr>
-      <w:r>
-        <w:rPr>
-          <w:rFonts w:ascii="Helvetica" w:eastAsia="Times New Roman" w:hAnsi="Helvetica" w:cs="Helvetica"/>
-          <w:noProof/>
-          <w:color w:val="333333"/>
-          <w:lang w:val="he-IL"/>
-        </w:rPr>
-        <w:drawing>
-          <wp:anchor distT="0" distB="0" distL="114300" distR="114300" simplePos="0" relativeHeight="251675648" behindDoc="0" locked="0" layoutInCell="1" allowOverlap="1" wp14:anchorId="39D15130" wp14:editId="58E50A53">
-            <wp:simplePos x="0" y="0"/>
-            <wp:positionH relativeFrom="column">
-              <wp:posOffset>2994660</wp:posOffset>
-            </wp:positionH>
-            <wp:positionV relativeFrom="paragraph">
-              <wp:posOffset>9525</wp:posOffset>
-            </wp:positionV>
-            <wp:extent cx="944880" cy="409575"/>
-            <wp:effectExtent l="0" t="0" r="7620" b="9525"/>
-            <wp:wrapSquare wrapText="bothSides"/>
-            <wp:docPr id="402047945" name="תמונה 1" descr="תמונה שמכילה טקסט, גופן, צילום מסך, מספר&#10;&#10;תוכן בינה מלאכותית גנרטיבית עשוי להיות שגוי."/>
-            <wp:cNvGraphicFramePr>
-              <a:graphicFrameLocks xmlns:a="http://schemas.openxmlformats.org/drawingml/2006/main" noChangeAspect="1"/>
-            </wp:cNvGraphicFramePr>
-            <a:graphic xmlns:a="http://schemas.openxmlformats.org/drawingml/2006/main">
-              <a:graphicData uri="http://schemas.openxmlformats.org/drawingml/2006/picture">
-                <pic:pic xmlns:pic="http://schemas.openxmlformats.org/drawingml/2006/picture">
-                  <pic:nvPicPr>
-                    <pic:cNvPr id="402047945" name="תמונה 1" descr="תמונה שמכילה טקסט, גופן, צילום מסך, מספר&#10;&#10;תוכן בינה מלאכותית גנרטיבית עשוי להיות שגוי."/>
-                    <pic:cNvPicPr/>
-                  </pic:nvPicPr>
-                  <pic:blipFill>
-                    <a:blip r:embed="rId24">
-                      <a:extLst>
-                        <a:ext uri="{28A0092B-C50C-407E-A947-70E740481C1C}">
-                          <a14:useLocalDpi xmlns:a14="http://schemas.microsoft.com/office/drawing/2010/main" val="0"/>
-                        </a:ext>
-                      </a:extLst>
-                    </a:blip>
-                    <a:stretch>
-                      <a:fillRect/>
-                    </a:stretch>
-                  </pic:blipFill>
-                  <pic:spPr>
-                    <a:xfrm>
-                      <a:off x="0" y="0"/>
-                      <a:ext cx="944880" cy="409575"/>
-                    </a:xfrm>
-                    <a:prstGeom prst="rect">
-                      <a:avLst/>
-                    </a:prstGeom>
-                  </pic:spPr>
-                </pic:pic>
-              </a:graphicData>
-            </a:graphic>
-            <wp14:sizeRelH relativeFrom="margin">
-              <wp14:pctWidth>0</wp14:pctWidth>
-            </wp14:sizeRelH>
-            <wp14:sizeRelV relativeFrom="margin">
-              <wp14:pctHeight>0</wp14:pctHeight>
-            </wp14:sizeRelV>
-          </wp:anchor>
-        </w:drawing>
-      </w:r>
-      <w:r>
-        <w:rPr>
-          <w:rFonts w:ascii="Helvetica" w:eastAsia="Times New Roman" w:hAnsi="Helvetica" w:cs="Helvetica"/>
-          <w:b/>
-          <w:bCs/>
-          <w:color w:val="333333"/>
-        </w:rPr>
-        <w:t>Precision:</w:t>
-      </w:r>
-      <w:r>
-        <w:rPr>
-          <w:rFonts w:ascii="Helvetica" w:eastAsia="Times New Roman" w:hAnsi="Helvetica" w:cs="Helvetica"/>
-          <w:color w:val="333333"/>
-        </w:rPr>
-        <w:t xml:space="preserve"> </w:t>
-      </w:r>
-      <w:r>
-        <w:rPr>
-          <w:rFonts w:ascii="Helvetica" w:eastAsia="Times New Roman" w:hAnsi="Helvetica" w:cs="Helvetica"/>
-          <w:color w:val="333333"/>
-        </w:rPr>
-        <w:t>1.0</w:t>
-      </w:r>
-    </w:p>
-    <w:p>
-      <w:pPr>
-        <w:spacing w:line="360" w:lineRule="auto"/>
-        <w:divId w:val="259458589"/>
-        <w:rPr>
-          <w:rFonts w:ascii="Helvetica" w:eastAsia="Times New Roman" w:hAnsi="Helvetica" w:cs="Helvetica"/>
-          <w:color w:val="333333"/>
-        </w:rPr>
-      </w:pPr>
-      <w:r>
-        <w:rPr>
-          <w:rFonts w:ascii="Helvetica" w:eastAsia="Times New Roman" w:hAnsi="Helvetica" w:cs="Helvetica"/>
-          <w:b/>
-          <w:bCs/>
-          <w:color w:val="333333"/>
-        </w:rPr>
-        <w:t>Recall:</w:t>
-      </w:r>
-      <w:r>
-        <w:rPr>
-          <w:rFonts w:ascii="Helvetica" w:eastAsia="Times New Roman" w:hAnsi="Helvetica" w:cs="Helvetica"/>
-          <w:color w:val="333333"/>
-        </w:rPr>
-        <w:t xml:space="preserve"> </w:t>
-      </w:r>
-      <w:r>
-        <w:rPr>
-          <w:rFonts w:ascii="Helvetica" w:eastAsia="Times New Roman" w:hAnsi="Helvetica" w:cs="Helvetica"/>
-          <w:color w:val="333333"/>
-        </w:rPr>
-        <w:t>1.0</w:t>
-      </w:r>
-    </w:p>
-    <w:p>
-      <w:pPr>
-        <w:spacing w:line="360" w:lineRule="auto"/>
-        <w:divId w:val="259458589"/>
-        <w:rPr>
-          <w:rFonts w:ascii="Helvetica" w:eastAsia="Times New Roman" w:hAnsi="Helvetica" w:cs="Helvetica"/>
-          <w:color w:val="333333"/>
-        </w:rPr>
-      </w:pPr>
-      <w:r>
-        <w:rPr>
-          <w:rFonts w:ascii="Helvetica" w:eastAsia="Times New Roman" w:hAnsi="Helvetica" w:cs="Helvetica"/>
-          <w:b/>
-          <w:bCs/>
-          <w:color w:val="333333"/>
-        </w:rPr>
-        <w:t>F1:</w:t>
-      </w:r>
-      <w:r>
-        <w:rPr>
-          <w:rFonts w:ascii="Helvetica" w:eastAsia="Times New Roman" w:hAnsi="Helvetica" w:cs="Helvetica"/>
-          <w:color w:val="333333"/>
-        </w:rPr>
-        <w:t xml:space="preserve"> </w:t>
-      </w:r>
-      <w:r>
-        <w:rPr>
-          <w:rFonts w:ascii="Helvetica" w:eastAsia="Times New Roman" w:hAnsi="Helvetica" w:cs="Helvetica"/>
-          <w:color w:val="333333"/>
-        </w:rPr>
-        <w:t>1.0</w:t>
-      </w:r>
-    </w:p>
-    <w:p>
-      <w:pPr>
-        <w:pStyle w:val="aa"/>
-        <w:numPr>
-          <w:ilvl w:val="0"/>
-          <w:numId w:val="26"/>
-        </w:numPr>
-        <w:bidi/>
-        <w:spacing w:line="360" w:lineRule="auto"/>
-        <w:divId w:val="259458589"/>
-        <w:rPr>
-          <w:rFonts w:ascii="Helvetica" w:eastAsia="Times New Roman" w:hAnsi="Helvetica" w:cs="Helvetica"/>
-          <w:color w:val="333333"/>
-          <w:rtl/>
-        </w:rPr>
-      </w:pPr>
-      <w:r>
-        <w:rPr>
-          <w:rFonts w:ascii="Helvetica" w:eastAsia="Times New Roman" w:hAnsi="Helvetica" w:cs="Helvetica"/>
-          <w:noProof/>
-          <w:color w:val="333333"/>
-          <w:rtl/>
-        </w:rPr>
-        <w:lastRenderedPageBreak/>
-        <mc:AlternateContent>
-          <mc:Choice Requires="wps">
-            <w:drawing>
-              <wp:anchor distT="45720" distB="45720" distL="114300" distR="114300" simplePos="0" relativeHeight="251678720" behindDoc="0" locked="0" layoutInCell="1" allowOverlap="1" wp14:anchorId="45C5DD2F" wp14:editId="11775E08">
-                <wp:simplePos x="0" y="0"/>
-                <wp:positionH relativeFrom="column">
-                  <wp:posOffset>1958340</wp:posOffset>
-                </wp:positionH>
-                <wp:positionV relativeFrom="paragraph">
-                  <wp:posOffset>1917065</wp:posOffset>
-                </wp:positionV>
-                <wp:extent cx="666750" cy="482600"/>
-                <wp:effectExtent l="0" t="0" r="19050" b="12700"/>
-                <wp:wrapSquare wrapText="bothSides"/>
-                <wp:docPr id="872699532" name="תיבת טקסט 2"/>
-                <wp:cNvGraphicFramePr>
-                  <a:graphicFrameLocks xmlns:a="http://schemas.openxmlformats.org/drawingml/2006/main"/>
-                </wp:cNvGraphicFramePr>
-                <a:graphic xmlns:a="http://schemas.openxmlformats.org/drawingml/2006/main">
-                  <a:graphicData uri="http://schemas.microsoft.com/office/word/2010/wordprocessingShape">
-                    <wps:wsp>
-                      <wps:cNvSpPr txBox="1">
-                        <a:spLocks noChangeArrowheads="1"/>
-                      </wps:cNvSpPr>
-                      <wps:spPr bwMode="auto">
-                        <a:xfrm flipH="1">
-                          <a:off x="0" y="0"/>
-                          <a:ext cx="666750" cy="482600"/>
-                        </a:xfrm>
-                        <a:prstGeom prst="rect">
-                          <a:avLst/>
-                        </a:prstGeom>
-                        <a:solidFill>
-                          <a:srgbClr val="FFFFFF"/>
-                        </a:solidFill>
-                        <a:ln w="9525">
-                          <a:solidFill>
-                            <a:srgbClr val="000000"/>
-                          </a:solidFill>
-                          <a:miter lim="800000"/>
-                          <a:headEnd/>
-                          <a:tailEnd/>
-                        </a:ln>
-                      </wps:spPr>
-                      <wps:txbx>
-                        <w:txbxContent>
-                          <w:p>
-                            <w:pPr>
-                              <w:rPr>
-                                <w:b/>
-                                <w:bCs/>
-                                <w:color w:val="0038A8"/>
-                              </w:rPr>
-                            </w:pPr>
-                            <w:r>
-                              <w:rPr>
-                                <w:b/>
-                                <w:bCs/>
-                                <w:color w:val="0038A8"/>
-                              </w:rPr>
-                              <w:t>Uk = 0</w:t>
-                            </w:r>
-                          </w:p>
-                          <w:p>
-                            <w:pPr>
-                              <w:rPr>
-                                <w:b/>
-                                <w:bCs/>
-                                <w:color w:val="C00000"/>
-                              </w:rPr>
-                            </w:pPr>
-                            <w:r>
-                              <w:rPr>
-                                <w:b/>
-                                <w:bCs/>
-                                <w:color w:val="C00000"/>
-                              </w:rPr>
-                              <w:t>Us = 1</w:t>
-                            </w:r>
-                          </w:p>
-                        </w:txbxContent>
-                      </wps:txbx>
-                      <wps:bodyPr rot="0" vert="horz" wrap="square" lIns="91440" tIns="45720" rIns="91440" bIns="45720" anchor="t" anchorCtr="0">
-                        <a:noAutofit/>
-                      </wps:bodyPr>
-                    </wps:wsp>
-                  </a:graphicData>
-                </a:graphic>
-                <wp14:sizeRelH relativeFrom="margin">
-                  <wp14:pctWidth>0</wp14:pctWidth>
-                </wp14:sizeRelH>
-                <wp14:sizeRelV relativeFrom="margin">
-                  <wp14:pctHeight>0</wp14:pctHeight>
-                </wp14:sizeRelV>
-              </wp:anchor>
-            </w:drawing>
-          </mc:Choice>
-          <mc:Fallback>
-            <w:pict>
-              <v:shape w14:anchorId="45C5DD2F" id="תיבת טקסט 2" o:spid="_x0000_s1039" type="#_x0000_t202" style="position:absolute;left:0;text-align:left;margin-left:154.2pt;margin-top:150.95pt;width:52.5pt;height:38pt;flip:x;z-index:251678720;visibility:visible;mso-wrap-style:square;mso-width-percent:0;mso-height-percent:0;mso-wrap-distance-left:9pt;mso-wrap-distance-top:3.6pt;mso-wrap-distance-right:9pt;mso-wrap-distance-bottom:3.6pt;mso-position-horizontal:absolute;mso-position-horizontal-relative:text;mso-position-vertical:absolute;mso-position-vertical-relative:text;mso-width-percent:0;mso-height-percent:0;mso-width-relative:margin;mso-height-relative:margin;v-text-anchor:top" o:gfxdata="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">
-                <v:textbox>
-                  <w:txbxContent>
-                    <w:p>
-                      <w:pPr>
-                        <w:rPr>
-                          <w:b/>
-                          <w:bCs/>
-                          <w:color w:val="0038A8"/>
-                        </w:rPr>
-                      </w:pPr>
-                      <w:r>
-                        <w:rPr>
-                          <w:b/>
-                          <w:bCs/>
-                          <w:color w:val="0038A8"/>
-                        </w:rPr>
-                        <w:t>Uk = 0</w:t>
-                      </w:r>
-                    </w:p>
-                    <w:p>
-                      <w:pPr>
-                        <w:rPr>
-                          <w:b/>
-                          <w:bCs/>
-                          <w:color w:val="C00000"/>
-                        </w:rPr>
-                      </w:pPr>
-                      <w:r>
-                        <w:rPr>
-                          <w:b/>
-                          <w:bCs/>
-                          <w:color w:val="C00000"/>
-                        </w:rPr>
-                        <w:t>Us = 1</w:t>
-                      </w:r>
-                    </w:p>
-                  </w:txbxContent>
-                </v:textbox>
-                <w10:wrap type="square"/>
-              </v:shape>
-            </w:pict>
-          </mc:Fallback>
-        </mc:AlternateContent>
-      </w:r>
-      <w:r>
-        <w:rPr>
-          <w:noProof/>
-        </w:rPr>
-        <w:drawing>
-          <wp:anchor distT="0" distB="0" distL="114300" distR="114300" simplePos="0" relativeHeight="251676672" behindDoc="0" locked="0" layoutInCell="1" allowOverlap="1" wp14:anchorId="65D4DAB7" wp14:editId="4A414580">
-            <wp:simplePos x="0" y="0"/>
-            <wp:positionH relativeFrom="column">
-              <wp:posOffset>1417320</wp:posOffset>
-            </wp:positionH>
-            <wp:positionV relativeFrom="paragraph">
-              <wp:posOffset>210185</wp:posOffset>
-            </wp:positionV>
-            <wp:extent cx="3634740" cy="2545080"/>
-            <wp:effectExtent l="0" t="0" r="3810" b="7620"/>
-            <wp:wrapTopAndBottom/>
-            <wp:docPr id="1967132950" name="תמונה 13" descr="תמונה שמכילה טקסט, צילום מסך&#10;&#10;תוכן בינה מלאכותית גנרטיבית עשוי להיות שגוי."/>
-            <wp:cNvGraphicFramePr>
-              <a:graphicFrameLocks xmlns:a="http://schemas.openxmlformats.org/drawingml/2006/main" noChangeAspect="1"/>
-            </wp:cNvGraphicFramePr>
-            <a:graphic xmlns:a="http://schemas.openxmlformats.org/drawingml/2006/main">
-              <a:graphicData uri="http://schemas.openxmlformats.org/drawingml/2006/picture">
-                <pic:pic xmlns:pic="http://schemas.openxmlformats.org/drawingml/2006/picture">
-                  <pic:nvPicPr>
-                    <pic:cNvPr id="1967132950" name="תמונה 13" descr="תמונה שמכילה טקסט, צילום מסך&#10;&#10;תוכן בינה מלאכותית גנרטיבית עשוי להיות שגוי."/>
-                    <pic:cNvPicPr>
-                      <a:picLocks noChangeAspect="1" noChangeArrowheads="1"/>
-                    </pic:cNvPicPr>
-                  </pic:nvPicPr>
-                  <pic:blipFill>
-                    <a:blip r:embed="rId25" cstate="print">
-                      <a:extLst>
-                        <a:ext uri="{28A0092B-C50C-407E-A947-70E740481C1C}">
-                          <a14:useLocalDpi xmlns:a14="http://schemas.microsoft.com/office/drawing/2010/main" val="0"/>
-                        </a:ext>
-                      </a:extLst>
-                    </a:blip>
-                    <a:srcRect/>
-                    <a:stretch>
-                      <a:fillRect/>
-                    </a:stretch>
-                  </pic:blipFill>
-                  <pic:spPr bwMode="auto">
-                    <a:xfrm>
-                      <a:off x="0" y="0"/>
-                      <a:ext cx="3634740" cy="2545080"/>
-                    </a:xfrm>
-                    <a:prstGeom prst="rect">
-                      <a:avLst/>
-                    </a:prstGeom>
-                    <a:noFill/>
-                    <a:ln>
-                      <a:noFill/>
-                    </a:ln>
-                  </pic:spPr>
-                </pic:pic>
-              </a:graphicData>
-            </a:graphic>
-            <wp14:sizeRelH relativeFrom="margin">
-              <wp14:pctWidth>0</wp14:pctWidth>
-            </wp14:sizeRelH>
-            <wp14:sizeRelV relativeFrom="margin">
-              <wp14:pctHeight>0</wp14:pctHeight>
-            </wp14:sizeRelV>
-          </wp:anchor>
-        </w:drawing>
-      </w:r>
-      <w:r>
-        <w:rPr>
-          <w:rFonts w:ascii="Helvetica" w:eastAsia="Times New Roman" w:hAnsi="Helvetica" w:cs="Helvetica" w:hint="cs"/>
-          <w:color w:val="333333"/>
-          <w:rtl/>
-        </w:rPr>
-        <w:t xml:space="preserve">תצוגה ויזואלית לאחר הפחתת מימדים ע"י </w:t>
-      </w:r>
-      <w:r>
-        <w:rPr>
-          <w:rFonts w:ascii="Helvetica" w:eastAsia="Times New Roman" w:hAnsi="Helvetica" w:cs="Helvetica"/>
-          <w:color w:val="333333"/>
-        </w:rPr>
-        <w:t>UMAP</w:t>
-      </w:r>
-      <w:r>
-        <w:rPr>
-          <w:rFonts w:ascii="Helvetica" w:eastAsia="Times New Roman" w:hAnsi="Helvetica" w:cs="Helvetica" w:hint="cs"/>
-          <w:color w:val="333333"/>
-          <w:rtl/>
-        </w:rPr>
-        <w:t>:</w:t>
-      </w:r>
+      <w:bookmarkEnd w:id="8"/>
     </w:p>
     <w:p>
       <w:pPr>
@@ -8044,44 +4988,19 @@
         <w:rPr>
           <w:rFonts w:ascii="Helvetica" w:hAnsi="Helvetica" w:cs="Helvetica"/>
           <w:color w:val="333333"/>
-          <w:rtl/>
-        </w:rPr>
-      </w:pPr>
-      <w:r>
-        <w:rPr>
-          <w:rFonts w:ascii="Helvetica" w:hAnsi="Helvetica" w:cs="Helvetica"/>
-          <w:color w:val="333333"/>
-        </w:rPr>
-        <w:pict w14:anchorId="4DD2CD86">
-          <v:rect id="_x0000_i1033" style="width:6in;height:3pt" o:hralign="center" o:hrstd="t" o:hrnoshade="t" o:hr="t" fillcolor="#adadad [2414]" stroked="f"/>
-        </w:pict>
-      </w:r>
-    </w:p>
-    <w:p>
-      <w:pPr>
-        <w:pStyle w:val="ab"/>
-        <w:divId w:val="259458589"/>
-        <w:rPr>
-          <w:rtl/>
-        </w:rPr>
-      </w:pPr>
-      <w:bookmarkStart w:id="12" w:name="_Toc216115248"/>
-      <w:r>
-        <w:rPr>
-          <w:rtl/>
-        </w:rPr>
-        <w:t>שלב 4 – סיווג מסמכים (</w:t>
-      </w:r>
-      <w:r>
-        <w:t>Supervised Learning</w:t>
-      </w:r>
-      <w:r>
-        <w:rPr>
-          <w:rtl/>
-        </w:rPr>
-        <w:t>)</w:t>
-      </w:r>
-      <w:bookmarkEnd w:id="12"/>
+          <w:u w:val="single"/>
+          <w:rtl/>
+        </w:rPr>
+      </w:pPr>
+      <w:r>
+        <w:rPr>
+          <w:rFonts w:ascii="Helvetica" w:hAnsi="Helvetica" w:cs="Helvetica"/>
+          <w:color w:val="333333"/>
+          <w:u w:val="single"/>
+          <w:rtl/>
+        </w:rPr>
+        <w:t>מטרה</w:t>
+      </w:r>
     </w:p>
     <w:p>
       <w:pPr>
@@ -8091,94 +5010,72 @@
         <w:rPr>
           <w:rFonts w:ascii="Helvetica" w:hAnsi="Helvetica" w:cs="Helvetica"/>
           <w:color w:val="333333"/>
-          <w:u w:val="single"/>
-          <w:rtl/>
-        </w:rPr>
-      </w:pPr>
-      <w:r>
-        <w:rPr>
-          <w:rFonts w:ascii="Helvetica" w:hAnsi="Helvetica" w:cs="Helvetica"/>
-          <w:color w:val="333333"/>
-          <w:u w:val="single"/>
-          <w:rtl/>
-        </w:rPr>
-        <w:t>מטרה</w:t>
+          <w:rtl/>
+        </w:rPr>
+      </w:pPr>
+      <w:r>
+        <w:rPr>
+          <w:rFonts w:ascii="Helvetica" w:hAnsi="Helvetica" w:cs="Helvetica"/>
+          <w:color w:val="333333"/>
+          <w:rtl/>
+        </w:rPr>
+        <w:t>בניית מודלים לסיווג אוטומטי של נאומים לפרלמנט הבריטי (</w:t>
+      </w:r>
+      <w:r>
+        <w:rPr>
+          <w:rFonts w:ascii="Helvetica" w:hAnsi="Helvetica" w:cs="Helvetica"/>
+          <w:color w:val="333333"/>
+        </w:rPr>
+        <w:t>UK - Class 0</w:t>
+      </w:r>
+      <w:r>
+        <w:rPr>
+          <w:rFonts w:ascii="Helvetica" w:hAnsi="Helvetica" w:cs="Helvetica"/>
+          <w:color w:val="333333"/>
+          <w:rtl/>
+        </w:rPr>
+        <w:t>) או האמריקאי (</w:t>
+      </w:r>
+      <w:r>
+        <w:rPr>
+          <w:rFonts w:ascii="Helvetica" w:hAnsi="Helvetica" w:cs="Helvetica"/>
+          <w:color w:val="333333"/>
+        </w:rPr>
+        <w:t>US - Class 1</w:t>
+      </w:r>
+      <w:r>
+        <w:rPr>
+          <w:rFonts w:ascii="Helvetica" w:hAnsi="Helvetica" w:cs="Helvetica"/>
+          <w:color w:val="333333"/>
+          <w:rtl/>
+        </w:rPr>
+        <w:t>). המטרה היא להשוות בין אלגוריתמים שונים, לבחון את מידת הדיוק שלהם, ולהבין אילו מילים (</w:t>
+      </w:r>
+      <w:r>
+        <w:rPr>
+          <w:rFonts w:ascii="Helvetica" w:hAnsi="Helvetica" w:cs="Helvetica"/>
+          <w:color w:val="333333"/>
+        </w:rPr>
+        <w:t>Features</w:t>
+      </w:r>
+      <w:r>
+        <w:rPr>
+          <w:rFonts w:ascii="Helvetica" w:hAnsi="Helvetica" w:cs="Helvetica"/>
+          <w:color w:val="333333"/>
+          <w:rtl/>
+        </w:rPr>
+        <w:t>) משמשות כאינדיקטורים החזקים ביותר לכל קבוצה.</w:t>
       </w:r>
     </w:p>
     <w:p>
       <w:pPr>
-        <w:bidi/>
-        <w:spacing w:after="240" w:line="360" w:lineRule="auto"/>
-        <w:divId w:val="259458589"/>
-        <w:rPr>
-          <w:rFonts w:ascii="Helvetica" w:hAnsi="Helvetica" w:cs="Helvetica"/>
-          <w:color w:val="333333"/>
-          <w:rtl/>
-        </w:rPr>
-      </w:pPr>
-      <w:r>
-        <w:rPr>
-          <w:rFonts w:ascii="Helvetica" w:hAnsi="Helvetica" w:cs="Helvetica"/>
-          <w:color w:val="333333"/>
-          <w:rtl/>
-        </w:rPr>
-        <w:t>בניית מודלים לסיווג אוטומטי של נאומים לפרלמנט הבריטי (</w:t>
-      </w:r>
-      <w:r>
-        <w:rPr>
-          <w:rFonts w:ascii="Helvetica" w:hAnsi="Helvetica" w:cs="Helvetica"/>
-          <w:color w:val="333333"/>
-        </w:rPr>
-        <w:t>UK - Class 0</w:t>
-      </w:r>
-      <w:r>
-        <w:rPr>
-          <w:rFonts w:ascii="Helvetica" w:hAnsi="Helvetica" w:cs="Helvetica"/>
-          <w:color w:val="333333"/>
-          <w:rtl/>
-        </w:rPr>
-        <w:t>) או האמריקאי (</w:t>
-      </w:r>
-      <w:r>
-        <w:rPr>
-          <w:rFonts w:ascii="Helvetica" w:hAnsi="Helvetica" w:cs="Helvetica"/>
-          <w:color w:val="333333"/>
-        </w:rPr>
-        <w:t>US - Class 1</w:t>
-      </w:r>
-      <w:r>
-        <w:rPr>
-          <w:rFonts w:ascii="Helvetica" w:hAnsi="Helvetica" w:cs="Helvetica"/>
-          <w:color w:val="333333"/>
-          <w:rtl/>
-        </w:rPr>
-        <w:t>). המטרה היא להשוות בין אלגוריתמים שונים, לבחון את מידת הדיוק שלהם, ולהבין אילו מילים (</w:t>
-      </w:r>
-      <w:r>
-        <w:rPr>
-          <w:rFonts w:ascii="Helvetica" w:hAnsi="Helvetica" w:cs="Helvetica"/>
-          <w:color w:val="333333"/>
-        </w:rPr>
-        <w:t>Features</w:t>
-      </w:r>
-      <w:r>
-        <w:rPr>
-          <w:rFonts w:ascii="Helvetica" w:hAnsi="Helvetica" w:cs="Helvetica"/>
-          <w:color w:val="333333"/>
-          <w:rtl/>
-        </w:rPr>
-        <w:t>) משמשות כאינדיקטורים החזקים ביותר לכל קבוצה.</w:t>
-      </w:r>
-    </w:p>
-    <w:p>
-      <w:pPr>
         <w:pStyle w:val="a4"/>
         <w:divId w:val="259458589"/>
         <w:rPr>
           <w:rtl/>
         </w:rPr>
       </w:pPr>
-      <w:bookmarkStart w:id="13" w:name="_Toc216115249"/>
+      <w:bookmarkStart w:id="9" w:name="_Toc216115249"/>
       <w:r>
         <w:rPr>
           <w:rtl/>
@@ -8202,7 +5099,7 @@
         </w:rPr>
         <w:t>)</w:t>
       </w:r>
-      <w:bookmarkEnd w:id="13"/>
+      <w:bookmarkEnd w:id="9"/>
     </w:p>
     <w:p>
       <w:pPr>
@@ -8563,7 +5460,6 @@
           <w:bCs/>
           <w:color w:val="333333"/>
         </w:rPr>
-        <w:lastRenderedPageBreak/>
         <w:t>Random Forest (RF)</w:t>
       </w:r>
       <w:r>
@@ -8717,7 +5613,7 @@
           <w:color w:val="333333"/>
         </w:rPr>
         <w:pict w14:anchorId="118513F3">
-          <v:rect id="_x0000_i1034" style="width:6in;height:.6pt" o:hralign="center" o:hrstd="t" o:hrnoshade="t" o:hr="t" fillcolor="#d0d0d0 [2894]" stroked="f"/>
+          <v:rect id="_x0000_i1035" style="width:6in;height:.6pt" o:hralign="center" o:hrstd="t" o:hrnoshade="t" o:hr="t" fillcolor="#d0d0d0 [2894]" stroked="f"/>
         </w:pict>
       </w:r>
     </w:p>
@@ -8731,7 +5627,7 @@
           <w:rtl/>
         </w:rPr>
       </w:pPr>
-      <w:bookmarkStart w:id="14" w:name="_Toc216115250"/>
+      <w:bookmarkStart w:id="10" w:name="_Toc216115250"/>
       <w:r>
         <w:rPr>
           <w:sz w:val="28"/>
@@ -8772,7 +5668,7 @@
         </w:rPr>
         <w:t>)</w:t>
       </w:r>
-      <w:bookmarkEnd w:id="14"/>
+      <w:bookmarkEnd w:id="10"/>
     </w:p>
     <w:p>
       <w:pPr>
@@ -8813,6 +5709,7 @@
           <w:u w:val="single"/>
           <w:rtl/>
         </w:rPr>
+        <w:lastRenderedPageBreak/>
         <w:t>תובנות</w:t>
       </w:r>
     </w:p>
@@ -8909,7 +5806,7 @@
           <w:rtl/>
         </w:rPr>
         <w:drawing>
-          <wp:anchor distT="0" distB="0" distL="114300" distR="114300" simplePos="0" relativeHeight="251679744" behindDoc="0" locked="0" layoutInCell="1" allowOverlap="1" wp14:anchorId="4297672A" wp14:editId="120AFAB9">
+          <wp:anchor distT="0" distB="0" distL="114300" distR="114300" simplePos="0" relativeHeight="251679744" behindDoc="0" locked="0" layoutInCell="1" allowOverlap="1" wp14:anchorId="4297672A" wp14:editId="1E326878">
             <wp:simplePos x="0" y="0"/>
             <wp:positionH relativeFrom="margin">
               <wp:align>right</wp:align>
@@ -8932,7 +5829,7 @@
                     <pic:cNvPicPr/>
                   </pic:nvPicPr>
                   <pic:blipFill>
-                    <a:blip r:embed="rId26" cstate="print">
+                    <a:blip r:embed="rId6" cstate="print">
                       <a:extLst>
                         <a:ext uri="{28A0092B-C50C-407E-A947-70E740481C1C}">
                           <a14:useLocalDpi xmlns:a14="http://schemas.microsoft.com/office/drawing/2010/main" val="0"/>
@@ -9015,7 +5912,7 @@
           <w:rtl/>
         </w:rPr>
         <w:drawing>
-          <wp:anchor distT="0" distB="0" distL="114300" distR="114300" simplePos="0" relativeHeight="251680768" behindDoc="0" locked="0" layoutInCell="1" allowOverlap="1" wp14:anchorId="05D30CB6" wp14:editId="151CEF09">
+          <wp:anchor distT="0" distB="0" distL="114300" distR="114300" simplePos="0" relativeHeight="251680768" behindDoc="0" locked="0" layoutInCell="1" allowOverlap="1" wp14:anchorId="05D30CB6" wp14:editId="7D937D14">
             <wp:simplePos x="0" y="0"/>
             <wp:positionH relativeFrom="margin">
               <wp:posOffset>-944880</wp:posOffset>
@@ -9038,7 +5935,7 @@
                     <pic:cNvPicPr/>
                   </pic:nvPicPr>
                   <pic:blipFill>
-                    <a:blip r:embed="rId27" cstate="print">
+                    <a:blip r:embed="rId7" cstate="print">
                       <a:extLst>
                         <a:ext uri="{28A0092B-C50C-407E-A947-70E740481C1C}">
                           <a14:useLocalDpi xmlns:a14="http://schemas.microsoft.com/office/drawing/2010/main" val="0"/>
@@ -9117,7 +6014,6 @@
           <w:color w:val="333333"/>
           <w:rtl/>
         </w:rPr>
-        <w:lastRenderedPageBreak/>
         <w:t xml:space="preserve">ניתן לראות שיש יותר מילים משותפות עבור </w:t>
       </w:r>
       <w:r>
@@ -9344,7 +6240,16 @@
           <w:color w:val="333333"/>
           <w:rtl/>
         </w:rPr>
-        <w:t xml:space="preserve"> ויש יותר מילים משותפות עם המודלים האחרים בקבוצה של ה</w:t>
+        <w:t xml:space="preserve"> ויש יותר מילים משותפות </w:t>
+      </w:r>
+      <w:r>
+        <w:rPr>
+          <w:rFonts w:ascii="Helvetica" w:hAnsi="Helvetica" w:cs="Helvetica" w:hint="cs"/>
+          <w:color w:val="333333"/>
+          <w:rtl/>
+        </w:rPr>
+        <w:lastRenderedPageBreak/>
+        <w:t>עם המודלים האחרים בקבוצה של ה</w:t>
       </w:r>
       <w:r>
         <w:rPr>
@@ -9729,7 +6634,7 @@
           <w:color w:val="333333"/>
         </w:rPr>
         <w:pict w14:anchorId="1EB78D11">
-          <v:rect id="_x0000_i1035" style="width:6in;height:.6pt" o:hralign="center" o:hrstd="t" o:hrnoshade="t" o:hr="t" fillcolor="#d0d0d0 [2894]" stroked="f"/>
+          <v:rect id="_x0000_i1036" style="width:6in;height:.6pt" o:hralign="center" o:hrstd="t" o:hrnoshade="t" o:hr="t" fillcolor="#d0d0d0 [2894]" stroked="f"/>
         </w:pict>
       </w:r>
     </w:p>
@@ -9760,7 +6665,7 @@
           <w:rtl/>
         </w:rPr>
       </w:pPr>
-      <w:bookmarkStart w:id="15" w:name="_Toc216115251"/>
+      <w:bookmarkStart w:id="11" w:name="_Toc216115251"/>
       <w:r>
         <w:rPr>
           <w:rtl/>
@@ -9777,7 +6682,7 @@
         </w:rPr>
         <w:t>)</w:t>
       </w:r>
-      <w:bookmarkEnd w:id="15"/>
+      <w:bookmarkEnd w:id="11"/>
     </w:p>
     <w:p>
       <w:pPr>
@@ -10485,7 +7390,7 @@
                           </pic:cNvPicPr>
                         </pic:nvPicPr>
                         <pic:blipFill>
-                          <a:blip r:embed="rId28" cstate="print">
+                          <a:blip r:embed="rId8" cstate="print">
                             <a:extLst>
                               <a:ext uri="{28A0092B-C50C-407E-A947-70E740481C1C}">
                                 <a14:useLocalDpi xmlns:a14="http://schemas.microsoft.com/office/drawing/2010/main" val="0"/>
@@ -10586,11 +7491,34 @@
           </mc:Choice>
           <mc:Fallback>
             <w:pict>
-              <v:group w14:anchorId="7FF88D2D" id="קבוצה 15" o:spid="_x0000_s1040" style="position:absolute;left:0;text-align:left;margin-left:0;margin-top:27.95pt;width:243.9pt;height:170.7pt;z-index:251680255;mso-position-horizontal-relative:page" coordsize="30975,21678" o:gfxdata="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">
-                <v:shape id="תמונה 13" o:spid="_x0000_s1041" type="#_x0000_t75" alt="תמונה שמכילה טקסט, צילום מסך, תרשים&#10;&#10;תוכן בינה מלאכותית גנרטיבית עשוי להיות שגוי." style="position:absolute;width:30975;height:21678;visibility:visible;mso-wrap-style:square" o:gfxdata="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">
-                  <v:imagedata r:id="rId29" o:title="תמונה שמכילה טקסט, צילום מסך, תרשים&#10;&#10;תוכן בינה מלאכותית גנרטיבית עשוי להיות שגוי"/>
+              <v:group w14:anchorId="7FF88D2D" id="קבוצה 15" o:spid="_x0000_s1026" style="position:absolute;left:0;text-align:left;margin-left:0;margin-top:27.95pt;width:243.9pt;height:170.7pt;z-index:251680255;mso-position-horizontal-relative:page" coordsize="30975,21678" o:gfxdata="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">
+                <v:shapetype id="_x0000_t75" coordsize="21600,21600" o:spt="75" o:preferrelative="t" path="m@4@5l@4@11@9@11@9@5xe" filled="f" stroked="f">
+                  <v:stroke joinstyle="miter"/>
+                  <v:formulas>
+                    <v:f eqn="if lineDrawn pixelLineWidth 0"/>
+                    <v:f eqn="sum @0 1 0"/>
+                    <v:f eqn="sum 0 0 @1"/>
+                    <v:f eqn="prod @2 1 2"/>
+                    <v:f eqn="prod @3 21600 pixelWidth"/>
+                    <v:f eqn="prod @3 21600 pixelHeight"/>
+                    <v:f eqn="sum @0 0 1"/>
+                    <v:f eqn="prod @6 1 2"/>
+                    <v:f eqn="prod @7 21600 pixelWidth"/>
+                    <v:f eqn="sum @8 21600 0"/>
+                    <v:f eqn="prod @7 21600 pixelHeight"/>
+                    <v:f eqn="sum @10 21600 0"/>
+                  </v:formulas>
+                  <v:path o:extrusionok="f" gradientshapeok="t" o:connecttype="rect"/>
+                  <o:lock v:ext="edit" aspectratio="t"/>
+                </v:shapetype>
+                <v:shape id="תמונה 13" o:spid="_x0000_s1027" type="#_x0000_t75" alt="תמונה שמכילה טקסט, צילום מסך, תרשים&#10;&#10;תוכן בינה מלאכותית גנרטיבית עשוי להיות שגוי." style="position:absolute;width:30975;height:21678;visibility:visible;mso-wrap-style:square" o:gfxdata="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">
+                  <v:imagedata r:id="rId9" o:title="תמונה שמכילה טקסט, צילום מסך, תרשים&#10;&#10;תוכן בינה מלאכותית גנרטיבית עשוי להיות שגוי"/>
                 </v:shape>
-                <v:shape id="תיבת טקסט 14" o:spid="_x0000_s1042" type="#_x0000_t202" style="position:absolute;left:20574;top:13785;width:6667;height:4826;flip:x;visibility:visible;mso-wrap-style:square;v-text-anchor:top" o:gfxdata="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">
+                <v:shapetype id="_x0000_t202" coordsize="21600,21600" o:spt="202" path="m,l,21600r21600,l21600,xe">
+                  <v:stroke joinstyle="miter"/>
+                  <v:path gradientshapeok="t" o:connecttype="rect"/>
+                </v:shapetype>
+                <v:shape id="תיבת טקסט 14" o:spid="_x0000_s1028" type="#_x0000_t202" style="position:absolute;left:20574;top:13785;width:6667;height:4826;flip:x;visibility:visible;mso-wrap-style:square;v-text-anchor:top" o:gfxdata="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">
                   <v:textbox>
                     <w:txbxContent>
                       <w:p>
@@ -10666,7 +7594,7 @@
         <mc:AlternateContent>
           <mc:Choice Requires="wpg">
             <w:drawing>
-              <wp:anchor distT="0" distB="0" distL="114300" distR="114300" simplePos="0" relativeHeight="251683840" behindDoc="0" locked="0" layoutInCell="1" allowOverlap="1" wp14:anchorId="3A05C3F2" wp14:editId="2296FAB6">
+              <wp:anchor distT="0" distB="0" distL="114300" distR="114300" simplePos="0" relativeHeight="251683840" behindDoc="0" locked="0" layoutInCell="1" allowOverlap="1" wp14:anchorId="3A05C3F2" wp14:editId="6EF66527">
                 <wp:simplePos x="0" y="0"/>
                 <wp:positionH relativeFrom="margin">
                   <wp:posOffset>1807845</wp:posOffset>
@@ -10699,7 +7627,7 @@
                           </pic:cNvPicPr>
                         </pic:nvPicPr>
                         <pic:blipFill>
-                          <a:blip r:embed="rId30" cstate="print">
+                          <a:blip r:embed="rId10" cstate="print">
                             <a:extLst>
                               <a:ext uri="{28A0092B-C50C-407E-A947-70E740481C1C}">
                                 <a14:useLocalDpi xmlns:a14="http://schemas.microsoft.com/office/drawing/2010/main" val="0"/>
@@ -10728,7 +7656,7 @@
                           </pic:cNvPicPr>
                         </pic:nvPicPr>
                         <pic:blipFill>
-                          <a:blip r:embed="rId31">
+                          <a:blip r:embed="rId11">
                             <a:extLst>
                               <a:ext uri="{28A0092B-C50C-407E-A947-70E740481C1C}">
                                 <a14:useLocalDpi xmlns:a14="http://schemas.microsoft.com/office/drawing/2010/main" val="0"/>
@@ -10961,11 +7889,11 @@
           </mc:Choice>
           <mc:Fallback>
             <w:pict>
-              <v:group w14:anchorId="51834427" id="קבוצה 18" o:spid="_x0000_s1043" style="position:absolute;left:0;text-align:left;margin-left:-9.75pt;margin-top:15.75pt;width:241.65pt;height:167.85pt;z-index:251692032;mso-position-horizontal-relative:page;mso-width-relative:margin;mso-height-relative:margin" coordsize="29076,20345" o:gfxdata="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">
-                <v:shape id="תמונה 16" o:spid="_x0000_s1044" type="#_x0000_t75" alt="תמונה שמכילה טקסט, צילום מסך, תרשים&#10;&#10;תוכן בינה מלאכותית גנרטיבית עשוי להיות שגוי." style="position:absolute;width:29076;height:20345;visibility:visible;mso-wrap-style:square" o:gfxdata="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">
+              <v:group w14:anchorId="51834427" id="קבוצה 18" o:spid="_x0000_s1029" style="position:absolute;left:0;text-align:left;margin-left:-9.75pt;margin-top:15.75pt;width:241.65pt;height:167.85pt;z-index:251692032;mso-position-horizontal-relative:page;mso-width-relative:margin;mso-height-relative:margin" coordsize="29076,20345" o:gfxdata="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">
+                <v:shape id="תמונה 16" o:spid="_x0000_s1030" type="#_x0000_t75" alt="תמונה שמכילה טקסט, צילום מסך, תרשים&#10;&#10;תוכן בינה מלאכותית גנרטיבית עשוי להיות שגוי." style="position:absolute;width:29076;height:20345;visibility:visible;mso-wrap-style:square" o:gfxdata="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">
                   <v:imagedata r:id="rId35" o:title="תמונה שמכילה טקסט, צילום מסך, תרשים&#10;&#10;תוכן בינה מלאכותית גנרטיבית עשוי להיות שגוי"/>
                 </v:shape>
-                <v:shape id="תיבת טקסט 17" o:spid="_x0000_s1045" type="#_x0000_t202" style="position:absolute;left:19188;top:12676;width:6668;height:4826;flip:x;visibility:visible;mso-wrap-style:square;v-text-anchor:top" o:gfxdata="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">
+                <v:shape id="תיבת טקסט 17" o:spid="_x0000_s1031" type="#_x0000_t202" style="position:absolute;left:19188;top:12676;width:6668;height:4826;flip:x;visibility:visible;mso-wrap-style:square;v-text-anchor:top" o:gfxdata="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">
                   <v:textbox>
                     <w:txbxContent>
                       <w:p>
@@ -11020,7 +7948,7 @@
         <mc:AlternateContent>
           <mc:Choice Requires="wpg">
             <w:drawing>
-              <wp:anchor distT="0" distB="0" distL="114300" distR="114300" simplePos="0" relativeHeight="251693056" behindDoc="0" locked="0" layoutInCell="1" allowOverlap="1" wp14:anchorId="6F6D3270" wp14:editId="4408D9C4">
+              <wp:anchor distT="0" distB="0" distL="114300" distR="114300" simplePos="0" relativeHeight="251693056" behindDoc="0" locked="0" layoutInCell="1" allowOverlap="1" wp14:anchorId="6F6D3270" wp14:editId="6FCB8D3E">
                 <wp:simplePos x="0" y="0"/>
                 <wp:positionH relativeFrom="column">
                   <wp:posOffset>1655445</wp:posOffset>
@@ -11082,7 +8010,7 @@
                           </pic:cNvPicPr>
                         </pic:nvPicPr>
                         <pic:blipFill>
-                          <a:blip r:embed="rId31">
+                          <a:blip r:embed="rId11">
                             <a:extLst>
                               <a:ext uri="{28A0092B-C50C-407E-A947-70E740481C1C}">
                                 <a14:useLocalDpi xmlns:a14="http://schemas.microsoft.com/office/drawing/2010/main" val="0"/>
@@ -11344,6 +8272,155 @@
     </w:lvl>
   </w:abstractNum>
   <w:abstractNum w:abstractNumId="1" w15:restartNumberingAfterBreak="0">
+    <w:nsid w:val="03EC2838"/>
+    <w:multiLevelType w:val="multilevel"/>
+    <w:tmpl w:val="6688F528"/>
+    <w:lvl w:ilvl="0">
+      <w:start w:val="1"/>
+      <w:numFmt w:val="bullet"/>
+      <w:lvlText w:val=""/>
+      <w:lvlJc w:val="left"/>
+      <w:pPr>
+        <w:tabs>
+          <w:tab w:val="num" w:pos="720"/>
+        </w:tabs>
+        <w:ind w:left="720" w:hanging="360"/>
+      </w:pPr>
+      <w:rPr>
+        <w:rFonts w:ascii="Symbol" w:hAnsi="Symbol" w:hint="default"/>
+        <w:sz w:val="20"/>
+      </w:rPr>
+    </w:lvl>
+    <w:lvl w:ilvl="1" w:tentative="1">
+      <w:start w:val="1"/>
+      <w:numFmt w:val="bullet"/>
+      <w:lvlText w:val="o"/>
+      <w:lvlJc w:val="left"/>
+      <w:pPr>
+        <w:tabs>
+          <w:tab w:val="num" w:pos="1440"/>
+        </w:tabs>
+        <w:ind w:left="1440" w:hanging="360"/>
+      </w:pPr>
+      <w:rPr>
+        <w:rFonts w:ascii="Courier New" w:hAnsi="Courier New" w:hint="default"/>
+        <w:sz w:val="20"/>
+      </w:rPr>
+    </w:lvl>
+    <w:lvl w:ilvl="2" w:tentative="1">
+      <w:start w:val="1"/>
+      <w:numFmt w:val="bullet"/>
+      <w:lvlText w:val=""/>
+      <w:lvlJc w:val="left"/>
+      <w:pPr>
+        <w:tabs>
+          <w:tab w:val="num" w:pos="2160"/>
+        </w:tabs>
+        <w:ind w:left="2160" w:hanging="360"/>
+      </w:pPr>
+      <w:rPr>
+        <w:rFonts w:ascii="Wingdings" w:hAnsi="Wingdings" w:hint="default"/>
+        <w:sz w:val="20"/>
+      </w:rPr>
+    </w:lvl>
+    <w:lvl w:ilvl="3" w:tentative="1">
+      <w:start w:val="1"/>
+      <w:numFmt w:val="bullet"/>
+      <w:lvlText w:val=""/>
+      <w:lvlJc w:val="left"/>
+      <w:pPr>
+        <w:tabs>
+          <w:tab w:val="num" w:pos="2880"/>
+        </w:tabs>
+        <w:ind w:left="2880" w:hanging="360"/>
+      </w:pPr>
+      <w:rPr>
+        <w:rFonts w:ascii="Wingdings" w:hAnsi="Wingdings" w:hint="default"/>
+        <w:sz w:val="20"/>
+      </w:rPr>
+    </w:lvl>
+    <w:lvl w:ilvl="4" w:tentative="1">
+      <w:start w:val="1"/>
+      <w:numFmt w:val="bullet"/>
+      <w:lvlText w:val=""/>
+      <w:lvlJc w:val="left"/>
+      <w:pPr>
+        <w:tabs>
+          <w:tab w:val="num" w:pos="3600"/>
+        </w:tabs>
+        <w:ind w:left="3600" w:hanging="360"/>
+      </w:pPr>
+      <w:rPr>
+        <w:rFonts w:ascii="Wingdings" w:hAnsi="Wingdings" w:hint="default"/>
+        <w:sz w:val="20"/>
+      </w:rPr>
+    </w:lvl>
+    <w:lvl w:ilvl="5" w:tentative="1">
+      <w:start w:val="1"/>
+      <w:numFmt w:val="bullet"/>
+      <w:lvlText w:val=""/>
+      <w:lvlJc w:val="left"/>
+      <w:pPr>
+        <w:tabs>
+          <w:tab w:val="num" w:pos="4320"/>
+        </w:tabs>
+        <w:ind w:left="4320" w:hanging="360"/>
+      </w:pPr>
+      <w:rPr>
+        <w:rFonts w:ascii="Wingdings" w:hAnsi="Wingdings" w:hint="default"/>
+        <w:sz w:val="20"/>
+      </w:rPr>
+    </w:lvl>
+    <w:lvl w:ilvl="6" w:tentative="1">
+      <w:start w:val="1"/>
+      <w:numFmt w:val="bullet"/>
+      <w:lvlText w:val=""/>
+      <w:lvlJc w:val="left"/>
+      <w:pPr>
+        <w:tabs>
+          <w:tab w:val="num" w:pos="5040"/>
+        </w:tabs>
+        <w:ind w:left="5040" w:hanging="360"/>
+      </w:pPr>
+      <w:rPr>
+        <w:rFonts w:ascii="Wingdings" w:hAnsi="Wingdings" w:hint="default"/>
+        <w:sz w:val="20"/>
+      </w:rPr>
+    </w:lvl>
+    <w:lvl w:ilvl="7" w:tentative="1">
+      <w:start w:val="1"/>
+      <w:numFmt w:val="bullet"/>
+      <w:lvlText w:val=""/>
+      <w:lvlJc w:val="left"/>
+      <w:pPr>
+        <w:tabs>
+          <w:tab w:val="num" w:pos="5760"/>
+        </w:tabs>
+        <w:ind w:left="5760" w:hanging="360"/>
+      </w:pPr>
+      <w:rPr>
+        <w:rFonts w:ascii="Wingdings" w:hAnsi="Wingdings" w:hint="default"/>
+        <w:sz w:val="20"/>
+      </w:rPr>
+    </w:lvl>
+    <w:lvl w:ilvl="8" w:tentative="1">
+      <w:start w:val="1"/>
+      <w:numFmt w:val="bullet"/>
+      <w:lvlText w:val=""/>
+      <w:lvlJc w:val="left"/>
+      <w:pPr>
+        <w:tabs>
+          <w:tab w:val="num" w:pos="6480"/>
+        </w:tabs>
+        <w:ind w:left="6480" w:hanging="360"/>
+      </w:pPr>
+      <w:rPr>
+        <w:rFonts w:ascii="Wingdings" w:hAnsi="Wingdings" w:hint="default"/>
+        <w:sz w:val="20"/>
+      </w:rPr>
+    </w:lvl>
+  </w:abstractNum>
+  <w:abstractNum w:abstractNumId="2" w15:restartNumberingAfterBreak="0">
     <w:nsid w:val="046422F7"/>
     <w:multiLevelType w:val="multilevel"/>
     <w:tmpl w:val="24A41972"/>
@@ -11492,7 +8569,7 @@
       </w:rPr>
     </w:lvl>
   </w:abstractNum>
-  <w:abstractNum w:abstractNumId="2" w15:restartNumberingAfterBreak="0">
+  <w:abstractNum w:abstractNumId="3" w15:restartNumberingAfterBreak="0">
     <w:nsid w:val="136C467A"/>
     <w:multiLevelType w:val="multilevel"/>
     <w:tmpl w:val="FC0A9E22"/>
@@ -11641,7 +8718,7 @@
       </w:rPr>
     </w:lvl>
   </w:abstractNum>
-  <w:abstractNum w:abstractNumId="3" w15:restartNumberingAfterBreak="0">
+  <w:abstractNum w:abstractNumId="4" w15:restartNumberingAfterBreak="0">
     <w:nsid w:val="14F525FF"/>
     <w:multiLevelType w:val="multilevel"/>
     <w:tmpl w:val="DAA6AACC"/>
@@ -11790,7 +8867,7 @@
       </w:rPr>
     </w:lvl>
   </w:abstractNum>
-  <w:abstractNum w:abstractNumId="4" w15:restartNumberingAfterBreak="0">
+  <w:abstractNum w:abstractNumId="5" w15:restartNumberingAfterBreak="0">
     <w:nsid w:val="15D829F6"/>
     <w:multiLevelType w:val="multilevel"/>
     <w:tmpl w:val="0B54F728"/>
@@ -11911,7 +8988,7 @@
       </w:pPr>
     </w:lvl>
   </w:abstractNum>
-  <w:abstractNum w:abstractNumId="5" w15:restartNumberingAfterBreak="0">
+  <w:abstractNum w:abstractNumId="6" w15:restartNumberingAfterBreak="0">
     <w:nsid w:val="165F67BE"/>
     <w:multiLevelType w:val="multilevel"/>
     <w:tmpl w:val="3F424918"/>
@@ -12060,7 +9137,7 @@
       </w:rPr>
     </w:lvl>
   </w:abstractNum>
-  <w:abstractNum w:abstractNumId="6" w15:restartNumberingAfterBreak="0">
+  <w:abstractNum w:abstractNumId="7" w15:restartNumberingAfterBreak="0">
     <w:nsid w:val="1BB22D3C"/>
     <w:multiLevelType w:val="multilevel"/>
     <w:tmpl w:val="28DA8B5E"/>
@@ -12177,7 +9254,7 @@
       </w:pPr>
     </w:lvl>
   </w:abstractNum>
-  <w:abstractNum w:abstractNumId="7" w15:restartNumberingAfterBreak="0">
+  <w:abstractNum w:abstractNumId="8" w15:restartNumberingAfterBreak="0">
     <w:nsid w:val="286606FE"/>
     <w:multiLevelType w:val="hybridMultilevel"/>
     <w:tmpl w:val="6E6C8C5E"/>
@@ -12290,7 +9367,7 @@
       </w:rPr>
     </w:lvl>
   </w:abstractNum>
-  <w:abstractNum w:abstractNumId="8" w15:restartNumberingAfterBreak="0">
+  <w:abstractNum w:abstractNumId="9" w15:restartNumberingAfterBreak="0">
     <w:nsid w:val="29FA1061"/>
     <w:multiLevelType w:val="hybridMultilevel"/>
     <w:tmpl w:val="F2E84E54"/>
@@ -12403,7 +9480,7 @@
       </w:rPr>
     </w:lvl>
   </w:abstractNum>
-  <w:abstractNum w:abstractNumId="9" w15:restartNumberingAfterBreak="0">
+  <w:abstractNum w:abstractNumId="10" w15:restartNumberingAfterBreak="0">
     <w:nsid w:val="2E7873DE"/>
     <w:multiLevelType w:val="hybridMultilevel"/>
     <w:tmpl w:val="96F22F50"/>
@@ -12516,7 +9593,7 @@
       </w:rPr>
     </w:lvl>
   </w:abstractNum>
-  <w:abstractNum w:abstractNumId="10" w15:restartNumberingAfterBreak="0">
+  <w:abstractNum w:abstractNumId="11" w15:restartNumberingAfterBreak="0">
     <w:nsid w:val="2E8734FA"/>
     <w:multiLevelType w:val="multilevel"/>
     <w:tmpl w:val="2EA6E68A"/>
@@ -12665,7 +9742,7 @@
       </w:rPr>
     </w:lvl>
   </w:abstractNum>
-  <w:abstractNum w:abstractNumId="11" w15:restartNumberingAfterBreak="0">
+  <w:abstractNum w:abstractNumId="12" w15:restartNumberingAfterBreak="0">
     <w:nsid w:val="34B82636"/>
     <w:multiLevelType w:val="multilevel"/>
     <w:tmpl w:val="EEA4C7CA"/>
@@ -12815,7 +9892,7 @@
       </w:rPr>
     </w:lvl>
   </w:abstractNum>
-  <w:abstractNum w:abstractNumId="12" w15:restartNumberingAfterBreak="0">
+  <w:abstractNum w:abstractNumId="13" w15:restartNumberingAfterBreak="0">
     <w:nsid w:val="35566C84"/>
     <w:multiLevelType w:val="multilevel"/>
     <w:tmpl w:val="C2F486F0"/>
@@ -12964,7 +10041,7 @@
       </w:rPr>
     </w:lvl>
   </w:abstractNum>
-  <w:abstractNum w:abstractNumId="13" w15:restartNumberingAfterBreak="0">
+  <w:abstractNum w:abstractNumId="14" w15:restartNumberingAfterBreak="0">
     <w:nsid w:val="38B82145"/>
     <w:multiLevelType w:val="multilevel"/>
     <w:tmpl w:val="295C0308"/>
@@ -13077,7 +10154,7 @@
       </w:pPr>
     </w:lvl>
   </w:abstractNum>
-  <w:abstractNum w:abstractNumId="14" w15:restartNumberingAfterBreak="0">
+  <w:abstractNum w:abstractNumId="15" w15:restartNumberingAfterBreak="0">
     <w:nsid w:val="3BDE7270"/>
     <w:multiLevelType w:val="multilevel"/>
     <w:tmpl w:val="EC1C9AA0"/>
@@ -13226,7 +10303,7 @@
       </w:rPr>
     </w:lvl>
   </w:abstractNum>
-  <w:abstractNum w:abstractNumId="15" w15:restartNumberingAfterBreak="0">
+  <w:abstractNum w:abstractNumId="16" w15:restartNumberingAfterBreak="0">
     <w:nsid w:val="3CA37423"/>
     <w:multiLevelType w:val="multilevel"/>
     <w:tmpl w:val="57B2D580"/>
@@ -13339,7 +10416,7 @@
       </w:pPr>
     </w:lvl>
   </w:abstractNum>
-  <w:abstractNum w:abstractNumId="16" w15:restartNumberingAfterBreak="0">
+  <w:abstractNum w:abstractNumId="17" w15:restartNumberingAfterBreak="0">
     <w:nsid w:val="45CB39AB"/>
     <w:multiLevelType w:val="multilevel"/>
     <w:tmpl w:val="2CFC31BE"/>
@@ -13452,7 +10529,7 @@
       </w:pPr>
     </w:lvl>
   </w:abstractNum>
-  <w:abstractNum w:abstractNumId="17" w15:restartNumberingAfterBreak="0">
+  <w:abstractNum w:abstractNumId="18" w15:restartNumberingAfterBreak="0">
     <w:nsid w:val="46B54EF6"/>
     <w:multiLevelType w:val="multilevel"/>
     <w:tmpl w:val="10AC1822"/>
@@ -13569,7 +10646,7 @@
       </w:pPr>
     </w:lvl>
   </w:abstractNum>
-  <w:abstractNum w:abstractNumId="18" w15:restartNumberingAfterBreak="0">
+  <w:abstractNum w:abstractNumId="19" w15:restartNumberingAfterBreak="0">
     <w:nsid w:val="48FF1DB0"/>
     <w:multiLevelType w:val="multilevel"/>
     <w:tmpl w:val="4D0C2498"/>
@@ -13682,7 +10759,7 @@
       </w:pPr>
     </w:lvl>
   </w:abstractNum>
-  <w:abstractNum w:abstractNumId="19" w15:restartNumberingAfterBreak="0">
+  <w:abstractNum w:abstractNumId="20" w15:restartNumberingAfterBreak="0">
     <w:nsid w:val="4A47497E"/>
     <w:multiLevelType w:val="multilevel"/>
     <w:tmpl w:val="ADDEB92E"/>
@@ -13831,7 +10908,7 @@
       </w:rPr>
     </w:lvl>
   </w:abstractNum>
-  <w:abstractNum w:abstractNumId="20" w15:restartNumberingAfterBreak="0">
+  <w:abstractNum w:abstractNumId="21" w15:restartNumberingAfterBreak="0">
     <w:nsid w:val="4AE90CFD"/>
     <w:multiLevelType w:val="multilevel"/>
     <w:tmpl w:val="FB849F5A"/>
@@ -13980,7 +11057,7 @@
       </w:rPr>
     </w:lvl>
   </w:abstractNum>
-  <w:abstractNum w:abstractNumId="21" w15:restartNumberingAfterBreak="0">
+  <w:abstractNum w:abstractNumId="22" w15:restartNumberingAfterBreak="0">
     <w:nsid w:val="56677E47"/>
     <w:multiLevelType w:val="multilevel"/>
     <w:tmpl w:val="87CC11C4"/>
@@ -14097,7 +11174,7 @@
       </w:pPr>
     </w:lvl>
   </w:abstractNum>
-  <w:abstractNum w:abstractNumId="22" w15:restartNumberingAfterBreak="0">
+  <w:abstractNum w:abstractNumId="23" w15:restartNumberingAfterBreak="0">
     <w:nsid w:val="57163203"/>
     <w:multiLevelType w:val="multilevel"/>
     <w:tmpl w:val="B0AA04E4"/>
@@ -14210,7 +11287,7 @@
       </w:pPr>
     </w:lvl>
   </w:abstractNum>
-  <w:abstractNum w:abstractNumId="23" w15:restartNumberingAfterBreak="0">
+  <w:abstractNum w:abstractNumId="24" w15:restartNumberingAfterBreak="0">
     <w:nsid w:val="59071D1E"/>
     <w:multiLevelType w:val="multilevel"/>
     <w:tmpl w:val="67A6C1F6"/>
@@ -14359,7 +11436,7 @@
       </w:rPr>
     </w:lvl>
   </w:abstractNum>
-  <w:abstractNum w:abstractNumId="24" w15:restartNumberingAfterBreak="0">
+  <w:abstractNum w:abstractNumId="25" w15:restartNumberingAfterBreak="0">
     <w:nsid w:val="5AAD561C"/>
     <w:multiLevelType w:val="hybridMultilevel"/>
     <w:tmpl w:val="5DF05586"/>
@@ -14472,7 +11549,7 @@
       </w:rPr>
     </w:lvl>
   </w:abstractNum>
-  <w:abstractNum w:abstractNumId="25" w15:restartNumberingAfterBreak="0">
+  <w:abstractNum w:abstractNumId="26" w15:restartNumberingAfterBreak="0">
     <w:nsid w:val="5ABC3429"/>
     <w:multiLevelType w:val="multilevel"/>
     <w:tmpl w:val="7A687568"/>
@@ -14621,7 +11698,7 @@
       </w:rPr>
     </w:lvl>
   </w:abstractNum>
-  <w:abstractNum w:abstractNumId="26" w15:restartNumberingAfterBreak="0">
+  <w:abstractNum w:abstractNumId="27" w15:restartNumberingAfterBreak="0">
     <w:nsid w:val="5B99334B"/>
     <w:multiLevelType w:val="multilevel"/>
     <w:tmpl w:val="225C6A74"/>
@@ -14734,7 +11811,120 @@
       </w:pPr>
     </w:lvl>
   </w:abstractNum>
-  <w:abstractNum w:abstractNumId="27" w15:restartNumberingAfterBreak="0">
+  <w:abstractNum w:abstractNumId="28" w15:restartNumberingAfterBreak="0">
+    <w:nsid w:val="5D8218AD"/>
+    <w:multiLevelType w:val="multilevel"/>
+    <w:tmpl w:val="9AE00E22"/>
+    <w:lvl w:ilvl="0">
+      <w:start w:val="1"/>
+      <w:numFmt w:val="decimal"/>
+      <w:lvlText w:val="%1."/>
+      <w:lvlJc w:val="left"/>
+      <w:pPr>
+        <w:tabs>
+          <w:tab w:val="num" w:pos="720"/>
+        </w:tabs>
+        <w:ind w:left="720" w:hanging="360"/>
+      </w:pPr>
+    </w:lvl>
+    <w:lvl w:ilvl="1" w:tentative="1">
+      <w:start w:val="1"/>
+      <w:numFmt w:val="decimal"/>
+      <w:lvlText w:val="%2."/>
+      <w:lvlJc w:val="left"/>
+      <w:pPr>
+        <w:tabs>
+          <w:tab w:val="num" w:pos="1440"/>
+        </w:tabs>
+        <w:ind w:left="1440" w:hanging="360"/>
+      </w:pPr>
+    </w:lvl>
+    <w:lvl w:ilvl="2" w:tentative="1">
+      <w:start w:val="1"/>
+      <w:numFmt w:val="decimal"/>
+      <w:lvlText w:val="%3."/>
+      <w:lvlJc w:val="left"/>
+      <w:pPr>
+        <w:tabs>
+          <w:tab w:val="num" w:pos="2160"/>
+        </w:tabs>
+        <w:ind w:left="2160" w:hanging="360"/>
+      </w:pPr>
+    </w:lvl>
+    <w:lvl w:ilvl="3" w:tentative="1">
+      <w:start w:val="1"/>
+      <w:numFmt w:val="decimal"/>
+      <w:lvlText w:val="%4."/>
+      <w:lvlJc w:val="left"/>
+      <w:pPr>
+        <w:tabs>
+          <w:tab w:val="num" w:pos="2880"/>
+        </w:tabs>
+        <w:ind w:left="2880" w:hanging="360"/>
+      </w:pPr>
+    </w:lvl>
+    <w:lvl w:ilvl="4" w:tentative="1">
+      <w:start w:val="1"/>
+      <w:numFmt w:val="decimal"/>
+      <w:lvlText w:val="%5."/>
+      <w:lvlJc w:val="left"/>
+      <w:pPr>
+        <w:tabs>
+          <w:tab w:val="num" w:pos="3600"/>
+        </w:tabs>
+        <w:ind w:left="3600" w:hanging="360"/>
+      </w:pPr>
+    </w:lvl>
+    <w:lvl w:ilvl="5" w:tentative="1">
+      <w:start w:val="1"/>
+      <w:numFmt w:val="decimal"/>
+      <w:lvlText w:val="%6."/>
+      <w:lvlJc w:val="left"/>
+      <w:pPr>
+        <w:tabs>
+          <w:tab w:val="num" w:pos="4320"/>
+        </w:tabs>
+        <w:ind w:left="4320" w:hanging="360"/>
+      </w:pPr>
+    </w:lvl>
+    <w:lvl w:ilvl="6" w:tentative="1">
+      <w:start w:val="1"/>
+      <w:numFmt w:val="decimal"/>
+      <w:lvlText w:val="%7."/>
+      <w:lvlJc w:val="left"/>
+      <w:pPr>
+        <w:tabs>
+          <w:tab w:val="num" w:pos="5040"/>
+        </w:tabs>
+        <w:ind w:left="5040" w:hanging="360"/>
+      </w:pPr>
+    </w:lvl>
+    <w:lvl w:ilvl="7" w:tentative="1">
+      <w:start w:val="1"/>
+      <w:numFmt w:val="decimal"/>
+      <w:lvlText w:val="%8."/>
+      <w:lvlJc w:val="left"/>
+      <w:pPr>
+        <w:tabs>
+          <w:tab w:val="num" w:pos="5760"/>
+        </w:tabs>
+        <w:ind w:left="5760" w:hanging="360"/>
+      </w:pPr>
+    </w:lvl>
+    <w:lvl w:ilvl="8" w:tentative="1">
+      <w:start w:val="1"/>
+      <w:numFmt w:val="decimal"/>
+      <w:lvlText w:val="%9."/>
+      <w:lvlJc w:val="left"/>
+      <w:pPr>
+        <w:tabs>
+          <w:tab w:val="num" w:pos="6480"/>
+        </w:tabs>
+        <w:ind w:left="6480" w:hanging="360"/>
+      </w:pPr>
+    </w:lvl>
+  </w:abstractNum>
+  <w:abstractNum w:abstractNumId="29" w15:restartNumberingAfterBreak="0">
     <w:nsid w:val="5F440DDB"/>
     <w:multiLevelType w:val="multilevel"/>
     <w:tmpl w:val="5BEA86BC"/>
@@ -14847,7 +12037,7 @@
       </w:pPr>
     </w:lvl>
   </w:abstractNum>
-  <w:abstractNum w:abstractNumId="28" w15:restartNumberingAfterBreak="0">
+  <w:abstractNum w:abstractNumId="30" w15:restartNumberingAfterBreak="0">
     <w:nsid w:val="5F98077E"/>
     <w:multiLevelType w:val="multilevel"/>
     <w:tmpl w:val="5C2C9F74"/>
@@ -14996,7 +12186,120 @@
       </w:rPr>
     </w:lvl>
   </w:abstractNum>
-  <w:abstractNum w:abstractNumId="29" w15:restartNumberingAfterBreak="0">
+  <w:abstractNum w:abstractNumId="31" w15:restartNumberingAfterBreak="0">
+    <w:nsid w:val="5FBA272B"/>
+    <w:multiLevelType w:val="multilevel"/>
+    <w:tmpl w:val="8D4E5306"/>
+    <w:lvl w:ilvl="0">
+      <w:start w:val="1"/>
+      <w:numFmt w:val="decimal"/>
+      <w:lvlText w:val="%1."/>
+      <w:lvlJc w:val="left"/>
+      <w:pPr>
+        <w:tabs>
+          <w:tab w:val="num" w:pos="720"/>
+        </w:tabs>
+        <w:ind w:left="720" w:hanging="360"/>
+      </w:pPr>
+    </w:lvl>
+    <w:lvl w:ilvl="1" w:tentative="1">
+      <w:start w:val="1"/>
+      <w:numFmt w:val="decimal"/>
+      <w:lvlText w:val="%2."/>
+      <w:lvlJc w:val="left"/>
+      <w:pPr>
+        <w:tabs>
+          <w:tab w:val="num" w:pos="1440"/>
+        </w:tabs>
+        <w:ind w:left="1440" w:hanging="360"/>
+      </w:pPr>
+    </w:lvl>
+    <w:lvl w:ilvl="2" w:tentative="1">
+      <w:start w:val="1"/>
+      <w:numFmt w:val="decimal"/>
+      <w:lvlText w:val="%3."/>
+      <w:lvlJc w:val="left"/>
+      <w:pPr>
+        <w:tabs>
+          <w:tab w:val="num" w:pos="2160"/>
+        </w:tabs>
+        <w:ind w:left="2160" w:hanging="360"/>
+      </w:pPr>
+    </w:lvl>
+    <w:lvl w:ilvl="3" w:tentative="1">
+      <w:start w:val="1"/>
+      <w:numFmt w:val="decimal"/>
+      <w:lvlText w:val="%4."/>
+      <w:lvlJc w:val="left"/>
+      <w:pPr>
+        <w:tabs>
+          <w:tab w:val="num" w:pos="2880"/>
+        </w:tabs>
+        <w:ind w:left="2880" w:hanging="360"/>
+      </w:pPr>
+    </w:lvl>
+    <w:lvl w:ilvl="4" w:tentative="1">
+      <w:start w:val="1"/>
+      <w:numFmt w:val="decimal"/>
+      <w:lvlText w:val="%5."/>
+      <w:lvlJc w:val="left"/>
+      <w:pPr>
+        <w:tabs>
+          <w:tab w:val="num" w:pos="3600"/>
+        </w:tabs>
+        <w:ind w:left="3600" w:hanging="360"/>
+      </w:pPr>
+    </w:lvl>
+    <w:lvl w:ilvl="5" w:tentative="1">
+      <w:start w:val="1"/>
+      <w:numFmt w:val="decimal"/>
+      <w:lvlText w:val="%6."/>
+      <w:lvlJc w:val="left"/>
+      <w:pPr>
+        <w:tabs>
+          <w:tab w:val="num" w:pos="4320"/>
+        </w:tabs>
+        <w:ind w:left="4320" w:hanging="360"/>
+      </w:pPr>
+    </w:lvl>
+    <w:lvl w:ilvl="6" w:tentative="1">
+      <w:start w:val="1"/>
+      <w:numFmt w:val="decimal"/>
+      <w:lvlText w:val="%7."/>
+      <w:lvlJc w:val="left"/>
+      <w:pPr>
+        <w:tabs>
+          <w:tab w:val="num" w:pos="5040"/>
+        </w:tabs>
+        <w:ind w:left="5040" w:hanging="360"/>
+      </w:pPr>
+    </w:lvl>
+    <w:lvl w:ilvl="7" w:tentative="1">
+      <w:start w:val="1"/>
+      <w:numFmt w:val="decimal"/>
+      <w:lvlText w:val="%8."/>
+      <w:lvlJc w:val="left"/>
+      <w:pPr>
+        <w:tabs>
+          <w:tab w:val="num" w:pos="5760"/>
+        </w:tabs>
+        <w:ind w:left="5760" w:hanging="360"/>
+      </w:pPr>
+    </w:lvl>
+    <w:lvl w:ilvl="8" w:tentative="1">
+      <w:start w:val="1"/>
+      <w:numFmt w:val="decimal"/>
+      <w:lvlText w:val="%9."/>
+      <w:lvlJc w:val="left"/>
+      <w:pPr>
+        <w:tabs>
+          <w:tab w:val="num" w:pos="6480"/>
+        </w:tabs>
+        <w:ind w:left="6480" w:hanging="360"/>
+      </w:pPr>
+    </w:lvl>
+  </w:abstractNum>
+  <w:abstractNum w:abstractNumId="32" w15:restartNumberingAfterBreak="0">
     <w:nsid w:val="640E3F80"/>
     <w:multiLevelType w:val="multilevel"/>
     <w:tmpl w:val="342A820E"/>
@@ -15112,7 +12415,7 @@
       </w:pPr>
     </w:lvl>
   </w:abstractNum>
-  <w:abstractNum w:abstractNumId="30" w15:restartNumberingAfterBreak="0">
+  <w:abstractNum w:abstractNumId="33" w15:restartNumberingAfterBreak="0">
     <w:nsid w:val="64D03D80"/>
     <w:multiLevelType w:val="multilevel"/>
     <w:tmpl w:val="3C90E584"/>
@@ -15225,7 +12528,7 @@
       </w:pPr>
     </w:lvl>
   </w:abstractNum>
-  <w:abstractNum w:abstractNumId="31" w15:restartNumberingAfterBreak="0">
+  <w:abstractNum w:abstractNumId="34" w15:restartNumberingAfterBreak="0">
     <w:nsid w:val="65C03F80"/>
     <w:multiLevelType w:val="multilevel"/>
     <w:tmpl w:val="B15A6616"/>
@@ -15374,7 +12677,7 @@
       </w:rPr>
     </w:lvl>
   </w:abstractNum>
-  <w:abstractNum w:abstractNumId="32" w15:restartNumberingAfterBreak="0">
+  <w:abstractNum w:abstractNumId="35" w15:restartNumberingAfterBreak="0">
     <w:nsid w:val="6648270A"/>
     <w:multiLevelType w:val="multilevel"/>
     <w:tmpl w:val="B68E1166"/>
@@ -15523,7 +12826,7 @@
       </w:rPr>
     </w:lvl>
   </w:abstractNum>
-  <w:abstractNum w:abstractNumId="33" w15:restartNumberingAfterBreak="0">
+  <w:abstractNum w:abstractNumId="36" w15:restartNumberingAfterBreak="0">
     <w:nsid w:val="67C422E3"/>
     <w:multiLevelType w:val="multilevel"/>
     <w:tmpl w:val="51548EF4"/>
@@ -15672,7 +12975,7 @@
       </w:rPr>
     </w:lvl>
   </w:abstractNum>
-  <w:abstractNum w:abstractNumId="34" w15:restartNumberingAfterBreak="0">
+  <w:abstractNum w:abstractNumId="37" w15:restartNumberingAfterBreak="0">
     <w:nsid w:val="6A4A5AA6"/>
     <w:multiLevelType w:val="multilevel"/>
     <w:tmpl w:val="DABE4268"/>
@@ -15821,7 +13124,7 @@
       </w:rPr>
     </w:lvl>
   </w:abstractNum>
-  <w:abstractNum w:abstractNumId="35" w15:restartNumberingAfterBreak="0">
+  <w:abstractNum w:abstractNumId="38" w15:restartNumberingAfterBreak="0">
     <w:nsid w:val="6C6D58F7"/>
     <w:multiLevelType w:val="multilevel"/>
     <w:tmpl w:val="9A10C7DE"/>
@@ -15970,7 +13273,7 @@
       </w:rPr>
     </w:lvl>
   </w:abstractNum>
-  <w:abstractNum w:abstractNumId="36" w15:restartNumberingAfterBreak="0">
+  <w:abstractNum w:abstractNumId="39" w15:restartNumberingAfterBreak="0">
     <w:nsid w:val="6D4D6336"/>
     <w:multiLevelType w:val="multilevel"/>
     <w:tmpl w:val="8FD6800A"/>
@@ -16119,7 +13422,7 @@
       </w:rPr>
     </w:lvl>
   </w:abstractNum>
-  <w:abstractNum w:abstractNumId="37" w15:restartNumberingAfterBreak="0">
+  <w:abstractNum w:abstractNumId="40" w15:restartNumberingAfterBreak="0">
     <w:nsid w:val="71563252"/>
     <w:multiLevelType w:val="multilevel"/>
     <w:tmpl w:val="76923D94"/>
@@ -16268,7 +13571,156 @@
       </w:rPr>
     </w:lvl>
   </w:abstractNum>
-  <w:abstractNum w:abstractNumId="38" w15:restartNumberingAfterBreak="0">
+  <w:abstractNum w:abstractNumId="41" w15:restartNumberingAfterBreak="0">
+    <w:nsid w:val="732050BA"/>
+    <w:multiLevelType w:val="multilevel"/>
+    <w:tmpl w:val="4B8EEF5C"/>
+    <w:lvl w:ilvl="0">
+      <w:start w:val="1"/>
+      <w:numFmt w:val="bullet"/>
+      <w:lvlText w:val=""/>
+      <w:lvlJc w:val="left"/>
+      <w:pPr>
+        <w:tabs>
+          <w:tab w:val="num" w:pos="720"/>
+        </w:tabs>
+        <w:ind w:left="720" w:hanging="360"/>
+      </w:pPr>
+      <w:rPr>
+        <w:rFonts w:ascii="Symbol" w:hAnsi="Symbol" w:hint="default"/>
+        <w:sz w:val="20"/>
+      </w:rPr>
+    </w:lvl>
+    <w:lvl w:ilvl="1" w:tentative="1">
+      <w:start w:val="1"/>
+      <w:numFmt w:val="bullet"/>
+      <w:lvlText w:val="o"/>
+      <w:lvlJc w:val="left"/>
+      <w:pPr>
+        <w:tabs>
+          <w:tab w:val="num" w:pos="1440"/>
+        </w:tabs>
+        <w:ind w:left="1440" w:hanging="360"/>
+      </w:pPr>
+      <w:rPr>
+        <w:rFonts w:ascii="Courier New" w:hAnsi="Courier New" w:hint="default"/>
+        <w:sz w:val="20"/>
+      </w:rPr>
+    </w:lvl>
+    <w:lvl w:ilvl="2" w:tentative="1">
+      <w:start w:val="1"/>
+      <w:numFmt w:val="bullet"/>
+      <w:lvlText w:val=""/>
+      <w:lvlJc w:val="left"/>
+      <w:pPr>
+        <w:tabs>
+          <w:tab w:val="num" w:pos="2160"/>
+        </w:tabs>
+        <w:ind w:left="2160" w:hanging="360"/>
+      </w:pPr>
+      <w:rPr>
+        <w:rFonts w:ascii="Wingdings" w:hAnsi="Wingdings" w:hint="default"/>
+        <w:sz w:val="20"/>
+      </w:rPr>
+    </w:lvl>
+    <w:lvl w:ilvl="3" w:tentative="1">
+      <w:start w:val="1"/>
+      <w:numFmt w:val="bullet"/>
+      <w:lvlText w:val=""/>
+      <w:lvlJc w:val="left"/>
+      <w:pPr>
+        <w:tabs>
+          <w:tab w:val="num" w:pos="2880"/>
+        </w:tabs>
+        <w:ind w:left="2880" w:hanging="360"/>
+      </w:pPr>
+      <w:rPr>
+        <w:rFonts w:ascii="Wingdings" w:hAnsi="Wingdings" w:hint="default"/>
+        <w:sz w:val="20"/>
+      </w:rPr>
+    </w:lvl>
+    <w:lvl w:ilvl="4" w:tentative="1">
+      <w:start w:val="1"/>
+      <w:numFmt w:val="bullet"/>
+      <w:lvlText w:val=""/>
+      <w:lvlJc w:val="left"/>
+      <w:pPr>
+        <w:tabs>
+          <w:tab w:val="num" w:pos="3600"/>
+        </w:tabs>
+        <w:ind w:left="3600" w:hanging="360"/>
+      </w:pPr>
+      <w:rPr>
+        <w:rFonts w:ascii="Wingdings" w:hAnsi="Wingdings" w:hint="default"/>
+        <w:sz w:val="20"/>
+      </w:rPr>
+    </w:lvl>
+    <w:lvl w:ilvl="5" w:tentative="1">
+      <w:start w:val="1"/>
+      <w:numFmt w:val="bullet"/>
+      <w:lvlText w:val=""/>
+      <w:lvlJc w:val="left"/>
+      <w:pPr>
+        <w:tabs>
+          <w:tab w:val="num" w:pos="4320"/>
+        </w:tabs>
+        <w:ind w:left="4320" w:hanging="360"/>
+      </w:pPr>
+      <w:rPr>
+        <w:rFonts w:ascii="Wingdings" w:hAnsi="Wingdings" w:hint="default"/>
+        <w:sz w:val="20"/>
+      </w:rPr>
+    </w:lvl>
+    <w:lvl w:ilvl="6" w:tentative="1">
+      <w:start w:val="1"/>
+      <w:numFmt w:val="bullet"/>
+      <w:lvlText w:val=""/>
+      <w:lvlJc w:val="left"/>
+      <w:pPr>
+        <w:tabs>
+          <w:tab w:val="num" w:pos="5040"/>
+        </w:tabs>
+        <w:ind w:left="5040" w:hanging="360"/>
+      </w:pPr>
+      <w:rPr>
+        <w:rFonts w:ascii="Wingdings" w:hAnsi="Wingdings" w:hint="default"/>
+        <w:sz w:val="20"/>
+      </w:rPr>
+    </w:lvl>
+    <w:lvl w:ilvl="7" w:tentative="1">
+      <w:start w:val="1"/>
+      <w:numFmt w:val="bullet"/>
+      <w:lvlText w:val=""/>
+      <w:lvlJc w:val="left"/>
+      <w:pPr>
+        <w:tabs>
+          <w:tab w:val="num" w:pos="5760"/>
+        </w:tabs>
+        <w:ind w:left="5760" w:hanging="360"/>
+      </w:pPr>
+      <w:rPr>
+        <w:rFonts w:ascii="Wingdings" w:hAnsi="Wingdings" w:hint="default"/>
+        <w:sz w:val="20"/>
+      </w:rPr>
+    </w:lvl>
+    <w:lvl w:ilvl="8" w:tentative="1">
+      <w:start w:val="1"/>
+      <w:numFmt w:val="bullet"/>
+      <w:lvlText w:val=""/>
+      <w:lvlJc w:val="left"/>
+      <w:pPr>
+        <w:tabs>
+          <w:tab w:val="num" w:pos="6480"/>
+        </w:tabs>
+        <w:ind w:left="6480" w:hanging="360"/>
+      </w:pPr>
+      <w:rPr>
+        <w:rFonts w:ascii="Wingdings" w:hAnsi="Wingdings" w:hint="default"/>
+        <w:sz w:val="20"/>
+      </w:rPr>
+    </w:lvl>
+  </w:abstractNum>
+  <w:abstractNum w:abstractNumId="42" w15:restartNumberingAfterBreak="0">
     <w:nsid w:val="743F634E"/>
     <w:multiLevelType w:val="multilevel"/>
     <w:tmpl w:val="FBD4B7C4"/>
@@ -16381,7 +13833,7 @@
       </w:pPr>
     </w:lvl>
   </w:abstractNum>
-  <w:abstractNum w:abstractNumId="39" w15:restartNumberingAfterBreak="0">
+  <w:abstractNum w:abstractNumId="43" w15:restartNumberingAfterBreak="0">
     <w:nsid w:val="754E1201"/>
     <w:multiLevelType w:val="multilevel"/>
     <w:tmpl w:val="D736B39C"/>
@@ -16494,7 +13946,7 @@
       </w:rPr>
     </w:lvl>
   </w:abstractNum>
-  <w:abstractNum w:abstractNumId="40" w15:restartNumberingAfterBreak="0">
+  <w:abstractNum w:abstractNumId="44" w15:restartNumberingAfterBreak="0">
     <w:nsid w:val="75C978A6"/>
     <w:multiLevelType w:val="multilevel"/>
     <w:tmpl w:val="90F2FA94"/>
@@ -16607,7 +14059,156 @@
       </w:pPr>
     </w:lvl>
   </w:abstractNum>
-  <w:abstractNum w:abstractNumId="41" w15:restartNumberingAfterBreak="0">
+  <w:abstractNum w:abstractNumId="45" w15:restartNumberingAfterBreak="0">
+    <w:nsid w:val="76E27C62"/>
+    <w:multiLevelType w:val="multilevel"/>
+    <w:tmpl w:val="3DC2B6CA"/>
+    <w:lvl w:ilvl="0">
+      <w:start w:val="1"/>
+      <w:numFmt w:val="bullet"/>
+      <w:lvlText w:val=""/>
+      <w:lvlJc w:val="left"/>
+      <w:pPr>
+        <w:tabs>
+          <w:tab w:val="num" w:pos="720"/>
+        </w:tabs>
+        <w:ind w:left="720" w:hanging="360"/>
+      </w:pPr>
+      <w:rPr>
+        <w:rFonts w:ascii="Symbol" w:hAnsi="Symbol" w:hint="default"/>
+        <w:sz w:val="20"/>
+      </w:rPr>
+    </w:lvl>
+    <w:lvl w:ilvl="1" w:tentative="1">
+      <w:start w:val="1"/>
+      <w:numFmt w:val="bullet"/>
+      <w:lvlText w:val="o"/>
+      <w:lvlJc w:val="left"/>
+      <w:pPr>
+        <w:tabs>
+          <w:tab w:val="num" w:pos="1440"/>
+        </w:tabs>
+        <w:ind w:left="1440" w:hanging="360"/>
+      </w:pPr>
+      <w:rPr>
+        <w:rFonts w:ascii="Courier New" w:hAnsi="Courier New" w:hint="default"/>
+        <w:sz w:val="20"/>
+      </w:rPr>
+    </w:lvl>
+    <w:lvl w:ilvl="2" w:tentative="1">
+      <w:start w:val="1"/>
+      <w:numFmt w:val="bullet"/>
+      <w:lvlText w:val=""/>
+      <w:lvlJc w:val="left"/>
+      <w:pPr>
+        <w:tabs>
+          <w:tab w:val="num" w:pos="2160"/>
+        </w:tabs>
+        <w:ind w:left="2160" w:hanging="360"/>
+      </w:pPr>
+      <w:rPr>
+        <w:rFonts w:ascii="Wingdings" w:hAnsi="Wingdings" w:hint="default"/>
+        <w:sz w:val="20"/>
+      </w:rPr>
+    </w:lvl>
+    <w:lvl w:ilvl="3" w:tentative="1">
+      <w:start w:val="1"/>
+      <w:numFmt w:val="bullet"/>
+      <w:lvlText w:val=""/>
+      <w:lvlJc w:val="left"/>
+      <w:pPr>
+        <w:tabs>
+          <w:tab w:val="num" w:pos="2880"/>
+        </w:tabs>
+        <w:ind w:left="2880" w:hanging="360"/>
+      </w:pPr>
+      <w:rPr>
+        <w:rFonts w:ascii="Wingdings" w:hAnsi="Wingdings" w:hint="default"/>
+        <w:sz w:val="20"/>
+      </w:rPr>
+    </w:lvl>
+    <w:lvl w:ilvl="4" w:tentative="1">
+      <w:start w:val="1"/>
+      <w:numFmt w:val="bullet"/>
+      <w:lvlText w:val=""/>
+      <w:lvlJc w:val="left"/>
+      <w:pPr>
+        <w:tabs>
+          <w:tab w:val="num" w:pos="3600"/>
+        </w:tabs>
+        <w:ind w:left="3600" w:hanging="360"/>
+      </w:pPr>
+      <w:rPr>
+        <w:rFonts w:ascii="Wingdings" w:hAnsi="Wingdings" w:hint="default"/>
+        <w:sz w:val="20"/>
+      </w:rPr>
+    </w:lvl>
+    <w:lvl w:ilvl="5" w:tentative="1">
+      <w:start w:val="1"/>
+      <w:numFmt w:val="bullet"/>
+      <w:lvlText w:val=""/>
+      <w:lvlJc w:val="left"/>
+      <w:pPr>
+        <w:tabs>
+          <w:tab w:val="num" w:pos="4320"/>
+        </w:tabs>
+        <w:ind w:left="4320" w:hanging="360"/>
+      </w:pPr>
+      <w:rPr>
+        <w:rFonts w:ascii="Wingdings" w:hAnsi="Wingdings" w:hint="default"/>
+        <w:sz w:val="20"/>
+      </w:rPr>
+    </w:lvl>
+    <w:lvl w:ilvl="6" w:tentative="1">
+      <w:start w:val="1"/>
+      <w:numFmt w:val="bullet"/>
+      <w:lvlText w:val=""/>
+      <w:lvlJc w:val="left"/>
+      <w:pPr>
+        <w:tabs>
+          <w:tab w:val="num" w:pos="5040"/>
+        </w:tabs>
+        <w:ind w:left="5040" w:hanging="360"/>
+      </w:pPr>
+      <w:rPr>
+        <w:rFonts w:ascii="Wingdings" w:hAnsi="Wingdings" w:hint="default"/>
+        <w:sz w:val="20"/>
+      </w:rPr>
+    </w:lvl>
+    <w:lvl w:ilvl="7" w:tentative="1">
+      <w:start w:val="1"/>
+      <w:numFmt w:val="bullet"/>
+      <w:lvlText w:val=""/>
+      <w:lvlJc w:val="left"/>
+      <w:pPr>
+        <w:tabs>
+          <w:tab w:val="num" w:pos="5760"/>
+        </w:tabs>
+        <w:ind w:left="5760" w:hanging="360"/>
+      </w:pPr>
+      <w:rPr>
+        <w:rFonts w:ascii="Wingdings" w:hAnsi="Wingdings" w:hint="default"/>
+        <w:sz w:val="20"/>
+      </w:rPr>
+    </w:lvl>
+    <w:lvl w:ilvl="8" w:tentative="1">
+      <w:start w:val="1"/>
+      <w:numFmt w:val="bullet"/>
+      <w:lvlText w:val=""/>
+      <w:lvlJc w:val="left"/>
+      <w:pPr>
+        <w:tabs>
+          <w:tab w:val="num" w:pos="6480"/>
+        </w:tabs>
+        <w:ind w:left="6480" w:hanging="360"/>
+      </w:pPr>
+      <w:rPr>
+        <w:rFonts w:ascii="Wingdings" w:hAnsi="Wingdings" w:hint="default"/>
+        <w:sz w:val="20"/>
+      </w:rPr>
+    </w:lvl>
+  </w:abstractNum>
+  <w:abstractNum w:abstractNumId="46" w15:restartNumberingAfterBreak="0">
     <w:nsid w:val="7710655C"/>
     <w:multiLevelType w:val="multilevel"/>
     <w:tmpl w:val="91A2A13A"/>
@@ -16757,130 +14358,145 @@
     </w:lvl>
   </w:abstractNum>
   <w:num w:numId="1" w16cid:durableId="1766458605">
-    <w:abstractNumId w:val="19"/>
+    <w:abstractNumId w:val="20"/>
   </w:num>
   <w:num w:numId="2" w16cid:durableId="1480416353">
-    <w:abstractNumId w:val="5"/>
+    <w:abstractNumId w:val="6"/>
   </w:num>
   <w:num w:numId="3" w16cid:durableId="900411532">
-    <w:abstractNumId w:val="14"/>
+    <w:abstractNumId w:val="15"/>
   </w:num>
   <w:num w:numId="4" w16cid:durableId="80568806">
-    <w:abstractNumId w:val="3"/>
+    <w:abstractNumId w:val="4"/>
   </w:num>
   <w:num w:numId="5" w16cid:durableId="1882592989">
     <w:abstractNumId w:val="0"/>
   </w:num>
   <w:num w:numId="6" w16cid:durableId="1443187473">
+    <w:abstractNumId w:val="24"/>
+  </w:num>
+  <w:num w:numId="7" w16cid:durableId="1267155220">
+    <w:abstractNumId w:val="2"/>
+  </w:num>
+  <w:num w:numId="8" w16cid:durableId="1671247724">
+    <w:abstractNumId w:val="34"/>
+  </w:num>
+  <w:num w:numId="9" w16cid:durableId="1697999935">
+    <w:abstractNumId w:val="36"/>
+  </w:num>
+  <w:num w:numId="10" w16cid:durableId="1771655892">
+    <w:abstractNumId w:val="46"/>
+  </w:num>
+  <w:num w:numId="11" w16cid:durableId="2031488894">
+    <w:abstractNumId w:val="35"/>
+  </w:num>
+  <w:num w:numId="12" w16cid:durableId="1937051941">
+    <w:abstractNumId w:val="3"/>
+  </w:num>
+  <w:num w:numId="13" w16cid:durableId="1061103350">
+    <w:abstractNumId w:val="39"/>
+  </w:num>
+  <w:num w:numId="14" w16cid:durableId="985084242">
+    <w:abstractNumId w:val="29"/>
+  </w:num>
+  <w:num w:numId="15" w16cid:durableId="226036913">
     <w:abstractNumId w:val="23"/>
   </w:num>
-  <w:num w:numId="7" w16cid:durableId="1267155220">
-    <w:abstractNumId w:val="1"/>
+  <w:num w:numId="16" w16cid:durableId="602811560">
+    <w:abstractNumId w:val="16"/>
   </w:num>
-  <w:num w:numId="8" w16cid:durableId="1671247724">
+  <w:num w:numId="17" w16cid:durableId="274749389">
+    <w:abstractNumId w:val="38"/>
+  </w:num>
+  <w:num w:numId="18" w16cid:durableId="798181609">
+    <w:abstractNumId w:val="5"/>
+  </w:num>
+  <w:num w:numId="19" w16cid:durableId="813252226">
+    <w:abstractNumId w:val="19"/>
+  </w:num>
+  <w:num w:numId="20" w16cid:durableId="508368225">
+    <w:abstractNumId w:val="18"/>
+  </w:num>
+  <w:num w:numId="21" w16cid:durableId="1734160986">
+    <w:abstractNumId w:val="40"/>
+  </w:num>
+  <w:num w:numId="22" w16cid:durableId="1967463960">
+    <w:abstractNumId w:val="43"/>
+  </w:num>
+  <w:num w:numId="23" w16cid:durableId="2068990640">
+    <w:abstractNumId w:val="11"/>
+  </w:num>
+  <w:num w:numId="24" w16cid:durableId="1602301065">
+    <w:abstractNumId w:val="17"/>
+  </w:num>
+  <w:num w:numId="25" w16cid:durableId="1553955046">
+    <w:abstractNumId w:val="21"/>
+  </w:num>
+  <w:num w:numId="26" w16cid:durableId="359399854">
+    <w:abstractNumId w:val="10"/>
+  </w:num>
+  <w:num w:numId="27" w16cid:durableId="180366169">
+    <w:abstractNumId w:val="8"/>
+  </w:num>
+  <w:num w:numId="28" w16cid:durableId="1697927137">
+    <w:abstractNumId w:val="44"/>
+  </w:num>
+  <w:num w:numId="29" w16cid:durableId="1479573126">
+    <w:abstractNumId w:val="14"/>
+  </w:num>
+  <w:num w:numId="30" w16cid:durableId="14968154">
+    <w:abstractNumId w:val="7"/>
+  </w:num>
+  <w:num w:numId="31" w16cid:durableId="35785175">
+    <w:abstractNumId w:val="37"/>
+  </w:num>
+  <w:num w:numId="32" w16cid:durableId="229004582">
+    <w:abstractNumId w:val="13"/>
+  </w:num>
+  <w:num w:numId="33" w16cid:durableId="1161041855">
+    <w:abstractNumId w:val="33"/>
+  </w:num>
+  <w:num w:numId="34" w16cid:durableId="506948585">
+    <w:abstractNumId w:val="12"/>
+  </w:num>
+  <w:num w:numId="35" w16cid:durableId="845287585">
+    <w:abstractNumId w:val="9"/>
+  </w:num>
+  <w:num w:numId="36" w16cid:durableId="2091076995">
+    <w:abstractNumId w:val="25"/>
+  </w:num>
+  <w:num w:numId="37" w16cid:durableId="877666865">
+    <w:abstractNumId w:val="27"/>
+  </w:num>
+  <w:num w:numId="38" w16cid:durableId="1542981745">
+    <w:abstractNumId w:val="30"/>
+  </w:num>
+  <w:num w:numId="39" w16cid:durableId="1316648194">
+    <w:abstractNumId w:val="32"/>
+  </w:num>
+  <w:num w:numId="40" w16cid:durableId="87116647">
+    <w:abstractNumId w:val="22"/>
+  </w:num>
+  <w:num w:numId="41" w16cid:durableId="930704209">
+    <w:abstractNumId w:val="42"/>
+  </w:num>
+  <w:num w:numId="42" w16cid:durableId="1438523785">
+    <w:abstractNumId w:val="26"/>
+  </w:num>
+  <w:num w:numId="43" w16cid:durableId="973220472">
     <w:abstractNumId w:val="31"/>
   </w:num>
-  <w:num w:numId="9" w16cid:durableId="1697999935">
-    <w:abstractNumId w:val="33"/>
+  <w:num w:numId="44" w16cid:durableId="1868446796">
+    <w:abstractNumId w:val="45"/>
   </w:num>
-  <w:num w:numId="10" w16cid:durableId="1771655892">
+  <w:num w:numId="45" w16cid:durableId="1105686219">
+    <w:abstractNumId w:val="28"/>
+  </w:num>
+  <w:num w:numId="46" w16cid:durableId="811289151">
     <w:abstractNumId w:val="41"/>
   </w:num>
-  <w:num w:numId="11" w16cid:durableId="2031488894">
-    <w:abstractNumId w:val="32"/>
-  </w:num>
-  <w:num w:numId="12" w16cid:durableId="1937051941">
-    <w:abstractNumId w:val="2"/>
-  </w:num>
-  <w:num w:numId="13" w16cid:durableId="1061103350">
-    <w:abstractNumId w:val="36"/>
-  </w:num>
-  <w:num w:numId="14" w16cid:durableId="985084242">
-    <w:abstractNumId w:val="27"/>
-  </w:num>
-  <w:num w:numId="15" w16cid:durableId="226036913">
-    <w:abstractNumId w:val="22"/>
-  </w:num>
-  <w:num w:numId="16" w16cid:durableId="602811560">
-    <w:abstractNumId w:val="15"/>
-  </w:num>
-  <w:num w:numId="17" w16cid:durableId="274749389">
-    <w:abstractNumId w:val="35"/>
-  </w:num>
-  <w:num w:numId="18" w16cid:durableId="798181609">
-    <w:abstractNumId w:val="4"/>
-  </w:num>
-  <w:num w:numId="19" w16cid:durableId="813252226">
-    <w:abstractNumId w:val="18"/>
-  </w:num>
-  <w:num w:numId="20" w16cid:durableId="508368225">
-    <w:abstractNumId w:val="17"/>
-  </w:num>
-  <w:num w:numId="21" w16cid:durableId="1734160986">
-    <w:abstractNumId w:val="37"/>
-  </w:num>
-  <w:num w:numId="22" w16cid:durableId="1967463960">
-    <w:abstractNumId w:val="39"/>
-  </w:num>
-  <w:num w:numId="23" w16cid:durableId="2068990640">
-    <w:abstractNumId w:val="10"/>
-  </w:num>
-  <w:num w:numId="24" w16cid:durableId="1602301065">
-    <w:abstractNumId w:val="16"/>
-  </w:num>
-  <w:num w:numId="25" w16cid:durableId="1553955046">
-    <w:abstractNumId w:val="20"/>
-  </w:num>
-  <w:num w:numId="26" w16cid:durableId="359399854">
-    <w:abstractNumId w:val="9"/>
-  </w:num>
-  <w:num w:numId="27" w16cid:durableId="180366169">
-    <w:abstractNumId w:val="7"/>
-  </w:num>
-  <w:num w:numId="28" w16cid:durableId="1697927137">
-    <w:abstractNumId w:val="40"/>
-  </w:num>
-  <w:num w:numId="29" w16cid:durableId="1479573126">
-    <w:abstractNumId w:val="13"/>
-  </w:num>
-  <w:num w:numId="30" w16cid:durableId="14968154">
-    <w:abstractNumId w:val="6"/>
-  </w:num>
-  <w:num w:numId="31" w16cid:durableId="35785175">
-    <w:abstractNumId w:val="34"/>
-  </w:num>
-  <w:num w:numId="32" w16cid:durableId="229004582">
-    <w:abstractNumId w:val="12"/>
-  </w:num>
-  <w:num w:numId="33" w16cid:durableId="1161041855">
-    <w:abstractNumId w:val="30"/>
-  </w:num>
-  <w:num w:numId="34" w16cid:durableId="506948585">
-    <w:abstractNumId w:val="11"/>
-  </w:num>
-  <w:num w:numId="35" w16cid:durableId="845287585">
-    <w:abstractNumId w:val="8"/>
-  </w:num>
-  <w:num w:numId="36" w16cid:durableId="2091076995">
-    <w:abstractNumId w:val="24"/>
-  </w:num>
-  <w:num w:numId="37" w16cid:durableId="877666865">
-    <w:abstractNumId w:val="26"/>
-  </w:num>
-  <w:num w:numId="38" w16cid:durableId="1542981745">
-    <w:abstractNumId w:val="28"/>
-  </w:num>
-  <w:num w:numId="39" w16cid:durableId="1316648194">
-    <w:abstractNumId w:val="29"/>
-  </w:num>
-  <w:num w:numId="40" w16cid:durableId="87116647">
-    <w:abstractNumId w:val="21"/>
-  </w:num>
-  <w:num w:numId="41" w16cid:durableId="930704209">
-    <w:abstractNumId w:val="38"/>
-  </w:num>
-  <w:num w:numId="42" w16cid:durableId="1438523785">
-    <w:abstractNumId w:val="25"/>
+  <w:num w:numId="47" w16cid:durableId="1281764013">
+    <w:abstractNumId w:val="1"/>
   </w:num>
 </w:numbering>
 </file>
@@ -19215,34 +16831,6 @@
 </w:styles>
 </file>
 
-<file path=word/ink/ink1.xml><?xml version="1.0" encoding="utf-8"?>
-<inkml:ink xmlns:inkml="http://www.w3.org/2003/InkML">
-  <inkml:definitions>
-    <inkml:context xml:id="ctx0">
-      <inkml:inkSource xml:id="inkSrc0">
-        <inkml:traceFormat>
-          <inkml:channel name="X" type="integer" min="-2.14748E9" max="2.14748E9" units="cm"/>
-          <inkml:channel name="Y" type="integer" min="-2.14748E9" max="2.14748E9" units="cm"/>
-          <inkml:channel name="F" type="integer" max="32767" units="dev"/>
-        </inkml:traceFormat>
-        <inkml:channelProperties>
-          <inkml:channelProperty channel="X" name="resolution" value="1000" units="1/cm"/>
-          <inkml:channelProperty channel="Y" name="resolution" value="1000" units="1/cm"/>
-          <inkml:channelProperty channel="F" name="resolution" value="0" units="1/dev"/>
-        </inkml:channelProperties>
-      </inkml:inkSource>
-      <inkml:timestamp xml:id="ts0" timeString="2025-12-07T23:04:42.175"/>
-    </inkml:context>
-    <inkml:brush xml:id="br0">
-      <inkml:brushProperty name="width" value="0.05" units="cm"/>
-      <inkml:brushProperty name="height" value="0.05" units="cm"/>
-      <inkml:brushProperty name="color" value="#00A0D7"/>
-    </inkml:brush>
-  </inkml:definitions>
-  <inkml:trace contextRef="#ctx0" brushRef="#br0">5 83 24575,'30'4'0,"-26"-3"0,1-1 0,-1 1 0,1 0 0,0-1 0,-1 0 0,1 0 0,7-2 0,-10 2 0,-1-1 0,1 0 0,-1 1 0,1-1 0,-1 0 0,0 0 0,1 0 0,-1 0 0,0 0 0,1-1 0,-1 1 0,0 0 0,0 0 0,0-1 0,0 1 0,0-1 0,-1 1 0,1-1 0,0 1 0,-1-1 0,1 0 0,-1 1 0,1-1 0,-1 0 0,0 1 0,0-3 0,1 2 0,-1 1 0,1-1 0,-1 0 0,0 0 0,0 0 0,0 1 0,0-1 0,0 0 0,0 0 0,0 0 0,-1 0 0,1 1 0,-1-1 0,1 0 0,-1 1 0,0-1 0,1 0 0,-1 1 0,0-1 0,0 1 0,0-1 0,0 1 0,-1-1 0,1 1 0,0 0 0,0 0 0,-3-2 0,2 2 0,0 0 0,-1 1 0,1-1 0,0 1 0,-1-1 0,1 1 0,-1 0 0,1 0 0,-1 0 0,1 0 0,-1 0 0,1 1 0,-1-1 0,1 1 0,0-1 0,-1 1 0,1 0 0,0 0 0,0 0 0,-3 2 0,2-1 0,-1 0 0,1 0 0,0 0 0,0 1 0,0-1 0,0 1 0,1 0 0,-5 5 0,7-7 0,-1 0 0,0 0 0,1-1 0,0 1 0,-1 0 0,1 0 0,-1-1 0,1 1 0,0 0 0,-1 0 0,1 0 0,0 0 0,0-1 0,0 1 0,0 0 0,0 0 0,0 0 0,0 0 0,0 0 0,0 0 0,0-1 0,0 1 0,1 0 0,-1 0 0,0 0 0,1 0 0,-1-1 0,0 1 0,1 0 0,-1 0 0,1-1 0,-1 1 0,1 0 0,0-1 0,-1 1 0,1 0 0,0-1 0,-1 1 0,1-1 0,0 1 0,0-1 0,-1 0 0,1 1 0,0-1 0,1 1 0,-1-1-42,1 1-1,-1-1 0,1 1 1,0-1-1,-1 0 0,1 0 1,0 0-1,-1 0 0,1 0 1,0 0-1,-1 0 0,1 0 1,-1-1-1,1 1 0,0-1 1,-1 1-1,1-1 0,-1 0 1,1 1-1,-1-1 0,0 0 1,1 0-1,-1 0 0,0 0 1,1 0-1,-1 0 0,0-1 1,0 1-1,0 0 0,0 0 1,1-3-1</inkml:trace>
-</inkml:ink>
-</file>
-
 <file path=word/theme/theme1.xml><?xml version="1.0" encoding="utf-8"?>
 <a:theme xmlns:a="http://schemas.openxmlformats.org/drawingml/2006/main" name="ערכת נושא Office">
   <a:themeElements>

--- a/exe3/README.docx
+++ b/exe3/README.docx
@@ -853,18 +853,8 @@
           <w:color w:val="1F1F1F"/>
           <w:rtl/>
         </w:rPr>
-        <w:t xml:space="preserve">להכין את קבצי הטקסט הגולמיים (נאומי הפרלמנט הבריטי והקונגרס האמריקאי) לקראת תהליך החלוקה </w:t>
-      </w:r>
-      <w:proofErr w:type="spellStart"/>
-      <w:r>
-        <w:rPr>
-          <w:rFonts w:ascii="Arial" w:hAnsi="Arial" w:cs="Arial"/>
-          <w:color w:val="1F1F1F"/>
-          <w:rtl/>
-        </w:rPr>
-        <w:t>לצ'אנקים</w:t>
-      </w:r>
-      <w:proofErr w:type="spellEnd"/>
+        <w:t>להכין את קבצי הטקסט הגולמיים (נאומי הפרלמנט הבריטי והקונגרס האמריקאי) לקראת תהליך החלוקה לצ'אנקים</w:t>
+      </w:r>
       <w:r>
         <w:rPr>
           <w:rFonts w:ascii="Arial" w:hAnsi="Arial" w:cs="Arial"/>
@@ -901,25 +891,7 @@
           <w:color w:val="1F1F1F"/>
           <w:rtl/>
         </w:rPr>
-        <w:t xml:space="preserve"> שעלולים לפגוע באיכות הייצוגים </w:t>
-      </w:r>
-      <w:proofErr w:type="spellStart"/>
-      <w:r>
-        <w:rPr>
-          <w:rFonts w:ascii="Arial" w:hAnsi="Arial" w:cs="Arial"/>
-          <w:color w:val="1F1F1F"/>
-          <w:rtl/>
-        </w:rPr>
-        <w:t>הווקטוריים</w:t>
-      </w:r>
-      <w:proofErr w:type="spellEnd"/>
-      <w:r>
-        <w:rPr>
-          <w:rFonts w:ascii="Arial" w:hAnsi="Arial" w:cs="Arial"/>
-          <w:color w:val="1F1F1F"/>
-          <w:rtl/>
-        </w:rPr>
-        <w:t xml:space="preserve"> ובדיוק האחזור בהמשך</w:t>
+        <w:t xml:space="preserve"> שעלולים לפגוע באיכות הייצוגים הווקטוריים ובדיוק האחזור בהמשך</w:t>
       </w:r>
       <w:r>
         <w:rPr>
@@ -1170,23 +1142,13 @@
         </w:rPr>
         <w:t xml:space="preserve">החלפת "מרכאות חכמות" </w:t>
       </w:r>
-      <w:proofErr w:type="spellStart"/>
       <w:r>
         <w:rPr>
           <w:rFonts w:ascii="Arial" w:hAnsi="Arial" w:cs="Arial" w:hint="cs"/>
           <w:color w:val="1F1F1F"/>
           <w:rtl/>
         </w:rPr>
-        <w:t>למרכאות</w:t>
-      </w:r>
-      <w:proofErr w:type="spellEnd"/>
-      <w:r>
-        <w:rPr>
-          <w:rFonts w:ascii="Arial" w:hAnsi="Arial" w:cs="Arial" w:hint="cs"/>
-          <w:color w:val="1F1F1F"/>
-          <w:rtl/>
-        </w:rPr>
-        <w:t xml:space="preserve"> סטנדרטיות</w:t>
+        <w:t>למרכאות סטנדרטיות</w:t>
       </w:r>
       <w:r>
         <w:rPr>
@@ -1399,23 +1361,7 @@
           <w:rFonts w:ascii="Arial" w:hAnsi="Arial" w:cs="Arial"/>
           <w:color w:val="1F1F1F"/>
         </w:rPr>
-        <w:t xml:space="preserve"> (</w:t>
-      </w:r>
-      <w:proofErr w:type="spellStart"/>
-      <w:r>
-        <w:rPr>
-          <w:rFonts w:ascii="Arial" w:hAnsi="Arial" w:cs="Arial"/>
-          <w:color w:val="1F1F1F"/>
-        </w:rPr>
-        <w:t>remove_header</w:t>
-      </w:r>
-      <w:proofErr w:type="spellEnd"/>
-      <w:r>
-        <w:rPr>
-          <w:rFonts w:ascii="Arial" w:hAnsi="Arial" w:cs="Arial"/>
-          <w:color w:val="1F1F1F"/>
-        </w:rPr>
-        <w:t xml:space="preserve">=True) </w:t>
+        <w:t xml:space="preserve"> (remove_header=True) </w:t>
       </w:r>
       <w:r>
         <w:rPr>
@@ -1812,7 +1758,6 @@
         <w:lastRenderedPageBreak/>
         <w:t xml:space="preserve">שלב 2 – </w:t>
       </w:r>
-      <w:proofErr w:type="spellStart"/>
       <w:r>
         <w:rPr>
           <w:rFonts w:asciiTheme="minorBidi" w:hAnsiTheme="minorBidi" w:cstheme="minorBidi"/>
@@ -1822,7 +1767,6 @@
         <w:t>Chanking</w:t>
       </w:r>
       <w:bookmarkEnd w:id="5"/>
-      <w:proofErr w:type="spellEnd"/>
     </w:p>
     <w:p>
       <w:pPr>
@@ -1862,43 +1806,7 @@
           <w:color w:val="333333"/>
           <w:rtl/>
         </w:rPr>
-        <w:t xml:space="preserve">חלוקת </w:t>
-      </w:r>
-      <w:proofErr w:type="spellStart"/>
-      <w:r>
-        <w:rPr>
-          <w:rFonts w:ascii="Helvetica" w:eastAsia="Times New Roman" w:hAnsi="Helvetica" w:cs="Helvetica" w:hint="cs"/>
-          <w:color w:val="333333"/>
-          <w:rtl/>
-        </w:rPr>
-        <w:t>הטקסטיים</w:t>
-      </w:r>
-      <w:proofErr w:type="spellEnd"/>
-      <w:r>
-        <w:rPr>
-          <w:rFonts w:ascii="Helvetica" w:eastAsia="Times New Roman" w:hAnsi="Helvetica" w:cs="Helvetica" w:hint="cs"/>
-          <w:color w:val="333333"/>
-          <w:rtl/>
-        </w:rPr>
-        <w:t xml:space="preserve"> הנקיים </w:t>
-      </w:r>
-      <w:proofErr w:type="spellStart"/>
-      <w:r>
-        <w:rPr>
-          <w:rFonts w:ascii="Helvetica" w:eastAsia="Times New Roman" w:hAnsi="Helvetica" w:cs="Helvetica" w:hint="cs"/>
-          <w:color w:val="333333"/>
-          <w:rtl/>
-        </w:rPr>
-        <w:t>לצ'אנקים</w:t>
-      </w:r>
-      <w:proofErr w:type="spellEnd"/>
-      <w:r>
-        <w:rPr>
-          <w:rFonts w:ascii="Helvetica" w:eastAsia="Times New Roman" w:hAnsi="Helvetica" w:cs="Helvetica" w:hint="cs"/>
-          <w:color w:val="333333"/>
-          <w:rtl/>
-        </w:rPr>
-        <w:t xml:space="preserve"> לפי 2 גישות: 1. חלוקה קבועה 2. </w:t>
+        <w:t xml:space="preserve">חלוקת הטקסטיים הנקיים לצ'אנקים לפי 2 גישות: 1. חלוקה קבועה 2. </w:t>
       </w:r>
       <w:r>
         <w:rPr>
@@ -1976,7 +1884,6 @@
         </w:rPr>
         <w:t xml:space="preserve"> </w:t>
       </w:r>
-      <w:proofErr w:type="spellStart"/>
       <w:r>
         <w:rPr>
           <w:rStyle w:val="a7"/>
@@ -1984,7 +1891,6 @@
         </w:rPr>
         <w:t>chunk_text_by_sentences</w:t>
       </w:r>
-      <w:proofErr w:type="spellEnd"/>
       <w:r>
         <w:rPr>
           <w:rFonts w:ascii="Arial" w:hAnsi="Arial" w:cs="Arial"/>
@@ -2133,21 +2039,8 @@
           <w:bdr w:val="none" w:sz="0" w:space="0" w:color="auto" w:frame="1"/>
           <w:rtl/>
         </w:rPr>
-        <w:t xml:space="preserve">בניית </w:t>
-      </w:r>
-      <w:proofErr w:type="spellStart"/>
-      <w:r>
-        <w:rPr>
-          <w:rFonts w:ascii="Arial" w:hAnsi="Arial" w:cs="Arial"/>
-          <w:b/>
-          <w:bCs/>
-          <w:color w:val="1F1F1F"/>
-          <w:bdr w:val="none" w:sz="0" w:space="0" w:color="auto" w:frame="1"/>
-          <w:rtl/>
-        </w:rPr>
-        <w:t>הצ'אנק</w:t>
-      </w:r>
-      <w:proofErr w:type="spellEnd"/>
+        <w:t>בניית הצ'אנק</w:t>
+      </w:r>
       <w:r>
         <w:rPr>
           <w:rFonts w:ascii="Arial" w:hAnsi="Arial" w:cs="Arial" w:hint="cs"/>
@@ -2206,61 +2099,7 @@
           <w:color w:val="1F1F1F"/>
           <w:rtl/>
         </w:rPr>
-        <w:t xml:space="preserve">כאשר </w:t>
-      </w:r>
-      <w:proofErr w:type="spellStart"/>
-      <w:r>
-        <w:rPr>
-          <w:rFonts w:ascii="Arial" w:hAnsi="Arial" w:cs="Arial"/>
-          <w:color w:val="1F1F1F"/>
-          <w:rtl/>
-        </w:rPr>
-        <w:t>הצ'אנק</w:t>
-      </w:r>
-      <w:proofErr w:type="spellEnd"/>
-      <w:r>
-        <w:rPr>
-          <w:rFonts w:ascii="Arial" w:hAnsi="Arial" w:cs="Arial"/>
-          <w:color w:val="1F1F1F"/>
-          <w:rtl/>
-        </w:rPr>
-        <w:t xml:space="preserve"> מתמלא ונשמר, </w:t>
-      </w:r>
-      <w:proofErr w:type="spellStart"/>
-      <w:r>
-        <w:rPr>
-          <w:rFonts w:ascii="Arial" w:hAnsi="Arial" w:cs="Arial"/>
-          <w:color w:val="1F1F1F"/>
-          <w:rtl/>
-        </w:rPr>
-        <w:t>הצ'אנק</w:t>
-      </w:r>
-      <w:proofErr w:type="spellEnd"/>
-      <w:r>
-        <w:rPr>
-          <w:rFonts w:ascii="Arial" w:hAnsi="Arial" w:cs="Arial"/>
-          <w:color w:val="1F1F1F"/>
-          <w:rtl/>
-        </w:rPr>
-        <w:t xml:space="preserve"> הבא לא מתחיל "מאפס", אלא מכיל את 3 המשפטים האחרונים של </w:t>
-      </w:r>
-      <w:proofErr w:type="spellStart"/>
-      <w:r>
-        <w:rPr>
-          <w:rFonts w:ascii="Arial" w:hAnsi="Arial" w:cs="Arial"/>
-          <w:color w:val="1F1F1F"/>
-          <w:rtl/>
-        </w:rPr>
-        <w:t>הצ'אנק</w:t>
-      </w:r>
-      <w:proofErr w:type="spellEnd"/>
-      <w:r>
-        <w:rPr>
-          <w:rFonts w:ascii="Arial" w:hAnsi="Arial" w:cs="Arial"/>
-          <w:color w:val="1F1F1F"/>
-          <w:rtl/>
-        </w:rPr>
-        <w:t xml:space="preserve"> הקודם. זה נועד לשמור על רציפות ההקשר בין קטעים סמוכים.</w:t>
+        <w:t>כאשר הצ'אנק מתמלא ונשמר, הצ'אנק הבא לא מתחיל "מאפס", אלא מכיל את 3 המשפטים האחרונים של הצ'אנק הקודם. זה נועד לשמור על רציפות ההקשר בין קטעים סמוכים.</w:t>
       </w:r>
     </w:p>
     <w:p>
@@ -2296,25 +2135,7 @@
           <w:color w:val="1F1F1F"/>
           <w:rtl/>
         </w:rPr>
-        <w:t xml:space="preserve"> במהלך הריצה זוהה משפט חריג באורכו (1486 מילים) שחרג מהגבול המותר </w:t>
-      </w:r>
-      <w:proofErr w:type="spellStart"/>
-      <w:r>
-        <w:rPr>
-          <w:rFonts w:ascii="Arial" w:hAnsi="Arial" w:cs="Arial"/>
-          <w:color w:val="1F1F1F"/>
-          <w:rtl/>
-        </w:rPr>
-        <w:t>לצ'אנק</w:t>
-      </w:r>
-      <w:proofErr w:type="spellEnd"/>
-      <w:r>
-        <w:rPr>
-          <w:rFonts w:ascii="Arial" w:hAnsi="Arial" w:cs="Arial"/>
-          <w:color w:val="1F1F1F"/>
-          <w:rtl/>
-        </w:rPr>
-        <w:t xml:space="preserve"> בודד. כדי למנוע אובדן מידע או לולאה אינסופית (במצב שבו גם צ'אנק ריק לא יכול להכיל את המשפט), הוטמע מנגנון גיבוי:</w:t>
+        <w:t xml:space="preserve"> במהלך הריצה זוהה משפט חריג באורכו (1486 מילים) שחרג מהגבול המותר לצ'אנק בודד. כדי למנוע אובדן מידע או לולאה אינסופית (במצב שבו גם צ'אנק ריק לא יכול להכיל את המשפט), הוטמע מנגנון גיבוי:</w:t>
       </w:r>
     </w:p>
     <w:p>
@@ -2339,25 +2160,7 @@
           <w:color w:val="1F1F1F"/>
           <w:rtl/>
         </w:rPr>
-        <w:t xml:space="preserve">אם משפט בודד חורג ממגבלת המילים, או אם הוספת משפט </w:t>
-      </w:r>
-      <w:proofErr w:type="spellStart"/>
-      <w:r>
-        <w:rPr>
-          <w:rFonts w:ascii="Arial" w:hAnsi="Arial" w:cs="Arial"/>
-          <w:color w:val="1F1F1F"/>
-          <w:rtl/>
-        </w:rPr>
-        <w:t>לצ'אנק</w:t>
-      </w:r>
-      <w:proofErr w:type="spellEnd"/>
-      <w:r>
-        <w:rPr>
-          <w:rFonts w:ascii="Arial" w:hAnsi="Arial" w:cs="Arial"/>
-          <w:color w:val="1F1F1F"/>
-          <w:rtl/>
-        </w:rPr>
-        <w:t xml:space="preserve"> חדש עדיין חורגת מהמגבלת, הקוד מפעיל פיצול משני.</w:t>
+        <w:t>אם משפט בודד חורג ממגבלת המילים, או אם הוספת משפט לצ'אנק חדש עדיין חורגת מהמגבלת, הקוד מפעיל פיצול משני.</w:t>
       </w:r>
     </w:p>
     <w:p>
@@ -2448,7 +2251,7 @@
         <w:spacing w:before="0" w:beforeAutospacing="0" w:after="0" w:afterAutospacing="0" w:line="360" w:lineRule="auto"/>
         <w:divId w:val="259458589"/>
         <w:rPr>
-          <w:rFonts w:ascii="Arial" w:hAnsi="Arial" w:cs="Arial"/>
+          <w:rFonts w:ascii="Arial" w:hAnsi="Arial" w:cs="Arial" w:hint="cs"/>
           <w:color w:val="1F1F1F"/>
           <w:rtl/>
         </w:rPr>
@@ -2478,7 +2281,6 @@
         </w:rPr>
         <w:t xml:space="preserve"> המכילה קבצי טקסט עבור כל צ'אנק, וקובץ אינדקס </w:t>
       </w:r>
-      <w:proofErr w:type="spellStart"/>
       <w:r>
         <w:rPr>
           <w:rStyle w:val="HTMLCode"/>
@@ -2488,32 +2290,38 @@
         </w:rPr>
         <w:t>chunk_index.json</w:t>
       </w:r>
-      <w:proofErr w:type="spellEnd"/>
-      <w:r>
-        <w:rPr>
-          <w:rFonts w:ascii="Arial" w:hAnsi="Arial" w:cs="Arial"/>
-          <w:color w:val="1F1F1F"/>
-          <w:rtl/>
-        </w:rPr>
-        <w:t xml:space="preserve"> הממפה בין קובץ המקור לרשימת </w:t>
-      </w:r>
-      <w:proofErr w:type="spellStart"/>
-      <w:r>
-        <w:rPr>
-          <w:rFonts w:ascii="Arial" w:hAnsi="Arial" w:cs="Arial"/>
-          <w:color w:val="1F1F1F"/>
-          <w:rtl/>
-        </w:rPr>
-        <w:t>הצ'אנקים</w:t>
-      </w:r>
-      <w:proofErr w:type="spellEnd"/>
-      <w:r>
-        <w:rPr>
-          <w:rFonts w:ascii="Arial" w:hAnsi="Arial" w:cs="Arial"/>
-          <w:color w:val="1F1F1F"/>
-          <w:rtl/>
-        </w:rPr>
-        <w:t xml:space="preserve"> שלו.</w:t>
+      <w:r>
+        <w:rPr>
+          <w:rFonts w:ascii="Arial" w:hAnsi="Arial" w:cs="Arial"/>
+          <w:color w:val="1F1F1F"/>
+          <w:rtl/>
+        </w:rPr>
+        <w:t xml:space="preserve"> הממפה בין קובץ המקור לרשימת הצ'אנקים שלו.</w:t>
+      </w:r>
+      <w:r>
+        <w:rPr>
+          <w:rFonts w:ascii="Arial" w:hAnsi="Arial" w:cs="Arial" w:hint="cs"/>
+          <w:color w:val="1F1F1F"/>
+          <w:rtl/>
+        </w:rPr>
+        <w:t xml:space="preserve"> וגם קובץ </w:t>
+      </w:r>
+      <w:r>
+        <w:rPr>
+          <w:rStyle w:val="HTMLCode"/>
+          <w:rFonts w:ascii="Arial" w:hAnsi="Arial" w:cs="Arial"/>
+          <w:color w:val="444746"/>
+          <w:bdr w:val="none" w:sz="0" w:space="0" w:color="auto" w:frame="1"/>
+        </w:rPr>
+        <w:t>reverse_chunk_index.json</w:t>
+      </w:r>
+      <w:r>
+        <w:rPr>
+          <w:rFonts w:ascii="Arial" w:hAnsi="Arial" w:cs="Arial" w:hint="cs"/>
+          <w:color w:val="1F1F1F"/>
+          <w:rtl/>
+        </w:rPr>
+        <w:t xml:space="preserve"> שממפה בין נתיב קובץ צ'אנק לקובץ המקור שלו.</w:t>
       </w:r>
     </w:p>
     <w:p>
@@ -2630,18 +2438,8 @@
           <w:color w:val="1F1F1F"/>
           <w:rtl/>
         </w:rPr>
-        <w:t xml:space="preserve">שיטת החלוקה </w:t>
-      </w:r>
-      <w:proofErr w:type="spellStart"/>
-      <w:r>
-        <w:rPr>
-          <w:rFonts w:ascii="Arial" w:hAnsi="Arial" w:cs="Arial"/>
-          <w:color w:val="1F1F1F"/>
-          <w:rtl/>
-        </w:rPr>
-        <w:t>לצ'אנקים</w:t>
-      </w:r>
-      <w:proofErr w:type="spellEnd"/>
+        <w:t>שיטת החלוקה לצ'אנקים</w:t>
+      </w:r>
       <w:r>
         <w:rPr>
           <w:rFonts w:ascii="Arial" w:hAnsi="Arial" w:cs="Arial"/>
@@ -2655,18 +2453,8 @@
           <w:color w:val="1F1F1F"/>
           <w:rtl/>
         </w:rPr>
-        <w:t xml:space="preserve">היא דרך לחלק טקסטים גדולים למקטעים קטנים יותר, שבהם לכל מקטע יש "אב" ו-"בן". החלק הגדול, ה"אב", כולל את ההקשר הרחב של הטקסט, בעוד שהחלק הקטן, ה"בן", הוא מקטע יותר ממוקד מתוך האב. שיטה זו מאפשרת לשמור על הקשר הכללי של הטקסט, תוך חלוקה למקטעים קטנים יותר שניתן לעבד אותם בקלות וביעילות, במיוחד כשעובדים עם מודלים של למידת מכונה. היתרון בשיטה הוא בכך שהיא מאפשרת ביצועים טובים יותר בזמן עיבוד הטקסט, כמו גם שמירה על ההקשר והמשמעות הכוללת. בנוסף, החלוקה </w:t>
-      </w:r>
-      <w:proofErr w:type="spellStart"/>
-      <w:r>
-        <w:rPr>
-          <w:rFonts w:ascii="Arial" w:hAnsi="Arial" w:cs="Arial"/>
-          <w:color w:val="1F1F1F"/>
-          <w:rtl/>
-        </w:rPr>
-        <w:t>לצ'אנקים</w:t>
-      </w:r>
-      <w:proofErr w:type="spellEnd"/>
+        <w:t>היא דרך לחלק טקסטים גדולים למקטעים קטנים יותר, שבהם לכל מקטע יש "אב" ו-"בן". החלק הגדול, ה"אב", כולל את ההקשר הרחב של הטקסט, בעוד שהחלק הקטן, ה"בן", הוא מקטע יותר ממוקד מתוך האב. שיטה זו מאפשרת לשמור על הקשר הכללי של הטקסט, תוך חלוקה למקטעים קטנים יותר שניתן לעבד אותם בקלות וביעילות, במיוחד כשעובדים עם מודלים של למידת מכונה. היתרון בשיטה הוא בכך שהיא מאפשרת ביצועים טובים יותר בזמן עיבוד הטקסט, כמו גם שמירה על ההקשר והמשמעות הכוללת. בנוסף, החלוקה לצ'אנקים</w:t>
+      </w:r>
       <w:r>
         <w:rPr>
           <w:rFonts w:ascii="Arial" w:hAnsi="Arial" w:cs="Arial"/>
@@ -2738,7 +2526,6 @@
         </w:rPr>
         <w:t xml:space="preserve">נכתבה הפונקציה </w:t>
       </w:r>
-      <w:proofErr w:type="spellStart"/>
       <w:r>
         <w:rPr>
           <w:rStyle w:val="HTMLCode"/>
@@ -2749,7 +2536,6 @@
         </w:rPr>
         <w:t>parent_child_chunking</w:t>
       </w:r>
-      <w:proofErr w:type="spellEnd"/>
       <w:r>
         <w:rPr>
           <w:rFonts w:ascii="Arial" w:hAnsi="Arial" w:cs="Arial"/>
@@ -2840,25 +2626,7 @@
           <w:color w:val="1F1F1F"/>
           <w:rtl/>
         </w:rPr>
-        <w:t xml:space="preserve">המסמך מחולק </w:t>
-      </w:r>
-      <w:proofErr w:type="spellStart"/>
-      <w:r>
-        <w:rPr>
-          <w:rFonts w:ascii="Arial" w:hAnsi="Arial" w:cs="Arial"/>
-          <w:color w:val="1F1F1F"/>
-          <w:rtl/>
-        </w:rPr>
-        <w:t>לצ'אנקים</w:t>
-      </w:r>
-      <w:proofErr w:type="spellEnd"/>
-      <w:r>
-        <w:rPr>
-          <w:rFonts w:ascii="Arial" w:hAnsi="Arial" w:cs="Arial"/>
-          <w:color w:val="1F1F1F"/>
-          <w:rtl/>
-        </w:rPr>
-        <w:t xml:space="preserve"> גדולים מאוד (כ-1200 מילים) עם חפיפה של משפט אחד. אלו משמשים כקונטקסט הרחב.</w:t>
+        <w:t>המסמך מחולק לצ'אנקים גדולים מאוד (כ-1200 מילים) עם חפיפה של משפט אחד. אלו משמשים כקונטקסט הרחב.</w:t>
       </w:r>
     </w:p>
     <w:p>
@@ -2926,25 +2694,7 @@
           <w:color w:val="1F1F1F"/>
           <w:rtl/>
         </w:rPr>
-        <w:t xml:space="preserve"> הקוד עובר על כל צ'אנק "אבא" ומחלק אותו </w:t>
-      </w:r>
-      <w:proofErr w:type="spellStart"/>
-      <w:r>
-        <w:rPr>
-          <w:rFonts w:ascii="Arial" w:hAnsi="Arial" w:cs="Arial"/>
-          <w:color w:val="1F1F1F"/>
-          <w:rtl/>
-        </w:rPr>
-        <w:t>לצ'אנקים</w:t>
-      </w:r>
-      <w:proofErr w:type="spellEnd"/>
-      <w:r>
-        <w:rPr>
-          <w:rFonts w:ascii="Arial" w:hAnsi="Arial" w:cs="Arial"/>
-          <w:color w:val="1F1F1F"/>
-          <w:rtl/>
-        </w:rPr>
-        <w:t xml:space="preserve"> קטנים (כ-330 מילים) עם חפיפה של 2 משפטים.</w:t>
+        <w:t xml:space="preserve"> הקוד עובר על כל צ'אנק "אבא" ומחלק אותו לצ'אנקים קטנים (כ-330 מילים) עם חפיפה של 2 משפטים.</w:t>
       </w:r>
     </w:p>
     <w:p>
@@ -2980,22 +2730,31 @@
           <w:color w:val="1F1F1F"/>
           <w:rtl/>
         </w:rPr>
-        <w:t xml:space="preserve"> כל צ'אנק "ילד" נשמר עם מצביע לטקסט המלא של ה"אבא" ממנו הוא נגזר. המערכת שומרת את הילדים כקבצים פיזיים לצורך יצירת ה-</w:t>
-      </w:r>
-      <w:r>
-        <w:rPr>
-          <w:rFonts w:ascii="Arial" w:hAnsi="Arial" w:cs="Arial"/>
-          <w:color w:val="1F1F1F"/>
-        </w:rPr>
-        <w:t>Embeddings</w:t>
-      </w:r>
-      <w:r>
-        <w:rPr>
-          <w:rFonts w:ascii="Arial" w:hAnsi="Arial" w:cs="Arial"/>
-          <w:color w:val="1F1F1F"/>
-          <w:rtl/>
-        </w:rPr>
-        <w:t xml:space="preserve"> בהמשך.</w:t>
+        <w:t xml:space="preserve"> כל צ'אנק "ילד"</w:t>
+      </w:r>
+      <w:r>
+        <w:rPr>
+          <w:rFonts w:ascii="Arial" w:hAnsi="Arial" w:cs="Arial" w:hint="cs"/>
+          <w:color w:val="1F1F1F"/>
+          <w:rtl/>
+        </w:rPr>
+        <w:t xml:space="preserve"> וגם כל צ'אנק "הורה"</w:t>
+      </w:r>
+      <w:r>
+        <w:rPr>
+          <w:rFonts w:ascii="Arial" w:hAnsi="Arial" w:cs="Arial"/>
+          <w:color w:val="1F1F1F"/>
+          <w:rtl/>
+        </w:rPr>
+        <w:t xml:space="preserve"> נשמר </w:t>
+      </w:r>
+      <w:r>
+        <w:rPr>
+          <w:rFonts w:ascii="Arial" w:hAnsi="Arial" w:cs="Arial" w:hint="cs"/>
+          <w:color w:val="1F1F1F"/>
+          <w:rtl/>
+        </w:rPr>
+        <w:t>בתיקייה נפרדת וגם נוצר קובץ שמקשר בין הילד לנתיב של הצאנק האבא שלו ולקובץ המקור.</w:t>
       </w:r>
     </w:p>
     <w:p>
@@ -3050,6 +2809,13 @@
           <w:color w:val="1F1F1F"/>
         </w:rPr>
         <w:t>exe3/parent-child-chunked-text</w:t>
+      </w:r>
+      <w:r>
+        <w:rPr>
+          <w:rFonts w:ascii="Arial" w:hAnsi="Arial" w:cs="Arial"/>
+          <w:color w:val="1F1F1F"/>
+        </w:rPr>
+        <w:t>(/UK/US)</w:t>
       </w:r>
       <w:r>
         <w:rPr>
@@ -3073,7 +2839,6 @@
         <w:rPr>
           <w:rFonts w:ascii="Arial" w:hAnsi="Arial" w:cs="Arial"/>
           <w:color w:val="1F1F1F"/>
-          <w:rtl/>
         </w:rPr>
       </w:pPr>
       <w:r>
@@ -3090,6 +2855,53 @@
           <w:color w:val="1F1F1F"/>
         </w:rPr>
         <w:t>Child Chunks</w:t>
+      </w:r>
+      <w:r>
+        <w:rPr>
+          <w:rFonts w:ascii="Arial" w:hAnsi="Arial" w:cs="Arial"/>
+          <w:color w:val="1F1F1F"/>
+          <w:rtl/>
+        </w:rPr>
+        <w:t>.</w:t>
+      </w:r>
+    </w:p>
+    <w:p>
+      <w:pPr>
+        <w:pStyle w:val="NormalWeb"/>
+        <w:numPr>
+          <w:ilvl w:val="0"/>
+          <w:numId w:val="42"/>
+        </w:numPr>
+        <w:bidi/>
+        <w:spacing w:before="0" w:beforeAutospacing="0" w:after="120" w:afterAutospacing="0" w:line="360" w:lineRule="auto"/>
+        <w:divId w:val="259458589"/>
+        <w:rPr>
+          <w:rFonts w:ascii="Arial" w:hAnsi="Arial" w:cs="Arial"/>
+          <w:color w:val="1F1F1F"/>
+          <w:rtl/>
+        </w:rPr>
+      </w:pPr>
+      <w:r>
+        <w:rPr>
+          <w:rFonts w:ascii="Arial" w:hAnsi="Arial" w:cs="Arial"/>
+          <w:color w:val="1F1F1F"/>
+          <w:rtl/>
+        </w:rPr>
+        <w:t>קבצי טקסט עבור ה-</w:t>
+      </w:r>
+      <w:r>
+        <w:rPr>
+          <w:rFonts w:ascii="Arial" w:hAnsi="Arial" w:cs="Arial"/>
+          <w:color w:val="1F1F1F"/>
+        </w:rPr>
+        <w:t>Parent</w:t>
+      </w:r>
+      <w:r>
+        <w:rPr>
+          <w:rFonts w:ascii="Arial" w:hAnsi="Arial" w:cs="Arial"/>
+          <w:color w:val="1F1F1F"/>
+        </w:rPr>
+        <w:t xml:space="preserve"> Chunks</w:t>
       </w:r>
       <w:r>
         <w:rPr>
@@ -3113,18 +2925,16 @@
         <w:rPr>
           <w:rFonts w:ascii="Arial" w:hAnsi="Arial" w:cs="Arial"/>
           <w:color w:val="1F1F1F"/>
-          <w:rtl/>
-        </w:rPr>
-      </w:pPr>
-      <w:r>
-        <w:rPr>
-          <w:rFonts w:ascii="Arial" w:hAnsi="Arial" w:cs="Arial"/>
-          <w:color w:val="1F1F1F"/>
-          <w:rtl/>
-        </w:rPr>
-        <w:t xml:space="preserve">קובץ אינדקס </w:t>
-      </w:r>
-      <w:proofErr w:type="spellStart"/>
+        </w:rPr>
+      </w:pPr>
+      <w:r>
+        <w:rPr>
+          <w:rFonts w:ascii="Arial" w:hAnsi="Arial" w:cs="Arial" w:hint="cs"/>
+          <w:color w:val="1F1F1F"/>
+          <w:rtl/>
+        </w:rPr>
+        <w:t xml:space="preserve">קובץ </w:t>
+      </w:r>
       <w:r>
         <w:rPr>
           <w:rStyle w:val="HTMLCode"/>
@@ -3132,46 +2942,115 @@
           <w:color w:val="444746"/>
           <w:bdr w:val="none" w:sz="0" w:space="0" w:color="auto" w:frame="1"/>
         </w:rPr>
-        <w:t>parent_child_chunk_index.json</w:t>
-      </w:r>
-      <w:proofErr w:type="spellEnd"/>
-      <w:r>
-        <w:rPr>
-          <w:rFonts w:ascii="Arial" w:hAnsi="Arial" w:cs="Arial"/>
-          <w:color w:val="1F1F1F"/>
-          <w:rtl/>
-        </w:rPr>
-        <w:t xml:space="preserve"> השומר לכל ילד את ה-</w:t>
-      </w:r>
-      <w:r>
-        <w:rPr>
-          <w:rFonts w:ascii="Arial" w:hAnsi="Arial" w:cs="Arial"/>
-          <w:color w:val="1F1F1F"/>
-        </w:rPr>
-        <w:t>ID</w:t>
-      </w:r>
-      <w:r>
-        <w:rPr>
-          <w:rFonts w:ascii="Arial" w:hAnsi="Arial" w:cs="Arial"/>
-          <w:color w:val="1F1F1F"/>
-          <w:rtl/>
-        </w:rPr>
-        <w:t xml:space="preserve"> שלו, ואת הטקסט המלא של ה-</w:t>
-      </w:r>
-      <w:r>
-        <w:rPr>
-          <w:rFonts w:ascii="Arial" w:hAnsi="Arial" w:cs="Arial"/>
-          <w:color w:val="1F1F1F"/>
-        </w:rPr>
-        <w:t>Parent</w:t>
-      </w:r>
-      <w:r>
-        <w:rPr>
-          <w:rFonts w:ascii="Arial" w:hAnsi="Arial" w:cs="Arial"/>
-          <w:color w:val="1F1F1F"/>
-          <w:rtl/>
-        </w:rPr>
-        <w:t xml:space="preserve"> שלו.</w:t>
+        <w:t>parent</w:t>
+      </w:r>
+      <w:r>
+        <w:rPr>
+          <w:rStyle w:val="HTMLCode"/>
+          <w:rFonts w:ascii="Arial" w:hAnsi="Arial" w:cs="Arial"/>
+          <w:color w:val="444746"/>
+          <w:bdr w:val="none" w:sz="0" w:space="0" w:color="auto" w:frame="1"/>
+        </w:rPr>
+        <w:t>_index.json</w:t>
+      </w:r>
+      <w:r>
+        <w:rPr>
+          <w:rFonts w:ascii="Arial" w:hAnsi="Arial" w:cs="Arial" w:hint="cs"/>
+          <w:color w:val="1F1F1F"/>
+          <w:rtl/>
+        </w:rPr>
+        <w:t xml:space="preserve"> שממפה בין נתיב קובץ צ'אנק</w:t>
+      </w:r>
+      <w:r>
+        <w:rPr>
+          <w:rFonts w:ascii="Arial" w:hAnsi="Arial" w:cs="Arial" w:hint="cs"/>
+          <w:color w:val="1F1F1F"/>
+          <w:rtl/>
+        </w:rPr>
+        <w:t xml:space="preserve"> "הורה"</w:t>
+      </w:r>
+      <w:r>
+        <w:rPr>
+          <w:rFonts w:ascii="Arial" w:hAnsi="Arial" w:cs="Arial" w:hint="cs"/>
+          <w:color w:val="1F1F1F"/>
+          <w:rtl/>
+        </w:rPr>
+        <w:t xml:space="preserve"> לקובץ המקור שלו.</w:t>
+      </w:r>
+    </w:p>
+    <w:p>
+      <w:pPr>
+        <w:pStyle w:val="NormalWeb"/>
+        <w:numPr>
+          <w:ilvl w:val="0"/>
+          <w:numId w:val="42"/>
+        </w:numPr>
+        <w:bidi/>
+        <w:spacing w:before="0" w:beforeAutospacing="0" w:after="0" w:afterAutospacing="0" w:line="360" w:lineRule="auto"/>
+        <w:divId w:val="259458589"/>
+        <w:rPr>
+          <w:rFonts w:ascii="Arial" w:hAnsi="Arial" w:cs="Arial"/>
+          <w:color w:val="1F1F1F"/>
+          <w:rtl/>
+        </w:rPr>
+      </w:pPr>
+      <w:r>
+        <w:rPr>
+          <w:rFonts w:ascii="Arial" w:hAnsi="Arial" w:cs="Arial" w:hint="cs"/>
+          <w:color w:val="1F1F1F"/>
+          <w:rtl/>
+        </w:rPr>
+        <w:t>קובץ</w:t>
+      </w:r>
+      <w:r>
+        <w:rPr>
+          <w:rFonts w:ascii="Arial" w:hAnsi="Arial" w:cs="Arial" w:hint="cs"/>
+          <w:color w:val="1F1F1F"/>
+          <w:rtl/>
+        </w:rPr>
+        <w:t xml:space="preserve"> </w:t>
+      </w:r>
+      <w:r>
+        <w:rPr>
+          <w:rStyle w:val="HTMLCode"/>
+          <w:rFonts w:ascii="Arial" w:hAnsi="Arial" w:cs="Arial"/>
+          <w:color w:val="444746"/>
+          <w:bdr w:val="none" w:sz="0" w:space="0" w:color="auto" w:frame="1"/>
+        </w:rPr>
+        <w:t>parent</w:t>
+      </w:r>
+      <w:r>
+        <w:rPr>
+          <w:rStyle w:val="HTMLCode"/>
+          <w:rFonts w:ascii="Arial" w:hAnsi="Arial" w:cs="Arial"/>
+          <w:color w:val="444746"/>
+          <w:bdr w:val="none" w:sz="0" w:space="0" w:color="auto" w:frame="1"/>
+        </w:rPr>
+        <w:t>_index.json</w:t>
+      </w:r>
+      <w:r>
+        <w:rPr>
+          <w:rFonts w:ascii="Arial" w:hAnsi="Arial" w:cs="Arial" w:hint="cs"/>
+          <w:color w:val="1F1F1F"/>
+          <w:rtl/>
+        </w:rPr>
+        <w:t xml:space="preserve"> שממפה בין נתיב קובץ צ'אנק </w:t>
+      </w:r>
+      <w:r>
+        <w:rPr>
+          <w:rFonts w:ascii="Arial" w:hAnsi="Arial" w:cs="Arial" w:hint="cs"/>
+          <w:color w:val="1F1F1F"/>
+          <w:rtl/>
+        </w:rPr>
+        <w:t>"ילד" לקובץ ה"הורה" שלו ו</w:t>
+      </w:r>
+      <w:r>
+        <w:rPr>
+          <w:rFonts w:ascii="Arial" w:hAnsi="Arial" w:cs="Arial" w:hint="cs"/>
+          <w:color w:val="1F1F1F"/>
+          <w:rtl/>
+        </w:rPr>
+        <w:t>לקובץ המקור שלו.</w:t>
       </w:r>
     </w:p>
     <w:p>
@@ -3207,14 +3086,13 @@
     </w:p>
     <w:p>
       <w:pPr>
+        <w:pStyle w:val="10"/>
+        <w:bidi/>
+        <w:divId w:val="259458589"/>
         <w:rPr>
           <w:rFonts w:asciiTheme="minorBidi" w:eastAsia="Times New Roman" w:hAnsiTheme="minorBidi" w:cstheme="minorBidi"/>
-          <w:b/>
-          <w:bCs/>
-          <w:kern w:val="36"/>
           <w:sz w:val="40"/>
           <w:szCs w:val="40"/>
-          <w:rtl/>
         </w:rPr>
       </w:pPr>
       <w:bookmarkStart w:id="6" w:name="_שלב_3_–"/>
@@ -3227,37 +3105,16 @@
           <w:szCs w:val="40"/>
           <w:rtl/>
         </w:rPr>
-        <w:br w:type="page"/>
-      </w:r>
-    </w:p>
-    <w:p>
-      <w:pPr>
-        <w:pStyle w:val="10"/>
-        <w:bidi/>
-        <w:divId w:val="259458589"/>
+        <w:lastRenderedPageBreak/>
+        <w:t xml:space="preserve">שלב 3 – </w:t>
+      </w:r>
+      <w:bookmarkEnd w:id="7"/>
+      <w:r>
         <w:rPr>
           <w:rFonts w:asciiTheme="minorBidi" w:eastAsia="Times New Roman" w:hAnsiTheme="minorBidi" w:cstheme="minorBidi"/>
           <w:sz w:val="40"/>
           <w:szCs w:val="40"/>
         </w:rPr>
-      </w:pPr>
-      <w:r>
-        <w:rPr>
-          <w:rFonts w:asciiTheme="minorBidi" w:eastAsia="Times New Roman" w:hAnsiTheme="minorBidi" w:cstheme="minorBidi"/>
-          <w:sz w:val="40"/>
-          <w:szCs w:val="40"/>
-          <w:rtl/>
-        </w:rPr>
-        <w:lastRenderedPageBreak/>
-        <w:t xml:space="preserve">שלב 3 – </w:t>
-      </w:r>
-      <w:bookmarkEnd w:id="7"/>
-      <w:r>
-        <w:rPr>
-          <w:rFonts w:asciiTheme="minorBidi" w:eastAsia="Times New Roman" w:hAnsiTheme="minorBidi" w:cstheme="minorBidi"/>
-          <w:sz w:val="40"/>
-          <w:szCs w:val="40"/>
-        </w:rPr>
         <w:t>Embedding</w:t>
       </w:r>
     </w:p>
@@ -3289,54 +3146,18 @@
         <w:spacing w:line="360" w:lineRule="auto"/>
         <w:divId w:val="259458589"/>
         <w:rPr>
+          <w:rFonts w:ascii="Helvetica" w:eastAsia="Times New Roman" w:hAnsi="Helvetica" w:cs="Helvetica"/>
+          <w:color w:val="333333"/>
+          <w:rtl/>
+        </w:rPr>
+      </w:pPr>
+      <w:r>
+        <w:rPr>
           <w:rFonts w:ascii="Helvetica" w:eastAsia="Times New Roman" w:hAnsi="Helvetica" w:cs="Helvetica" w:hint="cs"/>
           <w:color w:val="333333"/>
           <w:rtl/>
         </w:rPr>
-      </w:pPr>
-      <w:r>
-        <w:rPr>
-          <w:rFonts w:ascii="Helvetica" w:eastAsia="Times New Roman" w:hAnsi="Helvetica" w:cs="Helvetica" w:hint="cs"/>
-          <w:color w:val="333333"/>
-          <w:rtl/>
-        </w:rPr>
-        <w:t xml:space="preserve">המרת </w:t>
-      </w:r>
-      <w:proofErr w:type="spellStart"/>
-      <w:r>
-        <w:rPr>
-          <w:rFonts w:ascii="Helvetica" w:eastAsia="Times New Roman" w:hAnsi="Helvetica" w:cs="Helvetica" w:hint="cs"/>
-          <w:color w:val="333333"/>
-          <w:rtl/>
-        </w:rPr>
-        <w:t>הצ'אנקים</w:t>
-      </w:r>
-      <w:proofErr w:type="spellEnd"/>
-      <w:r>
-        <w:rPr>
-          <w:rFonts w:ascii="Helvetica" w:eastAsia="Times New Roman" w:hAnsi="Helvetica" w:cs="Helvetica" w:hint="cs"/>
-          <w:color w:val="333333"/>
-          <w:rtl/>
-        </w:rPr>
-        <w:t xml:space="preserve"> לייצוגים </w:t>
-      </w:r>
-      <w:proofErr w:type="spellStart"/>
-      <w:r>
-        <w:rPr>
-          <w:rFonts w:ascii="Helvetica" w:eastAsia="Times New Roman" w:hAnsi="Helvetica" w:cs="Helvetica" w:hint="cs"/>
-          <w:color w:val="333333"/>
-          <w:rtl/>
-        </w:rPr>
-        <w:t>וקטוריים</w:t>
-      </w:r>
-      <w:proofErr w:type="spellEnd"/>
-      <w:r>
-        <w:rPr>
-          <w:rFonts w:ascii="Helvetica" w:eastAsia="Times New Roman" w:hAnsi="Helvetica" w:cs="Helvetica" w:hint="cs"/>
-          <w:color w:val="333333"/>
-          <w:rtl/>
-        </w:rPr>
-        <w:t xml:space="preserve"> ב2 שיטות: </w:t>
+        <w:t xml:space="preserve">המרת הצ'אנקים לייצוגים וקטוריים ב2 שיטות: </w:t>
       </w:r>
       <w:r>
         <w:rPr>
@@ -3486,7 +3307,6 @@
         </w:rPr>
         <w:t>שימוש ב-</w:t>
       </w:r>
-      <w:proofErr w:type="spellStart"/>
       <w:r>
         <w:rPr>
           <w:rFonts w:ascii="Helvetica" w:eastAsia="Times New Roman" w:hAnsi="Helvetica" w:cs="Helvetica"/>
@@ -3494,7 +3314,6 @@
         </w:rPr>
         <w:t>CountVectorizer</w:t>
       </w:r>
-      <w:proofErr w:type="spellEnd"/>
       <w:r>
         <w:rPr>
           <w:rFonts w:ascii="Helvetica" w:eastAsia="Times New Roman" w:hAnsi="Helvetica" w:cs="Helvetica"/>
@@ -3541,21 +3360,12 @@
         </w:rPr>
         <w:t xml:space="preserve"> ומילים נדירות מאוד (</w:t>
       </w:r>
-      <w:proofErr w:type="spellStart"/>
       <w:r>
         <w:rPr>
           <w:rFonts w:ascii="Helvetica" w:eastAsia="Times New Roman" w:hAnsi="Helvetica" w:cs="Helvetica"/>
           <w:color w:val="333333"/>
         </w:rPr>
-        <w:t>min_df</w:t>
-      </w:r>
-      <w:proofErr w:type="spellEnd"/>
-      <w:r>
-        <w:rPr>
-          <w:rFonts w:ascii="Helvetica" w:eastAsia="Times New Roman" w:hAnsi="Helvetica" w:cs="Helvetica"/>
-          <w:color w:val="333333"/>
-        </w:rPr>
-        <w:t>=5</w:t>
+        <w:t>min_df=5</w:t>
       </w:r>
       <w:r>
         <w:rPr>
@@ -3619,7 +3429,6 @@
         </w:rPr>
         <w:t xml:space="preserve"> המבצעת את החישוב המתמטי על המטריצה הדלילה כולה בבת-אחת באמצעות </w:t>
       </w:r>
-      <w:proofErr w:type="spellStart"/>
       <w:r>
         <w:rPr>
           <w:rFonts w:ascii="Helvetica" w:eastAsia="Times New Roman" w:hAnsi="Helvetica" w:cs="Helvetica"/>
@@ -3627,7 +3436,6 @@
         </w:rPr>
         <w:t>numpy</w:t>
       </w:r>
-      <w:proofErr w:type="spellEnd"/>
       <w:r>
         <w:rPr>
           <w:rFonts w:ascii="Helvetica" w:eastAsia="Times New Roman" w:hAnsi="Helvetica" w:cs="Helvetica"/>
@@ -3636,7 +3444,6 @@
         </w:rPr>
         <w:t xml:space="preserve"> ו-</w:t>
       </w:r>
-      <w:proofErr w:type="spellStart"/>
       <w:r>
         <w:rPr>
           <w:rFonts w:ascii="Helvetica" w:eastAsia="Times New Roman" w:hAnsi="Helvetica" w:cs="Helvetica"/>
@@ -3644,7 +3451,6 @@
         </w:rPr>
         <w:t>scipy</w:t>
       </w:r>
-      <w:proofErr w:type="spellEnd"/>
       <w:r>
         <w:rPr>
           <w:rFonts w:ascii="Helvetica" w:eastAsia="Times New Roman" w:hAnsi="Helvetica" w:cs="Helvetica"/>
@@ -3937,16 +3743,7 @@
           <w:bCs/>
           <w:color w:val="333333"/>
         </w:rPr>
-        <w:t>bm25_vector_</w:t>
-      </w:r>
-      <w:r>
-        <w:rPr>
-          <w:rFonts w:ascii="Helvetica" w:eastAsia="Times New Roman" w:hAnsi="Helvetica" w:cs="Helvetica"/>
-          <w:b/>
-          <w:bCs/>
-          <w:color w:val="333333"/>
-        </w:rPr>
-        <w:t>vocabulary.</w:t>
+        <w:t>bm25_vector_vocabulary.</w:t>
       </w:r>
       <w:r>
         <w:rPr>
@@ -4033,7 +3830,165 @@
           <w:bCs/>
           <w:color w:val="333333"/>
         </w:rPr>
-        <w:t>bm25_vectors_</w:t>
+        <w:t>bm25_vectors_files.json</w:t>
+      </w:r>
+      <w:r>
+        <w:rPr>
+          <w:rFonts w:ascii="Helvetica" w:eastAsia="Times New Roman" w:hAnsi="Helvetica" w:cs="Helvetica"/>
+          <w:color w:val="333333"/>
+        </w:rPr>
+        <w:t xml:space="preserve"> </w:t>
+      </w:r>
+      <w:r>
+        <w:rPr>
+          <w:rFonts w:ascii="Helvetica" w:eastAsia="Times New Roman" w:hAnsi="Helvetica" w:cs="Helvetica" w:hint="cs"/>
+          <w:color w:val="333333"/>
+          <w:rtl/>
+        </w:rPr>
+        <w:t xml:space="preserve">: </w:t>
+      </w:r>
+      <w:r>
+        <w:rPr>
+          <w:rFonts w:ascii="Helvetica" w:eastAsia="Times New Roman" w:hAnsi="Helvetica" w:cs="Helvetica"/>
+          <w:color w:val="333333"/>
+          <w:rtl/>
+        </w:rPr>
+        <w:t>קובץ</w:t>
+      </w:r>
+      <w:r>
+        <w:rPr>
+          <w:rFonts w:ascii="Helvetica" w:eastAsia="Times New Roman" w:hAnsi="Helvetica" w:cs="Helvetica"/>
+          <w:color w:val="333333"/>
+        </w:rPr>
+        <w:t xml:space="preserve"> JSON </w:t>
+      </w:r>
+      <w:r>
+        <w:rPr>
+          <w:rFonts w:ascii="Helvetica" w:eastAsia="Times New Roman" w:hAnsi="Helvetica" w:cs="Helvetica"/>
+          <w:color w:val="333333"/>
+          <w:rtl/>
+        </w:rPr>
+        <w:t xml:space="preserve">המכיל רשימה מסודרת של נתיבי קבצי הצ'אנקים המקוריים. סדר הרשימה תואם בדיוק לסדר השורות במטריצה </w:t>
+      </w:r>
+      <w:r>
+        <w:rPr>
+          <w:rFonts w:ascii="Helvetica" w:eastAsia="Times New Roman" w:hAnsi="Helvetica" w:cs="Helvetica" w:hint="cs"/>
+          <w:color w:val="333333"/>
+          <w:rtl/>
+        </w:rPr>
+        <w:t>.</w:t>
+      </w:r>
+    </w:p>
+    <w:p>
+      <w:pPr>
+        <w:bidi/>
+        <w:spacing w:line="360" w:lineRule="auto"/>
+        <w:divId w:val="259458589"/>
+        <w:rPr>
+          <w:rFonts w:ascii="Helvetica" w:eastAsia="Times New Roman" w:hAnsi="Helvetica" w:cs="Helvetica"/>
+          <w:color w:val="333333"/>
+        </w:rPr>
+      </w:pPr>
+      <w:r>
+        <w:rPr>
+          <w:rFonts w:ascii="Helvetica" w:eastAsia="Times New Roman" w:hAnsi="Helvetica" w:cs="Helvetica"/>
+          <w:color w:val="333333"/>
+        </w:rPr>
+        <w:pict w14:anchorId="6D0CF0FB">
+          <v:rect id="_x0000_i1030" style="width:415.3pt;height:1pt;mso-position-horizontal:absolute;mso-position-horizontal-relative:text;mso-position-vertical:absolute;mso-position-vertical-relative:text" o:hralign="center" o:hrstd="t" o:hrnoshade="t" o:hr="t" fillcolor="#d0d0d0 [2894]" stroked="f"/>
+        </w:pict>
+      </w:r>
+    </w:p>
+    <w:p>
+      <w:pPr>
+        <w:pStyle w:val="a4"/>
+        <w:divId w:val="259458589"/>
+        <w:rPr>
+          <w:rFonts w:eastAsia="Times New Roman"/>
+          <w:rtl/>
+        </w:rPr>
+      </w:pPr>
+      <w:r>
+        <w:rPr>
+          <w:rFonts w:eastAsia="Times New Roman"/>
+          <w:rtl/>
+        </w:rPr>
+        <w:t xml:space="preserve">שלב 3.2 – ייצוג </w:t>
+      </w:r>
+      <w:r>
+        <w:rPr>
+          <w:rFonts w:eastAsia="Times New Roman" w:hint="cs"/>
+          <w:rtl/>
+        </w:rPr>
+        <w:t xml:space="preserve">באמצעות </w:t>
+      </w:r>
+      <w:r>
+        <w:rPr>
+          <w:rFonts w:eastAsia="Times New Roman"/>
+        </w:rPr>
+        <w:t>Sentence-Transformers / Bi-Encoder</w:t>
+      </w:r>
+    </w:p>
+    <w:p>
+      <w:pPr>
+        <w:bidi/>
+        <w:spacing w:line="360" w:lineRule="auto"/>
+        <w:divId w:val="259458589"/>
+        <w:rPr>
+          <w:rFonts w:ascii="Helvetica" w:eastAsia="Times New Roman" w:hAnsi="Helvetica" w:cs="Helvetica"/>
+          <w:color w:val="333333"/>
+          <w:rtl/>
+        </w:rPr>
+      </w:pPr>
+      <w:r>
+        <w:rPr>
+          <w:rFonts w:ascii="Helvetica" w:eastAsia="Times New Roman" w:hAnsi="Helvetica" w:cs="Helvetica" w:hint="cs"/>
+          <w:color w:val="333333"/>
+          <w:rtl/>
+        </w:rPr>
+        <w:t>בחרנו ב</w:t>
+      </w:r>
+      <w:r>
+        <w:rPr>
+          <w:rFonts w:ascii="Helvetica" w:eastAsia="Times New Roman" w:hAnsi="Helvetica" w:cs="Helvetica"/>
+          <w:color w:val="333333"/>
+        </w:rPr>
+        <w:t>Sentence-Transformers</w:t>
+      </w:r>
+      <w:r>
+        <w:rPr>
+          <w:rFonts w:ascii="Helvetica" w:eastAsia="Times New Roman" w:hAnsi="Helvetica" w:cs="Helvetica" w:hint="cs"/>
+          <w:color w:val="333333"/>
+          <w:rtl/>
+        </w:rPr>
+        <w:t xml:space="preserve"> כי מאפשר הרצה מקומית ושליטה בתהליך הטוקניזציה ומספק יחס ביצועים-מהירות טוב.</w:t>
+      </w:r>
+    </w:p>
+    <w:p>
+      <w:pPr>
+        <w:bidi/>
+        <w:spacing w:line="360" w:lineRule="auto"/>
+        <w:divId w:val="259458589"/>
+        <w:rPr>
+          <w:rFonts w:ascii="Helvetica" w:eastAsia="Times New Roman" w:hAnsi="Helvetica" w:cs="Helvetica"/>
+          <w:color w:val="333333"/>
+          <w:rtl/>
+        </w:rPr>
+      </w:pPr>
+      <w:r>
+        <w:rPr>
+          <w:rFonts w:ascii="Helvetica" w:eastAsia="Times New Roman" w:hAnsi="Helvetica" w:cs="Helvetica" w:hint="cs"/>
+          <w:color w:val="333333"/>
+          <w:rtl/>
+        </w:rPr>
+        <w:t xml:space="preserve">בחרנו במודל </w:t>
+      </w:r>
+      <w:r>
+        <w:rPr>
+          <w:rFonts w:ascii="Helvetica" w:eastAsia="Times New Roman" w:hAnsi="Helvetica" w:cs="Helvetica"/>
+          <w:color w:val="333333"/>
+        </w:rPr>
+        <w:t>E5</w:t>
       </w:r>
       <w:r>
         <w:rPr>
@@ -4042,14 +3997,32 @@
           <w:bCs/>
           <w:color w:val="333333"/>
         </w:rPr>
-        <w:t>files.json</w:t>
+        <w:t xml:space="preserve"> </w:t>
+      </w:r>
+      <w:r>
+        <w:rPr>
+          <w:rFonts w:ascii="Helvetica" w:eastAsia="Times New Roman" w:hAnsi="Helvetica" w:cs="Helvetica" w:hint="cs"/>
+          <w:b/>
+          <w:bCs/>
+          <w:color w:val="333333"/>
+          <w:rtl/>
+        </w:rPr>
+        <w:t xml:space="preserve"> </w:t>
+      </w:r>
+      <w:r>
+        <w:rPr>
+          <w:rFonts w:ascii="Helvetica" w:eastAsia="Times New Roman" w:hAnsi="Helvetica" w:cs="Helvetica" w:hint="cs"/>
+          <w:color w:val="333333"/>
+          <w:rtl/>
+        </w:rPr>
+        <w:t>(</w:t>
       </w:r>
       <w:r>
         <w:rPr>
           <w:rFonts w:ascii="Helvetica" w:eastAsia="Times New Roman" w:hAnsi="Helvetica" w:cs="Helvetica"/>
           <w:color w:val="333333"/>
         </w:rPr>
-        <w:t xml:space="preserve"> </w:t>
+        <w:t>multilingual-e5-base</w:t>
       </w:r>
       <w:r>
         <w:rPr>
@@ -4057,7 +4030,7 @@
           <w:color w:val="333333"/>
           <w:rtl/>
         </w:rPr>
-        <w:t xml:space="preserve">: </w:t>
+        <w:t xml:space="preserve">)כי אומן </w:t>
       </w:r>
       <w:r>
         <w:rPr>
@@ -4065,14 +4038,14 @@
           <w:color w:val="333333"/>
           <w:rtl/>
         </w:rPr>
-        <w:t>קובץ</w:t>
+        <w:t>על צמדי שאילתה-פסקה, מה שהופך אותו למדויק יותר במציאת הקשר סמנטי בין שאלות לתשובות. כמו כן, הוא נוח יותר לשימוש מ-</w:t>
       </w:r>
       <w:r>
         <w:rPr>
           <w:rFonts w:ascii="Helvetica" w:eastAsia="Times New Roman" w:hAnsi="Helvetica" w:cs="Helvetica"/>
           <w:color w:val="333333"/>
         </w:rPr>
-        <w:t xml:space="preserve"> JSON </w:t>
+        <w:t>Instructor</w:t>
       </w:r>
       <w:r>
         <w:rPr>
@@ -4080,33 +4053,22 @@
           <w:color w:val="333333"/>
           <w:rtl/>
         </w:rPr>
-        <w:t xml:space="preserve">המכיל רשימה מסודרת של נתיבי קבצי </w:t>
-      </w:r>
-      <w:proofErr w:type="spellStart"/>
+        <w:t xml:space="preserve"> הדורש הגדרת הוראות (</w:t>
+      </w:r>
       <w:r>
         <w:rPr>
           <w:rFonts w:ascii="Helvetica" w:eastAsia="Times New Roman" w:hAnsi="Helvetica" w:cs="Helvetica"/>
           <w:color w:val="333333"/>
-          <w:rtl/>
-        </w:rPr>
-        <w:t>הצ'אנקים</w:t>
-      </w:r>
-      <w:proofErr w:type="spellEnd"/>
+        </w:rPr>
+        <w:t>instructions</w:t>
+      </w:r>
       <w:r>
         <w:rPr>
           <w:rFonts w:ascii="Helvetica" w:eastAsia="Times New Roman" w:hAnsi="Helvetica" w:cs="Helvetica"/>
           <w:color w:val="333333"/>
           <w:rtl/>
         </w:rPr>
-        <w:t xml:space="preserve"> המקוריים. סדר הרשימה תואם בדיוק לסדר השורות במטריצה </w:t>
-      </w:r>
-      <w:r>
-        <w:rPr>
-          <w:rFonts w:ascii="Helvetica" w:eastAsia="Times New Roman" w:hAnsi="Helvetica" w:cs="Helvetica" w:hint="cs"/>
-          <w:color w:val="333333"/>
-          <w:rtl/>
-        </w:rPr>
-        <w:t>.</w:t>
+        <w:t>) ספציפיות לכל משימה.</w:t>
       </w:r>
     </w:p>
     <w:p>
@@ -4117,47 +4079,9 @@
         <w:rPr>
           <w:rFonts w:ascii="Helvetica" w:eastAsia="Times New Roman" w:hAnsi="Helvetica" w:cs="Helvetica"/>
           <w:color w:val="333333"/>
-        </w:rPr>
-      </w:pPr>
-      <w:r>
-        <w:rPr>
-          <w:rFonts w:ascii="Helvetica" w:eastAsia="Times New Roman" w:hAnsi="Helvetica" w:cs="Helvetica"/>
-          <w:color w:val="333333"/>
-        </w:rPr>
-        <w:pict w14:anchorId="6D0CF0FB">
-          <v:rect id="_x0000_i1054" style="width:415.3pt;height:1pt;mso-position-horizontal:absolute;mso-position-horizontal-relative:text;mso-position-vertical:absolute;mso-position-vertical-relative:text" o:hralign="center" o:hrstd="t" o:hrnoshade="t" o:hr="t" fillcolor="#d0d0d0 [2894]" stroked="f"/>
-        </w:pict>
-      </w:r>
-    </w:p>
-    <w:p>
-      <w:pPr>
-        <w:pStyle w:val="a4"/>
-        <w:divId w:val="259458589"/>
-        <w:rPr>
-          <w:rFonts w:eastAsia="Times New Roman" w:hint="cs"/>
-          <w:rtl/>
-        </w:rPr>
-      </w:pPr>
-      <w:r>
-        <w:rPr>
-          <w:rFonts w:eastAsia="Times New Roman"/>
-          <w:rtl/>
-        </w:rPr>
-        <w:t xml:space="preserve">שלב 3.2 – ייצוג </w:t>
-      </w:r>
-      <w:r>
-        <w:rPr>
-          <w:rFonts w:eastAsia="Times New Roman" w:hint="cs"/>
-          <w:rtl/>
-        </w:rPr>
-        <w:t xml:space="preserve">באמצעות </w:t>
-      </w:r>
-      <w:r>
-        <w:rPr>
-          <w:rFonts w:eastAsia="Times New Roman"/>
-        </w:rPr>
-        <w:t>Sentence-Transformers / Bi-Encoder</w:t>
-      </w:r>
+          <w:rtl/>
+        </w:rPr>
+      </w:pPr>
     </w:p>
     <w:p>
       <w:pPr>
@@ -4167,42 +4091,20 @@
         <w:rPr>
           <w:rFonts w:ascii="Helvetica" w:eastAsia="Times New Roman" w:hAnsi="Helvetica" w:cs="Helvetica"/>
           <w:color w:val="333333"/>
-          <w:rtl/>
-        </w:rPr>
-      </w:pPr>
-      <w:r>
-        <w:rPr>
-          <w:rFonts w:ascii="Helvetica" w:eastAsia="Times New Roman" w:hAnsi="Helvetica" w:cs="Helvetica" w:hint="cs"/>
-          <w:color w:val="333333"/>
-          <w:rtl/>
-        </w:rPr>
-        <w:t>בחרנו ב</w:t>
-      </w:r>
+          <w:u w:val="single"/>
+          <w:rtl/>
+        </w:rPr>
+      </w:pPr>
       <w:r>
         <w:rPr>
           <w:rFonts w:ascii="Helvetica" w:eastAsia="Times New Roman" w:hAnsi="Helvetica" w:cs="Helvetica"/>
           <w:color w:val="333333"/>
-        </w:rPr>
-        <w:t>Sentence-Transformers</w:t>
-      </w:r>
-      <w:r>
-        <w:rPr>
-          <w:rFonts w:ascii="Helvetica" w:eastAsia="Times New Roman" w:hAnsi="Helvetica" w:cs="Helvetica" w:hint="cs"/>
-          <w:color w:val="333333"/>
-          <w:rtl/>
-        </w:rPr>
-        <w:t xml:space="preserve"> כי מאפשר הרצה מקומית ושליטה בתהליך הטוקניזציה ומספק יחס ביצועים-מהירות </w:t>
-      </w:r>
-      <w:proofErr w:type="spellStart"/>
-      <w:r>
-        <w:rPr>
-          <w:rFonts w:ascii="Helvetica" w:eastAsia="Times New Roman" w:hAnsi="Helvetica" w:cs="Helvetica" w:hint="cs"/>
-          <w:color w:val="333333"/>
-          <w:rtl/>
-        </w:rPr>
-        <w:t>טוב.</w:t>
-      </w:r>
-      <w:proofErr w:type="spellEnd"/>
+          <w:u w:val="single"/>
+          <w:rtl/>
+        </w:rPr>
+        <w:lastRenderedPageBreak/>
+        <w:t>ביצוע</w:t>
+      </w:r>
     </w:p>
     <w:p>
       <w:pPr>
@@ -4217,163 +4119,19 @@
       </w:pPr>
       <w:r>
         <w:rPr>
-          <w:rFonts w:ascii="Helvetica" w:eastAsia="Times New Roman" w:hAnsi="Helvetica" w:cs="Helvetica" w:hint="cs"/>
-          <w:color w:val="333333"/>
-          <w:rtl/>
-        </w:rPr>
-        <w:t xml:space="preserve">בחרנו במודל </w:t>
-      </w:r>
-      <w:r>
-        <w:rPr>
           <w:rFonts w:ascii="Helvetica" w:eastAsia="Times New Roman" w:hAnsi="Helvetica" w:cs="Helvetica"/>
           <w:color w:val="333333"/>
-        </w:rPr>
-        <w:t>E5</w:t>
+          <w:rtl/>
+        </w:rPr>
+        <w:t>נכתב קוד המשתמש ב-</w:t>
       </w:r>
       <w:r>
         <w:rPr>
           <w:rFonts w:ascii="Helvetica" w:eastAsia="Times New Roman" w:hAnsi="Helvetica" w:cs="Helvetica"/>
-          <w:b/>
-          <w:bCs/>
-          <w:color w:val="333333"/>
-        </w:rPr>
-        <w:t xml:space="preserve"> </w:t>
-      </w:r>
-      <w:r>
-        <w:rPr>
-          <w:rFonts w:ascii="Helvetica" w:eastAsia="Times New Roman" w:hAnsi="Helvetica" w:cs="Helvetica" w:hint="cs"/>
-          <w:b/>
-          <w:bCs/>
-          <w:color w:val="333333"/>
-          <w:rtl/>
-        </w:rPr>
-        <w:t xml:space="preserve"> </w:t>
-      </w:r>
-      <w:r>
-        <w:rPr>
-          <w:rFonts w:ascii="Helvetica" w:eastAsia="Times New Roman" w:hAnsi="Helvetica" w:cs="Helvetica" w:hint="cs"/>
-          <w:color w:val="333333"/>
-          <w:rtl/>
-        </w:rPr>
-        <w:t>(</w:t>
-      </w:r>
-      <w:r>
-        <w:rPr>
-          <w:rFonts w:ascii="Helvetica" w:eastAsia="Times New Roman" w:hAnsi="Helvetica" w:cs="Helvetica"/>
-          <w:color w:val="333333"/>
-        </w:rPr>
-        <w:t>multilingual-e5-base</w:t>
-      </w:r>
-      <w:r>
-        <w:rPr>
-          <w:rFonts w:ascii="Helvetica" w:eastAsia="Times New Roman" w:hAnsi="Helvetica" w:cs="Helvetica" w:hint="cs"/>
-          <w:color w:val="333333"/>
-          <w:rtl/>
-        </w:rPr>
-        <w:t xml:space="preserve">)כי אומן </w:t>
-      </w:r>
-      <w:r>
-        <w:rPr>
-          <w:rFonts w:ascii="Helvetica" w:eastAsia="Times New Roman" w:hAnsi="Helvetica" w:cs="Helvetica"/>
-          <w:color w:val="333333"/>
-          <w:rtl/>
-        </w:rPr>
-        <w:t>על צמדי שאילתה-פסקה, מה שהופך אותו למדויק יותר במציאת הקשר סמנטי בין שאלות לתשובות. כמו כן, הוא נוח יותר לשימוש מ-</w:t>
-      </w:r>
-      <w:r>
-        <w:rPr>
-          <w:rFonts w:ascii="Helvetica" w:eastAsia="Times New Roman" w:hAnsi="Helvetica" w:cs="Helvetica"/>
-          <w:color w:val="333333"/>
-        </w:rPr>
-        <w:t>Instructor</w:t>
-      </w:r>
-      <w:r>
-        <w:rPr>
-          <w:rFonts w:ascii="Helvetica" w:eastAsia="Times New Roman" w:hAnsi="Helvetica" w:cs="Helvetica"/>
-          <w:color w:val="333333"/>
-          <w:rtl/>
-        </w:rPr>
-        <w:t xml:space="preserve"> הדורש הגדרת הוראות (</w:t>
-      </w:r>
-      <w:r>
-        <w:rPr>
-          <w:rFonts w:ascii="Helvetica" w:eastAsia="Times New Roman" w:hAnsi="Helvetica" w:cs="Helvetica"/>
-          <w:color w:val="333333"/>
-        </w:rPr>
-        <w:t>instructions</w:t>
-      </w:r>
-      <w:r>
-        <w:rPr>
-          <w:rFonts w:ascii="Helvetica" w:eastAsia="Times New Roman" w:hAnsi="Helvetica" w:cs="Helvetica"/>
-          <w:color w:val="333333"/>
-          <w:rtl/>
-        </w:rPr>
-        <w:t>) ספציפיות לכל משימה.</w:t>
-      </w:r>
-    </w:p>
-    <w:p>
-      <w:pPr>
-        <w:bidi/>
-        <w:spacing w:line="360" w:lineRule="auto"/>
-        <w:divId w:val="259458589"/>
-        <w:rPr>
-          <w:rFonts w:ascii="Helvetica" w:eastAsia="Times New Roman" w:hAnsi="Helvetica" w:cs="Helvetica"/>
-          <w:color w:val="333333"/>
-          <w:rtl/>
-        </w:rPr>
-      </w:pPr>
-    </w:p>
-    <w:p>
-      <w:pPr>
-        <w:bidi/>
-        <w:spacing w:line="360" w:lineRule="auto"/>
-        <w:divId w:val="259458589"/>
-        <w:rPr>
-          <w:rFonts w:ascii="Helvetica" w:eastAsia="Times New Roman" w:hAnsi="Helvetica" w:cs="Helvetica"/>
-          <w:color w:val="333333"/>
-          <w:u w:val="single"/>
-          <w:rtl/>
-        </w:rPr>
-      </w:pPr>
-      <w:r>
-        <w:rPr>
-          <w:rFonts w:ascii="Helvetica" w:eastAsia="Times New Roman" w:hAnsi="Helvetica" w:cs="Helvetica"/>
-          <w:color w:val="333333"/>
-          <w:u w:val="single"/>
-          <w:rtl/>
-        </w:rPr>
-        <w:lastRenderedPageBreak/>
-        <w:t>ביצוע</w:t>
-      </w:r>
-    </w:p>
-    <w:p>
-      <w:pPr>
-        <w:bidi/>
-        <w:spacing w:line="360" w:lineRule="auto"/>
-        <w:divId w:val="259458589"/>
-        <w:rPr>
-          <w:rFonts w:ascii="Helvetica" w:eastAsia="Times New Roman" w:hAnsi="Helvetica" w:cs="Helvetica"/>
-          <w:color w:val="333333"/>
-          <w:rtl/>
-        </w:rPr>
-      </w:pPr>
-      <w:r>
-        <w:rPr>
-          <w:rFonts w:ascii="Helvetica" w:eastAsia="Times New Roman" w:hAnsi="Helvetica" w:cs="Helvetica"/>
-          <w:color w:val="333333"/>
-          <w:rtl/>
-        </w:rPr>
-        <w:t>נכתב קוד המשתמש ב-</w:t>
-      </w:r>
-      <w:proofErr w:type="spellStart"/>
-      <w:r>
-        <w:rPr>
-          <w:rFonts w:ascii="Helvetica" w:eastAsia="Times New Roman" w:hAnsi="Helvetica" w:cs="Helvetica"/>
           <w:color w:val="333333"/>
         </w:rPr>
         <w:t>SentenceTransformer</w:t>
       </w:r>
-      <w:proofErr w:type="spellEnd"/>
       <w:r>
         <w:rPr>
           <w:rFonts w:ascii="Helvetica" w:eastAsia="Times New Roman" w:hAnsi="Helvetica" w:cs="Helvetica"/>
@@ -4422,7 +4180,6 @@
         </w:rPr>
         <w:t xml:space="preserve"> המודל מוגבל ל-512 טוקנים. פונקציית העזר </w:t>
       </w:r>
-      <w:proofErr w:type="spellStart"/>
       <w:r>
         <w:rPr>
           <w:rStyle w:val="a7"/>
@@ -4430,7 +4187,6 @@
         </w:rPr>
         <w:t>generate_embeddings</w:t>
       </w:r>
-      <w:proofErr w:type="spellEnd"/>
       <w:r>
         <w:rPr>
           <w:rFonts w:ascii="Helvetica" w:eastAsia="Times New Roman" w:hAnsi="Helvetica" w:cs="Helvetica"/>
@@ -4453,61 +4209,7 @@
           <w:color w:val="333333"/>
           <w:rtl/>
         </w:rPr>
-        <w:t>אם הוא חורג מהאורך המותר, הוא מחולק לתתי-</w:t>
-      </w:r>
-      <w:proofErr w:type="spellStart"/>
-      <w:r>
-        <w:rPr>
-          <w:rFonts w:ascii="Helvetica" w:eastAsia="Times New Roman" w:hAnsi="Helvetica" w:cs="Helvetica"/>
-          <w:color w:val="333333"/>
-          <w:rtl/>
-        </w:rPr>
-        <w:t>צ'אנקים</w:t>
-      </w:r>
-      <w:proofErr w:type="spellEnd"/>
-      <w:r>
-        <w:rPr>
-          <w:rFonts w:ascii="Helvetica" w:eastAsia="Times New Roman" w:hAnsi="Helvetica" w:cs="Helvetica"/>
-          <w:color w:val="333333"/>
-          <w:rtl/>
-        </w:rPr>
-        <w:t xml:space="preserve">, כל אחד מקודד בנפרד, </w:t>
-      </w:r>
-      <w:proofErr w:type="spellStart"/>
-      <w:r>
-        <w:rPr>
-          <w:rFonts w:ascii="Helvetica" w:eastAsia="Times New Roman" w:hAnsi="Helvetica" w:cs="Helvetica"/>
-          <w:color w:val="333333"/>
-          <w:rtl/>
-        </w:rPr>
-        <w:t>והוקטור</w:t>
-      </w:r>
-      <w:proofErr w:type="spellEnd"/>
-      <w:r>
-        <w:rPr>
-          <w:rFonts w:ascii="Helvetica" w:eastAsia="Times New Roman" w:hAnsi="Helvetica" w:cs="Helvetica"/>
-          <w:color w:val="333333"/>
-          <w:rtl/>
-        </w:rPr>
-        <w:t xml:space="preserve"> הסופי של </w:t>
-      </w:r>
-      <w:proofErr w:type="spellStart"/>
-      <w:r>
-        <w:rPr>
-          <w:rFonts w:ascii="Helvetica" w:eastAsia="Times New Roman" w:hAnsi="Helvetica" w:cs="Helvetica"/>
-          <w:color w:val="333333"/>
-          <w:rtl/>
-        </w:rPr>
-        <w:t>הצ'אנק</w:t>
-      </w:r>
-      <w:proofErr w:type="spellEnd"/>
-      <w:r>
-        <w:rPr>
-          <w:rFonts w:ascii="Helvetica" w:eastAsia="Times New Roman" w:hAnsi="Helvetica" w:cs="Helvetica"/>
-          <w:color w:val="333333"/>
-          <w:rtl/>
-        </w:rPr>
-        <w:t xml:space="preserve"> הוא הממוצע של וקטורי החלקים.</w:t>
+        <w:t>אם הוא חורג מהאורך המותר, הוא מחולק לתתי-צ'אנקים, כל אחד מקודד בנפרד, והוקטור הסופי של הצ'אנק הוא הממוצע של וקטורי החלקים.</w:t>
       </w:r>
     </w:p>
     <w:p>
@@ -4547,18 +4249,8 @@
           <w:color w:val="333333"/>
           <w:rtl/>
         </w:rPr>
-        <w:t xml:space="preserve"> הוקטורים חושבו לכל </w:t>
-      </w:r>
-      <w:proofErr w:type="spellStart"/>
-      <w:r>
-        <w:rPr>
-          <w:rFonts w:ascii="Helvetica" w:eastAsia="Times New Roman" w:hAnsi="Helvetica" w:cs="Helvetica"/>
-          <w:color w:val="333333"/>
-          <w:rtl/>
-        </w:rPr>
-        <w:t>הצ'אנקים</w:t>
-      </w:r>
-      <w:proofErr w:type="spellEnd"/>
+        <w:t xml:space="preserve"> הוקטורים חושבו לכל הצ'אנקים</w:t>
+      </w:r>
       <w:r>
         <w:rPr>
           <w:rFonts w:ascii="Helvetica" w:eastAsia="Times New Roman" w:hAnsi="Helvetica" w:cs="Helvetica" w:hint="cs"/>
@@ -4589,52 +4281,30 @@
           <w:color w:val="333333"/>
           <w:rtl/>
         </w:rPr>
-        <w:t xml:space="preserve">למרות </w:t>
-      </w:r>
-      <w:proofErr w:type="spellStart"/>
+        <w:t xml:space="preserve">למרות שהוקטורים צפופים, הם הומרו למטריצת </w:t>
+      </w:r>
       <w:r>
         <w:rPr>
           <w:rFonts w:ascii="Helvetica" w:eastAsia="Times New Roman" w:hAnsi="Helvetica" w:cs="Helvetica"/>
           <w:color w:val="333333"/>
-          <w:rtl/>
-        </w:rPr>
-        <w:t>שהוקטורים</w:t>
-      </w:r>
-      <w:proofErr w:type="spellEnd"/>
+        </w:rPr>
+        <w:t>csr_matrix</w:t>
+      </w:r>
       <w:r>
         <w:rPr>
           <w:rFonts w:ascii="Helvetica" w:eastAsia="Times New Roman" w:hAnsi="Helvetica" w:cs="Helvetica"/>
           <w:color w:val="333333"/>
           <w:rtl/>
         </w:rPr>
-        <w:t xml:space="preserve"> צפופים, הם הומרו למטריצת </w:t>
-      </w:r>
-      <w:proofErr w:type="spellStart"/>
+        <w:t xml:space="preserve"> ונשמרו בפורמט מכווץ (.</w:t>
+      </w:r>
       <w:r>
         <w:rPr>
           <w:rFonts w:ascii="Helvetica" w:eastAsia="Times New Roman" w:hAnsi="Helvetica" w:cs="Helvetica"/>
           <w:color w:val="333333"/>
         </w:rPr>
-        <w:t>csr_matrix</w:t>
-      </w:r>
-      <w:proofErr w:type="spellEnd"/>
-      <w:r>
-        <w:rPr>
-          <w:rFonts w:ascii="Helvetica" w:eastAsia="Times New Roman" w:hAnsi="Helvetica" w:cs="Helvetica"/>
-          <w:color w:val="333333"/>
-          <w:rtl/>
-        </w:rPr>
-        <w:t xml:space="preserve"> ונשמרו בפורמט מכווץ (.</w:t>
-      </w:r>
-      <w:proofErr w:type="spellStart"/>
-      <w:r>
-        <w:rPr>
-          <w:rFonts w:ascii="Helvetica" w:eastAsia="Times New Roman" w:hAnsi="Helvetica" w:cs="Helvetica"/>
-          <w:color w:val="333333"/>
-        </w:rPr>
         <w:t>npz</w:t>
       </w:r>
-      <w:proofErr w:type="spellEnd"/>
       <w:r>
         <w:rPr>
           <w:rFonts w:ascii="Helvetica" w:eastAsia="Times New Roman" w:hAnsi="Helvetica" w:cs="Helvetica"/>
@@ -4717,23 +4387,7 @@
           <w:rFonts w:ascii="Helvetica" w:eastAsia="Times New Roman" w:hAnsi="Helvetica" w:cs="Helvetica"/>
           <w:color w:val="333333"/>
         </w:rPr>
-        <w:t>exe3/</w:t>
-      </w:r>
-      <w:proofErr w:type="spellStart"/>
-      <w:r>
-        <w:rPr>
-          <w:rFonts w:ascii="Helvetica" w:eastAsia="Times New Roman" w:hAnsi="Helvetica" w:cs="Helvetica"/>
-          <w:color w:val="333333"/>
-        </w:rPr>
-        <w:t>st_vectors</w:t>
-      </w:r>
-      <w:proofErr w:type="spellEnd"/>
-      <w:r>
-        <w:rPr>
-          <w:rFonts w:ascii="Helvetica" w:eastAsia="Times New Roman" w:hAnsi="Helvetica" w:cs="Helvetica"/>
-          <w:color w:val="333333"/>
-        </w:rPr>
-        <w:t xml:space="preserve"> </w:t>
+        <w:t xml:space="preserve">exe3/st_vectors </w:t>
       </w:r>
       <w:r>
         <w:rPr>
@@ -4772,19 +4426,8 @@
           <w:bCs/>
           <w:color w:val="333333"/>
         </w:rPr>
-        <w:t xml:space="preserve"> </w:t>
-      </w:r>
-      <w:proofErr w:type="spellStart"/>
-      <w:r>
-        <w:rPr>
-          <w:rFonts w:ascii="Helvetica" w:eastAsia="Times New Roman" w:hAnsi="Helvetica" w:cs="Helvetica"/>
-          <w:b/>
-          <w:bCs/>
-          <w:color w:val="333333"/>
-        </w:rPr>
-        <w:t>embeddings_sparse.npz</w:t>
-      </w:r>
-      <w:proofErr w:type="spellEnd"/>
+        <w:t xml:space="preserve"> embeddings_sparse.npz</w:t>
+      </w:r>
       <w:r>
         <w:rPr>
           <w:rFonts w:ascii="Helvetica" w:eastAsia="Times New Roman" w:hAnsi="Helvetica" w:cs="Helvetica" w:hint="cs"/>
@@ -4928,7 +4571,7 @@
           <w:rFonts w:eastAsia="Times New Roman"/>
         </w:rPr>
         <w:pict w14:anchorId="78FCD9FC">
-          <v:rect id="_x0000_i1056" style="width:415.3pt;height:4pt;mso-position-horizontal:absolute;mso-position-horizontal-relative:text;mso-position-vertical:absolute;mso-position-vertical-relative:text" o:hralign="center" o:hrstd="t" o:hrnoshade="t" o:hr="t" fillcolor="#adadad [2414]" stroked="f"/>
+          <v:rect id="_x0000_i1031" style="width:415.3pt;height:4pt;mso-position-horizontal:absolute;mso-position-horizontal-relative:text;mso-position-vertical:absolute;mso-position-vertical-relative:text" o:hralign="center" o:hrstd="t" o:hrnoshade="t" o:hr="t" fillcolor="#adadad [2414]" stroked="f"/>
         </w:pict>
       </w:r>
     </w:p>
@@ -5083,15 +4726,7 @@
         <w:t>שלב 4.1 – מודלים קלאסיים (</w:t>
       </w:r>
       <w:r>
-        <w:t xml:space="preserve">NB, SVM, </w:t>
-      </w:r>
-      <w:proofErr w:type="spellStart"/>
-      <w:r>
-        <w:t>LoR</w:t>
-      </w:r>
-      <w:proofErr w:type="spellEnd"/>
-      <w:r>
-        <w:t>, RF</w:t>
+        <w:t>NB, SVM, LoR, RF</w:t>
       </w:r>
       <w:r>
         <w:rPr>
@@ -5239,27 +4874,7 @@
           <w:bCs/>
           <w:color w:val="333333"/>
         </w:rPr>
-        <w:t>Naive Bayes (</w:t>
-      </w:r>
-      <w:proofErr w:type="spellStart"/>
-      <w:r>
-        <w:rPr>
-          <w:rFonts w:ascii="Helvetica" w:hAnsi="Helvetica" w:cs="Helvetica"/>
-          <w:b/>
-          <w:bCs/>
-          <w:color w:val="333333"/>
-        </w:rPr>
-        <w:t>MultinomialNB</w:t>
-      </w:r>
-      <w:proofErr w:type="spellEnd"/>
-      <w:r>
-        <w:rPr>
-          <w:rFonts w:ascii="Helvetica" w:hAnsi="Helvetica" w:cs="Helvetica"/>
-          <w:b/>
-          <w:bCs/>
-          <w:color w:val="333333"/>
-        </w:rPr>
-        <w:t>)</w:t>
+        <w:t>Naive Bayes (MultinomialNB)</w:t>
       </w:r>
       <w:r>
         <w:rPr>
@@ -5302,34 +4917,14 @@
           <w:bCs/>
           <w:color w:val="333333"/>
         </w:rPr>
-        <w:t>Support Vector Machine (</w:t>
-      </w:r>
-      <w:proofErr w:type="spellStart"/>
+        <w:t>Support Vector Machine (LinearSVC)</w:t>
+      </w:r>
       <w:r>
         <w:rPr>
           <w:rFonts w:ascii="Helvetica" w:hAnsi="Helvetica" w:cs="Helvetica"/>
           <w:b/>
           <w:bCs/>
           <w:color w:val="333333"/>
-        </w:rPr>
-        <w:t>LinearSVC</w:t>
-      </w:r>
-      <w:proofErr w:type="spellEnd"/>
-      <w:r>
-        <w:rPr>
-          <w:rFonts w:ascii="Helvetica" w:hAnsi="Helvetica" w:cs="Helvetica"/>
-          <w:b/>
-          <w:bCs/>
-          <w:color w:val="333333"/>
-        </w:rPr>
-        <w:t>)</w:t>
-      </w:r>
-      <w:r>
-        <w:rPr>
-          <w:rFonts w:ascii="Helvetica" w:hAnsi="Helvetica" w:cs="Helvetica"/>
-          <w:b/>
-          <w:bCs/>
-          <w:color w:val="333333"/>
           <w:rtl/>
         </w:rPr>
         <w:t>:</w:t>
@@ -5357,7 +4952,6 @@
         </w:rPr>
         <w:t xml:space="preserve">) שמפריד בצורה הטובה ביותר בין המחלקות. השתמשנו בנרמול </w:t>
       </w:r>
-      <w:proofErr w:type="spellStart"/>
       <w:r>
         <w:rPr>
           <w:rFonts w:ascii="Helvetica" w:hAnsi="Helvetica" w:cs="Helvetica"/>
@@ -5365,7 +4959,6 @@
         </w:rPr>
         <w:t>MaxAbsScaler</w:t>
       </w:r>
-      <w:proofErr w:type="spellEnd"/>
       <w:r>
         <w:rPr>
           <w:rFonts w:ascii="Helvetica" w:hAnsi="Helvetica" w:cs="Helvetica"/>
@@ -5397,27 +4990,7 @@
           <w:bCs/>
           <w:color w:val="333333"/>
         </w:rPr>
-        <w:t>Logistic Regression (</w:t>
-      </w:r>
-      <w:proofErr w:type="spellStart"/>
-      <w:r>
-        <w:rPr>
-          <w:rFonts w:ascii="Helvetica" w:hAnsi="Helvetica" w:cs="Helvetica"/>
-          <w:b/>
-          <w:bCs/>
-          <w:color w:val="333333"/>
-        </w:rPr>
-        <w:t>LoR</w:t>
-      </w:r>
-      <w:proofErr w:type="spellEnd"/>
-      <w:r>
-        <w:rPr>
-          <w:rFonts w:ascii="Helvetica" w:hAnsi="Helvetica" w:cs="Helvetica"/>
-          <w:b/>
-          <w:bCs/>
-          <w:color w:val="333333"/>
-        </w:rPr>
-        <w:t>)</w:t>
+        <w:t>Logistic Regression (LoR)</w:t>
       </w:r>
       <w:r>
         <w:rPr>
@@ -5495,49 +5068,29 @@
         </w:rPr>
         <w:t>) הבנוי ממספר רב של עצי החלטה (</w:t>
       </w:r>
-      <w:proofErr w:type="spellStart"/>
       <w:r>
         <w:rPr>
           <w:rFonts w:ascii="Helvetica" w:hAnsi="Helvetica" w:cs="Helvetica"/>
           <w:color w:val="333333"/>
           <w:shd w:val="clear" w:color="auto" w:fill="E2F2FA"/>
         </w:rPr>
-        <w:t>n_estimators</w:t>
-      </w:r>
-      <w:proofErr w:type="spellEnd"/>
+        <w:t>n_estimators=100</w:t>
+      </w:r>
+      <w:r>
+        <w:rPr>
+          <w:rFonts w:ascii="Helvetica" w:hAnsi="Helvetica" w:cs="Helvetica"/>
+          <w:color w:val="333333"/>
+          <w:rtl/>
+        </w:rPr>
+        <w:t xml:space="preserve">, </w:t>
+      </w:r>
       <w:r>
         <w:rPr>
           <w:rFonts w:ascii="Helvetica" w:hAnsi="Helvetica" w:cs="Helvetica"/>
           <w:color w:val="333333"/>
           <w:shd w:val="clear" w:color="auto" w:fill="E2F2FA"/>
         </w:rPr>
-        <w:t>=100</w:t>
-      </w:r>
-      <w:r>
-        <w:rPr>
-          <w:rFonts w:ascii="Helvetica" w:hAnsi="Helvetica" w:cs="Helvetica"/>
-          <w:color w:val="333333"/>
-          <w:rtl/>
-        </w:rPr>
-        <w:t xml:space="preserve">, </w:t>
-      </w:r>
-      <w:proofErr w:type="spellStart"/>
-      <w:r>
-        <w:rPr>
-          <w:rFonts w:ascii="Helvetica" w:hAnsi="Helvetica" w:cs="Helvetica"/>
-          <w:color w:val="333333"/>
-          <w:shd w:val="clear" w:color="auto" w:fill="E2F2FA"/>
-        </w:rPr>
-        <w:t>max_depth</w:t>
-      </w:r>
-      <w:proofErr w:type="spellEnd"/>
-      <w:r>
-        <w:rPr>
-          <w:rFonts w:ascii="Helvetica" w:hAnsi="Helvetica" w:cs="Helvetica"/>
-          <w:color w:val="333333"/>
-          <w:shd w:val="clear" w:color="auto" w:fill="E2F2FA"/>
-        </w:rPr>
-        <w:t>=20</w:t>
+        <w:t>max_depth=20</w:t>
       </w:r>
       <w:r>
         <w:rPr>
@@ -5613,7 +5166,7 @@
           <w:color w:val="333333"/>
         </w:rPr>
         <w:pict w14:anchorId="118513F3">
-          <v:rect id="_x0000_i1035" style="width:6in;height:.6pt" o:hralign="center" o:hrstd="t" o:hrnoshade="t" o:hr="t" fillcolor="#d0d0d0 [2894]" stroked="f"/>
+          <v:rect id="_x0000_i1032" style="width:6in;height:.6pt" o:hralign="center" o:hrstd="t" o:hrnoshade="t" o:hr="t" fillcolor="#d0d0d0 [2894]" stroked="f"/>
         </w:pict>
       </w:r>
     </w:p>
@@ -5806,7 +5359,7 @@
           <w:rtl/>
         </w:rPr>
         <w:drawing>
-          <wp:anchor distT="0" distB="0" distL="114300" distR="114300" simplePos="0" relativeHeight="251679744" behindDoc="0" locked="0" layoutInCell="1" allowOverlap="1" wp14:anchorId="4297672A" wp14:editId="1E326878">
+          <wp:anchor distT="0" distB="0" distL="114300" distR="114300" simplePos="0" relativeHeight="251679744" behindDoc="0" locked="0" layoutInCell="1" allowOverlap="1" wp14:anchorId="4297672A" wp14:editId="1697727A">
             <wp:simplePos x="0" y="0"/>
             <wp:positionH relativeFrom="margin">
               <wp:align>right</wp:align>
@@ -5912,7 +5465,7 @@
           <w:rtl/>
         </w:rPr>
         <w:drawing>
-          <wp:anchor distT="0" distB="0" distL="114300" distR="114300" simplePos="0" relativeHeight="251680768" behindDoc="0" locked="0" layoutInCell="1" allowOverlap="1" wp14:anchorId="05D30CB6" wp14:editId="7D937D14">
+          <wp:anchor distT="0" distB="0" distL="114300" distR="114300" simplePos="0" relativeHeight="251680768" behindDoc="0" locked="0" layoutInCell="1" allowOverlap="1" wp14:anchorId="05D30CB6" wp14:editId="3BB47FCB">
             <wp:simplePos x="0" y="0"/>
             <wp:positionH relativeFrom="margin">
               <wp:posOffset>-944880</wp:posOffset>
@@ -6581,25 +6134,7 @@
           <w:color w:val="333333"/>
           <w:rtl/>
         </w:rPr>
-        <w:t>) רגישים לקו-</w:t>
-      </w:r>
-      <w:proofErr w:type="spellStart"/>
-      <w:r>
-        <w:rPr>
-          <w:rFonts w:ascii="Helvetica" w:hAnsi="Helvetica" w:cs="Helvetica"/>
-          <w:color w:val="333333"/>
-          <w:rtl/>
-        </w:rPr>
-        <w:t>אוקורנס</w:t>
-      </w:r>
-      <w:proofErr w:type="spellEnd"/>
-      <w:r>
-        <w:rPr>
-          <w:rFonts w:ascii="Helvetica" w:hAnsi="Helvetica" w:cs="Helvetica"/>
-          <w:color w:val="333333"/>
-          <w:rtl/>
-        </w:rPr>
-        <w:t xml:space="preserve"> (</w:t>
+        <w:t>) רגישים לקו-אוקורנס (</w:t>
       </w:r>
       <w:r>
         <w:rPr>
@@ -6634,7 +6169,7 @@
           <w:color w:val="333333"/>
         </w:rPr>
         <w:pict w14:anchorId="1EB78D11">
-          <v:rect id="_x0000_i1036" style="width:6in;height:.6pt" o:hralign="center" o:hrstd="t" o:hrnoshade="t" o:hr="t" fillcolor="#d0d0d0 [2894]" stroked="f"/>
+          <v:rect id="_x0000_i1033" style="width:6in;height:.6pt" o:hralign="center" o:hrstd="t" o:hrnoshade="t" o:hr="t" fillcolor="#d0d0d0 [2894]" stroked="f"/>
         </w:pict>
       </w:r>
     </w:p>
@@ -6725,21 +6260,12 @@
         </w:rPr>
         <w:t xml:space="preserve">נבנתה רשת נוירונים באמצעות ספריית </w:t>
       </w:r>
-      <w:proofErr w:type="spellStart"/>
-      <w:r>
-        <w:rPr>
-          <w:rFonts w:ascii="Helvetica" w:hAnsi="Helvetica" w:cs="Helvetica"/>
-          <w:color w:val="333333"/>
-        </w:rPr>
-        <w:t>Keras</w:t>
-      </w:r>
-      <w:proofErr w:type="spellEnd"/>
-      <w:r>
-        <w:rPr>
-          <w:rFonts w:ascii="Helvetica" w:hAnsi="Helvetica" w:cs="Helvetica"/>
-          <w:color w:val="333333"/>
-        </w:rPr>
-        <w:t>/TensorFlow</w:t>
+      <w:r>
+        <w:rPr>
+          <w:rFonts w:ascii="Helvetica" w:hAnsi="Helvetica" w:cs="Helvetica"/>
+          <w:color w:val="333333"/>
+        </w:rPr>
+        <w:t>Keras/TensorFlow</w:t>
       </w:r>
       <w:r>
         <w:rPr>
@@ -6824,25 +6350,7 @@
           <w:color w:val="333333"/>
           <w:rtl/>
         </w:rPr>
-        <w:t xml:space="preserve"> [סה"כ באימון יש 495 קבצים </w:t>
-      </w:r>
-      <w:proofErr w:type="spellStart"/>
-      <w:r>
-        <w:rPr>
-          <w:rFonts w:ascii="Helvetica" w:hAnsi="Helvetica" w:cs="Helvetica" w:hint="cs"/>
-          <w:color w:val="333333"/>
-          <w:rtl/>
-        </w:rPr>
-        <w:t>ולולידציה</w:t>
-      </w:r>
-      <w:proofErr w:type="spellEnd"/>
-      <w:r>
-        <w:rPr>
-          <w:rFonts w:ascii="Helvetica" w:hAnsi="Helvetica" w:cs="Helvetica" w:hint="cs"/>
-          <w:color w:val="333333"/>
-          <w:rtl/>
-        </w:rPr>
-        <w:t xml:space="preserve"> יש 56 קבצים]</w:t>
+        <w:t xml:space="preserve"> [סה"כ באימון יש 495 קבצים ולולידציה יש 56 קבצים]</w:t>
       </w:r>
     </w:p>
     <w:p>
@@ -6973,7 +6481,6 @@
         </w:rPr>
         <w:t xml:space="preserve">) בגדלים 10, 10, ו-7 נוירונים, ושכבת יציאה עם פונקציית </w:t>
       </w:r>
-      <w:proofErr w:type="spellStart"/>
       <w:r>
         <w:rPr>
           <w:rFonts w:ascii="Helvetica" w:hAnsi="Helvetica" w:cs="Helvetica"/>
@@ -6981,7 +6488,6 @@
         </w:rPr>
         <w:t>Softmax</w:t>
       </w:r>
-      <w:proofErr w:type="spellEnd"/>
       <w:r>
         <w:rPr>
           <w:rFonts w:ascii="Helvetica" w:hAnsi="Helvetica" w:cs="Helvetica"/>
@@ -7041,7 +6547,6 @@
           <w:rtl/>
         </w:rPr>
       </w:pPr>
-      <w:proofErr w:type="spellStart"/>
       <w:r>
         <w:rPr>
           <w:rFonts w:ascii="Helvetica" w:hAnsi="Helvetica" w:cs="Helvetica"/>
@@ -7049,7 +6554,6 @@
         </w:rPr>
         <w:t>EarlyStopping</w:t>
       </w:r>
-      <w:proofErr w:type="spellEnd"/>
       <w:r>
         <w:rPr>
           <w:rFonts w:ascii="Helvetica" w:hAnsi="Helvetica" w:cs="Helvetica"/>
@@ -7071,25 +6575,7 @@
           <w:color w:val="333333"/>
           <w:rtl/>
         </w:rPr>
-        <w:t xml:space="preserve">) במשך 3 </w:t>
-      </w:r>
-      <w:proofErr w:type="spellStart"/>
-      <w:r>
-        <w:rPr>
-          <w:rFonts w:ascii="Helvetica" w:hAnsi="Helvetica" w:cs="Helvetica"/>
-          <w:color w:val="333333"/>
-          <w:rtl/>
-        </w:rPr>
-        <w:t>איטרציות</w:t>
-      </w:r>
-      <w:proofErr w:type="spellEnd"/>
-      <w:r>
-        <w:rPr>
-          <w:rFonts w:ascii="Helvetica" w:hAnsi="Helvetica" w:cs="Helvetica"/>
-          <w:color w:val="333333"/>
-          <w:rtl/>
-        </w:rPr>
-        <w:t xml:space="preserve">, למניעת </w:t>
+        <w:t xml:space="preserve">) במשך 3 איטרציות, למניעת </w:t>
       </w:r>
       <w:r>
         <w:rPr>
@@ -7122,7 +6608,6 @@
           <w:rtl/>
         </w:rPr>
       </w:pPr>
-      <w:proofErr w:type="spellStart"/>
       <w:r>
         <w:rPr>
           <w:rFonts w:ascii="Helvetica" w:hAnsi="Helvetica" w:cs="Helvetica"/>
@@ -7130,7 +6615,6 @@
         </w:rPr>
         <w:t>ModelCheckpoint</w:t>
       </w:r>
-      <w:proofErr w:type="spellEnd"/>
       <w:r>
         <w:rPr>
           <w:rFonts w:ascii="Helvetica" w:hAnsi="Helvetica" w:cs="Helvetica"/>
@@ -7191,7 +6675,6 @@
         </w:rPr>
         <w:t xml:space="preserve">שימוש בפונקציית </w:t>
       </w:r>
-      <w:proofErr w:type="spellStart"/>
       <w:r>
         <w:rPr>
           <w:rFonts w:ascii="Helvetica" w:hAnsi="Helvetica" w:cs="Helvetica"/>
@@ -7199,7 +6682,6 @@
         </w:rPr>
         <w:t>ReLU</w:t>
       </w:r>
-      <w:proofErr w:type="spellEnd"/>
       <w:r>
         <w:rPr>
           <w:rFonts w:ascii="Helvetica" w:hAnsi="Helvetica" w:cs="Helvetica"/>
@@ -7594,7 +7076,7 @@
         <mc:AlternateContent>
           <mc:Choice Requires="wpg">
             <w:drawing>
-              <wp:anchor distT="0" distB="0" distL="114300" distR="114300" simplePos="0" relativeHeight="251683840" behindDoc="0" locked="0" layoutInCell="1" allowOverlap="1" wp14:anchorId="3A05C3F2" wp14:editId="6EF66527">
+              <wp:anchor distT="0" distB="0" distL="114300" distR="114300" simplePos="0" relativeHeight="251683840" behindDoc="0" locked="0" layoutInCell="1" allowOverlap="1" wp14:anchorId="3A05C3F2" wp14:editId="0CA5477F">
                 <wp:simplePos x="0" y="0"/>
                 <wp:positionH relativeFrom="margin">
                   <wp:posOffset>1807845</wp:posOffset>
@@ -7948,7 +7430,7 @@
         <mc:AlternateContent>
           <mc:Choice Requires="wpg">
             <w:drawing>
-              <wp:anchor distT="0" distB="0" distL="114300" distR="114300" simplePos="0" relativeHeight="251693056" behindDoc="0" locked="0" layoutInCell="1" allowOverlap="1" wp14:anchorId="6F6D3270" wp14:editId="6FCB8D3E">
+              <wp:anchor distT="0" distB="0" distL="114300" distR="114300" simplePos="0" relativeHeight="251693056" behindDoc="0" locked="0" layoutInCell="1" allowOverlap="1" wp14:anchorId="6F6D3270" wp14:editId="4B440CA1">
                 <wp:simplePos x="0" y="0"/>
                 <wp:positionH relativeFrom="column">
                   <wp:posOffset>1655445</wp:posOffset>
@@ -15004,6 +14486,7 @@
   <w:style w:type="character" w:default="1" w:styleId="a0">
     <w:name w:val="Default Paragraph Font"/>
     <w:uiPriority w:val="1"/>
+    <w:semiHidden/>
     <w:unhideWhenUsed/>
   </w:style>
   <w:style w:type="table" w:default="1" w:styleId="a1">
